--- a/chapter2_revised.docx
+++ b/chapter2_revised.docx
@@ -54,7 +54,6 @@
           <w:sz w:val="32"/>
           <w:szCs w:val="32"/>
         </w:rPr>
-        <w:lastRenderedPageBreak/>
         <w:t>۲-۱ مقدمه</w:t>
       </w:r>
     </w:p>
@@ -135,19 +134,19 @@
         <w:rPr>
           <w:rtl/>
         </w:rPr>
-        <w:t>این بخش، ستون فقرات نظری پژوهش حاضر را می‌سازد. نعیم و همکاران (۲۰۲۳)</w:t>
-      </w:r>
-      <w:r>
-        <w:rPr>
-          <w:rStyle w:val="FootnoteReference"/>
-        </w:rPr>
-        <w:footnoteReference w:id="1"/>
-      </w:r>
-      <w:r>
-        <w:rPr>
-          <w:rtl/>
-        </w:rPr>
-        <w:t xml:space="preserve"> در راهنمای روش‌شناختی خود برای تحلیل مضمون، تأکید کرده‌اند که مرور نظام‌مند مبانی نظری پیش از ورود به میدان، چارچوبی مفهومی فراهم می‌آورد که تفسیر داده‌های کیفی را غنی‌تر می‌کند، بدون آنکه مقوله‌های از پیش تعیین‌شده‌ای را بر داده تحمیل کند. بر همین اساس، این بخش در شش زیربخش سازمان‌دهی شده است: نخست، تعریف فروش و عملکرد آن؛ دوم، نظریه‌های تبیین‌کننده عملکرد فروش؛ سوم، مفهوم و ماهیت چالش‌های فروش؛ چهارم، جایگاه شرکت تک‌محصولی در ادبیات مدیریت استراتژیک؛ پنجم، ویژگی‌های خاص صنعت مواد غذایی؛ و ششم، جمع‌بندی این مبانی در قالب چارچوبی یکپارچه.</w:t>
+        <w:t xml:space="preserve">این بخش، ستون فقرات نظری پژوهش حاضر را می‌سازد. </w:t>
+      </w:r>
+      <w:r>
+        <w:rPr>
+          <w:rtl/>
+        </w:rPr>
+        <w:t xml:space="preserve">در پژوهش اکتشافی، مرور نظام‌مند مبانی نظری پیش از ورود به میدان، چارچوبی مفهومی فراهم می‌آورد که تفسیر داده‌های کیفی را غنی‌تر می‌کند، بدون آنکه مقوله‌های از پیش تعیین‌شده‌ای را بر داده تحمیل کند</w:t>
+      </w:r>
+      <w:r>
+        <w:rPr>
+          <w:rtl/>
+        </w:rPr>
+        <w:t xml:space="preserve">. بر همین اساس، این بخش در شش زیربخش سازمان‌دهی شده است: نخست، تعریف فروش و عملکرد آن؛ دوم، نظریه‌های تبیین‌کننده عملکرد فروش؛ سوم، مفهوم و ماهیت چالش‌های فروش؛ چهارم، جایگاه شرکت تک‌محصولی در ادبیات مدیریت استراتژیک؛ پنجم، ویژگی‌های خاص صنعت مواد غذایی؛ و ششم، جمع‌بندی این مبانی در قالب چارچوبی یکپارچه.</w:t>
       </w:r>
     </w:p>
     <w:p>
@@ -159,7 +158,6 @@
         <w:jc w:val="lowKashida"/>
       </w:pPr>
       <w:r>
-        <w:lastRenderedPageBreak/>
         <w:t>۲-۲-۱ مفهوم فروش</w:t>
       </w:r>
     </w:p>
@@ -465,64 +463,26 @@
           <w:rFonts w:hint="cs"/>
           <w:rtl/>
         </w:rPr>
-        <w:t>کاتلر</w:t>
-      </w:r>
-      <w:r>
-        <w:rPr>
-          <w:rtl/>
-        </w:rPr>
-        <w:t xml:space="preserve"> </w:t>
-      </w:r>
-      <w:r>
-        <w:rPr>
-          <w:rFonts w:hint="cs"/>
-          <w:rtl/>
-        </w:rPr>
-        <w:t>و</w:t>
-      </w:r>
-      <w:r>
-        <w:rPr>
-          <w:rtl/>
-        </w:rPr>
-        <w:t xml:space="preserve"> </w:t>
-      </w:r>
-      <w:r>
-        <w:rPr>
-          <w:rFonts w:hint="cs"/>
-          <w:rtl/>
-        </w:rPr>
-        <w:t>کلر</w:t>
-      </w:r>
-      <w:r>
-        <w:rPr>
-          <w:rtl/>
-        </w:rPr>
-        <w:t xml:space="preserve"> (</w:t>
-      </w:r>
-      <w:r>
-        <w:rPr>
-          <w:rFonts w:hint="cs"/>
-          <w:rtl/>
-        </w:rPr>
-        <w:t>۲۰۱۶</w:t>
-      </w:r>
-      <w:r>
-        <w:rPr>
-          <w:rtl/>
-        </w:rPr>
-        <w:t>)</w:t>
+        <w:t xml:space="preserve">کاتلر و کلر (۲۰۱۶)</w:t>
       </w:r>
       <w:r>
         <w:rPr>
           <w:rStyle w:val="FootnoteReference"/>
         </w:rPr>
-        <w:footnoteReference w:id="2"/>
-      </w:r>
-      <w:r>
-        <w:rPr>
-          <w:rtl/>
-        </w:rPr>
-        <w:t xml:space="preserve"> عملکرد فروش را تابعی از توانایی بنگاه در شناخت نیاز مشتری، ارائه ارزش متمایز و مدیریت همزمان چهار عنصر محصول، قیمت، توزیع و ترویج می‌دانند. این عملکرد به عنوان شاخصی برای سنجش میزان موفقیت بنگاه در تحقق اهداف فروش، ابعاد گوناگونی از جمله حجم فروش، رشد فروش، سهم بازار، حاشیه سود فروش، هزینه به دست آوردن مشتری، نرخ حفظ مشتری و رضایت مشتری دارد. در بنگاه‌های بزرگ چندمحصولی، ضعف در یک بُعد می‌تواند با قوت در بُعد دیگر جبران شود؛ اما در بنگاه تک‌محصولی، هر یک از این ابعاد مستقیماً با کل کسب‌وکار گره خورده است.</w:t>
+        <w:footnoteReference w:id="1"/>
+      </w:r>
+      <w:r>
+        <w:rPr>
+          <w:rFonts w:hint="cs"/>
+          <w:rtl/>
+        </w:rPr>
+        <w:t xml:space="preserve"> بازاریابی را فرایند شناخت نیاز مشتری، خلق و ارائه ارزش و مدیریت آمیخته بازاریابی شامل چهار عنصر محصول، قیمت، توزیع و ترویج می‌دانند؛ بر این پایه، در پژوهش حاضر عملکرد فروش پیامد توانایی بنگاه در همین سه کار تلقی می‌شود</w:t>
+      </w:r>
+      <w:r>
+        <w:rPr>
+          <w:rtl/>
+        </w:rPr>
+        <w:t xml:space="preserve">. این عملکرد به عنوان شاخصی برای سنجش میزان موفقیت بنگاه در تحقق اهداف فروش، ابعاد گوناگونی از جمله حجم فروش، رشد فروش، سهم بازار، حاشیه سود فروش، هزینه به دست آوردن مشتری، نرخ حفظ مشتری و رضایت مشتری دارد. در بنگاه‌های بزرگ چندمحصولی، ضعف در یک بُعد می‌تواند با قوت در بُعد دیگر جبران شود؛ اما در بنگاه تک‌محصولی، هر یک از این ابعاد مستقیماً با کل کسب‌وکار گره خورده است.</w:t>
       </w:r>
     </w:p>
     <w:p>
@@ -547,19 +507,25 @@
         <w:rPr>
           <w:rtl/>
         </w:rPr>
-        <w:t>از منظر تاریخی، مفهوم فروش از رویکرد تولیدمحور که تمرکز اصلی بر افزایش حجم تولید داشت، به رویکرد مشتری‌محور که محور آن شناخت و پاسخ به نیاز بازار است، تحول یافته است. کاتلر و کلر (۲۰۱۶)</w:t>
+        <w:t xml:space="preserve">از منظر تاریخی، مفهوم فروش از رویکرد تولیدمحور که تمرکز اصلی بر افزایش حجم تولید داشت، به رویکرد مشتری‌محور که محور آن شناخت و پاسخ به نیاز بازار است، تحول یافته است. </w:t>
+      </w:r>
+      <w:r>
+        <w:rPr>
+          <w:rtl/>
+        </w:rPr>
+        <w:t xml:space="preserve">این گذار از مفاهیم بنیادین بازاریابی نوین به شمار می‌رود (کاتلر و کلر، ۲۰۱۶)</w:t>
       </w:r>
       <w:r>
         <w:rPr>
           <w:rStyle w:val="FootnoteReference"/>
         </w:rPr>
-        <w:footnoteReference w:id="3"/>
-      </w:r>
-      <w:r>
-        <w:rPr>
-          <w:rtl/>
-        </w:rPr>
-        <w:t xml:space="preserve"> این گذار را سنگ‌بنای بازاریابی نوین می‌دانند. برای بنگاه تک‌محصولی، این گذار اهمیتی دوچندان دارد: چون امکان جبران ضعف شناخت بازار از طریق تنوع محصول وجود ندارد، دقت در شناخت نیاز مشتری به شرط بقا بدل می‌شود، نه صرفاً یک مزیت رقابتی اختیاری.</w:t>
+        <w:footnoteReference w:id="2"/>
+      </w:r>
+      <w:r>
+        <w:rPr>
+          <w:rtl/>
+        </w:rPr>
+        <w:t xml:space="preserve">. برای بنگاه تک‌محصولی، این گذار اهمیتی دوچندان دارد: چون امکان جبران ضعف شناخت بازار از طریق تنوع محصول وجود ندارد، دقت در شناخت نیاز مشتری به شرط بقا بدل می‌شود، نه صرفاً یک مزیت رقابتی اختیاری.</w:t>
       </w:r>
     </w:p>
     <w:p>
@@ -577,7 +543,6 @@
         <w:rPr>
           <w:rtl/>
         </w:rPr>
-        <w:lastRenderedPageBreak/>
         <w:t xml:space="preserve">است. از منظر ساختار کانال نیز، بنگاه‌های این صنعت معمولاً میان دو مسیر عمده </w:t>
       </w:r>
       <w:r>
@@ -974,13 +939,25 @@
         <w:rPr>
           <w:rStyle w:val="FootnoteReference"/>
         </w:rPr>
-        <w:footnoteReference w:id="4"/>
-      </w:r>
-      <w:r>
-        <w:rPr>
-          <w:rtl/>
-        </w:rPr>
-        <w:t xml:space="preserve"> با بررسی تجربی نشان دادند که ناکارآمدی کانال توزیع و قیمت‌گذاری نامناسب، از عوامل تعیین‌کننده نوسان حجم فروش به شمار می‌روند؛ بنگاه تک‌محصولی، به دلیل محدودیت منابع برای ایجاد شبکه فروش مستقیم گسترده، در عمل اغلب به واسطه‌های توزیع وابسته است، وابستگی‌ای که کنترل بنگاه بر قیمت نهایی و تجربه مصرف‌کننده را کاهش می‌دهد و یکی دیگر از ریشه‌های آسیب‌پذیری ساختاری این بنگاه‌ها به شمار می‌رود.</w:t>
+        <w:footnoteReference w:id="3"/>
+      </w:r>
+      <w:r>
+        <w:rPr>
+          <w:rtl/>
+        </w:rPr>
+        <w:t xml:space="preserve"> </w:t>
+      </w:r>
+      <w:r>
+        <w:rPr>
+          <w:rtl/>
+        </w:rPr>
+        <w:t xml:space="preserve">در پژوهشی تجربی بر بیست هتل ستاره‌دار جاکارتا نشان دادند که کانال توزیع و قیمت، هر یک بر بهبود حجم فروش اثر مستقیم دارند</w:t>
+      </w:r>
+      <w:r>
+        <w:rPr>
+          <w:rtl/>
+        </w:rPr>
+        <w:t xml:space="preserve">؛ بنگاه تک‌محصولی، به دلیل محدودیت منابع برای ایجاد شبکه فروش مستقیم گسترده، در عمل اغلب به واسطه‌های توزیع وابسته است، وابستگی‌ای که کنترل بنگاه بر قیمت نهایی و تجربه مصرف‌کننده را کاهش می‌دهد و یکی دیگر از ریشه‌های آسیب‌پذیری ساختاری این بنگاه‌ها به شمار می‌رود.</w:t>
       </w:r>
     </w:p>
     <w:p>
@@ -992,31 +969,43 @@
         <w:rPr>
           <w:rtl/>
         </w:rPr>
-        <w:t>سنجش عملکرد فروش نیز در عمل با چالش‌هایی همراه است که کمتر در ادبیات نظری به آن پرداخته می‌شود. ویلیامز و آرون (۲۰۱۸)</w:t>
+        <w:t xml:space="preserve">سنجش عملکرد فروش نیز در عمل با چالش‌هایی همراه است که کمتر در ادبیات نظری به آن پرداخته می‌شود. </w:t>
+      </w:r>
+      <w:r>
+        <w:rPr>
+          <w:rtl/>
+        </w:rPr>
+        <w:t xml:space="preserve">در بنگاه‌های کوچک، به‌ویژه در اقتصادهای در حال توسعه، اغلب سامانه رسمی و مستندی برای ثبت و تحلیل داده‌های فروش وجود ندارد و تصمیمات بر پایه برآورد ذهنی مدیر اتخاذ می‌شود</w:t>
+      </w:r>
+      <w:r>
+        <w:rPr>
+          <w:rtl/>
+        </w:rPr>
+        <w:t xml:space="preserve">؛ کاستی‌ای که پیش از آنکه خود یک چالش فروش باشد، مانعی برای تشخیص دقیق سایر چالش‌هاست. اعتماد مصرف‌کننده، به‌ویژه در صنعتی که مستقیماً با سلامت خانوار پیوند دارد، لایه دیگری از عملکرد فروش است که فراتر از شاخص‌های متعارف قرار می‌گیرد؛ </w:t>
+      </w:r>
+      <w:r>
+        <w:rPr>
+          <w:rtl/>
+        </w:rPr>
+        <w:t xml:space="preserve">الزامات ایمنی و نظارتی مواد غذایی، که مانگلا و همکاران (۲۰۲۱)</w:t>
       </w:r>
       <w:r>
         <w:rPr>
           <w:rStyle w:val="FootnoteReference"/>
         </w:rPr>
-        <w:footnoteReference w:id="5"/>
-      </w:r>
-      <w:r>
-        <w:rPr>
-          <w:rtl/>
-        </w:rPr>
-        <w:t xml:space="preserve"> نشان دادند که بسیاری از بنگاه‌های کوچک، به‌ویژه در کشورهای در حال توسعه، سامانه رسمی و مستندی برای ثبت و تحلیل داده‌های فروش ندارند و تصمیمات را بر پایه برآورد ذهنی مدیر اتخاذ می‌کنند؛ کاستی‌ای که پیش از آنکه خود یک چالش فروش باشد، مانعی برای تشخیص دقیق سایر چالش‌هاست. اعتماد مصرف‌کننده، به‌ویژه در صنعتی که مستقیماً با سلامت خانوار پیوند دارد، لایه دیگری از عملکرد فروش است که فراتر از شاخص‌های متعارف قرار می‌گیرد؛ مانگلا و همکاران (۲۰۲۱)</w:t>
-      </w:r>
-      <w:r>
-        <w:rPr>
-          <w:rStyle w:val="FootnoteReference"/>
-        </w:rPr>
-        <w:footnoteReference w:id="6"/>
-      </w:r>
-      <w:r>
-        <w:rPr>
-          <w:rtl/>
-        </w:rPr>
-        <w:t xml:space="preserve"> نشان دادند که الزامات بهداشتی و اعتماد مصرف‌کننده به ایمنی محصول، از تعیین‌کننده‌های اصلی رفتار خرید در صنعت مواد غذایی است؛ برای بنگاه تک‌محصولی که هنوز اعتماد برند تثبیت‌شده‌ای نساخته، جلب این اعتماد اولیه، پیش‌نیاز هر تلاش دیگری برای بهبود عملکرد فروش است.</w:t>
+        <w:footnoteReference w:id="4"/>
+      </w:r>
+      <w:r>
+        <w:rPr>
+          <w:rtl/>
+        </w:rPr>
+        <w:t xml:space="preserve"> چالش‌های ابتکارات مربوط به آن را در یک اقتصاد نوظهور بررسی کرده‌اند، زمینه این اعتماد را شکل می‌دهند</w:t>
+      </w:r>
+      <w:r>
+        <w:rPr>
+          <w:rtl/>
+        </w:rPr>
+        <w:t xml:space="preserve">؛ برای بنگاه تک‌محصولی که هنوز اعتماد برند تثبیت‌شده‌ای نساخته، جلب این اعتماد اولیه، پیش‌نیاز هر تلاش دیگری برای بهبود عملکرد فروش است.</w:t>
       </w:r>
     </w:p>
     <w:p>
@@ -1034,7 +1023,7 @@
         <w:rPr>
           <w:rStyle w:val="FootnoteReference"/>
         </w:rPr>
-        <w:footnoteReference w:id="7"/>
+        <w:footnoteReference w:id="5"/>
       </w:r>
       <w:r>
         <w:rPr>
@@ -1052,20 +1041,31 @@
         <w:rPr>
           <w:rtl/>
         </w:rPr>
-        <w:lastRenderedPageBreak/>
         <w:t>قیمت‌گذاری نیز یکی از ارکان سنتی عملکرد فروش است که در صنعت مواد غذایی ماهیتی خاص می‌یابد. سوریاتی و لوسیه (۲۰۲۲)</w:t>
       </w:r>
       <w:r>
         <w:rPr>
           <w:rStyle w:val="FootnoteReference"/>
         </w:rPr>
-        <w:footnoteReference w:id="8"/>
-      </w:r>
-      <w:r>
-        <w:rPr>
-          <w:rtl/>
-        </w:rPr>
-        <w:t xml:space="preserve"> نشان دادند که قیمت و کانال توزیع، دو عامل به‌هم‌پیوسته‌اند: تصمیم قیمت‌گذاری بدون در نظر گرفتن ساختار کانال توزیع، نمی‌تواند حجم فروش را به‌طور پایدار بهبود بخشد. در صنعت مواد غذایی، که حساسیت مصرف‌کننده به قیمت معمولاً بالاست، این پیوند میان قیمت و توزیع برای بنگاه تک‌محصولی که قدرت چانه‌زنی محدودی با واسطه‌های توزیع دارد، چالشی مضاعف ایجاد می‌کند.</w:t>
+        <w:footnoteReference w:id="6"/>
+      </w:r>
+      <w:r>
+        <w:rPr>
+          <w:rtl/>
+        </w:rPr>
+        <w:t xml:space="preserve"> </w:t>
+      </w:r>
+      <w:r>
+        <w:rPr>
+          <w:rtl/>
+        </w:rPr>
+        <w:t xml:space="preserve">نشان دادند که قیمت و کانال توزیع هر دو بر بهبود حجم فروش اثر مستقیم دارند. بر این پایه می‌توان استدلال کرد که تصمیم قیمت‌گذاری بدون در نظر گرفتن ساختار کانال توزیع، نمی‌تواند حجم فروش را به‌طور پایدار بهبود بخشد</w:t>
+      </w:r>
+      <w:r>
+        <w:rPr>
+          <w:rtl/>
+        </w:rPr>
+        <w:t xml:space="preserve">. در صنعت مواد غذایی، که حساسیت مصرف‌کننده به قیمت معمولاً بالاست، این پیوند میان قیمت و توزیع برای بنگاه تک‌محصولی که قدرت چانه‌زنی محدودی با واسطه‌های توزیع دارد، چالشی مضاعف ایجاد می‌کند.</w:t>
       </w:r>
     </w:p>
     <w:p>
@@ -1077,19 +1077,19 @@
         <w:rPr>
           <w:rtl/>
         </w:rPr>
-        <w:t>ترویج و ارتباطات بازاریابی، آخرین عنصر از آمیخته سنتی بازاریابی است که در این بخش بررسی می‌شود. تانئو و همکاران (۲۰۲۲)</w:t>
-      </w:r>
-      <w:r>
-        <w:rPr>
-          <w:rStyle w:val="FootnoteReference"/>
-        </w:rPr>
-        <w:footnoteReference w:id="9"/>
-      </w:r>
-      <w:r>
-        <w:rPr>
-          <w:rtl/>
-        </w:rPr>
-        <w:t xml:space="preserve"> نشان دادند که بسیاری از مدیران بنگاه‌های کوچک صنعت غذایی، دانش کافی برای طراحی و اجرای برنامه‌های ترویجی ساختاریافته ندارند و این فعالیت را بیشتر به‌صورت موردی و واکنشی انجام می‌دهند. برای بنگاه تک‌محصولی که بودجه بازاریابی محدودتری نیز دارد، نبود برنامه‌ریزی منسجم ترویجی، اثر هر واحد هزینه تبلیغاتی را کاهش می‌دهد.</w:t>
+        <w:t xml:space="preserve">ترویج و ارتباطات بازاریابی، آخرین عنصر از آمیخته سنتی بازاریابی است که در این بخش بررسی می‌شود. </w:t>
+      </w:r>
+      <w:r>
+        <w:rPr>
+          <w:rtl/>
+        </w:rPr>
+        <w:t xml:space="preserve">در بنگاه‌های کوچک، ترویج اغلب به‌صورت موردی و واکنشی انجام می‌شود و برنامه‌ریزی ساختاریافته‌ای ندارد</w:t>
+      </w:r>
+      <w:r>
+        <w:rPr>
+          <w:rtl/>
+        </w:rPr>
+        <w:t xml:space="preserve">. برای بنگاه تک‌محصولی که بودجه بازاریابی محدودتری نیز دارد، نبود برنامه‌ریزی منسجم ترویجی، اثر هر واحد هزینه تبلیغاتی را کاهش می‌دهد.</w:t>
       </w:r>
     </w:p>
     <w:p>
@@ -1119,215 +1119,19 @@
         <w:rPr>
           <w:rStyle w:val="FootnoteReference"/>
         </w:rPr>
-        <w:footnoteReference w:id="10"/>
-      </w:r>
-      <w:r>
-        <w:rPr>
-          <w:rtl/>
-        </w:rPr>
-        <w:t xml:space="preserve"> در مرور نظام‌مند این ادبیات نشان دادند که قابلیت‌های پویا </w:t>
-      </w:r>
-      <w:r>
-        <w:rPr>
-          <w:rFonts w:hint="cs"/>
-          <w:rtl/>
-        </w:rPr>
-        <w:t>یعنی</w:t>
-      </w:r>
-      <w:r>
-        <w:rPr>
-          <w:rtl/>
-        </w:rPr>
-        <w:t xml:space="preserve"> </w:t>
-      </w:r>
-      <w:r>
-        <w:rPr>
-          <w:rFonts w:hint="cs"/>
-          <w:rtl/>
-        </w:rPr>
-        <w:t>توان</w:t>
-      </w:r>
-      <w:r>
-        <w:rPr>
-          <w:rtl/>
-        </w:rPr>
-        <w:t xml:space="preserve"> </w:t>
-      </w:r>
-      <w:r>
-        <w:rPr>
-          <w:rFonts w:hint="cs"/>
-          <w:rtl/>
-        </w:rPr>
-        <w:t>بنگاه</w:t>
-      </w:r>
-      <w:r>
-        <w:rPr>
-          <w:rtl/>
-        </w:rPr>
-        <w:t xml:space="preserve"> </w:t>
-      </w:r>
-      <w:r>
-        <w:rPr>
-          <w:rFonts w:hint="cs"/>
-          <w:rtl/>
-        </w:rPr>
-        <w:t>در</w:t>
-      </w:r>
-      <w:r>
-        <w:rPr>
-          <w:rtl/>
-        </w:rPr>
-        <w:t xml:space="preserve"> </w:t>
-      </w:r>
-      <w:r>
-        <w:rPr>
-          <w:rFonts w:hint="cs"/>
-          <w:rtl/>
-        </w:rPr>
-        <w:t>بازپیکربندی</w:t>
-      </w:r>
-      <w:r>
-        <w:rPr>
-          <w:rtl/>
-        </w:rPr>
-        <w:t xml:space="preserve"> </w:t>
-      </w:r>
-      <w:r>
-        <w:rPr>
-          <w:rFonts w:hint="cs"/>
-          <w:rtl/>
-        </w:rPr>
-        <w:t>مستمر</w:t>
-      </w:r>
-      <w:r>
-        <w:rPr>
-          <w:rtl/>
-        </w:rPr>
-        <w:t xml:space="preserve"> </w:t>
-      </w:r>
-      <w:r>
-        <w:rPr>
-          <w:rFonts w:hint="cs"/>
-          <w:rtl/>
-        </w:rPr>
-        <w:t>منابع</w:t>
-      </w:r>
-      <w:r>
-        <w:rPr>
-          <w:rtl/>
-        </w:rPr>
-        <w:t xml:space="preserve"> </w:t>
-      </w:r>
-      <w:r>
-        <w:rPr>
-          <w:rFonts w:hint="cs"/>
-          <w:rtl/>
-        </w:rPr>
-        <w:t>خود</w:t>
-      </w:r>
-      <w:r>
-        <w:rPr>
-          <w:rtl/>
-        </w:rPr>
-        <w:t xml:space="preserve"> </w:t>
-      </w:r>
-      <w:r>
-        <w:rPr>
-          <w:rFonts w:hint="cs"/>
-          <w:rtl/>
-        </w:rPr>
-        <w:t>امروزه</w:t>
-      </w:r>
-      <w:r>
-        <w:rPr>
-          <w:rtl/>
-        </w:rPr>
-        <w:t xml:space="preserve"> </w:t>
-      </w:r>
-      <w:r>
-        <w:rPr>
-          <w:rFonts w:hint="cs"/>
-          <w:rtl/>
-        </w:rPr>
-        <w:t>مکمل</w:t>
-      </w:r>
-      <w:r>
-        <w:rPr>
-          <w:rtl/>
-        </w:rPr>
-        <w:t xml:space="preserve"> </w:t>
-      </w:r>
-      <w:r>
-        <w:rPr>
-          <w:rFonts w:hint="cs"/>
-          <w:rtl/>
-        </w:rPr>
-        <w:t>ضروری</w:t>
-      </w:r>
-      <w:r>
-        <w:rPr>
-          <w:rtl/>
-        </w:rPr>
-        <w:t xml:space="preserve"> </w:t>
-      </w:r>
-      <w:r>
-        <w:rPr>
-          <w:rFonts w:hint="cs"/>
-          <w:rtl/>
-        </w:rPr>
-        <w:t>شایستگی</w:t>
-      </w:r>
-      <w:r>
-        <w:rPr>
-          <w:rtl/>
-        </w:rPr>
-        <w:t xml:space="preserve"> </w:t>
-      </w:r>
-      <w:r>
-        <w:rPr>
-          <w:rFonts w:hint="cs"/>
-          <w:rtl/>
-        </w:rPr>
-        <w:t>محوری</w:t>
-      </w:r>
-      <w:r>
-        <w:rPr>
-          <w:rtl/>
-        </w:rPr>
-        <w:t xml:space="preserve"> </w:t>
-      </w:r>
-      <w:r>
-        <w:rPr>
-          <w:rFonts w:hint="cs"/>
-          <w:rtl/>
-        </w:rPr>
-        <w:t>به</w:t>
-      </w:r>
-      <w:r>
-        <w:rPr>
-          <w:rtl/>
-        </w:rPr>
-        <w:t xml:space="preserve"> </w:t>
-      </w:r>
-      <w:r>
-        <w:rPr>
-          <w:rFonts w:hint="cs"/>
-          <w:rtl/>
-        </w:rPr>
-        <w:t>شمار</w:t>
-      </w:r>
-      <w:r>
-        <w:rPr>
-          <w:rtl/>
-        </w:rPr>
-        <w:t xml:space="preserve"> </w:t>
-      </w:r>
-      <w:r>
-        <w:rPr>
-          <w:rFonts w:hint="cs"/>
-          <w:rtl/>
-        </w:rPr>
-        <w:t>می‌روند</w:t>
+        <w:footnoteReference w:id="7"/>
+      </w:r>
+      <w:r>
+        <w:rPr>
+          <w:rtl/>
+        </w:rPr>
+        <w:t xml:space="preserve"> </w:t>
+      </w:r>
+      <w:r>
+        <w:rPr>
+          <w:rtl/>
+        </w:rPr>
+        <w:t xml:space="preserve">در مرور نظام‌مند ۴۶ مقاله درباره این دیدگاه و قابلیت‌های پویا، پنج مضمون منبع‌محور (منابع دانشی، انسانی، فیزیکی، فناورانه و سازمانی) و چهار مضمون قابلیت پویا (قابلیت‌های بازاریابی، عملیاتی، نوآورانه و اتحاد و یکپارچه‌سازی) را شناسایی کردند. قابلیت‌های پویا، یعنی توان بنگاه در بازپیکربندی مستمر منابع خود، را می‌توان مکمل شایستگی محوری دانست</w:t>
       </w:r>
       <w:r>
         <w:rPr>
@@ -1403,19 +1207,30 @@
         <w:rPr>
           <w:rStyle w:val="FootnoteReference"/>
         </w:rPr>
-        <w:footnoteReference w:id="11"/>
-      </w:r>
-      <w:r>
-        <w:rPr>
-          <w:rtl/>
-        </w:rPr>
-        <w:t xml:space="preserve"> در بازخوانی اخیر خود، کاربرد آن را حتی در فضای رقابتی امروز همچنان معتبر ارزیابی کرده‌اند. اهمیت این چارچوب برای پژوهش حاضر در آن است که دست‌کم </w:t>
-      </w:r>
-      <w:r>
-        <w:rPr>
-          <w:rtl/>
-        </w:rPr>
-        <w:lastRenderedPageBreak/>
+        <w:footnoteReference w:id="8"/>
+      </w:r>
+      <w:r>
+        <w:rPr>
+          <w:rtl/>
+        </w:rPr>
+        <w:t xml:space="preserve"> </w:t>
+      </w:r>
+      <w:r>
+        <w:rPr>
+          <w:rtl/>
+        </w:rPr>
+        <w:t xml:space="preserve">در مقاله‌ای کاربردی، راهنمایی عملی برای به‌کارگیری آن در تدوین راهبرد ارائه کرده‌اند</w:t>
+      </w:r>
+      <w:r>
+        <w:rPr>
+          <w:rtl/>
+        </w:rPr>
+        <w:t xml:space="preserve">. اهمیت این چارچوب برای پژوهش حاضر در آن است که دست‌کم </w:t>
+      </w:r>
+      <w:r>
+        <w:rPr>
+          <w:rtl/>
+        </w:rPr>
         <w:t>سه نیرو از این پنج نیرو، در بنگاه تک‌محصولی شدت بیشتری می‌یابند: تهدید محصولات جایگزین، قدرت چانه‌زنی خریدار در برابر عرضه‌کننده تک‌قلم، و قدرت تأمین‌کنندگانی که بنگاه نمی‌تواند خریدش را میانشان توزیع کند.</w:t>
       </w:r>
     </w:p>
@@ -1434,13 +1249,25 @@
         <w:rPr>
           <w:rStyle w:val="FootnoteReference"/>
         </w:rPr>
-        <w:footnoteReference w:id="12"/>
-      </w:r>
-      <w:r>
-        <w:rPr>
-          <w:rtl/>
-        </w:rPr>
-        <w:t xml:space="preserve"> عملکرد فروش را نتیجه توانایی بنگاه در شناخت نیاز مشتری، ارائه ارزش متمایز و مدیریت آمیخته بازاریابی می‌دانند. این سه لایه رقیب یکدیگر نیستند بلکه مکمل‌اند و در قالب یک سلسله‌مراتب علّی نیز قابل مشاهده‌اند: قابلیت‌های درونی بنگاه (لایه منبع‌محور) تعیین می‌کند که بنگاه تا چه حد می‌تواند در برابر فشارهای صنعت (لایه رقابت‌محور) مقاومت کند، و این مقاومت در نهایت در توان بنگاه برای پاسخ به نیاز مشتری (لایه مشتری‌محور) بازتاب می‌یابد. در بنگاه تک‌محصولی، ضعف در هر یک از این حلقه‌ها به سرعت به حلقه‌های دیگر سرایت می‌کند، زیرا هیچ خط محصول جایگزینی برای جذب شوک وجود ندارد. پیامد روش‌شناختی این سه‌لایه‌بودن آن است که شناسایی چالش‌های فروش در پژوهش حاضر نباید به یک سطح واحد محدود شود، بلکه باید هم ظرفیت‌های درونی بنگاه، هم فشارهای ساختار صنعت و هم پویایی رفتار مشتری را پوشش دهد. وزن نسبی هر یک از این سه لایه نیز میان صنایع مختلف ثابت نیست؛ پرسشی که پاسخ آن را نمی‌توان از پیش و بدون مراجعه به تجربه زیسته فعالان صنعت مواد غذایی ایران تعیین کرد.</w:t>
+        <w:footnoteReference w:id="9"/>
+      </w:r>
+      <w:r>
+        <w:rPr>
+          <w:rtl/>
+        </w:rPr>
+        <w:t xml:space="preserve"> </w:t>
+      </w:r>
+      <w:r>
+        <w:rPr>
+          <w:rtl/>
+        </w:rPr>
+        <w:t xml:space="preserve">بازاریابی را فرایند شناخت نیاز مشتری، خلق و ارائه ارزش و مدیریت آمیخته بازاریابی می‌دانند؛ از این منظر، عملکرد فروش نتیجه توانایی بنگاه در همین سه کار است</w:t>
+      </w:r>
+      <w:r>
+        <w:rPr>
+          <w:rtl/>
+        </w:rPr>
+        <w:t xml:space="preserve">. این سه لایه رقیب یکدیگر نیستند بلکه مکمل‌اند و در قالب یک سلسله‌مراتب علّی نیز قابل مشاهده‌اند: قابلیت‌های درونی بنگاه (لایه منبع‌محور) تعیین می‌کند که بنگاه تا چه حد می‌تواند در برابر فشارهای صنعت (لایه رقابت‌محور) مقاومت کند، و این مقاومت در نهایت در توان بنگاه برای پاسخ به نیاز مشتری (لایه مشتری‌محور) بازتاب می‌یابد. در بنگاه تک‌محصولی، ضعف در هر یک از این حلقه‌ها به سرعت به حلقه‌های دیگر سرایت می‌کند، زیرا هیچ خط محصول جایگزینی برای جذب شوک وجود ندارد. پیامد روش‌شناختی این سه‌لایه‌بودن آن است که شناسایی چالش‌های فروش در پژوهش حاضر نباید به یک سطح واحد محدود شود، بلکه باید هم ظرفیت‌های درونی بنگاه، هم فشارهای ساختار صنعت و هم پویایی رفتار مشتری را پوشش دهد. وزن نسبی هر یک از این سه لایه نیز میان صنایع مختلف ثابت نیست؛ پرسشی که پاسخ آن را نمی‌توان از پیش و بدون مراجعه به تجربه زیسته فعالان صنعت مواد غذایی ایران تعیین کرد.</w:t>
       </w:r>
     </w:p>
     <w:p>
@@ -1458,13 +1285,25 @@
         <w:rPr>
           <w:rStyle w:val="FootnoteReference"/>
         </w:rPr>
-        <w:footnoteReference w:id="13"/>
-      </w:r>
-      <w:r>
-        <w:rPr>
-          <w:rtl/>
-        </w:rPr>
-        <w:t xml:space="preserve"> نشان دادند که قابلیت‌های پویا، به‌ویژه در کنار یادگیری سازمانی، توان بنگاه کوچک را برای بازآرایی هم‌زمان منابع درونی (لایه منبع‌محور) و پاسخ به تحولات محیط رقابتی (لایه رقابت‌محور) افزایش می‌دهد. این یافته نشان می‌دهد که سه لایه نظری این بخش، نه ایستا بلکه در تعامل پویا با یکدیگر قرار دارند و توان بنگاه برای یکپارچه‌سازی آن‌ها، خود یک قابلیت راهبردی به شمار می‌رود.</w:t>
+        <w:footnoteReference w:id="10"/>
+      </w:r>
+      <w:r>
+        <w:rPr>
+          <w:rtl/>
+        </w:rPr>
+        <w:t xml:space="preserve"> </w:t>
+      </w:r>
+      <w:r>
+        <w:rPr>
+          <w:rtl/>
+        </w:rPr>
+        <w:t xml:space="preserve">نشان دادند که قابلیت‌های پویا از مسیر نوآوری به مزیت رقابتی پایدار بنگاه‌های کوچک و متوسط می‌انجامد و ظرفیت یادگیری سازمانی بالاتر، پیامدهای نوآورانه این قابلیت‌ها را تقویت می‌کند. این یافته را می‌توان چنین خواند که قابلیت‌های درونی بنگاه (لایه منبع‌محور) و مزیت آن در رقابت (لایه رقابت‌محور) ایستا نیستند، بلکه در تعامل پویا با یکدیگر قرار دارند</w:t>
+      </w:r>
+      <w:r>
+        <w:rPr>
+          <w:rtl/>
+        </w:rPr>
+        <w:t xml:space="preserve"> و توان بنگاه برای یکپارچه‌سازی آن‌ها، خود یک قابلیت راهبردی به شمار می‌رود.</w:t>
       </w:r>
     </w:p>
     <w:p>
@@ -1612,71 +1451,13 @@
           <w:rFonts w:hint="cs"/>
           <w:rtl/>
         </w:rPr>
-        <w:t>نعیم</w:t>
-      </w:r>
-      <w:r>
-        <w:rPr>
-          <w:rtl/>
-        </w:rPr>
-        <w:t xml:space="preserve"> </w:t>
-      </w:r>
-      <w:r>
-        <w:rPr>
-          <w:rFonts w:hint="cs"/>
-          <w:rtl/>
-        </w:rPr>
-        <w:t>و</w:t>
-      </w:r>
-      <w:r>
-        <w:rPr>
-          <w:rtl/>
-        </w:rPr>
-        <w:t xml:space="preserve"> </w:t>
-      </w:r>
-      <w:r>
-        <w:rPr>
-          <w:rFonts w:hint="cs"/>
-          <w:rtl/>
-        </w:rPr>
-        <w:t>همکاران</w:t>
-      </w:r>
-      <w:r>
-        <w:rPr>
-          <w:rtl/>
-        </w:rPr>
-        <w:t xml:space="preserve"> (</w:t>
-      </w:r>
-      <w:r>
-        <w:rPr>
-          <w:rFonts w:hint="cs"/>
-          <w:rtl/>
-        </w:rPr>
-        <w:t>۲۰۲۳</w:t>
-      </w:r>
-      <w:r>
-        <w:rPr>
-          <w:rtl/>
-        </w:rPr>
-        <w:t>)</w:t>
-      </w:r>
-      <w:r>
-        <w:rPr>
-          <w:rStyle w:val="FootnoteReference"/>
-        </w:rPr>
-        <w:footnoteReference w:id="14"/>
-      </w:r>
-      <w:r>
-        <w:rPr>
-          <w:rtl/>
-        </w:rPr>
-        <w:t xml:space="preserve"> در چارچوب شش‌مرحله‌ای خود برای تحلیل مضمون، توصیه می‌کنند که مفاهیم محوری یک پژوهش کیفی، پیش از تحلیل داده میدانی، از زوایای مکمل در مبانی نظری صورت‌بندی شوند تا مبنای مقایسه نظام‌مند </w:t>
-      </w:r>
-      <w:r>
-        <w:rPr>
-          <w:rtl/>
-        </w:rPr>
-        <w:lastRenderedPageBreak/>
-        <w:t xml:space="preserve">با یافته‌های میدانی فراهم آید. بر همین اساس، این بخش چالش‌های فروش را از چهار زاویه </w:t>
+        <w:t xml:space="preserve">در پژوهش اکتشافی، مفاهیم محوری پژوهش پیش از تحلیل داده میدانی از زوایای مکمل در مبانی نظری صورت‌بندی می‌شوند تا مبنای مقایسه نظام‌مند با یافته‌های میدانی فراهم آید</w:t>
+      </w:r>
+      <w:r>
+        <w:rPr>
+          <w:rtl/>
+        </w:rPr>
+        <w:t xml:space="preserve">. بر همین اساس، این بخش چالش‌های فروش را از چهار زاویه </w:t>
       </w:r>
       <w:r>
         <w:rPr>
@@ -2344,85 +2125,33 @@
           <w:rFonts w:hint="cs"/>
           <w:rtl/>
         </w:rPr>
-        <w:t>اسکندری</w:t>
-      </w:r>
-      <w:r>
-        <w:rPr>
-          <w:rtl/>
-        </w:rPr>
-        <w:t xml:space="preserve"> </w:t>
-      </w:r>
-      <w:r>
-        <w:rPr>
-          <w:rFonts w:hint="cs"/>
-          <w:rtl/>
-        </w:rPr>
-        <w:t>و</w:t>
-      </w:r>
-      <w:r>
-        <w:rPr>
-          <w:rtl/>
-        </w:rPr>
-        <w:t xml:space="preserve"> </w:t>
-      </w:r>
-      <w:r>
-        <w:rPr>
-          <w:rFonts w:hint="cs"/>
-          <w:rtl/>
-        </w:rPr>
-        <w:t>همکاران</w:t>
-      </w:r>
-      <w:r>
-        <w:rPr>
-          <w:rtl/>
-        </w:rPr>
-        <w:t xml:space="preserve"> (</w:t>
-      </w:r>
-      <w:r>
-        <w:rPr>
-          <w:rFonts w:hint="cs"/>
-          <w:rtl/>
-        </w:rPr>
-        <w:t>۱۴۰۴</w:t>
-      </w:r>
-      <w:r>
-        <w:rPr>
-          <w:rtl/>
-        </w:rPr>
-        <w:t xml:space="preserve">) </w:t>
-      </w:r>
-      <w:r>
-        <w:rPr>
-          <w:rFonts w:hint="cs"/>
-          <w:rtl/>
-        </w:rPr>
-        <w:t>این</w:t>
-      </w:r>
-      <w:r>
-        <w:rPr>
-          <w:rtl/>
-        </w:rPr>
-        <w:t xml:space="preserve"> </w:t>
-      </w:r>
-      <w:r>
-        <w:rPr>
-          <w:rFonts w:hint="cs"/>
-          <w:rtl/>
-        </w:rPr>
-        <w:t>دوگانه</w:t>
-      </w:r>
-      <w:r>
-        <w:rPr>
-          <w:rtl/>
-        </w:rPr>
-        <w:t xml:space="preserve"> </w:t>
-      </w:r>
-      <w:r>
-        <w:rPr>
-          <w:rFonts w:hint="cs"/>
-          <w:rtl/>
-        </w:rPr>
-        <w:t>را</w:t>
+        <w:t xml:space="preserve">طبقه‌بندی</w:t>
+      </w:r>
+      <w:r>
+        <w:rPr>
+          <w:rtl/>
+        </w:rPr>
+        <w:t xml:space="preserve"> </w:t>
+      </w:r>
+      <w:r>
+        <w:rPr>
+          <w:rFonts w:hint="cs"/>
+          <w:rtl/>
+        </w:rPr>
+        <w:t>چالش‌های</w:t>
+      </w:r>
+      <w:r>
+        <w:rPr>
+          <w:rtl/>
+        </w:rPr>
+        <w:t xml:space="preserve"> </w:t>
+      </w:r>
+      <w:r>
+        <w:rPr>
+          <w:rFonts w:hint="cs"/>
+          <w:rtl/>
+        </w:rPr>
+        <w:t>فروش</w:t>
       </w:r>
       <w:r>
         <w:rPr>
@@ -2448,7 +2177,59 @@
           <w:rFonts w:hint="cs"/>
           <w:rtl/>
         </w:rPr>
-        <w:t>مطالعه</w:t>
+        <w:t>صنایعی</w:t>
+      </w:r>
+      <w:r>
+        <w:rPr>
+          <w:rtl/>
+        </w:rPr>
+        <w:t xml:space="preserve"> </w:t>
+      </w:r>
+      <w:r>
+        <w:rPr>
+          <w:rFonts w:hint="cs"/>
+          <w:rtl/>
+        </w:rPr>
+        <w:t>که</w:t>
+      </w:r>
+      <w:r>
+        <w:rPr>
+          <w:rtl/>
+        </w:rPr>
+        <w:t xml:space="preserve"> </w:t>
+      </w:r>
+      <w:r>
+        <w:rPr>
+          <w:rFonts w:hint="cs"/>
+          <w:rtl/>
+        </w:rPr>
+        <w:t>با</w:t>
+      </w:r>
+      <w:r>
+        <w:rPr>
+          <w:rtl/>
+        </w:rPr>
+        <w:t xml:space="preserve"> </w:t>
+      </w:r>
+      <w:r>
+        <w:rPr>
+          <w:rFonts w:hint="cs"/>
+          <w:rtl/>
+        </w:rPr>
+        <w:t>نوسانات</w:t>
+      </w:r>
+      <w:r>
+        <w:rPr>
+          <w:rtl/>
+        </w:rPr>
+        <w:t xml:space="preserve"> </w:t>
+      </w:r>
+      <w:r>
+        <w:rPr>
+          <w:rFonts w:hint="cs"/>
+          <w:rtl/>
+        </w:rPr>
+        <w:t>بالای</w:t>
       </w:r>
       <w:r>
         <w:rPr>
@@ -2487,214 +2268,6 @@
           <w:rFonts w:hint="cs"/>
           <w:rtl/>
         </w:rPr>
-        <w:t>مواد</w:t>
-      </w:r>
-      <w:r>
-        <w:rPr>
-          <w:rtl/>
-        </w:rPr>
-        <w:t xml:space="preserve"> </w:t>
-      </w:r>
-      <w:r>
-        <w:rPr>
-          <w:rFonts w:hint="cs"/>
-          <w:rtl/>
-        </w:rPr>
-        <w:t>غذایی</w:t>
-      </w:r>
-      <w:r>
-        <w:rPr>
-          <w:rtl/>
-        </w:rPr>
-        <w:t xml:space="preserve"> </w:t>
-      </w:r>
-      <w:r>
-        <w:rPr>
-          <w:rFonts w:hint="cs"/>
-          <w:rtl/>
-        </w:rPr>
-        <w:t>ایران</w:t>
-      </w:r>
-      <w:r>
-        <w:rPr>
-          <w:rtl/>
-        </w:rPr>
-        <w:t xml:space="preserve"> </w:t>
-      </w:r>
-      <w:r>
-        <w:rPr>
-          <w:rFonts w:hint="cs"/>
-          <w:rtl/>
-        </w:rPr>
-        <w:t>تأیید</w:t>
-      </w:r>
-      <w:r>
-        <w:rPr>
-          <w:rtl/>
-        </w:rPr>
-        <w:t xml:space="preserve"> </w:t>
-      </w:r>
-      <w:r>
-        <w:rPr>
-          <w:rFonts w:hint="cs"/>
-          <w:rtl/>
-        </w:rPr>
-        <w:t>کردند</w:t>
-      </w:r>
-      <w:r>
-        <w:rPr>
-          <w:rtl/>
-        </w:rPr>
-        <w:t xml:space="preserve">. </w:t>
-      </w:r>
-      <w:r>
-        <w:rPr>
-          <w:rFonts w:hint="cs"/>
-          <w:rtl/>
-        </w:rPr>
-        <w:t>طبقه‌بندی</w:t>
-      </w:r>
-      <w:r>
-        <w:rPr>
-          <w:rtl/>
-        </w:rPr>
-        <w:t xml:space="preserve"> </w:t>
-      </w:r>
-      <w:r>
-        <w:rPr>
-          <w:rFonts w:hint="cs"/>
-          <w:rtl/>
-        </w:rPr>
-        <w:t>چالش‌های</w:t>
-      </w:r>
-      <w:r>
-        <w:rPr>
-          <w:rtl/>
-        </w:rPr>
-        <w:t xml:space="preserve"> </w:t>
-      </w:r>
-      <w:r>
-        <w:rPr>
-          <w:rFonts w:hint="cs"/>
-          <w:rtl/>
-        </w:rPr>
-        <w:t>فروش</w:t>
-      </w:r>
-      <w:r>
-        <w:rPr>
-          <w:rtl/>
-        </w:rPr>
-        <w:t xml:space="preserve"> </w:t>
-      </w:r>
-      <w:r>
-        <w:rPr>
-          <w:rFonts w:hint="cs"/>
-          <w:rtl/>
-        </w:rPr>
-        <w:t>در</w:t>
-      </w:r>
-      <w:r>
-        <w:rPr>
-          <w:rtl/>
-        </w:rPr>
-        <w:t xml:space="preserve"> </w:t>
-      </w:r>
-      <w:r>
-        <w:rPr>
-          <w:rFonts w:hint="cs"/>
-          <w:rtl/>
-        </w:rPr>
-        <w:t>صنایعی</w:t>
-      </w:r>
-      <w:r>
-        <w:rPr>
-          <w:rtl/>
-        </w:rPr>
-        <w:t xml:space="preserve"> </w:t>
-      </w:r>
-      <w:r>
-        <w:rPr>
-          <w:rFonts w:hint="cs"/>
-          <w:rtl/>
-        </w:rPr>
-        <w:t>که</w:t>
-      </w:r>
-      <w:r>
-        <w:rPr>
-          <w:rtl/>
-        </w:rPr>
-        <w:t xml:space="preserve"> </w:t>
-      </w:r>
-      <w:r>
-        <w:rPr>
-          <w:rFonts w:hint="cs"/>
-          <w:rtl/>
-        </w:rPr>
-        <w:t>با</w:t>
-      </w:r>
-      <w:r>
-        <w:rPr>
-          <w:rtl/>
-        </w:rPr>
-        <w:t xml:space="preserve"> </w:t>
-      </w:r>
-      <w:r>
-        <w:rPr>
-          <w:rFonts w:hint="cs"/>
-          <w:rtl/>
-        </w:rPr>
-        <w:t>نوسانات</w:t>
-      </w:r>
-      <w:r>
-        <w:rPr>
-          <w:rtl/>
-        </w:rPr>
-        <w:t xml:space="preserve"> </w:t>
-      </w:r>
-      <w:r>
-        <w:rPr>
-          <w:rFonts w:hint="cs"/>
-          <w:rtl/>
-        </w:rPr>
-        <w:t>بالای</w:t>
-      </w:r>
-      <w:r>
-        <w:rPr>
-          <w:rtl/>
-        </w:rPr>
-        <w:t xml:space="preserve"> </w:t>
-      </w:r>
-      <w:r>
-        <w:rPr>
-          <w:rFonts w:hint="cs"/>
-          <w:rtl/>
-        </w:rPr>
-        <w:t>زنجیره</w:t>
-      </w:r>
-      <w:r>
-        <w:rPr>
-          <w:rtl/>
-        </w:rPr>
-        <w:t xml:space="preserve"> </w:t>
-      </w:r>
-      <w:r>
-        <w:rPr>
-          <w:rFonts w:hint="cs"/>
-          <w:rtl/>
-        </w:rPr>
-        <w:t>تأمین</w:t>
-      </w:r>
-      <w:r>
-        <w:rPr>
-          <w:rtl/>
-        </w:rPr>
-        <w:t xml:space="preserve"> </w:t>
-      </w:r>
-      <w:r>
-        <w:rPr>
-          <w:rFonts w:hint="cs"/>
-          <w:rtl/>
-        </w:rPr>
         <w:t>همراه</w:t>
       </w:r>
       <w:r>
@@ -2773,116 +2346,37 @@
           <w:rFonts w:hint="cs"/>
           <w:rtl/>
         </w:rPr>
-        <w:t>کریمی</w:t>
-      </w:r>
-      <w:r>
-        <w:rPr>
-          <w:rtl/>
-        </w:rPr>
-        <w:t xml:space="preserve"> </w:t>
-      </w:r>
-      <w:r>
-        <w:rPr>
-          <w:rFonts w:hint="cs"/>
-          <w:rtl/>
-        </w:rPr>
-        <w:t>و</w:t>
-      </w:r>
-      <w:r>
-        <w:rPr>
-          <w:rtl/>
-        </w:rPr>
-        <w:t xml:space="preserve"> </w:t>
-      </w:r>
-      <w:r>
-        <w:rPr>
-          <w:rFonts w:hint="cs"/>
-          <w:rtl/>
-        </w:rPr>
-        <w:t>همکاران</w:t>
-      </w:r>
-      <w:r>
-        <w:rPr>
-          <w:rtl/>
-        </w:rPr>
-        <w:t xml:space="preserve"> (</w:t>
-      </w:r>
-      <w:r>
-        <w:rPr>
-          <w:rFonts w:hint="cs"/>
-          <w:rtl/>
-        </w:rPr>
-        <w:t>۱۴۰۳</w:t>
-      </w:r>
-      <w:r>
-        <w:rPr>
-          <w:rtl/>
-        </w:rPr>
-        <w:t xml:space="preserve">) </w:t>
-      </w:r>
-      <w:r>
-        <w:rPr>
-          <w:rFonts w:hint="cs"/>
-          <w:rtl/>
-        </w:rPr>
-        <w:t>نشان</w:t>
-      </w:r>
-      <w:r>
-        <w:rPr>
-          <w:rtl/>
-        </w:rPr>
-        <w:t xml:space="preserve"> </w:t>
-      </w:r>
-      <w:r>
-        <w:rPr>
-          <w:rFonts w:hint="cs"/>
-          <w:rtl/>
-        </w:rPr>
-        <w:t>دادند</w:t>
-      </w:r>
-      <w:r>
-        <w:rPr>
-          <w:rtl/>
-        </w:rPr>
-        <w:t xml:space="preserve"> </w:t>
-      </w:r>
-      <w:r>
-        <w:rPr>
-          <w:rFonts w:hint="cs"/>
-          <w:rtl/>
-        </w:rPr>
-        <w:t>که</w:t>
-      </w:r>
-      <w:r>
-        <w:rPr>
-          <w:rtl/>
-        </w:rPr>
-        <w:t xml:space="preserve"> </w:t>
-      </w:r>
-      <w:r>
-        <w:rPr>
-          <w:rFonts w:hint="cs"/>
-          <w:rtl/>
-        </w:rPr>
-        <w:t>اختل</w:t>
-      </w:r>
-      <w:r>
-        <w:rPr>
-          <w:rtl/>
-        </w:rPr>
-        <w:t>ال در تأمین مواد اولیه، اثر دومینویی بر کل فرایند فروش دارد. زین و همکاران (۲۰۲۳)</w:t>
+        <w:t xml:space="preserve">کریمی و همکاران (۱۴۰۳) در الگوی خود، اختلال‌های طبیعی و اقتصادی را از عوامل اثرگذار بر تاب‌آوری و موقعیت بازاری زنجیره تأمین مواد غذایی معرفی کردند؛ یافته‌ای که با امتداد اختلال‌های بالادستی تا سطح بازار و فروش سازگار است</w:t>
+      </w:r>
+      <w:r>
+        <w:rPr>
+          <w:rtl/>
+        </w:rPr>
+        <w:t xml:space="preserve">. زین و همکاران (۲۰۲۳)</w:t>
       </w:r>
       <w:r>
         <w:rPr>
           <w:rStyle w:val="FootnoteReference"/>
         </w:rPr>
-        <w:footnoteReference w:id="15"/>
-      </w:r>
-      <w:r>
-        <w:rPr>
-          <w:rtl/>
-        </w:rPr>
-        <w:t xml:space="preserve"> نیز در بنگاه‌های کوچک و متوسط صنعت غذا و آشامیدنی، محدودیت منابع مالی، ضعف مدیریتی و ناآگاهی از استانداردهای محیطی را سه عامل اصلی دانستند.</w:t>
+        <w:footnoteReference w:id="11"/>
+      </w:r>
+      <w:r>
+        <w:rPr>
+          <w:rtl/>
+        </w:rPr>
+        <w:t xml:space="preserve"> نیز در بنگاه‌های کوچک و متوسط صنعت غذا و آشامیدنی، </w:t>
+      </w:r>
+      <w:r>
+        <w:rPr>
+          <w:rtl/>
+        </w:rPr>
+        <w:t xml:space="preserve">موانع مدیریت زنجیره تأمین سبز را در پنج گروه فناورانه، اطلاعاتی، مالی، سازمانی، و مشارکت و حمایت طبقه‌بندی و اولویت‌بندی کردند</w:t>
+      </w:r>
+      <w:r>
+        <w:rPr>
+          <w:rtl/>
+        </w:rPr>
+        <w:t xml:space="preserve">.</w:t>
       </w:r>
     </w:p>
     <w:p>
@@ -2900,13 +2394,25 @@
         <w:rPr>
           <w:rStyle w:val="FootnoteReference"/>
         </w:rPr>
-        <w:footnoteReference w:id="16"/>
-      </w:r>
-      <w:r>
-        <w:rPr>
-          <w:rtl/>
-        </w:rPr>
-        <w:t xml:space="preserve"> در شناسایی هجده مانع رشد صنعت فرآوری مواد غذایی، نشان دادند که این موانع در سه سطح زنجیره تأمین به‌هم‌پیوسته‌اند و یک مانع می‌تواند بلافاصله موانع دیگری را در سطوح دیگر زنجیره پدید آورد. برای نمونه، نوسان تأمین می‌تواند بلافاصله چالش‌های دیگری مانند ناتوانی در تحویل به موقع، افت اعتماد مشتری و درگیری در رقابت قیمتی را به دنبال آورد. این زنجیره علّی، رتبه‌بندی چالش‌ها را به تصمیمی استراتژیک تبدیل می‌کند: باید آنچه گلوگاه اصلی است را شناخت، نه صرفاً آنچه رایج‌ترین شکایت است.</w:t>
+        <w:footnoteReference w:id="12"/>
+      </w:r>
+      <w:r>
+        <w:rPr>
+          <w:rtl/>
+        </w:rPr>
+        <w:t xml:space="preserve"> </w:t>
+      </w:r>
+      <w:r>
+        <w:rPr>
+          <w:rtl/>
+        </w:rPr>
+        <w:t xml:space="preserve">با روش دلفی و تحلیل سلسله‌مراتبی، هجده مانع رشد صنعت فرآوری مواد غذایی هند را شناسایی و اولویت‌بندی کردند. با این حال، چالش‌ها در عمل جدا از هم عمل نمی‌کنند و یک مانع می‌تواند موانع دیگری را در سطوح دیگر زنجیره پدید آورد</w:t>
+      </w:r>
+      <w:r>
+        <w:rPr>
+          <w:rtl/>
+        </w:rPr>
+        <w:t xml:space="preserve">. برای نمونه، نوسان تأمین می‌تواند بلافاصله چالش‌های دیگری مانند ناتوانی در تحویل به موقع، افت اعتماد مشتری و درگیری در رقابت قیمتی را به دنبال آورد. این زنجیره علّی، رتبه‌بندی چالش‌ها را به تصمیمی استراتژیک تبدیل می‌کند: باید آنچه گلوگاه اصلی است را شناخت، نه صرفاً آنچه رایج‌ترین شکایت است.</w:t>
       </w:r>
     </w:p>
     <w:p>
@@ -2924,20 +2430,25 @@
         <w:rPr>
           <w:rStyle w:val="FootnoteReference"/>
         </w:rPr>
-        <w:footnoteReference w:id="17"/>
-      </w:r>
-      <w:r>
-        <w:rPr>
-          <w:rtl/>
-        </w:rPr>
-        <w:t xml:space="preserve"> با بهره‌گیری از مصاحبه نیمه‌ساختاریافته به‌جای فهرست از پیش </w:t>
-      </w:r>
-      <w:r>
-        <w:rPr>
-          <w:rtl/>
-        </w:rPr>
-        <w:lastRenderedPageBreak/>
-        <w:t>تعیین‌شده، موانع ناشناخته‌ای را در کارآفرینی غذایی آشکار کردند که در ادبیات موجود غایب بود. پژوهش حاضر نیز از همین رویکرد اکتشافی بهره می‌گیرد که در آن خودِ فهرست چالش‌ها از دل روایت آزاد خبرگان صنعت استخراج می‌شود.</w:t>
+        <w:footnoteReference w:id="13"/>
+      </w:r>
+      <w:r>
+        <w:rPr>
+          <w:rtl/>
+        </w:rPr>
+        <w:t xml:space="preserve"> </w:t>
+      </w:r>
+      <w:r>
+        <w:rPr>
+          <w:rtl/>
+        </w:rPr>
+        <w:t xml:space="preserve">با مصاحبه نیمه‌ساختاریافته با بیست‌وپنج کارآفرین فرآورده‌های ارزن در هند، فرصت‌ها و موانع کارآفرینی غذایی را به جای فهرستی از پیش تعیین‌شده، از زبان خود فعالان شناسایی کردند</w:t>
+      </w:r>
+      <w:r>
+        <w:rPr>
+          <w:rtl/>
+        </w:rPr>
+        <w:t xml:space="preserve">. پژوهش حاضر نیز از همین رویکرد اکتشافی بهره می‌گیرد که در آن خودِ فهرست چالش‌ها از دل روایت آزاد خبرگان صنعت استخراج می‌شود.</w:t>
       </w:r>
     </w:p>
     <w:p>
@@ -3300,19 +2811,19 @@
         <w:rPr>
           <w:rtl/>
         </w:rPr>
-        <w:t xml:space="preserve"> با بازنگری در جایگاه‌یابی بلندمدت بنگاه قابل مدیریت‌اند. میکلیان و هولشر (۲۰۲۲)</w:t>
-      </w:r>
-      <w:r>
-        <w:rPr>
-          <w:rStyle w:val="FootnoteReference"/>
-        </w:rPr>
-        <w:footnoteReference w:id="18"/>
-      </w:r>
-      <w:r>
-        <w:rPr>
-          <w:rtl/>
-        </w:rPr>
-        <w:t xml:space="preserve"> نیز در مرور خود بر ادبیات شوک‌های برون‌زا، میان پاسخ‌های عملیاتی کوتاه‌مدت و بازنگری‌های ساختاری بلندمدت بنگاه‌های کوچک تمایز قائل شدند. این تمایز برای بنگاه تک‌محصولی اهمیت ویژه‌ای دارد، زیرا بسیاری از چالش‌های ظاهراً عملیاتی آن، در واقع ریشه در همان محدودیت ساختاری تمرکز بر یک محصول دارند.</w:t>
+        <w:t xml:space="preserve"> با بازنگری در جایگاه‌یابی بلندمدت بنگاه قابل مدیریت‌اند. </w:t>
+      </w:r>
+      <w:r>
+        <w:rPr>
+          <w:rtl/>
+        </w:rPr>
+        <w:t xml:space="preserve">این تمایز</w:t>
+      </w:r>
+      <w:r>
+        <w:rPr>
+          <w:rtl/>
+        </w:rPr>
+        <w:t xml:space="preserve"> برای بنگاه تک‌محصولی اهمیت ویژه‌ای دارد، زیرا بسیاری از چالش‌های ظاهراً عملیاتی آن، در واقع ریشه در همان محدودیت ساختاری تمرکز بر یک محصول دارند.</w:t>
       </w:r>
     </w:p>
     <w:p>
@@ -3837,13 +3348,25 @@
         <w:rPr>
           <w:rStyle w:val="FootnoteReference"/>
         </w:rPr>
-        <w:footnoteReference w:id="19"/>
-      </w:r>
-      <w:r>
-        <w:rPr>
-          <w:rtl/>
-        </w:rPr>
-        <w:t xml:space="preserve"> با مصاحبه عمیق نشان دادند که عواملی ادراکی مانند بی‌اعتمادی مشتری و ناآشنایی با محصول، از مهم‌ترین موانع فروش محصولات کمتر‌شناخته‌شده‌اند؛ عواملی که در پیمایش‌های کمّی متعارف به سادگی نادیده گرفته می‌شوند. رویکرد اکتشافی و کیفی پژوهش حاضر، به‌طور خاص برای ثبت و درک همین لایه کیفی طراحی شده است.</w:t>
+        <w:footnoteReference w:id="14"/>
+      </w:r>
+      <w:r>
+        <w:rPr>
+          <w:rtl/>
+        </w:rPr>
+        <w:t xml:space="preserve"> </w:t>
+      </w:r>
+      <w:r>
+        <w:rPr>
+          <w:rtl/>
+        </w:rPr>
+        <w:t xml:space="preserve">با مصاحبه عمیق نشان دادند که عواملی ادراکی مانند بی‌اعتمادی مشتری، ناآشنایی با محصول و تصویر ذهنی نازل آن، در میان موانع کارآفرینان ارزن قرار دارند؛ عواملی که در پیمایش‌های کمّی با فهرست از پیش تعیین‌شده به سادگی نادیده گرفته می‌شوند</w:t>
+      </w:r>
+      <w:r>
+        <w:rPr>
+          <w:rtl/>
+        </w:rPr>
+        <w:t xml:space="preserve">. رویکرد اکتشافی و کیفی پژوهش حاضر، به‌طور خاص برای ثبت و درک همین لایه کیفی طراحی شده است.</w:t>
       </w:r>
     </w:p>
     <w:p>
@@ -3855,19 +3378,19 @@
         <w:rPr>
           <w:rtl/>
         </w:rPr>
-        <w:t>سرانجام، چالش‌های فروش را می‌توان بر پایه دامنه اثر نیز دسته‌بندی کرد: برخی چالش‌ها ویژه یک بنگاه یا حتی یک محصول خاص هستند و از ویژگی‌های داخلی همان بنگاه سرچشمه می‌گیرند؛ در حالی که برخی دیگر در سطح کل صنعت یا زیرشاخه‌ای از آن مشترک‌اند و همه فعالان را هم‌زمان تحت تأثیر قرار می‌دهند. زین و همکاران (۲۰۲۳)</w:t>
-      </w:r>
-      <w:r>
-        <w:rPr>
-          <w:rStyle w:val="FootnoteReference"/>
-        </w:rPr>
-        <w:footnoteReference w:id="20"/>
-      </w:r>
-      <w:r>
-        <w:rPr>
-          <w:rtl/>
-        </w:rPr>
-        <w:t xml:space="preserve"> نیز در مطالعه خود میان موانع خاص بنگاه‌های منفرد و موانع مشترک در سطح صنعت غذا و آشامیدنی تفکیک قائل شدند. تفکیک این دو سطح، به تحلیل‌گر کمک می‌کند دریابد کدام چالش با اصلاح رویه‌های داخلی بنگاه قابل حل است و کدام نیازمند واکنش جمعی در سطح صنعت یا سیاست‌گذاری بالادستی است.</w:t>
+        <w:t xml:space="preserve">سرانجام، چالش‌های فروش را می‌توان بر پایه دامنه اثر نیز دسته‌بندی کرد: برخی چالش‌ها ویژه یک بنگاه یا حتی یک محصول خاص هستند و از ویژگی‌های داخلی همان بنگاه سرچشمه می‌گیرند؛ در حالی که برخی دیگر در سطح کل صنعت یا زیرشاخه‌ای از آن مشترک‌اند و همه فعالان را هم‌زمان تحت تأثیر قرار می‌دهند. </w:t>
+      </w:r>
+      <w:r>
+        <w:rPr>
+          <w:rtl/>
+        </w:rPr>
+        <w:t xml:space="preserve">تفکیک</w:t>
+      </w:r>
+      <w:r>
+        <w:rPr>
+          <w:rtl/>
+        </w:rPr>
+        <w:t xml:space="preserve"> این دو سطح، به تحلیل‌گر کمک می‌کند دریابد کدام چالش با اصلاح رویه‌های داخلی بنگاه قابل حل است و کدام نیازمند واکنش جمعی در سطح صنعت یا سیاست‌گذاری بالادستی است.</w:t>
       </w:r>
     </w:p>
     <w:p>
@@ -3879,26 +3402,31 @@
         <w:rPr>
           <w:rtl/>
         </w:rPr>
-        <w:lastRenderedPageBreak/>
         <w:t>استحکام روش‌شناختی هر یک از این طبقه‌بندی‌ها، در نهایت به شیوه استخراج آن‌ها از داده بستگی دارد. نعیم و همکاران (۲۰۲۳)</w:t>
       </w:r>
       <w:r>
         <w:rPr>
           <w:rStyle w:val="FootnoteReference"/>
         </w:rPr>
-        <w:footnoteReference w:id="21"/>
-      </w:r>
-      <w:r>
-        <w:rPr>
-          <w:rtl/>
-        </w:rPr>
-        <w:t xml:space="preserve"> در چارچوب شش‌مرحله‌ای </w:t>
-      </w:r>
-      <w:r>
-        <w:rPr>
-          <w:rtl/>
-        </w:rPr>
-        <w:t>خود برای تحلیل مضمون، تأکید می‌کنند که کدگذاری اولیه باید نزدیک به زبان و تجربه مشارکت‌کنندگان باقی بماند، پیش از آنکه به مقوله‌های انتزاعی‌تری مانند طبقه‌بندی‌های زمانی یا سطحی ارتقا یابد. رعایت این ترتیب، از تحمیل زودهنگام طبقه‌بندی‌های نظری این بخش بر د</w:t>
+        <w:footnoteReference w:id="15"/>
+      </w:r>
+      <w:r>
+        <w:rPr>
+          <w:rtl/>
+        </w:rPr>
+        <w:t xml:space="preserve"> </w:t>
+      </w:r>
+      <w:r>
+        <w:rPr>
+          <w:rtl/>
+        </w:rPr>
+        <w:t xml:space="preserve">در فرایند شش‌مرحله‌ای خود برای تحلیل مضمون، از گزیده‌های گفتار مشارکت‌کنندگان به واژه‌های کلیدی و کدها و سپس به مضمون‌ها و مفاهیم انتزاعی‌تر گذر می‌کنند؛ این ترتیب، کدگذاری اولیه را نزدیک به زبان و تجربه مشارکت‌کنندگان نگه می‌دارد، پیش از آنکه به مقوله‌های انتزاعی‌تری مانند طبقه‌بندی‌های زمانی یا سطحی ارتقا یابد</w:t>
+      </w:r>
+      <w:r>
+        <w:rPr>
+          <w:rtl/>
+        </w:rPr>
+        <w:t xml:space="preserve">. رعایت این ترتیب، از تحمیل زودهنگام طبقه‌بندی‌های نظری این بخش بر د</w:t>
       </w:r>
       <w:r>
         <w:rPr>
@@ -3928,7 +3456,19 @@
         <w:rPr>
           <w:rtl/>
         </w:rPr>
-        <w:t>عوامل درون‌سازمانی به مجموعه‌ای از ویژگی‌ها و کاستی‌های ساختاری، فرایندی و مدیریتی بنگاه اشاره دارد که زمینه بروز چالش‌های فروش را فراهم می‌آورد. ضعف در برنامه‌ریزی فروش، که اسکندری و همکاران (۱۴۰۴) آن را از مهم‌ترین موانع شناسایی کردند، یکی از اصلی‌ترین این عوامل است. بنگاهی که پیش‌بینی دقیقی از تقاضا ندارد، نمی‌تواند موجودی را به درستی مدیریت کند و در نتیجه با هر دو خطر انباشت موجودی و کسری محصول روبه‌روست.</w:t>
+        <w:t xml:space="preserve">عوامل درون‌سازمانی به مجموعه‌ای از ویژگی‌ها و کاستی‌های ساختاری، فرایندی و مدیریتی بنگاه اشاره دارد که زمینه بروز چالش‌های فروش را فراهم می‌آورد. ضعف در برنامه‌ریزی فروش، </w:t>
+      </w:r>
+      <w:r>
+        <w:rPr>
+          <w:rtl/>
+        </w:rPr>
+        <w:t xml:space="preserve">که اسکندری و همکاران (۱۴۰۴) دقت پیش‌بینی تقاضا را در شمار مهم‌ترین موانع حوزه فروش یافتند</w:t>
+      </w:r>
+      <w:r>
+        <w:rPr>
+          <w:rtl/>
+        </w:rPr>
+        <w:t xml:space="preserve">، یکی از اصلی‌ترین این عوامل است. بنگاهی که پیش‌بینی دقیقی از تقاضا ندارد، نمی‌تواند موجودی را به درستی مدیریت کند و در نتیجه با هر دو خطر انباشت موجودی و کسری محصول روبه‌روست.</w:t>
       </w:r>
     </w:p>
     <w:p>
@@ -3940,7 +3480,19 @@
         <w:rPr>
           <w:rtl/>
         </w:rPr>
-        <w:t>ضعف در برندسازی و تمایز محصول، دسته دیگری از عوامل درون‌سازمانی است. در صنعتی که محصولات رقبا از نظر کیفی مشابه به نظر می‌رسند، برند تنها دارایی‌ای است که مشتری را به انتخاب یک بنگاه خاص ترغیب می‌کند. صفری و اسماعیل‌نژاد (۱۴۰۴) نشان دادند که شکاف میان نگرش مثبت مصرف‌کننده و رفتار خرید واقعی او، در بسیاری موارد ناشی از نبود تمایز کافی است.</w:t>
+        <w:t xml:space="preserve">ضعف در برندسازی و تمایز محصول، دسته دیگری از عوامل درون‌سازمانی است. در صنعتی که محصولات رقبا از نظر کیفی مشابه به نظر می‌رسند، برند تنها دارایی‌ای است که مشتری را به انتخاب یک بنگاه خاص ترغیب می‌کند. </w:t>
+      </w:r>
+      <w:r>
+        <w:rPr>
+          <w:rtl/>
+        </w:rPr>
+        <w:t xml:space="preserve">صفری و اسماعیل‌نژاد (۱۴۰۳) در بررسی موانع فروش محصولات سبز، از شکاف میان نگرش مثبت مصرف‌کننده و رفتار خرید واقعی او آغاز کرده‌اند؛ می‌توان استدلال کرد که این شکاف در بخشی از موارد بازتاب نبود تمایز کافی میان محصول و گزینه‌های رقیب است</w:t>
+      </w:r>
+      <w:r>
+        <w:rPr>
+          <w:rtl/>
+        </w:rPr>
+        <w:t xml:space="preserve">.</w:t>
       </w:r>
     </w:p>
     <w:p>
@@ -3958,13 +3510,37 @@
         <w:rPr>
           <w:rStyle w:val="FootnoteReference"/>
         </w:rPr>
-        <w:footnoteReference w:id="22"/>
-      </w:r>
-      <w:r>
-        <w:rPr>
-          <w:rtl/>
-        </w:rPr>
-        <w:t xml:space="preserve"> در بررسی عوامل شکل‌دهنده مزیت رقابتی در بنگاه‌های کوچک و متوسط، پیوند مستحکمی میان راهبرد تمایز و سطح نوآوری، پیش‌قدمی و ریسک‌پذیری کارآفرینانه بنگاه یافتند. این یافته نشان می‌دهد که ضعف برندسازی در بنگاه کوچک تک‌محصولی، صرفاً یک کاستی بازاریابی مجزا نیست، بلکه اغلب بازتاب محدودیت گسترده‌تر در ذهنیت کارآفرینانه و توان ریسک‌پذیری مدیریت بنگاه است.</w:t>
+        <w:footnoteReference w:id="16"/>
+      </w:r>
+      <w:r>
+        <w:rPr>
+          <w:rtl/>
+        </w:rPr>
+        <w:t xml:space="preserve"> در بررسی عوامل شکل‌دهنده مزیت رقابتی در بنگاه‌های کوچک و متوسط، پیوند مستحکمی </w:t>
+      </w:r>
+      <w:r>
+        <w:rPr>
+          <w:rtl/>
+        </w:rPr>
+        <w:t xml:space="preserve">میان مزیت تمایز</w:t>
+      </w:r>
+      <w:r>
+        <w:rPr>
+          <w:rtl/>
+        </w:rPr>
+        <w:t xml:space="preserve"> و سطح نوآوری، پیش‌قدمی و ریسک‌پذیری کارآفرینانه بنگاه یافتند. </w:t>
+      </w:r>
+      <w:r>
+        <w:rPr>
+          <w:rtl/>
+        </w:rPr>
+        <w:t xml:space="preserve">این یافته را می‌توان چنین خواند که ضعف برندسازی</w:t>
+      </w:r>
+      <w:r>
+        <w:rPr>
+          <w:rtl/>
+        </w:rPr>
+        <w:t xml:space="preserve"> در بنگاه کوچک تک‌محصولی، صرفاً یک کاستی بازاریابی مجزا نیست، بلکه اغلب بازتاب محدودیت گسترده‌تر در ذهنیت کارآفرینانه و توان ریسک‌پذیری مدیریت بنگاه است.</w:t>
       </w:r>
     </w:p>
     <w:p>
@@ -4399,7 +3975,6 @@
           <w:rFonts w:hint="cs"/>
           <w:rtl/>
         </w:rPr>
-        <w:lastRenderedPageBreak/>
         <w:t>بودن</w:t>
       </w:r>
       <w:r>
@@ -4451,13 +4026,25 @@
         <w:rPr>
           <w:rStyle w:val="FootnoteReference"/>
         </w:rPr>
-        <w:footnoteReference w:id="23"/>
-      </w:r>
-      <w:r>
-        <w:rPr>
-          <w:rtl/>
-        </w:rPr>
-        <w:t xml:space="preserve"> نیز با بررسی تجربی نشان دادند که ناکارآمدی کانال توزیع و قیمت‌گذاری نامناسب، از عوامل تعیین‌کننده نوسان حجم فروش به شمار می‌روند؛ یافته‌ای که اهمیت مدیریت کارآمد توزیع را برای بنگاه تک‌محصولی دوچندان می‌کند.</w:t>
+        <w:footnoteReference w:id="17"/>
+      </w:r>
+      <w:r>
+        <w:rPr>
+          <w:rtl/>
+        </w:rPr>
+        <w:t xml:space="preserve"> نیز </w:t>
+      </w:r>
+      <w:r>
+        <w:rPr>
+          <w:rtl/>
+        </w:rPr>
+        <w:t xml:space="preserve">با بررسی تجربی بر بیست هتل ستاره‌دار جاکارتا نشان دادند که کانال توزیع بر بهبود حجم فروش اثر مستقیم دارد</w:t>
+      </w:r>
+      <w:r>
+        <w:rPr>
+          <w:rtl/>
+        </w:rPr>
+        <w:t xml:space="preserve">؛ یافته‌ای که اهمیت مدیریت کارآمد توزیع را برای بنگاه تک‌محصولی دوچندان می‌کند.</w:t>
       </w:r>
     </w:p>
     <w:p>
@@ -4469,130 +4056,25 @@
         <w:rPr>
           <w:rtl/>
         </w:rPr>
-        <w:t>کمبود نیروی فروش ماهر، دسته دیگری از عوامل درون‌سازمانی است که به‌ویژه در بنگاه‌های کوچک بروز بیشتری دارد. ویلیامز و آرون (۲۰۱۸)</w:t>
+        <w:t xml:space="preserve">کمبود نیروی فروش ماهر، دسته دیگری از عوامل درون‌سازمانی است که به‌ویژه در بنگاه‌های کوچک بروز بیشتری دارد. </w:t>
+      </w:r>
+      <w:r>
+        <w:rPr>
+          <w:rtl/>
+        </w:rPr>
+        <w:t xml:space="preserve">تانئو و همکاران (۲۰۲۲)</w:t>
       </w:r>
       <w:r>
         <w:rPr>
           <w:rStyle w:val="FootnoteReference"/>
         </w:rPr>
-        <w:footnoteReference w:id="24"/>
-      </w:r>
-      <w:r>
-        <w:rPr>
-          <w:rtl/>
-        </w:rPr>
-        <w:t xml:space="preserve"> در تحلیل راهبرد تخصص‌گرایی نشان دادند که بنگاه‌های کوچک اغلب با محدودیت منابع انسانی متخصص روبه‌رو هستند و این محدودیت، توان بنگاه را برای اجرای حرفه‌ای فرایند فروش </w:t>
-      </w:r>
-      <w:r>
-        <w:rPr>
-          <w:rFonts w:hint="cs"/>
-          <w:rtl/>
-        </w:rPr>
-        <w:t>از</w:t>
-      </w:r>
-      <w:r>
-        <w:rPr>
-          <w:rtl/>
-        </w:rPr>
-        <w:t xml:space="preserve"> </w:t>
-      </w:r>
-      <w:r>
-        <w:rPr>
-          <w:rFonts w:hint="cs"/>
-          <w:rtl/>
-        </w:rPr>
-        <w:t>مذاکره</w:t>
-      </w:r>
-      <w:r>
-        <w:rPr>
-          <w:rtl/>
-        </w:rPr>
-        <w:t xml:space="preserve"> </w:t>
-      </w:r>
-      <w:r>
-        <w:rPr>
-          <w:rFonts w:hint="cs"/>
-          <w:rtl/>
-        </w:rPr>
-        <w:t>تا</w:t>
-      </w:r>
-      <w:r>
-        <w:rPr>
-          <w:rtl/>
-        </w:rPr>
-        <w:t xml:space="preserve"> </w:t>
-      </w:r>
-      <w:r>
-        <w:rPr>
-          <w:rFonts w:hint="cs"/>
-          <w:rtl/>
-        </w:rPr>
-        <w:t>خدمات</w:t>
-      </w:r>
-      <w:r>
-        <w:rPr>
-          <w:rtl/>
-        </w:rPr>
-        <w:t xml:space="preserve"> </w:t>
-      </w:r>
-      <w:r>
-        <w:rPr>
-          <w:rFonts w:hint="cs"/>
-          <w:rtl/>
-        </w:rPr>
-        <w:t>پس</w:t>
-      </w:r>
-      <w:r>
-        <w:rPr>
-          <w:rtl/>
-        </w:rPr>
-        <w:t xml:space="preserve"> </w:t>
-      </w:r>
-      <w:r>
-        <w:rPr>
-          <w:rFonts w:hint="cs"/>
-          <w:rtl/>
-        </w:rPr>
-        <w:t>از</w:t>
-      </w:r>
-      <w:r>
-        <w:rPr>
-          <w:rtl/>
-        </w:rPr>
-        <w:t xml:space="preserve"> </w:t>
-      </w:r>
-      <w:r>
-        <w:rPr>
-          <w:rFonts w:hint="cs"/>
-          <w:rtl/>
-        </w:rPr>
-        <w:t>فروش</w:t>
-      </w:r>
-      <w:r>
-        <w:rPr>
-          <w:rtl/>
-        </w:rPr>
-        <w:t xml:space="preserve"> </w:t>
-      </w:r>
-      <w:r>
-        <w:rPr>
-          <w:rFonts w:hint="cs"/>
-          <w:rtl/>
-        </w:rPr>
-        <w:t>کاهش</w:t>
-      </w:r>
-      <w:r>
-        <w:rPr>
-          <w:rtl/>
-        </w:rPr>
-        <w:t xml:space="preserve"> </w:t>
-      </w:r>
-      <w:r>
-        <w:rPr>
-          <w:rFonts w:hint="cs"/>
-          <w:rtl/>
-        </w:rPr>
-        <w:t>می‌دهد</w:t>
+        <w:footnoteReference w:id="18"/>
+      </w:r>
+      <w:r>
+        <w:rPr>
+          <w:rtl/>
+        </w:rPr>
+        <w:t xml:space="preserve"> در بنگاه‌های کوچک صنعت غذایی نشان دادند که مدیران در موضوعات مدیریت منابع انسانی نیازمند آموزش‌اند. چنین محدودیتی در دانش و مهارت انسانی می‌تواند توان بنگاه را برای اجرای حرفه‌ای فرایند فروش، از مذاکره تا خدمات پس از فروش، کاهش دهد</w:t>
       </w:r>
       <w:r>
         <w:rPr>
@@ -4876,214 +4358,43 @@
         <w:rPr>
           <w:rStyle w:val="FootnoteReference"/>
         </w:rPr>
-        <w:footnoteReference w:id="25"/>
-      </w:r>
-      <w:r>
-        <w:rPr>
-          <w:rtl/>
-        </w:rPr>
-        <w:t xml:space="preserve"> در مرور نظام‌مند پنجاه‌ودو پژوهش تجربی نشان دادند که بازاریابی دیجیتال، حضور بنگاه در بازار و دسترسی آن به مشتری را گسترش می‌دهد و عملکرد کسب‌وکارهای کوچک و متوسط را ارتقا می‌بخشد. بنگاه تک‌محصولی که به دلیل محدودیت منابع، سرمایه‌گذاری کمتری در زیرساخت فروش آنلاین و بازاریابی دیجیتال انجام داده باشد، از این مسیر رشد جایگزین نیز محروم می‌ماند؛ محرومیتی که محدودیت ساختاری ناشی از تمرکز محصولی را تشدید می‌کند. ضعف در مدیریت ارتباط با مشتری نیز با این کاستی دیجیتال پیوند دارد: در صنعتی که تکرار خرید اهمیت بالایی دارد، ثبت و پیگیری نظام‌مند بازخورد مشتریان ابزاری است که بنگاه را از واکنش صرف به مشکلات، به پیش‌بینی و پیشگیری از آن‌ها می‌رساند. تانئو و همکاران (۲۰۲۲)</w:t>
+        <w:footnoteReference w:id="19"/>
+      </w:r>
+      <w:r>
+        <w:rPr>
+          <w:rtl/>
+        </w:rPr>
+        <w:t xml:space="preserve"> </w:t>
+      </w:r>
+      <w:r>
+        <w:rPr>
+          <w:rtl/>
+        </w:rPr>
+        <w:t xml:space="preserve">در پیمایشی از مدیران ۱۹۰ شرکت فعال در حوزه بازاریابی در اردن نشان دادند که بازاریابی دیجیتال، با نقش میانجی تحول دیجیتال، عملکرد بنگاه‌های کوچک و متوسط را بهبود می‌بخشد و به نتایج اقتصادی بهتر و گسترش حضور بنگاه در بازار می‌انجامد</w:t>
+      </w:r>
+      <w:r>
+        <w:rPr>
+          <w:rtl/>
+        </w:rPr>
+        <w:t xml:space="preserve">. بنگاه تک‌محصولی که به دلیل محدودیت منابع، سرمایه‌گذاری کمتری در زیرساخت فروش آنلاین و بازاریابی دیجیتال انجام داده باشد، از این مسیر رشد جایگزین نیز محروم می‌ماند؛ محرومیتی که محدودیت ساختاری ناشی از تمرکز محصولی را تشدید می‌کند. ضعف در مدیریت ارتباط با مشتری نیز با این کاستی دیجیتال پیوند دارد: در صنعتی که تکرار خرید اهمیت بالایی دارد، ثبت و پیگیری نظام‌مند بازخورد مشتریان ابزاری است که بنگاه را از واکنش صرف به مشکلات، به پیش‌بینی و پیشگیری از آن‌ها می‌رساند. تانئو و همکاران (۲۰۲۲)</w:t>
       </w:r>
       <w:r>
         <w:rPr>
           <w:rStyle w:val="FootnoteReference"/>
         </w:rPr>
-        <w:footnoteReference w:id="26"/>
-      </w:r>
-      <w:r>
-        <w:rPr>
-          <w:rtl/>
-        </w:rPr>
-        <w:t xml:space="preserve"> نشان دادند که ارتقای دانش مدیریتی مدیران بنگاه‌های کوچک صنعت غذایی از طریق آموزش هدفمند، می‌تواند همین کاستی‌های مدیریتی </w:t>
-      </w:r>
-      <w:r>
-        <w:rPr>
-          <w:rFonts w:hint="cs"/>
-          <w:rtl/>
-        </w:rPr>
-        <w:t>از</w:t>
-      </w:r>
-      <w:r>
-        <w:rPr>
-          <w:rtl/>
-        </w:rPr>
-        <w:t xml:space="preserve"> </w:t>
-      </w:r>
-      <w:r>
-        <w:rPr>
-          <w:rFonts w:hint="cs"/>
-          <w:rtl/>
-        </w:rPr>
-        <w:t>جمله</w:t>
-      </w:r>
-      <w:r>
-        <w:rPr>
-          <w:rtl/>
-        </w:rPr>
-        <w:t xml:space="preserve"> </w:t>
-      </w:r>
-      <w:r>
-        <w:rPr>
-          <w:rFonts w:hint="cs"/>
-          <w:rtl/>
-        </w:rPr>
-        <w:t>ضعف</w:t>
-      </w:r>
-      <w:r>
-        <w:rPr>
-          <w:rtl/>
-        </w:rPr>
-        <w:t xml:space="preserve"> </w:t>
-      </w:r>
-      <w:r>
-        <w:rPr>
-          <w:rFonts w:hint="cs"/>
-          <w:rtl/>
-        </w:rPr>
-        <w:t>در</w:t>
-      </w:r>
-      <w:r>
-        <w:rPr>
-          <w:rtl/>
-        </w:rPr>
-        <w:t xml:space="preserve"> </w:t>
-      </w:r>
-      <w:r>
-        <w:rPr>
-          <w:rFonts w:hint="cs"/>
-          <w:rtl/>
-        </w:rPr>
-        <w:t>مدیریت</w:t>
-      </w:r>
-      <w:r>
-        <w:rPr>
-          <w:rtl/>
-        </w:rPr>
-        <w:t xml:space="preserve"> </w:t>
-      </w:r>
-      <w:r>
-        <w:rPr>
-          <w:rFonts w:hint="cs"/>
-          <w:rtl/>
-        </w:rPr>
-        <w:t>رسمی</w:t>
-      </w:r>
-      <w:r>
-        <w:rPr>
-          <w:rtl/>
-        </w:rPr>
-        <w:t xml:space="preserve"> </w:t>
-      </w:r>
-      <w:r>
-        <w:rPr>
-          <w:rFonts w:hint="cs"/>
-          <w:rtl/>
-        </w:rPr>
-        <w:t>ارتباط</w:t>
-      </w:r>
-      <w:r>
-        <w:rPr>
-          <w:rtl/>
-        </w:rPr>
-        <w:t xml:space="preserve"> </w:t>
-      </w:r>
-      <w:r>
-        <w:rPr>
-          <w:rFonts w:hint="cs"/>
-          <w:rtl/>
-        </w:rPr>
-        <w:t>با</w:t>
-      </w:r>
-      <w:r>
-        <w:rPr>
-          <w:rtl/>
-        </w:rPr>
-        <w:t xml:space="preserve"> </w:t>
-      </w:r>
-      <w:r>
-        <w:rPr>
-          <w:rFonts w:hint="cs"/>
-          <w:rtl/>
-        </w:rPr>
-        <w:t>مشتری</w:t>
-      </w:r>
-      <w:r>
-        <w:rPr>
-          <w:rtl/>
-        </w:rPr>
-        <w:t xml:space="preserve"> </w:t>
-      </w:r>
-      <w:r>
-        <w:rPr>
-          <w:rFonts w:hint="cs"/>
-          <w:rtl/>
-        </w:rPr>
-        <w:t>را</w:t>
-      </w:r>
-      <w:r>
-        <w:rPr>
-          <w:rtl/>
-        </w:rPr>
-        <w:t xml:space="preserve"> </w:t>
-      </w:r>
-      <w:r>
-        <w:rPr>
-          <w:rFonts w:hint="cs"/>
-          <w:rtl/>
-        </w:rPr>
-        <w:t>تا</w:t>
-      </w:r>
-      <w:r>
-        <w:rPr>
-          <w:rtl/>
-        </w:rPr>
-        <w:t xml:space="preserve"> </w:t>
-      </w:r>
-      <w:r>
-        <w:rPr>
-          <w:rFonts w:hint="cs"/>
-          <w:rtl/>
-        </w:rPr>
-        <w:t>حد</w:t>
-      </w:r>
-      <w:r>
-        <w:rPr>
-          <w:rtl/>
-        </w:rPr>
-        <w:t xml:space="preserve"> </w:t>
-      </w:r>
-      <w:r>
-        <w:rPr>
-          <w:rFonts w:hint="cs"/>
-          <w:rtl/>
-        </w:rPr>
-        <w:t>زیادی</w:t>
-      </w:r>
-      <w:r>
-        <w:rPr>
-          <w:rtl/>
-        </w:rPr>
-        <w:t xml:space="preserve"> </w:t>
-      </w:r>
-      <w:r>
-        <w:rPr>
-          <w:rFonts w:hint="cs"/>
-          <w:rtl/>
-        </w:rPr>
-        <w:t>جبران</w:t>
-      </w:r>
-      <w:r>
-        <w:rPr>
-          <w:rtl/>
-        </w:rPr>
-        <w:t xml:space="preserve"> </w:t>
-      </w:r>
-      <w:r>
-        <w:rPr>
-          <w:rFonts w:hint="cs"/>
-          <w:rtl/>
-        </w:rPr>
-        <w:t>کند</w:t>
+        <w:footnoteReference w:id="20"/>
+      </w:r>
+      <w:r>
+        <w:rPr>
+          <w:rtl/>
+        </w:rPr>
+        <w:t xml:space="preserve"> </w:t>
+      </w:r>
+      <w:r>
+        <w:rPr>
+          <w:rtl/>
+        </w:rPr>
+        <w:t xml:space="preserve">در یک مطالعه مقدماتی نشان دادند که آموزش هدفمند، دانش مدیران بنگاه‌های کوچک صنعت غذایی را در موضوعات مدیریت منابع انسانی به‌طور معناداری افزایش می‌دهد؛ می‌توان استنباط کرد که کاستی‌های دانش مدیریتی، از جمله در مدیریت رسمی ارتباط با مشتری، با آموزش هدفمند قابل کاهش است</w:t>
       </w:r>
       <w:r>
         <w:rPr>
@@ -5107,20 +4418,37 @@
         <w:rPr>
           <w:rStyle w:val="FootnoteReference"/>
         </w:rPr>
-        <w:footnoteReference w:id="27"/>
-      </w:r>
-      <w:r>
-        <w:rPr>
-          <w:rtl/>
-        </w:rPr>
-        <w:t xml:space="preserve"> نشان دادند که بنگاه‌های کوچکی که ظرفیت نوآوری ضعیف‌تری دارند، در میان‌مدت با افت تدریجی </w:t>
-      </w:r>
-      <w:r>
-        <w:rPr>
-          <w:rtl/>
-        </w:rPr>
-        <w:lastRenderedPageBreak/>
-        <w:t>مزیت رقابتی روبه‌رو می‌شوند، حتی اگر در کوتاه‌مدت عملکرد فروش رضایت‌بخشی داشته باشند. برای بنگاه تک‌محصولی، این یافته اهمیت دوچندانی دارد: نوآوری محدود به همان یک محصول، تنها مسیر ممکن برای تجدید مزیت رقابتی است، در حالی که بنگاه چندمحصولی می‌تواند این نوآوری را میان چند خط محصول توزیع کند.</w:t>
+        <w:footnoteReference w:id="21"/>
+      </w:r>
+      <w:r>
+        <w:rPr>
+          <w:rtl/>
+        </w:rPr>
+        <w:t xml:space="preserve"> </w:t>
+      </w:r>
+      <w:r>
+        <w:rPr>
+          <w:rtl/>
+        </w:rPr>
+        <w:t xml:space="preserve">نشان دادند که نوآوری رابطه قابلیت‌های پویا با مزیت رقابتی پایدار بنگاه‌های کوچک و متوسط را میانجی‌گری می‌کند؛ بر این پایه می‌توان استدلال کرد که بنگاه‌های کوچکی که ظرفیت نوآوری ضعیف‌تری دارند، در میان‌مدت با افت تدریجی مزیت رقابتی روبه‌رو می‌شوند، حتی اگر در کوتاه‌مدت عملکرد فروش رضایت‌بخشی داشته باشند</w:t>
+      </w:r>
+      <w:r>
+        <w:rPr>
+          <w:rtl/>
+        </w:rPr>
+        <w:t xml:space="preserve">. </w:t>
+      </w:r>
+      <w:r>
+        <w:rPr>
+          <w:rtl/>
+        </w:rPr>
+        <w:t xml:space="preserve">برای بنگاه تک‌محصولی، این استدلال اهمیت دوچندانی دارد</w:t>
+      </w:r>
+      <w:r>
+        <w:rPr>
+          <w:rtl/>
+        </w:rPr>
+        <w:t xml:space="preserve">: نوآوری محدود به همان یک محصول، تنها مسیر ممکن برای تجدید مزیت رقابتی است، در حالی که بنگاه چندمحصولی می‌تواند این نوآوری را میان چند خط محصول توزیع کند.</w:t>
       </w:r>
     </w:p>
     <w:p>
@@ -5138,13 +4466,25 @@
         <w:rPr>
           <w:rStyle w:val="FootnoteReference"/>
         </w:rPr>
-        <w:footnoteReference w:id="28"/>
-      </w:r>
-      <w:r>
-        <w:rPr>
-          <w:rtl/>
-        </w:rPr>
-        <w:t xml:space="preserve"> این محدودیت منابع را ویژگی ساختاری بنیادین بنگاه کوچک دانسته‌اند که راهبرد تخصص‌گرایی، تنها یکی از راه‌های ممکن برای مدیریت آن است، نه راه‌حلی که این محدودیت را به‌طور کامل برطرف کند.</w:t>
+        <w:footnoteReference w:id="22"/>
+      </w:r>
+      <w:r>
+        <w:rPr>
+          <w:rtl/>
+        </w:rPr>
+        <w:t xml:space="preserve"> </w:t>
+      </w:r>
+      <w:r>
+        <w:rPr>
+          <w:rtl/>
+        </w:rPr>
+        <w:t xml:space="preserve">راهبرد تخصص‌گرایی را یکی از رویکردهای راهبردی بنگاه‌های کوچک برای مواجهه با محدودیت منابع می‌دانند؛ رویکردی که منابع محدود را بر یک حوزه باریک متمرکز می‌کند، نه راه‌حلی که این محدودیت را به‌طور کامل برطرف کند</w:t>
+      </w:r>
+      <w:r>
+        <w:rPr>
+          <w:rtl/>
+        </w:rPr>
+        <w:t xml:space="preserve">.</w:t>
       </w:r>
     </w:p>
     <w:p>
@@ -5474,103 +4814,26 @@
           <w:rFonts w:hint="cs"/>
           <w:rtl/>
         </w:rPr>
-        <w:t>می‌گذارد؛</w:t>
-      </w:r>
-      <w:r>
-        <w:rPr>
-          <w:rtl/>
-        </w:rPr>
-        <w:t xml:space="preserve"> </w:t>
-      </w:r>
-      <w:r>
-        <w:rPr>
-          <w:rFonts w:hint="cs"/>
-          <w:rtl/>
-        </w:rPr>
-        <w:t>نتیجه‌ای</w:t>
-      </w:r>
-      <w:r>
-        <w:rPr>
-          <w:rtl/>
-        </w:rPr>
-        <w:t xml:space="preserve"> </w:t>
-      </w:r>
-      <w:r>
-        <w:rPr>
-          <w:rFonts w:hint="cs"/>
-          <w:rtl/>
-        </w:rPr>
-        <w:t>که</w:t>
-      </w:r>
-      <w:r>
-        <w:rPr>
-          <w:rtl/>
-        </w:rPr>
-        <w:t xml:space="preserve"> </w:t>
-      </w:r>
-      <w:r>
-        <w:rPr>
-          <w:rFonts w:hint="cs"/>
-          <w:rtl/>
-        </w:rPr>
-        <w:t>پانگارکار</w:t>
-      </w:r>
-      <w:r>
-        <w:rPr>
-          <w:rtl/>
-        </w:rPr>
-        <w:t xml:space="preserve"> </w:t>
-      </w:r>
-      <w:r>
-        <w:rPr>
-          <w:rFonts w:hint="cs"/>
-          <w:rtl/>
-        </w:rPr>
-        <w:t>و</w:t>
-      </w:r>
-      <w:r>
-        <w:rPr>
-          <w:rtl/>
-        </w:rPr>
-        <w:t xml:space="preserve"> </w:t>
-      </w:r>
-      <w:r>
-        <w:rPr>
-          <w:rFonts w:hint="cs"/>
-          <w:rtl/>
-        </w:rPr>
-        <w:t>پرابهوداسای</w:t>
-      </w:r>
-      <w:r>
-        <w:rPr>
-          <w:rtl/>
-        </w:rPr>
-        <w:t xml:space="preserve"> (</w:t>
-      </w:r>
-      <w:r>
-        <w:rPr>
-          <w:rFonts w:hint="cs"/>
-          <w:rtl/>
-        </w:rPr>
-        <w:t>۲۰۲۴</w:t>
-      </w:r>
-      <w:r>
-        <w:rPr>
-          <w:rtl/>
-        </w:rPr>
-        <w:t>)</w:t>
+        <w:t xml:space="preserve">می‌گذارد</w:t>
+      </w:r>
+      <w:r>
+        <w:rPr>
+          <w:rFonts w:hint="cs"/>
+          <w:rtl/>
+        </w:rPr>
+        <w:t xml:space="preserve"> (پانگارکار و پرابهوداسای، ۲۰۲۴)</w:t>
       </w:r>
       <w:r>
         <w:rPr>
           <w:rStyle w:val="FootnoteReference"/>
         </w:rPr>
-        <w:footnoteReference w:id="29"/>
-      </w:r>
-      <w:r>
-        <w:rPr>
-          <w:rtl/>
-        </w:rPr>
-        <w:t xml:space="preserve"> نیز در کاربرد امروزی این چارچوب تأیید کرده‌اند. دسترسی محدود به اطلاعات رقابتی نیز از همین خانواده عوامل برون‌سازمانی است؛ بنگاه‌های بزرگ معمولاً واحدهای تخصصی یا مشاوران بیرونی برای رصد مستمر بازار و اقدامات رقبا دارند، امکانی که برای بنگاه کوچک تک‌محصولی، به دلیل هزینه آن، اغلب در دسترس نیست و بنگاه را در تصمیم‌گیری‌های قیمت‌گذاری و بازاریابی به واکنش دیرهنگام نسبت به تحولات بازار وامی‌دارد، نه اقدام پیشگیرانه.</w:t>
+        <w:footnoteReference w:id="23"/>
+      </w:r>
+      <w:r>
+        <w:rPr>
+          <w:rtl/>
+        </w:rPr>
+        <w:t xml:space="preserve">. دسترسی محدود به اطلاعات رقابتی نیز از همین خانواده عوامل برون‌سازمانی است؛ بنگاه‌های بزرگ معمولاً واحدهای تخصصی یا مشاوران بیرونی برای رصد مستمر بازار و اقدامات رقبا دارند، امکانی که برای بنگاه کوچک تک‌محصولی، به دلیل هزینه آن، اغلب در دسترس نیست و بنگاه را در تصمیم‌گیری‌های قیمت‌گذاری و بازاریابی به واکنش دیرهنگام نسبت به تحولات بازار وامی‌دارد، نه اقدام پیشگیرانه.</w:t>
       </w:r>
     </w:p>
     <w:p>
@@ -5583,14 +4846,19 @@
         <w:rPr>
           <w:rtl/>
         </w:rPr>
-        <w:t xml:space="preserve">تغییرات در ترجیحات مصرف‌کننده یکی دیگر از عوامل محیطی است. اسیابانی و همکاران (۱۴۰۴) در بررسی پایداری ترجیحات مصرف‌کنندگان محصولات غذایی داخلی نشان دادند که این ترجیحات در برابر رقبای وارداتی چندان پایدار نیستند و با تغییر کیفیت یا قیمت نسبی، به سرعت جابه‌جا می‌شوند. برای بنگاه تک‌محصولی، </w:t>
-      </w:r>
-      <w:r>
-        <w:rPr>
-          <w:rtl/>
-        </w:rPr>
-        <w:lastRenderedPageBreak/>
-        <w:t>سرعت این جابه‌جایی به‌خصوص خطرناک است چون تغییر سلیقه جمعی، بدون جایگزین درآمدی دیگری در سبد، می‌تواند کل درآمد را ناگهان تهدید کند.</w:t>
+        <w:t xml:space="preserve">تغییرات در ترجیحات مصرف‌کننده یکی دیگر از عوامل محیطی است. </w:t>
+      </w:r>
+      <w:r>
+        <w:rPr>
+          <w:rtl/>
+        </w:rPr>
+        <w:t xml:space="preserve">آسیابانی و همکاران (۱۴۰۴) پایداری ترجیحات مصرف‌کنندگان ایرانی را، در مورد برنج، بررسی کرده‌اند؛ پرسشی که برای بنگاه‌های داخلی اهمیت راهبردی دارد، زیرا ترجیح مصرف‌کننده می‌تواند با تغییر کیفیت یا قیمت نسبی جابه‌جا شود. برای بنگاه تک‌محصولی، این جابه‌جایی به‌خصوص</w:t>
+      </w:r>
+      <w:r>
+        <w:rPr>
+          <w:rtl/>
+        </w:rPr>
+        <w:t xml:space="preserve"> خطرناک است چون تغییر سلیقه جمعی، بدون جایگزین درآمدی دیگری در سبد، می‌تواند کل درآمد را ناگهان تهدید کند.</w:t>
       </w:r>
     </w:p>
     <w:p>
@@ -5602,19 +4870,19 @@
         <w:rPr>
           <w:rtl/>
         </w:rPr>
-        <w:t>نوسانات اقتصاد کلان، از جمله تغییرات نرخ تورم، نرخ ارز و قدرت خرید خانوارها، لایه دیگری از عوامل محیطی است. مانگلا و همکاران (۲۰۲۱)</w:t>
-      </w:r>
-      <w:r>
-        <w:rPr>
-          <w:rStyle w:val="FootnoteReference"/>
-        </w:rPr>
-        <w:footnoteReference w:id="30"/>
-      </w:r>
-      <w:r>
-        <w:rPr>
-          <w:rtl/>
-        </w:rPr>
-        <w:t xml:space="preserve"> در بررسی اقتصادهای نوظهور نشان دادند که این نوسانات، همزمان بر بهای تمام‌شده و بر تقاضا اثر می‌گذارند؛ اثری که در بنگاه‌های کوچک با حاشیه سود کم، کشنده‌تر است. نوسان نرخ ارز و هزینه مواد اولیه وارداتی، در اقتصادهایی مانند ایران که بخشی از نهاده‌های صنعت غذایی از مسیر واردات تأمین می‌شود، نمونه بارز این فشار است: بنگاهی که توان چانه‌زنی محدودی با تأمین‌کنندگان خارجی دارد، معمولاً افزایش هزینه را سریع‌تر و با تأخیر کمتری نسبت به بنگاه‌های بزرگ‌تر جذب می‌کند؛ در حالی که به دلیل حجم تولید پایین‌تر، امکان کمتری نیز برای سرشکن‌کردن هزینه‌های ثابت بر واحد محصول دارد. این دوگانگی، فشار هم‌زمان از سمت هزینه و از سمت قیمت‌گذاری رقابتی را برای بنگاه تک‌محصولی تشدید می‌کند.</w:t>
+        <w:t xml:space="preserve">نوسانات اقتصاد کلان، از جمله تغییرات نرخ تورم، نرخ ارز و قدرت خرید خانوارها، لایه دیگری از عوامل محیطی است. </w:t>
+      </w:r>
+      <w:r>
+        <w:rPr>
+          <w:rtl/>
+        </w:rPr>
+        <w:t xml:space="preserve">این نوسانات</w:t>
+      </w:r>
+      <w:r>
+        <w:rPr>
+          <w:rtl/>
+        </w:rPr>
+        <w:t xml:space="preserve">، همزمان بر بهای تمام‌شده و بر تقاضا اثر می‌گذارند؛ اثری که در بنگاه‌های کوچک با حاشیه سود کم، کشنده‌تر است. نوسان نرخ ارز و هزینه مواد اولیه وارداتی، در اقتصادهایی مانند ایران که بخشی از نهاده‌های صنعت غذایی از مسیر واردات تأمین می‌شود، نمونه بارز این فشار است: بنگاهی که توان چانه‌زنی محدودی با تأمین‌کنندگان خارجی دارد، معمولاً افزایش هزینه را سریع‌تر و با تأخیر کمتری نسبت به بنگاه‌های بزرگ‌تر جذب می‌کند؛ در حالی که به دلیل حجم تولید پایین‌تر، امکان کمتری نیز برای سرشکن‌کردن هزینه‌های ثابت بر واحد محصول دارد. این دوگانگی، فشار هم‌زمان از سمت هزینه و از سمت قیمت‌گذاری رقابتی را برای بنگاه تک‌محصولی تشدید می‌کند.</w:t>
       </w:r>
     </w:p>
     <w:p>
@@ -5632,13 +4900,25 @@
         <w:rPr>
           <w:rStyle w:val="FootnoteReference"/>
         </w:rPr>
-        <w:footnoteReference w:id="31"/>
-      </w:r>
-      <w:r>
-        <w:rPr>
-          <w:rtl/>
-        </w:rPr>
-        <w:t xml:space="preserve"> این ناهمگونی در ظرفیت انطباق را یکی از ریشه‌های اصلی فشار بر بنگاه‌های کوچک‌مقیاس صنعت غذایی در اقتصادهای نوظهور برشمردند.</w:t>
+        <w:footnoteReference w:id="24"/>
+      </w:r>
+      <w:r>
+        <w:rPr>
+          <w:rtl/>
+        </w:rPr>
+        <w:t xml:space="preserve"> </w:t>
+      </w:r>
+      <w:r>
+        <w:rPr>
+          <w:rtl/>
+        </w:rPr>
+        <w:t xml:space="preserve">در بررسی چالش‌های ابتکارات ایمنی مواد غذایی در یک اقتصاد نوظهور، چالش‌های مربوط به دولت و سیاست‌گذاری را در جایگاه نخست قرار دادند و چالش‌های دانشی و مالی را نیز از گروه‌های اصلی چالش‌ها یافتند؛ همگامی با الزامات نظارتی برای بنگاه‌های کوچک‌تر، که منابع مالی و دانشی کمتری دارند، دشوارتر است</w:t>
+      </w:r>
+      <w:r>
+        <w:rPr>
+          <w:rtl/>
+        </w:rPr>
+        <w:t xml:space="preserve">.</w:t>
       </w:r>
     </w:p>
     <w:p>
@@ -5650,175 +4930,31 @@
         <w:rPr>
           <w:rtl/>
         </w:rPr>
-        <w:t>تغییرات فناورانه در سطح صنعت، عامل برون‌سازمانی دیگری است که به‌ویژه در دهه اخیر اهمیت یافته است. شرابتی و همکاران (۲۰۲۴)</w:t>
+        <w:t xml:space="preserve">تغییرات فناورانه در سطح صنعت، عامل برون‌سازمانی دیگری است که به‌ویژه در دهه اخیر اهمیت یافته است. </w:t>
+      </w:r>
+      <w:r>
+        <w:rPr>
+          <w:rtl/>
+        </w:rPr>
+        <w:t xml:space="preserve">ظهور ابزارهای بازاریابی دیجیتال، رقابت در بسیاری از صنایع، از جمله صنعت مواد غذایی، را به سمت بنگاه‌هایی سوق می‌دهد که سریع‌تر این ابزارها را به کار می‌گیرند؛ شرابتی و همکاران (۲۰۲۴)</w:t>
       </w:r>
       <w:r>
         <w:rPr>
           <w:rStyle w:val="FootnoteReference"/>
         </w:rPr>
-        <w:footnoteReference w:id="32"/>
-      </w:r>
-      <w:r>
-        <w:rPr>
-          <w:rtl/>
-        </w:rPr>
-        <w:t xml:space="preserve"> نشان دادند که ظهور ابزارهای بازاریابی دیجیتال، رقابت در بسیاری از صنایع </w:t>
-      </w:r>
-      <w:r>
-        <w:rPr>
-          <w:rFonts w:hint="cs"/>
-          <w:rtl/>
-        </w:rPr>
-        <w:t>از</w:t>
-      </w:r>
-      <w:r>
-        <w:rPr>
-          <w:rtl/>
-        </w:rPr>
-        <w:t xml:space="preserve"> </w:t>
-      </w:r>
-      <w:r>
-        <w:rPr>
-          <w:rFonts w:hint="cs"/>
-          <w:rtl/>
-        </w:rPr>
-        <w:t>جمله</w:t>
-      </w:r>
-      <w:r>
-        <w:rPr>
-          <w:rtl/>
-        </w:rPr>
-        <w:t xml:space="preserve"> </w:t>
-      </w:r>
-      <w:r>
-        <w:rPr>
-          <w:rFonts w:hint="cs"/>
-          <w:rtl/>
-        </w:rPr>
-        <w:t>صنعت</w:t>
-      </w:r>
-      <w:r>
-        <w:rPr>
-          <w:rtl/>
-        </w:rPr>
-        <w:t xml:space="preserve"> </w:t>
-      </w:r>
-      <w:r>
-        <w:rPr>
-          <w:rFonts w:hint="cs"/>
-          <w:rtl/>
-        </w:rPr>
-        <w:t>مواد</w:t>
-      </w:r>
-      <w:r>
-        <w:rPr>
-          <w:rtl/>
-        </w:rPr>
-        <w:t xml:space="preserve"> </w:t>
-      </w:r>
-      <w:r>
-        <w:rPr>
-          <w:rFonts w:hint="cs"/>
-          <w:rtl/>
-        </w:rPr>
-        <w:t>غذایی</w:t>
-      </w:r>
-      <w:r>
-        <w:rPr>
-          <w:rtl/>
-        </w:rPr>
-        <w:t xml:space="preserve"> </w:t>
-      </w:r>
-      <w:r>
-        <w:rPr>
-          <w:rFonts w:hint="cs"/>
-          <w:rtl/>
-        </w:rPr>
-        <w:t>را</w:t>
-      </w:r>
-      <w:r>
-        <w:rPr>
-          <w:rtl/>
-        </w:rPr>
-        <w:t xml:space="preserve"> </w:t>
-      </w:r>
-      <w:r>
-        <w:rPr>
-          <w:rFonts w:hint="cs"/>
-          <w:rtl/>
-        </w:rPr>
-        <w:t>به</w:t>
-      </w:r>
-      <w:r>
-        <w:rPr>
-          <w:rtl/>
-        </w:rPr>
-        <w:t xml:space="preserve"> </w:t>
-      </w:r>
-      <w:r>
-        <w:rPr>
-          <w:rFonts w:hint="cs"/>
-          <w:rtl/>
-        </w:rPr>
-        <w:t>سمت</w:t>
-      </w:r>
-      <w:r>
-        <w:rPr>
-          <w:rtl/>
-        </w:rPr>
-        <w:t xml:space="preserve"> </w:t>
-      </w:r>
-      <w:r>
-        <w:rPr>
-          <w:rFonts w:hint="cs"/>
-          <w:rtl/>
-        </w:rPr>
-        <w:t>بنگاه‌هایی</w:t>
-      </w:r>
-      <w:r>
-        <w:rPr>
-          <w:rtl/>
-        </w:rPr>
-        <w:t xml:space="preserve"> </w:t>
-      </w:r>
-      <w:r>
-        <w:rPr>
-          <w:rFonts w:hint="cs"/>
-          <w:rtl/>
-        </w:rPr>
-        <w:t>سوق</w:t>
-      </w:r>
-      <w:r>
-        <w:rPr>
-          <w:rtl/>
-        </w:rPr>
-        <w:t xml:space="preserve"> </w:t>
-      </w:r>
-      <w:r>
-        <w:rPr>
-          <w:rFonts w:hint="cs"/>
-          <w:rtl/>
-        </w:rPr>
-        <w:t>داده</w:t>
-      </w:r>
-      <w:r>
-        <w:rPr>
-          <w:rtl/>
-        </w:rPr>
-        <w:t xml:space="preserve"> </w:t>
-      </w:r>
-      <w:r>
-        <w:rPr>
-          <w:rFonts w:hint="cs"/>
-          <w:rtl/>
-        </w:rPr>
-        <w:t>که</w:t>
-      </w:r>
-      <w:r>
-        <w:rPr>
-          <w:rtl/>
-        </w:rPr>
-        <w:t xml:space="preserve"> سریع‌تر این ابزارها را به کار می‌گیرند. بنگاه تک‌محصولی که منابع محدودی برای همگامی با این تحولات فناورانه دارد، در برابر رقبایی که توزیع منابع خود را میان چند محصول دیجیتالی‌تر مدیریت می‌کنند، در موضع ضعف قرار می‌گیرد.</w:t>
+        <w:footnoteReference w:id="25"/>
+      </w:r>
+      <w:r>
+        <w:rPr>
+          <w:rtl/>
+        </w:rPr>
+        <w:t xml:space="preserve"> نیز بازاریابی دیجیتال را عاملی مؤثر بر عملکرد و حضور بنگاه‌های کوچک و متوسط در بازار یافته‌اند</w:t>
+      </w:r>
+      <w:r>
+        <w:rPr>
+          <w:rtl/>
+        </w:rPr>
+        <w:t xml:space="preserve">. بنگاه تک‌محصولی که منابع محدودی برای همگامی با این تحولات فناورانه دارد، در برابر رقبایی که توزیع منابع خود را میان چند محصول دیجیتالی‌تر مدیریت می‌کنند، در موضع ضعف قرار می‌گیرد.</w:t>
       </w:r>
     </w:p>
     <w:p>
@@ -5830,26 +4966,31 @@
         <w:rPr>
           <w:rtl/>
         </w:rPr>
-        <w:t>نیروی کار و بازار اشتغال نیز لایه کمتر بررسی‌شده‌ای از عوامل برون‌سازمانی است. تانئو و همکاران (۲۰۲۲)</w:t>
+        <w:t xml:space="preserve">نیروی کار و بازار اشتغال نیز لایه کمتر بررسی‌شده‌ای از عوامل برون‌سازمانی است. </w:t>
+      </w:r>
+      <w:r>
+        <w:rPr>
+          <w:rtl/>
+        </w:rPr>
+        <w:t xml:space="preserve">دسترسی بنگاه‌های کوچک صنعت غذایی به نیروی کار ماهر، تا حد زیادی به شرایط بازار کار محلی بستگی دارد و بیرون از کنترل مستقیم بنگاه است؛ آموزش داخلی تنها می‌تواند بخشی از این کمبود را جبران کند. تانئو و همکاران (۲۰۲۲)</w:t>
       </w:r>
       <w:r>
         <w:rPr>
           <w:rStyle w:val="FootnoteReference"/>
         </w:rPr>
-        <w:footnoteReference w:id="33"/>
-      </w:r>
-      <w:r>
-        <w:rPr>
-          <w:rtl/>
-        </w:rPr>
-        <w:t xml:space="preserve"> نشان دادند که بنگاه‌های کوچک صنعت غذایی در بسیاری از اقتصادهای در حال توسعه، با کمبود نیروی کار ماهر در بازار کار محلی روبه‌رو هستند؛ کمبودی که بیرون از کنترل مستقیم بنگاه است و تنها از طریق سرمایه‌گذاری </w:t>
-      </w:r>
-      <w:r>
-        <w:rPr>
-          <w:rtl/>
-        </w:rPr>
-        <w:lastRenderedPageBreak/>
-        <w:t>در آموزش داخلی قابل جبران است. برای بنگاه تک‌محصولی که منابع مالی محدودتری برای چنین سرمایه‌گذاری‌هایی دارد، این کمبود بیرونی به یک محدودیت ساختاری پایدار بدل می‌شود.</w:t>
+        <w:footnoteReference w:id="26"/>
+      </w:r>
+      <w:r>
+        <w:rPr>
+          <w:rtl/>
+        </w:rPr>
+        <w:t xml:space="preserve"> نشان داده‌اند که آموزش هدفمند، دانش مدیران بنگاه‌های کوچک غذایی را در موضوعات مدیریت منابع انسانی به‌طور معناداری افزایش می‌دهد</w:t>
+      </w:r>
+      <w:r>
+        <w:rPr>
+          <w:rtl/>
+        </w:rPr>
+        <w:t xml:space="preserve">. برای بنگاه تک‌محصولی که منابع مالی محدودتری برای چنین سرمایه‌گذاری‌هایی دارد، این کمبود بیرونی به یک محدودیت ساختاری پایدار بدل می‌شود.</w:t>
       </w:r>
     </w:p>
     <w:p>
@@ -5861,351 +5002,13 @@
         <w:rPr>
           <w:rtl/>
         </w:rPr>
-        <w:t>جمع‌بندی عوامل برون‌سازمانی این بخش نشان می‌دهد که رقابت، تغییر ترجیحات مصرف‌کننده، نوسانات کلان اقتصادی، الزامات نظارتی، تحولات فناورانه و کمبود نیروی کار بازار، هرچند هر یک منشأ متفاوتی دارند، وجه مشترکی دارند: بنگاه نمی‌تواند آن‌ها را مستقیماً کنترل کند. سینگ و همکاران (۲۰۲۲)</w:t>
-      </w:r>
-      <w:r>
-        <w:rPr>
-          <w:rStyle w:val="FootnoteReference"/>
-        </w:rPr>
-        <w:footnoteReference w:id="34"/>
-      </w:r>
-      <w:r>
-        <w:rPr>
-          <w:rtl/>
-        </w:rPr>
-        <w:t xml:space="preserve"> در مرور خود بر موانع سه‌سطحی صنعت فرآوری مواد غذایی، نشان دادند که اغلب این عوامل برون‌سازمانی، در تمام سطوح زنجیره تأمین </w:t>
-      </w:r>
-      <w:r>
-        <w:rPr>
-          <w:rFonts w:hint="cs"/>
-          <w:rtl/>
-        </w:rPr>
-        <w:t>از</w:t>
-      </w:r>
-      <w:r>
-        <w:rPr>
-          <w:rtl/>
-        </w:rPr>
-        <w:t xml:space="preserve"> </w:t>
-      </w:r>
-      <w:r>
-        <w:rPr>
-          <w:rFonts w:hint="cs"/>
-          <w:rtl/>
-        </w:rPr>
-        <w:t>مزرعه</w:t>
-      </w:r>
-      <w:r>
-        <w:rPr>
-          <w:rtl/>
-        </w:rPr>
-        <w:t xml:space="preserve"> </w:t>
-      </w:r>
-      <w:r>
-        <w:rPr>
-          <w:rFonts w:hint="cs"/>
-          <w:rtl/>
-        </w:rPr>
-        <w:t>تا</w:t>
-      </w:r>
-      <w:r>
-        <w:rPr>
-          <w:rtl/>
-        </w:rPr>
-        <w:t xml:space="preserve"> </w:t>
-      </w:r>
-      <w:r>
-        <w:rPr>
-          <w:rFonts w:hint="cs"/>
-          <w:rtl/>
-        </w:rPr>
-        <w:t>مصرف‌کننده</w:t>
-      </w:r>
-      <w:r>
-        <w:rPr>
-          <w:rtl/>
-        </w:rPr>
-        <w:t xml:space="preserve"> </w:t>
-      </w:r>
-      <w:r>
-        <w:rPr>
-          <w:rFonts w:hint="cs"/>
-          <w:rtl/>
-        </w:rPr>
-        <w:t>اثر</w:t>
-      </w:r>
-      <w:r>
-        <w:rPr>
-          <w:rtl/>
-        </w:rPr>
-        <w:t xml:space="preserve"> </w:t>
-      </w:r>
-      <w:r>
-        <w:rPr>
-          <w:rFonts w:hint="cs"/>
-          <w:rtl/>
-        </w:rPr>
-        <w:t>هم‌افزا</w:t>
-      </w:r>
-      <w:r>
-        <w:rPr>
-          <w:rtl/>
-        </w:rPr>
-        <w:t xml:space="preserve"> </w:t>
-      </w:r>
-      <w:r>
-        <w:rPr>
-          <w:rFonts w:hint="cs"/>
-          <w:rtl/>
-        </w:rPr>
-        <w:t>دارند؛</w:t>
-      </w:r>
-      <w:r>
-        <w:rPr>
-          <w:rtl/>
-        </w:rPr>
-        <w:t xml:space="preserve"> </w:t>
-      </w:r>
-      <w:r>
-        <w:rPr>
-          <w:rFonts w:hint="cs"/>
-          <w:rtl/>
-        </w:rPr>
-        <w:t>یافته‌ای</w:t>
-      </w:r>
-      <w:r>
-        <w:rPr>
-          <w:rtl/>
-        </w:rPr>
-        <w:t xml:space="preserve"> </w:t>
-      </w:r>
-      <w:r>
-        <w:rPr>
-          <w:rFonts w:hint="cs"/>
-          <w:rtl/>
-        </w:rPr>
-        <w:t>که</w:t>
-      </w:r>
-      <w:r>
-        <w:rPr>
-          <w:rtl/>
-        </w:rPr>
-        <w:t xml:space="preserve"> </w:t>
-      </w:r>
-      <w:r>
-        <w:rPr>
-          <w:rFonts w:hint="cs"/>
-          <w:rtl/>
-        </w:rPr>
-        <w:t>ضرورت</w:t>
-      </w:r>
-      <w:r>
-        <w:rPr>
-          <w:rtl/>
-        </w:rPr>
-        <w:t xml:space="preserve"> </w:t>
-      </w:r>
-      <w:r>
-        <w:rPr>
-          <w:rFonts w:hint="cs"/>
-          <w:rtl/>
-        </w:rPr>
-        <w:t>نگاه</w:t>
-      </w:r>
-      <w:r>
-        <w:rPr>
-          <w:rtl/>
-        </w:rPr>
-        <w:t xml:space="preserve"> </w:t>
-      </w:r>
-      <w:r>
-        <w:rPr>
-          <w:rFonts w:hint="cs"/>
-          <w:rtl/>
-        </w:rPr>
-        <w:t>یکپارچه</w:t>
-      </w:r>
-      <w:r>
-        <w:rPr>
-          <w:rtl/>
-        </w:rPr>
-        <w:t xml:space="preserve"> </w:t>
-      </w:r>
-      <w:r>
-        <w:rPr>
-          <w:rFonts w:hint="cs"/>
-          <w:rtl/>
-        </w:rPr>
-        <w:t>به</w:t>
-      </w:r>
-      <w:r>
-        <w:rPr>
-          <w:rtl/>
-        </w:rPr>
-        <w:t xml:space="preserve"> </w:t>
-      </w:r>
-      <w:r>
-        <w:rPr>
-          <w:rFonts w:hint="cs"/>
-          <w:rtl/>
-        </w:rPr>
-        <w:t>این</w:t>
-      </w:r>
-      <w:r>
-        <w:rPr>
-          <w:rtl/>
-        </w:rPr>
-        <w:t xml:space="preserve"> </w:t>
-      </w:r>
-      <w:r>
-        <w:rPr>
-          <w:rFonts w:hint="cs"/>
-          <w:rtl/>
-        </w:rPr>
-        <w:t>عوامل،</w:t>
-      </w:r>
-      <w:r>
-        <w:rPr>
-          <w:rtl/>
-        </w:rPr>
-        <w:t xml:space="preserve"> </w:t>
-      </w:r>
-      <w:r>
-        <w:rPr>
-          <w:rFonts w:hint="cs"/>
-          <w:rtl/>
-        </w:rPr>
-        <w:t>به‌جای</w:t>
-      </w:r>
-      <w:r>
-        <w:rPr>
-          <w:rtl/>
-        </w:rPr>
-        <w:t xml:space="preserve"> </w:t>
-      </w:r>
-      <w:r>
-        <w:rPr>
-          <w:rFonts w:hint="cs"/>
-          <w:rtl/>
-        </w:rPr>
-        <w:t>تحلیل</w:t>
-      </w:r>
-      <w:r>
-        <w:rPr>
-          <w:rtl/>
-        </w:rPr>
-        <w:t xml:space="preserve"> </w:t>
-      </w:r>
-      <w:r>
-        <w:rPr>
-          <w:rFonts w:hint="cs"/>
-          <w:rtl/>
-        </w:rPr>
-        <w:t>جداگانه</w:t>
-      </w:r>
-      <w:r>
-        <w:rPr>
-          <w:rtl/>
-        </w:rPr>
-        <w:t xml:space="preserve"> </w:t>
-      </w:r>
-      <w:r>
-        <w:rPr>
-          <w:rFonts w:hint="cs"/>
-          <w:rtl/>
-        </w:rPr>
-        <w:t>هر</w:t>
-      </w:r>
-      <w:r>
-        <w:rPr>
-          <w:rtl/>
-        </w:rPr>
-        <w:t xml:space="preserve"> </w:t>
-      </w:r>
-      <w:r>
-        <w:rPr>
-          <w:rFonts w:hint="cs"/>
-          <w:rtl/>
-        </w:rPr>
-        <w:t>یک،</w:t>
-      </w:r>
-      <w:r>
-        <w:rPr>
-          <w:rtl/>
-        </w:rPr>
-        <w:t xml:space="preserve"> </w:t>
-      </w:r>
-      <w:r>
-        <w:rPr>
-          <w:rFonts w:hint="cs"/>
-          <w:rtl/>
-        </w:rPr>
-        <w:t>را</w:t>
-      </w:r>
-      <w:r>
-        <w:rPr>
-          <w:rtl/>
-        </w:rPr>
-        <w:t xml:space="preserve"> </w:t>
-      </w:r>
-      <w:r>
-        <w:rPr>
-          <w:rFonts w:hint="cs"/>
-          <w:rtl/>
-        </w:rPr>
-        <w:t>برای</w:t>
-      </w:r>
-      <w:r>
-        <w:rPr>
-          <w:rtl/>
-        </w:rPr>
-        <w:t xml:space="preserve"> </w:t>
-      </w:r>
-      <w:r>
-        <w:rPr>
-          <w:rFonts w:hint="cs"/>
-          <w:rtl/>
-        </w:rPr>
-        <w:t>پژوهش</w:t>
-      </w:r>
-      <w:r>
-        <w:rPr>
-          <w:rtl/>
-        </w:rPr>
-        <w:t xml:space="preserve"> </w:t>
-      </w:r>
-      <w:r>
-        <w:rPr>
-          <w:rFonts w:hint="cs"/>
-          <w:rtl/>
-        </w:rPr>
-        <w:t>حاضر</w:t>
-      </w:r>
-      <w:r>
-        <w:rPr>
-          <w:rtl/>
-        </w:rPr>
-        <w:t xml:space="preserve"> </w:t>
-      </w:r>
-      <w:r>
-        <w:rPr>
-          <w:rFonts w:hint="cs"/>
-          <w:rtl/>
-        </w:rPr>
-        <w:t>روشن</w:t>
-      </w:r>
-      <w:r>
-        <w:rPr>
-          <w:rtl/>
-        </w:rPr>
-        <w:t xml:space="preserve"> </w:t>
-      </w:r>
-      <w:r>
-        <w:rPr>
-          <w:rFonts w:hint="cs"/>
-          <w:rtl/>
-        </w:rPr>
-        <w:t>می‌سازد</w:t>
+        <w:t xml:space="preserve">جمع‌بندی عوامل برون‌سازمانی این بخش نشان می‌دهد که رقابت، تغییر ترجیحات مصرف‌کننده، نوسانات کلان اقتصادی، الزامات نظارتی، تحولات فناورانه و کمبود نیروی کار بازار، هرچند هر یک منشأ متفاوتی دارند، وجه مشترکی دارند: بنگاه نمی‌تواند آن‌ها را مستقیماً کنترل کند. </w:t>
+      </w:r>
+      <w:r>
+        <w:rPr>
+          <w:rtl/>
+        </w:rPr>
+        <w:t xml:space="preserve">این عوامل در عمل جدا از هم عمل نمی‌کنند و اثر آن‌ها بر یکدیگر انباشته می‌شود؛ از این رو نگاه یکپارچه به آن‌ها، به‌جای تحلیل جداگانه هر یک، برای پژوهش حاضر ضروری است</w:t>
       </w:r>
       <w:r>
         <w:rPr>
@@ -6320,64 +5123,13 @@
           <w:rFonts w:hint="cs"/>
           <w:rtl/>
         </w:rPr>
-        <w:t>میکلیان</w:t>
-      </w:r>
-      <w:r>
-        <w:rPr>
-          <w:rtl/>
-        </w:rPr>
-        <w:t xml:space="preserve"> </w:t>
-      </w:r>
-      <w:r>
-        <w:rPr>
-          <w:rFonts w:hint="cs"/>
-          <w:rtl/>
-        </w:rPr>
-        <w:t>و</w:t>
-      </w:r>
-      <w:r>
-        <w:rPr>
-          <w:rtl/>
-        </w:rPr>
-        <w:t xml:space="preserve"> </w:t>
-      </w:r>
-      <w:r>
-        <w:rPr>
-          <w:rFonts w:hint="cs"/>
-          <w:rtl/>
-        </w:rPr>
-        <w:t>هولشر</w:t>
-      </w:r>
-      <w:r>
-        <w:rPr>
-          <w:rtl/>
-        </w:rPr>
-        <w:t xml:space="preserve"> (</w:t>
-      </w:r>
-      <w:r>
-        <w:rPr>
-          <w:rFonts w:hint="cs"/>
-          <w:rtl/>
-        </w:rPr>
-        <w:t>۲۰۲۲</w:t>
-      </w:r>
-      <w:r>
-        <w:rPr>
-          <w:rtl/>
-        </w:rPr>
-        <w:t>)</w:t>
-      </w:r>
-      <w:r>
-        <w:rPr>
-          <w:rStyle w:val="FootnoteReference"/>
-        </w:rPr>
-        <w:footnoteReference w:id="35"/>
-      </w:r>
-      <w:r>
-        <w:rPr>
-          <w:rtl/>
-        </w:rPr>
-        <w:t xml:space="preserve"> نشان دادند که در کوتاه‌مدت، بنگاه‌های کوچک معمولاً نخست با فشردگی حاشیه سود و کاهش توان پوشش هزینه‌های ثابت روبه‌رو می‌شوند، پیش از آنکه آثار ساختاری‌تر این شوک‌ها آشکار شود. در بنگاه تک‌محصولی این اثر مستقیم‌تر است زیرا درآمد جایگزینی برای پوشش این فشردگی وجود ندارد.</w:t>
+        <w:t xml:space="preserve">در کوتاه‌مدت، بنگاه‌های کوچک معمولاً نخست با فشردگی حاشیه سود و کاهش توان پوشش هزینه‌های ثابت روبه‌رو می‌شوند، پیش از آنکه آثار ساختاری‌تر این چالش‌ها آشکار شود</w:t>
+      </w:r>
+      <w:r>
+        <w:rPr>
+          <w:rtl/>
+        </w:rPr>
+        <w:t xml:space="preserve">. در بنگاه تک‌محصولی این اثر مستقیم‌تر است زیرا درآمد جایگزینی برای پوشش این فشردگی وجود ندارد.</w:t>
       </w:r>
     </w:p>
     <w:p>
@@ -6389,7 +5141,19 @@
         <w:rPr>
           <w:rtl/>
         </w:rPr>
-        <w:t>در میان‌مدت، تداوم چالش‌ها به از دست رفتن سهم بازار می‌انجامد. مشتریانی که به دلیل کسری محصول، نوسان کیفیت یا قیمت بالاتر به رقیب روی می‌آورند، اغلب به این سادگی بازنمی‌گردند. محمدی، ثانی‌حیدری و شهرکی (۱۴۰۱) در بررسی عوامل مؤثر بر انتخاب استراتژی بازاریابی در مراحل مختلف چرخه عمر محصول، نشان دادند که از دست دادن سهم بازار در مراحل معرفی و رشد، هزینه بازیابی بسیار بالایی دارد و تجربه مدیر و برند معتبر از مهم‌ترین عوامل جبران آن هستند.</w:t>
+        <w:t xml:space="preserve">در میان‌مدت، تداوم چالش‌ها به از دست رفتن سهم بازار می‌انجامد. مشتریانی که به دلیل کسری محصول، نوسان کیفیت یا قیمت بالاتر به رقیب روی می‌آورند، اغلب به این سادگی بازنمی‌گردند. </w:t>
+      </w:r>
+      <w:r>
+        <w:rPr>
+          <w:rtl/>
+        </w:rPr>
+        <w:t xml:space="preserve">بازیابی سهم ازدست‌رفته پرهزینه است و از این رو انتخاب راهبرد بازاریابی متناسب با مرحله چرخه عمر محصول، که محمدی، ثانی‌حیدری و شهرکی (۱۴۰۱) عوامل مؤثر بر آن را بررسی کرده‌اند، اهمیت می‌یابد</w:t>
+      </w:r>
+      <w:r>
+        <w:rPr>
+          <w:rtl/>
+        </w:rPr>
+        <w:t xml:space="preserve">.</w:t>
       </w:r>
     </w:p>
     <w:p>
@@ -6407,32 +5171,49 @@
         <w:rPr>
           <w:rStyle w:val="FootnoteReference"/>
         </w:rPr>
-        <w:footnoteReference w:id="36"/>
-      </w:r>
-      <w:r>
-        <w:rPr>
-          <w:rtl/>
-        </w:rPr>
-        <w:t xml:space="preserve"> تأیید کرده‌اند که نوسان درآمد در بنگاه‌های متمرکز، ریسک ورشکستگی را افزایش می‌دهد. در صنعت مواد غذایی ایران نیز، گزارش‌های صنفی از موج تعطیلی کارگاه‌های </w:t>
-      </w:r>
-      <w:r>
-        <w:rPr>
-          <w:rtl/>
-        </w:rPr>
-        <w:lastRenderedPageBreak/>
-        <w:t>کوچک در دوره‌های نوسان اقتصادی حکایت دارد. پیامدهای این چالش‌ها به سطح مالی و بازار محدود نمی‌ماند؛ آسیب به اعتبار و شهرت بنگاه نیز یکی از پیامدهای کمتر دیده‌شده اما پایدار آن است. توماران و همکاران (۲۰۲۲)</w:t>
-      </w:r>
-      <w:r>
-        <w:rPr>
-          <w:rStyle w:val="FootnoteReference"/>
-        </w:rPr>
-        <w:footnoteReference w:id="37"/>
-      </w:r>
-      <w:r>
-        <w:rPr>
-          <w:rtl/>
-        </w:rPr>
-        <w:t xml:space="preserve"> نشان دادند که ضعف تمایز و برندسازی، بازتاب محدودیت‌های گسترده‌تر در ذهنیت کارآفرینانه بنگاه است؛ بنگاهی که به دلیل کسری مکرر محصول یا ناپایداری کیفیت نتواند تعهدات خود را به‌طور مستمر ایفا کند، در ذهن خرده‌فروش و مصرف‌کننده به‌عنوان تأمین‌کننده‌ای غیرقابل‌اتکا شناخته می‌شود؛ برچسبی که اصلاح آن زمان و هزینه بسیار بیشتری نسبت به پیشگیری از آن می‌طلبد.</w:t>
+        <w:footnoteReference w:id="27"/>
+      </w:r>
+      <w:r>
+        <w:rPr>
+          <w:rtl/>
+        </w:rPr>
+        <w:t xml:space="preserve"> </w:t>
+      </w:r>
+      <w:r>
+        <w:rPr>
+          <w:rtl/>
+        </w:rPr>
+        <w:t xml:space="preserve">نشان داده‌اند که تنوع محصولی ریسک بنگاه را کاهش می‌دهد؛ بر این پایه، بنگاه متمرکز در معرض ریسک بالاتری قرار دارد که در شرایط تداوم افت فروش می‌تواند به تهدید بقا بینجامد</w:t>
+      </w:r>
+      <w:r>
+        <w:rPr>
+          <w:rtl/>
+        </w:rPr>
+        <w:t xml:space="preserve">. </w:t>
+      </w:r>
+      <w:r>
+        <w:rPr>
+          <w:rtl/>
+        </w:rPr>
+        <w:t xml:space="preserve">در صنعت مواد غذایی ایران نیز، می‌توان انتظار داشت بنگاه‌های کوچک در دوره‌های نوسان اقتصادی بیش از دیگران در معرض تعطیلی باشند</w:t>
+      </w:r>
+      <w:r>
+        <w:rPr>
+          <w:rtl/>
+        </w:rPr>
+        <w:t xml:space="preserve">. پیامدهای این چالش‌ها به سطح مالی و بازار محدود نمی‌ماند؛ آسیب به اعتبار و شهرت بنگاه نیز یکی از پیامدهای کمتر دیده‌شده اما پایدار آن است. </w:t>
+      </w:r>
+      <w:r>
+        <w:rPr>
+          <w:rtl/>
+        </w:rPr>
+        <w:t xml:space="preserve">بنگاهی که</w:t>
+      </w:r>
+      <w:r>
+        <w:rPr>
+          <w:rtl/>
+        </w:rPr>
+        <w:t xml:space="preserve"> به دلیل کسری مکرر محصول یا ناپایداری کیفیت نتواند تعهدات خود را به‌طور مستمر ایفا کند، در ذهن خرده‌فروش و مصرف‌کننده به‌عنوان تأمین‌کننده‌ای غیرقابل‌اتکا شناخته می‌شود؛ برچسبی که اصلاح آن زمان و هزینه بسیار بیشتری نسبت به پیشگیری از آن می‌طلبد.</w:t>
       </w:r>
     </w:p>
     <w:p>
@@ -6444,19 +5225,19 @@
         <w:rPr>
           <w:rtl/>
         </w:rPr>
-        <w:t>نگاهی کلی به این زنجیره پیامدها نشان می‌دهد که افت حجم فروش کوتاه‌مدت، اگر بدون واکنش مدیریتی باقی بماند، به‌تدریج به از دست رفتن سهم بازار در میان‌مدت و در نهایت به تهدید بقای بنگاه در بلندمدت می‌انجامد. میکلیان و هولشر (۲۰۲۲)</w:t>
-      </w:r>
-      <w:r>
-        <w:rPr>
-          <w:rStyle w:val="FootnoteReference"/>
-        </w:rPr>
-        <w:footnoteReference w:id="38"/>
-      </w:r>
-      <w:r>
-        <w:rPr>
-          <w:rtl/>
-        </w:rPr>
-        <w:t xml:space="preserve"> این توالی تشدیدشونده را یکی از ویژگی‌های مشخص آسیب‌پذیری بنگاه‌های کوچک در برابر شوک‌های برون‌زا دانسته‌اند. این توالی برای بنگاه تک‌محصولی با سرعت بیشتری طی می‌شود، زیرا در هر مرحله، نبود منبع درآمدی جایگزین، فرصت اصلاح مسیر را کاهش می‌دهد؛ ویژگی‌ای که چالش‌های فروش را از مفهومی ایستا به فرایندی پویا بدل می‌کند که از عوامل درون‌سازمانی و برون‌سازمانی سرچشمه می‌گیرد و در نهایت در عملکرد، سودآوری و بقای بنگاه بازتاب می‌یابد.</w:t>
+        <w:t xml:space="preserve">نگاهی کلی به این زنجیره پیامدها نشان می‌دهد که افت حجم فروش کوتاه‌مدت، اگر بدون واکنش مدیریتی باقی بماند، به‌تدریج به از دست رفتن سهم بازار در میان‌مدت و در نهایت به تهدید بقای بنگاه در بلندمدت می‌انجامد. </w:t>
+      </w:r>
+      <w:r>
+        <w:rPr>
+          <w:rtl/>
+        </w:rPr>
+        <w:t xml:space="preserve">این توالی</w:t>
+      </w:r>
+      <w:r>
+        <w:rPr>
+          <w:rtl/>
+        </w:rPr>
+        <w:t xml:space="preserve"> برای بنگاه تک‌محصولی با سرعت بیشتری طی می‌شود، زیرا در هر مرحله، نبود منبع درآمدی جایگزین، فرصت اصلاح مسیر را کاهش می‌دهد؛ ویژگی‌ای که چالش‌های فروش را از مفهومی ایستا به فرایندی پویا بدل می‌کند که از عوامل درون‌سازمانی و برون‌سازمانی سرچشمه می‌گیرد و در نهایت در عملکرد، سودآوری و بقای بنگاه بازتاب می‌یابد.</w:t>
       </w:r>
     </w:p>
     <w:p>
@@ -6474,13 +5255,37 @@
         <w:rPr>
           <w:rStyle w:val="FootnoteReference"/>
         </w:rPr>
-        <w:footnoteReference w:id="39"/>
-      </w:r>
-      <w:r>
-        <w:rPr>
-          <w:rtl/>
-        </w:rPr>
-        <w:t xml:space="preserve"> استدلال کرده‌اند که بنگاه‌هایی با قابلیت پویای ضعیف‌تر، نه‌تنها در برابر چالش‌های فروش آسیب‌پذیرترند، بلکه توان کمتری نیز برای یادگیری از این چالش‌ها و بازسازی منابع خود دارند؛ چرخه‌ای که در بلندمدت به کاهش فزاینده مزیت رقابتی می‌انجامد. این یافته، پیوند میان مباحث این بخش و مباحث نظری بخش ۲-۲-۲ درباره قابلیت‌های پویا را تقویت می‌کند.</w:t>
+        <w:footnoteReference w:id="28"/>
+      </w:r>
+      <w:r>
+        <w:rPr>
+          <w:rtl/>
+        </w:rPr>
+        <w:t xml:space="preserve"> </w:t>
+      </w:r>
+      <w:r>
+        <w:rPr>
+          <w:rtl/>
+        </w:rPr>
+        <w:t xml:space="preserve">نشان دادند که قابلیت‌های پویا از مسیر نوآوری بر مزیت رقابتی پایدار اثر می‌گذارند و یادگیری سازمانی این اثر را تقویت می‌کند. بر این پایه می‌توان استدلال کرد که بنگاه‌هایی با قابلیت پویای ضعیف‌تر، نه‌تنها در برابر چالش‌های فروش آسیب‌پذیرترند، بلکه توان کمتری نیز برای یادگیری از این چالش‌ها و بازسازی منابع خود دارند؛ چرخه‌ای که در بلندمدت می‌تواند به کاهش فزاینده مزیت رقابتی بینجامد</w:t>
+      </w:r>
+      <w:r>
+        <w:rPr>
+          <w:rtl/>
+        </w:rPr>
+        <w:t xml:space="preserve">. </w:t>
+      </w:r>
+      <w:r>
+        <w:rPr>
+          <w:rtl/>
+        </w:rPr>
+        <w:t xml:space="preserve">این استدلال، پیوند میان مباحث این بخش</w:t>
+      </w:r>
+      <w:r>
+        <w:rPr>
+          <w:rtl/>
+        </w:rPr>
+        <w:t xml:space="preserve"> و مباحث نظری بخش ۲-۲-۲ درباره قابلیت‌های پویا را تقویت می‌کند.</w:t>
       </w:r>
     </w:p>
     <w:p>
@@ -6510,20 +5315,25 @@
         <w:rPr>
           <w:rStyle w:val="FootnoteReference"/>
         </w:rPr>
-        <w:footnoteReference w:id="40"/>
-      </w:r>
-      <w:r>
-        <w:rPr>
-          <w:rtl/>
-        </w:rPr>
-        <w:t xml:space="preserve"> در فراتحلیل خود تأکید کرده‌اند که </w:t>
-      </w:r>
-      <w:r>
-        <w:rPr>
-          <w:rtl/>
-        </w:rPr>
-        <w:lastRenderedPageBreak/>
-        <w:t>پژوهش‌های مربوط به تمرکز و تنوع محصولی باید واحد تحلیل خود را به‌روشنی تعریف کنند، زیرا یافته‌های سطح کلان بنگاه‌های بزرگ لزوماً به سطح عملیاتی بنگاه‌های کوچک تعمیم‌پذیر نیستند. بر همین اساس، این بخش نخست پیشینه نظری مناقشه تمرکز در برابر تنوع را مرور می‌کند؛ سپس تعریف و ویژگی‌های ساختاری این دسته از بنگاه‌ها را ارائه می‌دهد؛ در ادامه مزایا و محدودیت‌های راهبرد تمرکز را بررسی می‌کند؛ و سرانجام آسیب‌پذیری این بنگاه‌ها در برابر نوسانات بازار را تحلیل می‌کند.</w:t>
+        <w:footnoteReference w:id="29"/>
+      </w:r>
+      <w:r>
+        <w:rPr>
+          <w:rtl/>
+        </w:rPr>
+        <w:t xml:space="preserve"> در فراتحلیل خود </w:t>
+      </w:r>
+      <w:r>
+        <w:rPr>
+          <w:rtl/>
+        </w:rPr>
+        <w:t xml:space="preserve">نشان داده‌اند که سطح و نوع تنوع محصولی بنگاه، رابطه تنوع بین‌المللی با عملکرد را تعدیل می‌کند؛ از این رو تعریف روشن سطح تمرکز یا تنوع محصولی بنگاه، پیش‌شرط تفسیر یافته‌های این ادبیات است و یافته‌های مبتنی بر بنگاه‌های بزرگ را نمی‌توان بدون احتیاط به بنگاه‌های کوچک تعمیم داد</w:t>
+      </w:r>
+      <w:r>
+        <w:rPr>
+          <w:rtl/>
+        </w:rPr>
+        <w:t xml:space="preserve">. بر همین اساس، این بخش نخست پیشینه نظری مناقشه تمرکز در برابر تنوع را مرور می‌کند؛ سپس تعریف و ویژگی‌های ساختاری این دسته از بنگاه‌ها را ارائه می‌دهد؛ در ادامه مزایا و محدودیت‌های راهبرد تمرکز را بررسی می‌کند؛ و سرانجام آسیب‌پذیری این بنگاه‌ها در برابر نوسانات بازار را تحلیل می‌کند.</w:t>
       </w:r>
     </w:p>
     <w:p>
@@ -6553,7 +5363,7 @@
         <w:rPr>
           <w:rStyle w:val="FootnoteReference"/>
         </w:rPr>
-        <w:footnoteReference w:id="41"/>
+        <w:footnoteReference w:id="30"/>
       </w:r>
       <w:r>
         <w:rPr>
@@ -6876,13 +5686,25 @@
         <w:rPr>
           <w:rStyle w:val="FootnoteReference"/>
         </w:rPr>
-        <w:footnoteReference w:id="42"/>
-      </w:r>
-      <w:r>
-        <w:rPr>
-          <w:rtl/>
-        </w:rPr>
-        <w:t xml:space="preserve"> نیز در فراتحلیل گسترده دیگری با بیش از صدوپنجاه‌هزار مشاهده بنگاهی نشان دادند که از دهه نود میلادی به بعد، مزیت نسبی تمرکز تقویت شده است، اما این تقویت به معنای حذف ریسک ساختاری تمرکز نیست.</w:t>
+        <w:footnoteReference w:id="31"/>
+      </w:r>
+      <w:r>
+        <w:rPr>
+          <w:rtl/>
+        </w:rPr>
+        <w:t xml:space="preserve"> </w:t>
+      </w:r>
+      <w:r>
+        <w:rPr>
+          <w:rtl/>
+        </w:rPr>
+        <w:t xml:space="preserve">نیز در فراتحلیل گسترده دیگری، که بیش از شصت سال پژوهش تجربی را در بر می‌گیرد، نشان دادند که رابطه تنوع نامرتبط با عملکرد بنگاه در طول زمان به‌طور معناداری بهبود یافته، در حالی که رابطه تنوع مرتبط با عملکرد نسبتاً پایدار مانده است. بر این پایه، برتری نسبی راهبرد تمرکز در طول زمان ثابت نبوده و داوری درباره آن بدون توجه به بافت زمانی و صنعتی احتیاط می‌طلبد</w:t>
+      </w:r>
+      <w:r>
+        <w:rPr>
+          <w:rtl/>
+        </w:rPr>
+        <w:t xml:space="preserve">.</w:t>
       </w:r>
     </w:p>
     <w:p>
@@ -6900,19 +5722,30 @@
         <w:rPr>
           <w:rStyle w:val="FootnoteReference"/>
         </w:rPr>
-        <w:footnoteReference w:id="43"/>
-      </w:r>
-      <w:r>
-        <w:rPr>
-          <w:rtl/>
-        </w:rPr>
-        <w:t xml:space="preserve"> با تفکیک دو نوع تنوع محصولی و جغرافیایی نشان دادند که تنوع پیش از آنکه بر میانگین بازده اثر بگذارد، بر نوسان بازده و ریسک بنگاه اثر می‌گذارد. به بیان وارونه، بنگاه متکی به یک محصول لزوماً سود کمتری ندارد، اما در برابر تکانه‌های بازار بی‌پناه‌تر است. این تبیین نظری، پایه درک ما از چالش‌های فروش شرکت‌های تک‌محصولی است. این یافته‌ها در بافت اقتصادهای نوظهور، از جمله ایران، اهمیت ویژه‌ای می‌یابند؛ در این اقتصادها، نوسانات کلان نرخ ارز، تورم و محدودیت دسترسی به سرمایه، اثر ریسک ساختاری </w:t>
-      </w:r>
-      <w:r>
-        <w:rPr>
-          <w:rtl/>
-        </w:rPr>
-        <w:lastRenderedPageBreak/>
+        <w:footnoteReference w:id="32"/>
+      </w:r>
+      <w:r>
+        <w:rPr>
+          <w:rtl/>
+        </w:rPr>
+        <w:t xml:space="preserve"> با تفکیک دو نوع تنوع محصولی و جغرافیایی </w:t>
+      </w:r>
+      <w:r>
+        <w:rPr>
+          <w:rtl/>
+        </w:rPr>
+        <w:t xml:space="preserve">نشان دادند که تنوع محصولی و تنوع مرتبط ریسک بنگاه را کاهش می‌دهند، در حالی که تنوع جغرافیایی آن را افزایش می‌دهد. بر این پایه، بنگاه متکی به یک محصول از اثر کاهنده تنوع محصولی بر ریسک بی‌بهره است و در برابر تکانه‌های بازار بی‌پناه‌تر می‌ماند</w:t>
+      </w:r>
+      <w:r>
+        <w:rPr>
+          <w:rtl/>
+        </w:rPr>
+        <w:t xml:space="preserve">. این تبیین نظری، پایه درک ما از چالش‌های فروش شرکت‌های تک‌محصولی است. این یافته‌ها در بافت اقتصادهای نوظهور، از جمله ایران، اهمیت ویژه‌ای می‌یابند؛ در این اقتصادها، نوسانات کلان نرخ ارز، تورم و محدودیت دسترسی به سرمایه، اثر ریسک ساختاری </w:t>
+      </w:r>
+      <w:r>
+        <w:rPr>
+          <w:rtl/>
+        </w:rPr>
         <w:t>تمرکز محصولی را تشدید می‌کنند، زیرا بنگاه تک‌محصولی نه‌تنها فاقد سازوکار جبران درون‌سازمانی است، بلکه امکان محدودتری نیز برای تأمین مالی اضطراری در دوره‌های افت فروش دارد.</w:t>
       </w:r>
     </w:p>
@@ -6931,13 +5764,49 @@
         <w:rPr>
           <w:rStyle w:val="FootnoteReference"/>
         </w:rPr>
-        <w:footnoteReference w:id="44"/>
-      </w:r>
-      <w:r>
-        <w:rPr>
-          <w:rtl/>
-        </w:rPr>
-        <w:t xml:space="preserve"> همچنین تمایز میان تنوع مرتبط و تنوع نامرتبط را روشن ساختند؛ تمایزی که نکته ظریف دیگری در این ادبیات است. بر پایه این تمایز، گسترش محصولی در حوزه‌ای نزدیک به شایستگی اصلی بنگاه </w:t>
+        <w:footnoteReference w:id="33"/>
+      </w:r>
+      <w:r>
+        <w:rPr>
+          <w:rtl/>
+        </w:rPr>
+        <w:t xml:space="preserve"> </w:t>
+      </w:r>
+      <w:r>
+        <w:rPr>
+          <w:rtl/>
+        </w:rPr>
+        <w:t xml:space="preserve">همچنین نشان دادند که بنگاه‌هایی با تنوع محصولی پایین یا مرتبط، عملکرد بهتری از بنگاه‌های دارای تنوع بالا یا نامرتبط دارند؛ تمایزی که نکته ظریف دیگری در این ادبیات است</w:t>
+      </w:r>
+      <w:r>
+        <w:rPr>
+          <w:rtl/>
+        </w:rPr>
+        <w:t xml:space="preserve">. </w:t>
+      </w:r>
+      <w:r>
+        <w:rPr>
+          <w:rtl/>
+        </w:rPr>
+        <w:t xml:space="preserve">بر پایه این تمایز، و نیز یافته مامن و همکاران (۲۰۲۱)</w:t>
+      </w:r>
+      <w:r>
+        <w:rPr>
+          <w:rStyle w:val="FootnoteReference"/>
+        </w:rPr>
+        <w:footnoteReference w:id="34"/>
+      </w:r>
+      <w:r>
+        <w:rPr>
+          <w:rtl/>
+        </w:rPr>
+        <w:t xml:space="preserve"> مبنی بر اینکه تنوع مرتبط ریسک بنگاه را کاهش می‌دهد، می‌توان استدلال کرد که گسترش محصولی</w:t>
+      </w:r>
+      <w:r>
+        <w:rPr>
+          <w:rtl/>
+        </w:rPr>
+        <w:t xml:space="preserve"> در حوزه‌ای نزدیک به شایستگی اصلی بنگاه </w:t>
       </w:r>
       <w:r>
         <w:rPr>
@@ -7443,19 +6312,25 @@
         <w:rPr>
           <w:rtl/>
         </w:rPr>
-        <w:t>از منظر تاریخ ادبیات نیز، مناقشه تمرکز در برابر تنوع در طول زمان دستخوش تغییر تأکید شده است. شومر و همکاران (۲۰۱۹)</w:t>
+        <w:t xml:space="preserve">از منظر تاریخی نیز، الگوی تنوع‌یابی بنگاه‌ها در طول زمان دستخوش تغییر شده است. شومر و همکاران (۲۰۱۹)</w:t>
       </w:r>
       <w:r>
         <w:rPr>
           <w:rStyle w:val="FootnoteReference"/>
         </w:rPr>
-        <w:footnoteReference w:id="45"/>
-      </w:r>
-      <w:r>
-        <w:rPr>
-          <w:rtl/>
-        </w:rPr>
-        <w:t xml:space="preserve"> نشان دادند که توجه پژوهشگران به تنوع نامرتبط از دهه نود میلادی به بعد کاهش و توجه به تنوع مرتبط افزایش یافته است؛ روندی که به‌طور ضمنی نشان می‌دهد ادبیات مدیریت استراتژیک، به‌تدریج راهبردهای تمرکزمحورتر را مزیت‌آمیزتر ارزیابی کرده است. این روند تاریخی، زمینه نظری اضافی برای توجه فزاینده پژوهش حاضر به بنگاه تک‌محصولی، به‌عنوان قطب نهایی این طیف، فراهم می‌آورد.</w:t>
+        <w:footnoteReference w:id="35"/>
+      </w:r>
+      <w:r>
+        <w:rPr>
+          <w:rtl/>
+        </w:rPr>
+        <w:t xml:space="preserve"> نشان دادند که سطح تنوع نامرتبط در بنگاه‌ها در طول دهه‌ها کاهش یافته و تنوع مرتبط، پس از کاهش در دهه‌های ۱۹۷۰ و ۱۹۸۰ میلادی، از اواسط دهه نود میلادی افزایش یافته است؛ روندی که نشان می‌دهد بنگاه‌ها به‌تدریج به حوزه‌های نزدیک‌تر به فعالیت اصلی خود گرایش یافته‌اند. این روند تاریخی، زمینه نظری اضافی برای توجه پژوهش حاضر به بنگاه تک‌محصولی، به‌عنوان قطب نهایی این طیف، فراهم می‌آورد</w:t>
+      </w:r>
+      <w:r>
+        <w:rPr>
+          <w:rtl/>
+        </w:rPr>
+        <w:t xml:space="preserve">.</w:t>
       </w:r>
     </w:p>
     <w:p>
@@ -7485,7 +6360,7 @@
         <w:rPr>
           <w:rStyle w:val="FootnoteReference"/>
         </w:rPr>
-        <w:footnoteReference w:id="46"/>
+        <w:footnoteReference w:id="36"/>
       </w:r>
       <w:r>
         <w:rPr>
@@ -7497,7 +6372,6 @@
         <w:rPr>
           <w:rtl/>
         </w:rPr>
-        <w:lastRenderedPageBreak/>
         <w:t>سبد محصول محدود اما متنوع فراهم می‌آورد و مبنای انتخاب جامعه مطالعه در پژوهش حاضر نیز بر همین تعریف استوار است.</w:t>
       </w:r>
     </w:p>
@@ -7516,13 +6390,25 @@
         <w:rPr>
           <w:rStyle w:val="FootnoteReference"/>
         </w:rPr>
-        <w:footnoteReference w:id="47"/>
-      </w:r>
-      <w:r>
-        <w:rPr>
-          <w:rtl/>
-        </w:rPr>
-        <w:t xml:space="preserve"> نشان دادند، نبود تنوع جغرافیایی و محصولی، واریانس بازده را به طور معناداری افزایش می‌دهد.</w:t>
+        <w:footnoteReference w:id="37"/>
+      </w:r>
+      <w:r>
+        <w:rPr>
+          <w:rtl/>
+        </w:rPr>
+        <w:t xml:space="preserve"> نشان دادند، </w:t>
+      </w:r>
+      <w:r>
+        <w:rPr>
+          <w:rtl/>
+        </w:rPr>
+        <w:t xml:space="preserve">تنوع محصولی ریسک بنگاه را کاهش می‌دهد؛ بنابراین بنگاهی که فاقد آن است، از این سپر محروم می‌ماند</w:t>
+      </w:r>
+      <w:r>
+        <w:rPr>
+          <w:rtl/>
+        </w:rPr>
+        <w:t xml:space="preserve">.</w:t>
       </w:r>
     </w:p>
     <w:p>
@@ -7534,19 +6420,13 @@
         <w:rPr>
           <w:rtl/>
         </w:rPr>
-        <w:t>ویلیامز و آرون (۲۰۱۸)</w:t>
-      </w:r>
-      <w:r>
-        <w:rPr>
-          <w:rStyle w:val="FootnoteReference"/>
-        </w:rPr>
-        <w:footnoteReference w:id="48"/>
-      </w:r>
-      <w:r>
-        <w:rPr>
-          <w:rtl/>
-        </w:rPr>
-        <w:t xml:space="preserve"> در تحلیل خود از راهبرد تخصص‌گرایی، به تنوع ساختاری بنگاه‌های تک‌محصولی نیز اشاره کرده‌اند. در بسیاری از اقتصادهای در حال توسعه، از جمله ایران، بنگاه تک‌محصولی اغلب با بنگاه خانوادگی نیز همپوشانی دارد؛ بنگاه‌هایی که مالکیت و مدیریت آن‌ها در دست یک خانواده متمرکز است و تصمیم تمرکز بر یک محصول، نه‌تنها انتخابی راهبردی بلکه گاه بازتاب محدودیت سرمایه و دانش تخصصی خانواده مالک نیز هست. اندازه بنگاه نیز متغیری است که تعریف تک‌محصولی‌بودن را تعدیل می‌کند: تمرکز بر یک محصول در بنگاهی بسیار کوچک با چند نفر پرسنل، پیامدهای متفاوتی نسبت به تمرکز بر یک محصول در بنگاهی با ده‌ها یا صدها کارمند دارد، هرچند هر دو از منظر تعریف ساختاری، در دسته شرکت تک‌محصولی قرار می‌گیرند. این تمایز، یادآور این نکته است که تعریف شرکت تک‌محصولی، معیاری ساختاری است، نه معیاری مبتنی بر اندازه بنگاه؛ نکته‌ای که در تعیین معیارهای انتخاب نمونه در فصل سوم این پژوهش نیز باید مورد توجه قرار گیرد.</w:t>
+        <w:t xml:space="preserve">در بسیاری</w:t>
+      </w:r>
+      <w:r>
+        <w:rPr>
+          <w:rtl/>
+        </w:rPr>
+        <w:t xml:space="preserve"> از اقتصادهای در حال توسعه، از جمله ایران، بنگاه تک‌محصولی اغلب با بنگاه خانوادگی نیز همپوشانی دارد؛ بنگاه‌هایی که مالکیت و مدیریت آن‌ها در دست یک خانواده متمرکز است و تصمیم تمرکز بر یک محصول، نه‌تنها انتخابی راهبردی بلکه گاه بازتاب محدودیت سرمایه و دانش تخصصی خانواده مالک نیز هست. اندازه بنگاه نیز متغیری است که تعریف تک‌محصولی‌بودن را تعدیل می‌کند: تمرکز بر یک محصول در بنگاهی بسیار کوچک با چند نفر پرسنل، پیامدهای متفاوتی نسبت به تمرکز بر یک محصول در بنگاهی با ده‌ها یا صدها کارمند دارد، هرچند هر دو از منظر تعریف ساختاری، در دسته شرکت تک‌محصولی قرار می‌گیرند. این تمایز، یادآور این نکته است که تعریف شرکت تک‌محصولی، معیاری ساختاری است، نه معیاری مبتنی بر اندازه بنگاه؛ نکته‌ای که در تعیین معیارهای انتخاب نمونه در فصل سوم این پژوهش نیز باید مورد توجه قرار گیرد.</w:t>
       </w:r>
     </w:p>
     <w:p>
@@ -7564,13 +6444,37 @@
         <w:rPr>
           <w:rStyle w:val="FootnoteReference"/>
         </w:rPr>
-        <w:footnoteReference w:id="49"/>
-      </w:r>
-      <w:r>
-        <w:rPr>
-          <w:rtl/>
-        </w:rPr>
-        <w:t xml:space="preserve"> نشان دادند که اندازه کوچک بنگاه، لزوماً به معنای قابلیت پویای ضعیف نیست؛ بلکه بنگاه‌های کوچکی که ظرفیت یادگیری سازمانی بالایی دارند، می‌توانند محدودیت منابع خود را تا حدی جبران کنند. این یافته برای شرکت تک‌محصولی اهمیت دارد، زیرا نشان می‌دهد آسیب‌پذیری ساختاری ناشی از تمرکز، امری مطلق نیست و تا حدی به ظرفیت یادگیری و قابلیت پویای هر بنگاه بستگی دارد.</w:t>
+        <w:footnoteReference w:id="38"/>
+      </w:r>
+      <w:r>
+        <w:rPr>
+          <w:rtl/>
+        </w:rPr>
+        <w:t xml:space="preserve"> </w:t>
+      </w:r>
+      <w:r>
+        <w:rPr>
+          <w:rtl/>
+        </w:rPr>
+        <w:t xml:space="preserve">در مطالعه بنگاه‌های کوچک و متوسط نشان دادند که بنگاه‌هایی با ظرفیت یادگیری سازمانی بالاتر، پیامدهای نوآورانه قوی‌تری از قابلیت‌های پویای خود به دست می‌آورند. این یافته را می‌توان چنین تفسیر کرد که اندازه کوچک بنگاه لزوماً به معنای قابلیت پویای ضعیف نیست و ظرفیت یادگیری می‌تواند بخشی از محدودیت منابع را جبران کند</w:t>
+      </w:r>
+      <w:r>
+        <w:rPr>
+          <w:rtl/>
+        </w:rPr>
+        <w:t xml:space="preserve">. </w:t>
+      </w:r>
+      <w:r>
+        <w:rPr>
+          <w:rtl/>
+        </w:rPr>
+        <w:t xml:space="preserve">این تفسیر برای شرکت تک‌محصولی اهمیت دارد</w:t>
+      </w:r>
+      <w:r>
+        <w:rPr>
+          <w:rtl/>
+        </w:rPr>
+        <w:t xml:space="preserve">، زیرا نشان می‌دهد آسیب‌پذیری ساختاری ناشی از تمرکز، امری مطلق نیست و تا حدی به ظرفیت یادگیری و قابلیت پویای هر بنگاه بستگی دارد.</w:t>
       </w:r>
     </w:p>
     <w:p>
@@ -7582,26 +6486,19 @@
         <w:rPr>
           <w:rtl/>
         </w:rPr>
-        <w:t>شناسایی مرز دقیق شرکت تک‌محصولی در عمل نیز با چالش‌های تجربی همراه است. میکلیان و هولشر (۲۰۲۲)</w:t>
-      </w:r>
-      <w:r>
-        <w:rPr>
-          <w:rStyle w:val="FootnoteReference"/>
-        </w:rPr>
-        <w:footnoteReference w:id="50"/>
-      </w:r>
-      <w:r>
-        <w:rPr>
-          <w:rtl/>
-        </w:rPr>
-        <w:t xml:space="preserve"> در مرور خود یادآور شده‌اند که بسیاری از پژوهش‌های تجربی مربوط به بنگاه کوچک، تعریف روشنی از آستانه </w:t>
-      </w:r>
-      <w:r>
-        <w:rPr>
-          <w:rtl/>
-        </w:rPr>
-        <w:lastRenderedPageBreak/>
-        <w:t>تمرکز محصولی ارائه نمی‌دهند و این ابهام، مقایسه نتایج میان مطالعات مختلف را دشوار می‌کند. پژوهش حاضر، با پذیرش معیار عملیاتی سهم درآمد یک محصول از کل فروش، تلاش می‌کند این ابهام را تا حد ممکن برای جامعه مطالعه خود برطرف سازد.</w:t>
+        <w:t xml:space="preserve">شناسایی مرز دقیق شرکت تک‌محصولی در عمل نیز با چالش‌های تجربی همراه است. </w:t>
+      </w:r>
+      <w:r>
+        <w:rPr>
+          <w:rtl/>
+        </w:rPr>
+        <w:t xml:space="preserve">آستانه تمرکز محصولی در پژوهش‌های تجربی به یک شکل تعریف نمی‌شود و این تفاوت، مقایسه نتایج میان مطالعات مختلف را دشوار می‌کند</w:t>
+      </w:r>
+      <w:r>
+        <w:rPr>
+          <w:rtl/>
+        </w:rPr>
+        <w:t xml:space="preserve">. پژوهش حاضر، با پذیرش معیار عملیاتی سهم درآمد یک محصول از کل فروش، تلاش می‌کند این ابهام را تا حد ممکن برای جامعه مطالعه خود برطرف سازد.</w:t>
       </w:r>
     </w:p>
     <w:p>
@@ -7625,19 +6522,25 @@
         <w:rPr>
           <w:rtl/>
         </w:rPr>
-        <w:t>راهبرد تمرکز بر محصول واحد، مزایای مشخصی برای بنگاه‌های اقتصادی به همراه دارد. مهم‌ترین آن‌ها امکان توسعه شایستگی محوری در تولید همان محصول است، شایستگی‌ای که کرو و بوگاله (۲۰۲۳)</w:t>
+        <w:t xml:space="preserve">راهبرد تمرکز بر محصول واحد، مزایای مشخصی برای بنگاه‌های اقتصادی به همراه دارد. مهم‌ترین آن‌ها امکان توسعه شایستگی محوری در تولید همان محصول است، </w:t>
+      </w:r>
+      <w:r>
+        <w:rPr>
+          <w:rtl/>
+        </w:rPr>
+        <w:t xml:space="preserve">شایستگی‌ای که در کنار قابلیت‌های پویا، از مفاهیم محوری ادبیات دیدگاه مبتنی بر منابع به شمار می‌رود (کرو و بوگاله، ۲۰۲۳)</w:t>
       </w:r>
       <w:r>
         <w:rPr>
           <w:rStyle w:val="FootnoteReference"/>
         </w:rPr>
-        <w:footnoteReference w:id="51"/>
-      </w:r>
-      <w:r>
-        <w:rPr>
-          <w:rtl/>
-        </w:rPr>
-        <w:t xml:space="preserve"> آن را در کنار قابلیت‌های پویا، هسته اصلی مزیت رقابتی پایدار بنگاه می‌دانند. کاهش پیچیدگی عملیاتی، امکان صرفه‌جویی در مقیاس، تمرکز ذهنی و مدیریتی، و هویت برند قوی‌تر از دیگر مزایای این راهبرد به شمار می‌روند. در کنار این مزایا، راهبرد تمرکز، محدودیت‌های ساختاری قابل توجهی نیز به همراه دارد. مهم‌ترین محدودیت، آسیب‌پذیری بالا در برابر هر تغییری در محیط است. کاهش تقاضا، تغییر ذائقه مصرف‌کننده، ورود رقیب تازه یا اختلال در تأمین مواد اولیه، در بنگاه تک‌محصولی بدون واسطه به کل درآمد آسیب می‌زند. توازن میان این مزایا و محدودیت‌ها به عواملی همچون ثبات محیط رقابتی، نرخ نوآوری محصول در صنعت و ماهیت مزیت رقابتی بنگاه بستگی دارد.</w:t>
+        <w:footnoteReference w:id="39"/>
+      </w:r>
+      <w:r>
+        <w:rPr>
+          <w:rtl/>
+        </w:rPr>
+        <w:t xml:space="preserve">. کاهش پیچیدگی عملیاتی، امکان صرفه‌جویی در مقیاس، تمرکز ذهنی و مدیریتی، و هویت برند قوی‌تر از دیگر مزایای این راهبرد به شمار می‌روند. در کنار این مزایا، راهبرد تمرکز، محدودیت‌های ساختاری قابل توجهی نیز به همراه دارد. مهم‌ترین محدودیت، آسیب‌پذیری بالا در برابر هر تغییری در محیط است. کاهش تقاضا، تغییر ذائقه مصرف‌کننده، ورود رقیب تازه یا اختلال در تأمین مواد اولیه، در بنگاه تک‌محصولی بدون واسطه به کل درآمد آسیب می‌زند. توازن میان این مزایا و محدودیت‌ها به عواملی همچون ثبات محیط رقابتی، نرخ نوآوری محصول در صنعت و ماهیت مزیت رقابتی بنگاه بستگی دارد.</w:t>
       </w:r>
     </w:p>
     <w:p>
@@ -7649,19 +6552,13 @@
         <w:rPr>
           <w:rtl/>
         </w:rPr>
-        <w:t>این توازن همچنین با مرحله بلوغ صنعت تغییر می‌کند. پانگارکار و پرابهوداسای (۲۰۲۴)</w:t>
-      </w:r>
-      <w:r>
-        <w:rPr>
-          <w:rStyle w:val="FootnoteReference"/>
-        </w:rPr>
-        <w:footnoteReference w:id="52"/>
-      </w:r>
-      <w:r>
-        <w:rPr>
-          <w:rtl/>
-        </w:rPr>
-        <w:t xml:space="preserve"> در تحلیل ساختار صنعت بر پایه چارچوب نیروهای پنج‌گانه، نشان دادند که شدت رقابت و جذابیت صنعت در طول چرخه عمر آن تغییر می‌کند. در صنایع نوپا یا در حال رشد سریع، تمرکز بر یک محصول می‌تواند بنگاه را در جایگاه پیشرو آن محصول تثبیت کند و از صرفه‌جویی ناشی از یادگیری زودهنگام بهره‌مند سازد. اما در صنایع بالغ و اشباع‌شده </w:t>
+        <w:t xml:space="preserve">این توازن همچنین با مرحله بلوغ صنعت تغییر می‌کند، زیرا شدت رقابت و جذابیت صنعت در طول چرخه عمر آن یکسان نیست</w:t>
+      </w:r>
+      <w:r>
+        <w:rPr>
+          <w:rtl/>
+        </w:rPr>
+        <w:t xml:space="preserve">. در صنایع نوپا یا در حال رشد سریع، تمرکز بر یک محصول می‌تواند بنگاه را در جایگاه پیشرو آن محصول تثبیت کند و از صرفه‌جویی ناشی از یادگیری زودهنگام بهره‌مند سازد. اما در صنایع بالغ و اشباع‌شده </w:t>
       </w:r>
       <w:r>
         <w:rPr>
@@ -8173,19 +7070,30 @@
         <w:rPr>
           <w:rStyle w:val="FootnoteReference"/>
         </w:rPr>
-        <w:footnoteReference w:id="53"/>
-      </w:r>
-      <w:r>
-        <w:rPr>
-          <w:rtl/>
-        </w:rPr>
-        <w:t xml:space="preserve"> نشان دادند که ارتقای قابلیت مدیریتی از طریق آموزش هدفمند، توان بنگاه کوچک را برای تشخیص زودهنگام چنین نشانه‌هایی افزایش می‌دهد. بنگاهی که افت تدریجی تقاضا یا </w:t>
-      </w:r>
-      <w:r>
-        <w:rPr>
-          <w:rtl/>
-        </w:rPr>
-        <w:lastRenderedPageBreak/>
+        <w:footnoteReference w:id="40"/>
+      </w:r>
+      <w:r>
+        <w:rPr>
+          <w:rtl/>
+        </w:rPr>
+        <w:t xml:space="preserve"> </w:t>
+      </w:r>
+      <w:r>
+        <w:rPr>
+          <w:rtl/>
+        </w:rPr>
+        <w:t xml:space="preserve">در یک مطالعه مقدماتی نشان دادند که آموزش هدفمند، دانش مدیران بنگاه‌های کوچک صنعت غذایی را به‌طور معناداری افزایش می‌دهد؛ می‌توان استنباط کرد که توان مدیریتی لازم برای تشخیص زودهنگام نشانه‌های هشدار نیز با آموزش قابل ارتقاست</w:t>
+      </w:r>
+      <w:r>
+        <w:rPr>
+          <w:rtl/>
+        </w:rPr>
+        <w:t xml:space="preserve">. بنگاهی که افت تدریجی تقاضا یا </w:t>
+      </w:r>
+      <w:r>
+        <w:rPr>
+          <w:rtl/>
+        </w:rPr>
         <w:t xml:space="preserve">کاهش تدریجی حاشیه سود را زودتر تشخیص دهد، فرصت بیشتری برای واکنش از تعدیل قیمت تا جست‌وجوی بازار جدید برای همان محصول </w:t>
       </w:r>
       <w:r>
@@ -8581,13 +7489,37 @@
         <w:rPr>
           <w:rStyle w:val="FootnoteReference"/>
         </w:rPr>
-        <w:footnoteReference w:id="54"/>
-      </w:r>
-      <w:r>
-        <w:rPr>
-          <w:rtl/>
-        </w:rPr>
-        <w:t xml:space="preserve"> نشان دادند که تمرکز منابع نوآوری بر یک حوزه محدود، می‌تواند در کوتاه‌مدت به بهبود کیفیت و تمایز محصول بینجامد، اما در بلندمدت بدون تزریق مستمر منابع یادگیری، به رکود نوآورانه ختم می‌شود. این یافته، بار دیگر تأکید می‌کند که مزیت راهبرد تمرکز، مشروط به سرمایه‌گذاری مستمر در قابلیت‌های یادگیری بنگاه است، نه ویژگی‌ای خودکار و تضمین‌شده.</w:t>
+        <w:footnoteReference w:id="41"/>
+      </w:r>
+      <w:r>
+        <w:rPr>
+          <w:rtl/>
+        </w:rPr>
+        <w:t xml:space="preserve"> </w:t>
+      </w:r>
+      <w:r>
+        <w:rPr>
+          <w:rtl/>
+        </w:rPr>
+        <w:t xml:space="preserve">نشان دادند که تأثیر قابلیت‌های پویا بر مزیت رقابتی پایدار از مسیر نوآوری می‌گذرد و ظرفیت یادگیری سازمانی آن را تقویت می‌کند. تمرکز منابع نوآوری بر یک حوزه محدود می‌تواند در کوتاه‌مدت به بهبود کیفیت و تمایز محصول بینجامد، اما در بلندمدت بدون تزریق مستمر منابع یادگیری، به رکود نوآورانه ختم می‌شود</w:t>
+      </w:r>
+      <w:r>
+        <w:rPr>
+          <w:rtl/>
+        </w:rPr>
+        <w:t xml:space="preserve">. </w:t>
+      </w:r>
+      <w:r>
+        <w:rPr>
+          <w:rtl/>
+        </w:rPr>
+        <w:t xml:space="preserve">این نکته، بار دیگر تأکید می‌کند</w:t>
+      </w:r>
+      <w:r>
+        <w:rPr>
+          <w:rtl/>
+        </w:rPr>
+        <w:t xml:space="preserve"> که مزیت راهبرد تمرکز، مشروط به سرمایه‌گذاری مستمر در قابلیت‌های یادگیری بنگاه است، نه ویژگی‌ای خودکار و تضمین‌شده.</w:t>
       </w:r>
     </w:p>
     <w:p>
@@ -8599,19 +7531,19 @@
         <w:rPr>
           <w:rtl/>
         </w:rPr>
-        <w:t>نکته پایانی درباره مزایا و محدودیت‌های راهبرد تمرکز، به افق زمانی تصمیم‌گیری مدیریتی بازمی‌گردد. کرو و بوگاله (۲۰۲۳)</w:t>
-      </w:r>
-      <w:r>
-        <w:rPr>
-          <w:rStyle w:val="FootnoteReference"/>
-        </w:rPr>
-        <w:footnoteReference w:id="55"/>
-      </w:r>
-      <w:r>
-        <w:rPr>
-          <w:rtl/>
-        </w:rPr>
-        <w:t xml:space="preserve"> در مرور خود بر ادبیات قابلیت‌های پویا، میان تصمیمات انطباقی کوتاه‌مدت و بازآرایی راهبردی بلندمدت منابع بنگاه تمایز قائل شدند. برای بنگاه تک‌محصولی، این تمایز به این معناست که مدیریت روزمره چالش‌های فروش </w:t>
+        <w:t xml:space="preserve">نکته پایانی درباره مزایا و محدودیت‌های راهبرد تمرکز، به افق زمانی تصمیم‌گیری مدیریتی بازمی‌گردد. </w:t>
+      </w:r>
+      <w:r>
+        <w:rPr>
+          <w:rtl/>
+        </w:rPr>
+        <w:t xml:space="preserve">تصمیمات انطباقی کوتاه‌مدت و بازآرایی راهبردی بلندمدت منابع بنگاه، دو سطح متمایز تصمیم‌گیری مدیریتی‌اند</w:t>
+      </w:r>
+      <w:r>
+        <w:rPr>
+          <w:rtl/>
+        </w:rPr>
+        <w:t xml:space="preserve">. برای بنگاه تک‌محصولی، این تمایز به این معناست که مدیریت روزمره چالش‌های فروش </w:t>
       </w:r>
       <w:r>
         <w:rPr>
@@ -9031,13 +7963,25 @@
         <w:rPr>
           <w:rStyle w:val="FootnoteReference"/>
         </w:rPr>
-        <w:footnoteReference w:id="56"/>
-      </w:r>
-      <w:r>
-        <w:rPr>
-          <w:rtl/>
-        </w:rPr>
-        <w:t xml:space="preserve"> تأکید کرده‌اند که آسیب‌پذیری بنگاه کوچک در برابر نوسانات بازار را نمی‌توان به‌طور مجزا از ساختار منابع آن تحلیل کرد؛ ارتباطی که در این بخش، به‌طور اختصاصی برای بنگاه تک‌محصولی بررسی می‌شود. این تحلیل، حلقه اتصال مستقیم میان مبانی نظری این فصل و پرسش اصلی پژوهش حاضر درباره چالش‌های فروش است.</w:t>
+        <w:footnoteReference w:id="42"/>
+      </w:r>
+      <w:r>
+        <w:rPr>
+          <w:rtl/>
+        </w:rPr>
+        <w:t xml:space="preserve"> </w:t>
+      </w:r>
+      <w:r>
+        <w:rPr>
+          <w:rtl/>
+        </w:rPr>
+        <w:t xml:space="preserve">در مرور مفهومی خود بر ادبیات شوک‌های برون‌زا، بنگاه، شوک و پاسخ بنگاه را در پیوند با یکدیگر و در بستر خود بنگاه بررسی می‌کنند؛ از این منظر، آسیب‌پذیری بنگاه کوچک در برابر نوسانات بازار را نمی‌توان به‌طور مجزا از ویژگی‌ها و ساختار منابع آن تحلیل کرد</w:t>
+      </w:r>
+      <w:r>
+        <w:rPr>
+          <w:rtl/>
+        </w:rPr>
+        <w:t xml:space="preserve">؛ ارتباطی که در این بخش، به‌طور اختصاصی برای بنگاه تک‌محصولی بررسی می‌شود. این تحلیل، حلقه اتصال مستقیم میان مبانی نظری این فصل و پرسش اصلی پژوهش حاضر درباره چالش‌های فروش است.</w:t>
       </w:r>
     </w:p>
     <w:p>
@@ -9108,7 +8052,6 @@
           <w:rFonts w:hint="cs"/>
           <w:rtl/>
         </w:rPr>
-        <w:lastRenderedPageBreak/>
         <w:t>ذائقه،</w:t>
       </w:r>
       <w:r>
@@ -9785,52 +8728,13 @@
           <w:rFonts w:hint="cs"/>
           <w:rtl/>
         </w:rPr>
-        <w:t>نشان</w:t>
-      </w:r>
-      <w:r>
-        <w:rPr>
-          <w:rtl/>
-        </w:rPr>
-        <w:t xml:space="preserve"> </w:t>
-      </w:r>
-      <w:r>
-        <w:rPr>
-          <w:rFonts w:hint="cs"/>
-          <w:rtl/>
-        </w:rPr>
-        <w:t>دادند</w:t>
-      </w:r>
-      <w:r>
-        <w:rPr>
-          <w:rtl/>
-        </w:rPr>
-        <w:t xml:space="preserve"> </w:t>
-      </w:r>
-      <w:r>
-        <w:rPr>
-          <w:rFonts w:hint="cs"/>
-          <w:rtl/>
-        </w:rPr>
-        <w:t>که</w:t>
-      </w:r>
-      <w:r>
-        <w:rPr>
-          <w:rtl/>
-        </w:rPr>
-        <w:t xml:space="preserve"> </w:t>
-      </w:r>
-      <w:r>
-        <w:rPr>
-          <w:rFonts w:hint="cs"/>
-          <w:rtl/>
-        </w:rPr>
-        <w:t>اختلال</w:t>
-      </w:r>
-      <w:r>
-        <w:rPr>
-          <w:rtl/>
-        </w:rPr>
-        <w:t xml:space="preserve"> در تأمین، اثر دومینویی بر عملکرد کل زنجیره دارد. این ارتباط نظری، اهمیت شناسایی و اولویت‌بندی چالش‌های فروش در بستر بنگاه‌های تک‌محصولی را بیشتر روشن می‌سازد.</w:t>
+        <w:t xml:space="preserve">در الگوی تحلیل اختلالات خود، رابطه‌ای زنجیره‌ای میان انواع اختلال، ویژگی‌های تاب‌آوری و موقعیت بازاری زنجیره تأمین مواد غذایی ترسیم کردند</w:t>
+      </w:r>
+      <w:r>
+        <w:rPr>
+          <w:rtl/>
+        </w:rPr>
+        <w:t xml:space="preserve">. این ارتباط نظری، اهمیت شناسایی و اولویت‌بندی چالش‌های فروش در بستر بنگاه‌های تک‌محصولی را بیشتر روشن می‌سازد.</w:t>
       </w:r>
     </w:p>
     <w:p>
@@ -9848,267 +8752,19 @@
         <w:rPr>
           <w:rStyle w:val="FootnoteReference"/>
         </w:rPr>
-        <w:footnoteReference w:id="57"/>
-      </w:r>
-      <w:r>
-        <w:rPr>
-          <w:rtl/>
-        </w:rPr>
-        <w:t xml:space="preserve"> در مروری مفهومی بر پژوهش‌های مربوط به شوک‌های برون‌زا، نشان دادند که بنگاه‌های کوچک به دلیل محدودیت منابع مالی و انسانی، در برابر شوک‌های بیرونی </w:t>
-      </w:r>
-      <w:r>
-        <w:rPr>
-          <w:rFonts w:hint="cs"/>
-          <w:rtl/>
-        </w:rPr>
-        <w:t>از</w:t>
-      </w:r>
-      <w:r>
-        <w:rPr>
-          <w:rtl/>
-        </w:rPr>
-        <w:t xml:space="preserve"> </w:t>
-      </w:r>
-      <w:r>
-        <w:rPr>
-          <w:rFonts w:hint="cs"/>
-          <w:rtl/>
-        </w:rPr>
-        <w:t>بحران‌های</w:t>
-      </w:r>
-      <w:r>
-        <w:rPr>
-          <w:rtl/>
-        </w:rPr>
-        <w:t xml:space="preserve"> </w:t>
-      </w:r>
-      <w:r>
-        <w:rPr>
-          <w:rFonts w:hint="cs"/>
-          <w:rtl/>
-        </w:rPr>
-        <w:t>اقتصادی</w:t>
-      </w:r>
-      <w:r>
-        <w:rPr>
-          <w:rtl/>
-        </w:rPr>
-        <w:t xml:space="preserve"> </w:t>
-      </w:r>
-      <w:r>
-        <w:rPr>
-          <w:rFonts w:hint="cs"/>
-          <w:rtl/>
-        </w:rPr>
-        <w:t>تا</w:t>
-      </w:r>
-      <w:r>
-        <w:rPr>
-          <w:rtl/>
-        </w:rPr>
-        <w:t xml:space="preserve"> </w:t>
-      </w:r>
-      <w:r>
-        <w:rPr>
-          <w:rFonts w:hint="cs"/>
-          <w:rtl/>
-        </w:rPr>
-        <w:t>اختلالات</w:t>
-      </w:r>
-      <w:r>
-        <w:rPr>
-          <w:rtl/>
-        </w:rPr>
-        <w:t xml:space="preserve"> </w:t>
-      </w:r>
-      <w:r>
-        <w:rPr>
-          <w:rFonts w:hint="cs"/>
-          <w:rtl/>
-        </w:rPr>
-        <w:t>زنجیره</w:t>
-      </w:r>
-      <w:r>
-        <w:rPr>
-          <w:rtl/>
-        </w:rPr>
-        <w:t xml:space="preserve"> </w:t>
-      </w:r>
-      <w:r>
-        <w:rPr>
-          <w:rFonts w:hint="cs"/>
-          <w:rtl/>
-        </w:rPr>
-        <w:t>تأمین</w:t>
-      </w:r>
-      <w:r>
-        <w:rPr>
-          <w:rtl/>
-        </w:rPr>
-        <w:t xml:space="preserve"> </w:t>
-      </w:r>
-      <w:r>
-        <w:rPr>
-          <w:rFonts w:hint="cs"/>
-          <w:rtl/>
-        </w:rPr>
-        <w:t>آسیب‌پذیرتر</w:t>
-      </w:r>
-      <w:r>
-        <w:rPr>
-          <w:rtl/>
-        </w:rPr>
-        <w:t xml:space="preserve"> </w:t>
-      </w:r>
-      <w:r>
-        <w:rPr>
-          <w:rFonts w:hint="cs"/>
-          <w:rtl/>
-        </w:rPr>
-        <w:t>از</w:t>
-      </w:r>
-      <w:r>
-        <w:rPr>
-          <w:rtl/>
-        </w:rPr>
-        <w:t xml:space="preserve"> </w:t>
-      </w:r>
-      <w:r>
-        <w:rPr>
-          <w:rFonts w:hint="cs"/>
-          <w:rtl/>
-        </w:rPr>
-        <w:t>بنگاه‌های</w:t>
-      </w:r>
-      <w:r>
-        <w:rPr>
-          <w:rtl/>
-        </w:rPr>
-        <w:t xml:space="preserve"> </w:t>
-      </w:r>
-      <w:r>
-        <w:rPr>
-          <w:rFonts w:hint="cs"/>
-          <w:rtl/>
-        </w:rPr>
-        <w:t>بزرگ‌ترند</w:t>
-      </w:r>
-      <w:r>
-        <w:rPr>
-          <w:rtl/>
-        </w:rPr>
-        <w:t xml:space="preserve"> </w:t>
-      </w:r>
-      <w:r>
-        <w:rPr>
-          <w:rFonts w:hint="cs"/>
-          <w:rtl/>
-        </w:rPr>
-        <w:t>و</w:t>
-      </w:r>
-      <w:r>
-        <w:rPr>
-          <w:rtl/>
-        </w:rPr>
-        <w:t xml:space="preserve"> </w:t>
-      </w:r>
-      <w:r>
-        <w:rPr>
-          <w:rFonts w:hint="cs"/>
-          <w:rtl/>
-        </w:rPr>
-        <w:t>این</w:t>
-      </w:r>
-      <w:r>
-        <w:rPr>
-          <w:rtl/>
-        </w:rPr>
-        <w:t xml:space="preserve"> </w:t>
-      </w:r>
-      <w:r>
-        <w:rPr>
-          <w:rFonts w:hint="cs"/>
-          <w:rtl/>
-        </w:rPr>
-        <w:t>آسیب‌پذیری</w:t>
-      </w:r>
-      <w:r>
-        <w:rPr>
-          <w:rtl/>
-        </w:rPr>
-        <w:t xml:space="preserve"> </w:t>
-      </w:r>
-      <w:r>
-        <w:rPr>
-          <w:rFonts w:hint="cs"/>
-          <w:rtl/>
-        </w:rPr>
-        <w:t>در</w:t>
-      </w:r>
-      <w:r>
-        <w:rPr>
-          <w:rtl/>
-        </w:rPr>
-        <w:t xml:space="preserve"> </w:t>
-      </w:r>
-      <w:r>
-        <w:rPr>
-          <w:rFonts w:hint="cs"/>
-          <w:rtl/>
-        </w:rPr>
-        <w:t>نبود</w:t>
-      </w:r>
-      <w:r>
-        <w:rPr>
-          <w:rtl/>
-        </w:rPr>
-        <w:t xml:space="preserve"> </w:t>
-      </w:r>
-      <w:r>
-        <w:rPr>
-          <w:rFonts w:hint="cs"/>
-          <w:rtl/>
-        </w:rPr>
-        <w:t>تنوع</w:t>
-      </w:r>
-      <w:r>
-        <w:rPr>
-          <w:rtl/>
-        </w:rPr>
-        <w:t xml:space="preserve"> </w:t>
-      </w:r>
-      <w:r>
-        <w:rPr>
-          <w:rFonts w:hint="cs"/>
-          <w:rtl/>
-        </w:rPr>
-        <w:t>درآمدی</w:t>
-      </w:r>
-      <w:r>
-        <w:rPr>
-          <w:rtl/>
-        </w:rPr>
-        <w:t xml:space="preserve"> </w:t>
-      </w:r>
-      <w:r>
-        <w:rPr>
-          <w:rFonts w:hint="cs"/>
-          <w:rtl/>
-        </w:rPr>
-        <w:t>تشدید</w:t>
-      </w:r>
-      <w:r>
-        <w:rPr>
-          <w:rtl/>
-        </w:rPr>
-        <w:t xml:space="preserve"> </w:t>
-      </w:r>
-      <w:r>
-        <w:rPr>
-          <w:rFonts w:hint="cs"/>
-          <w:rtl/>
-        </w:rPr>
-        <w:t>می‌شود</w:t>
+        <w:footnoteReference w:id="43"/>
+      </w:r>
+      <w:r>
+        <w:rPr>
+          <w:rtl/>
+        </w:rPr>
+        <w:t xml:space="preserve"> در مروری مفهومی بر پژوهش‌های مربوط به شوک‌های برون‌زا، </w:t>
+      </w:r>
+      <w:r>
+        <w:rPr>
+          <w:rtl/>
+        </w:rPr>
+        <w:t xml:space="preserve">تفاوت واکنش بنگاه‌های کوچک و بزرگ به این شوک‌ها و اثر انواع بحران بر آن‌ها را بررسی کردند. در بنگاه‌های کوچک، که منابع مالی و انسانی محدودتری دارند، آسیب‌پذیری در برابر شوک‌های بیرونی، از بحران‌های اقتصادی تا اختلالات زنجیره تأمین، معمولاً بیشتر است و در نبود تنوع درآمدی تشدید می‌شود</w:t>
       </w:r>
       <w:r>
         <w:rPr>
@@ -10236,572 +8892,25 @@
         <w:rPr>
           <w:rStyle w:val="FootnoteReference"/>
         </w:rPr>
-        <w:footnoteReference w:id="58"/>
-      </w:r>
-      <w:r>
-        <w:rPr>
-          <w:rtl/>
-        </w:rPr>
-        <w:t xml:space="preserve"> با تفکیک دو نوع تنوع </w:t>
-      </w:r>
-      <w:r>
-        <w:rPr>
-          <w:rFonts w:hint="cs"/>
-          <w:rtl/>
-        </w:rPr>
-        <w:t>محصولی</w:t>
-      </w:r>
-      <w:r>
-        <w:rPr>
-          <w:rtl/>
-        </w:rPr>
-        <w:t xml:space="preserve"> </w:t>
-      </w:r>
-      <w:r>
-        <w:rPr>
-          <w:rFonts w:hint="cs"/>
-          <w:rtl/>
-        </w:rPr>
-        <w:t>و</w:t>
-      </w:r>
-      <w:r>
-        <w:rPr>
-          <w:rtl/>
-        </w:rPr>
-        <w:t xml:space="preserve"> </w:t>
-      </w:r>
-      <w:r>
-        <w:rPr>
-          <w:rFonts w:hint="cs"/>
-          <w:rtl/>
-        </w:rPr>
-        <w:t>جغرافیایی</w:t>
-      </w:r>
-      <w:r>
-        <w:rPr>
-          <w:rtl/>
-        </w:rPr>
-        <w:t xml:space="preserve"> </w:t>
-      </w:r>
-      <w:r>
-        <w:rPr>
-          <w:rFonts w:hint="cs"/>
-          <w:rtl/>
-        </w:rPr>
-        <w:t>نشان</w:t>
-      </w:r>
-      <w:r>
-        <w:rPr>
-          <w:rtl/>
-        </w:rPr>
-        <w:t xml:space="preserve"> </w:t>
-      </w:r>
-      <w:r>
-        <w:rPr>
-          <w:rFonts w:hint="cs"/>
-          <w:rtl/>
-        </w:rPr>
-        <w:t>دادند</w:t>
-      </w:r>
-      <w:r>
-        <w:rPr>
-          <w:rtl/>
-        </w:rPr>
-        <w:t xml:space="preserve"> </w:t>
-      </w:r>
-      <w:r>
-        <w:rPr>
-          <w:rFonts w:hint="cs"/>
-          <w:rtl/>
-        </w:rPr>
-        <w:t>که</w:t>
-      </w:r>
-      <w:r>
-        <w:rPr>
-          <w:rtl/>
-        </w:rPr>
-        <w:t xml:space="preserve"> </w:t>
-      </w:r>
-      <w:r>
-        <w:rPr>
-          <w:rFonts w:hint="cs"/>
-          <w:rtl/>
-        </w:rPr>
-        <w:t>بنگاهی</w:t>
-      </w:r>
-      <w:r>
-        <w:rPr>
-          <w:rtl/>
-        </w:rPr>
-        <w:t xml:space="preserve"> </w:t>
-      </w:r>
-      <w:r>
-        <w:rPr>
-          <w:rFonts w:hint="cs"/>
-          <w:rtl/>
-        </w:rPr>
-        <w:t>که</w:t>
-      </w:r>
-      <w:r>
-        <w:rPr>
-          <w:rtl/>
-        </w:rPr>
-        <w:t xml:space="preserve"> </w:t>
-      </w:r>
-      <w:r>
-        <w:rPr>
-          <w:rFonts w:hint="cs"/>
-          <w:rtl/>
-        </w:rPr>
-        <w:t>هم</w:t>
-      </w:r>
-      <w:r>
-        <w:rPr>
-          <w:rtl/>
-        </w:rPr>
-        <w:t xml:space="preserve"> </w:t>
-      </w:r>
-      <w:r>
-        <w:rPr>
-          <w:rFonts w:hint="cs"/>
-          <w:rtl/>
-        </w:rPr>
-        <w:t>در</w:t>
-      </w:r>
-      <w:r>
-        <w:rPr>
-          <w:rtl/>
-        </w:rPr>
-        <w:t xml:space="preserve"> </w:t>
-      </w:r>
-      <w:r>
-        <w:rPr>
-          <w:rFonts w:hint="cs"/>
-          <w:rtl/>
-        </w:rPr>
-        <w:t>محصول</w:t>
-      </w:r>
-      <w:r>
-        <w:rPr>
-          <w:rtl/>
-        </w:rPr>
-        <w:t xml:space="preserve"> </w:t>
-      </w:r>
-      <w:r>
-        <w:rPr>
-          <w:rFonts w:hint="cs"/>
-          <w:rtl/>
-        </w:rPr>
-        <w:t>و</w:t>
-      </w:r>
-      <w:r>
-        <w:rPr>
-          <w:rtl/>
-        </w:rPr>
-        <w:t xml:space="preserve"> </w:t>
-      </w:r>
-      <w:r>
-        <w:rPr>
-          <w:rFonts w:hint="cs"/>
-          <w:rtl/>
-        </w:rPr>
-        <w:t>هم</w:t>
-      </w:r>
-      <w:r>
-        <w:rPr>
-          <w:rtl/>
-        </w:rPr>
-        <w:t xml:space="preserve"> </w:t>
-      </w:r>
-      <w:r>
-        <w:rPr>
-          <w:rFonts w:hint="cs"/>
-          <w:rtl/>
-        </w:rPr>
-        <w:t>در</w:t>
-      </w:r>
-      <w:r>
-        <w:rPr>
-          <w:rtl/>
-        </w:rPr>
-        <w:t xml:space="preserve"> </w:t>
-      </w:r>
-      <w:r>
-        <w:rPr>
-          <w:rFonts w:hint="cs"/>
-          <w:rtl/>
-        </w:rPr>
-        <w:t>بازار</w:t>
-      </w:r>
-      <w:r>
-        <w:rPr>
-          <w:rtl/>
-        </w:rPr>
-        <w:t xml:space="preserve"> </w:t>
-      </w:r>
-      <w:r>
-        <w:rPr>
-          <w:rFonts w:hint="cs"/>
-          <w:rtl/>
-        </w:rPr>
-        <w:t>جغرافیایی</w:t>
-      </w:r>
-      <w:r>
-        <w:rPr>
-          <w:rtl/>
-        </w:rPr>
-        <w:t xml:space="preserve"> </w:t>
-      </w:r>
-      <w:r>
-        <w:rPr>
-          <w:rFonts w:hint="cs"/>
-          <w:rtl/>
-        </w:rPr>
-        <w:t>تمرکز</w:t>
-      </w:r>
-      <w:r>
-        <w:rPr>
-          <w:rtl/>
-        </w:rPr>
-        <w:t xml:space="preserve"> </w:t>
-      </w:r>
-      <w:r>
-        <w:rPr>
-          <w:rFonts w:hint="cs"/>
-          <w:rtl/>
-        </w:rPr>
-        <w:t>دارد،</w:t>
-      </w:r>
-      <w:r>
-        <w:rPr>
-          <w:rtl/>
-        </w:rPr>
-        <w:t xml:space="preserve"> </w:t>
-      </w:r>
-      <w:r>
-        <w:rPr>
-          <w:rFonts w:hint="cs"/>
-          <w:rtl/>
-        </w:rPr>
-        <w:t>در</w:t>
-      </w:r>
-      <w:r>
-        <w:rPr>
-          <w:rtl/>
-        </w:rPr>
-        <w:t xml:space="preserve"> </w:t>
-      </w:r>
-      <w:r>
-        <w:rPr>
-          <w:rFonts w:hint="cs"/>
-          <w:rtl/>
-        </w:rPr>
-        <w:t>برابر</w:t>
-      </w:r>
-      <w:r>
-        <w:rPr>
-          <w:rtl/>
-        </w:rPr>
-        <w:t xml:space="preserve"> </w:t>
-      </w:r>
-      <w:r>
-        <w:rPr>
-          <w:rFonts w:hint="cs"/>
-          <w:rtl/>
-        </w:rPr>
-        <w:t>یک</w:t>
-      </w:r>
-      <w:r>
-        <w:rPr>
-          <w:rtl/>
-        </w:rPr>
-        <w:t xml:space="preserve"> </w:t>
-      </w:r>
-      <w:r>
-        <w:rPr>
-          <w:rFonts w:hint="cs"/>
-          <w:rtl/>
-        </w:rPr>
-        <w:t>رکود</w:t>
-      </w:r>
-      <w:r>
-        <w:rPr>
-          <w:rtl/>
-        </w:rPr>
-        <w:t xml:space="preserve"> </w:t>
-      </w:r>
-      <w:r>
-        <w:rPr>
-          <w:rFonts w:hint="cs"/>
-          <w:rtl/>
-        </w:rPr>
-        <w:t>موضعی</w:t>
-      </w:r>
-      <w:r>
-        <w:rPr>
-          <w:rtl/>
-        </w:rPr>
-        <w:t xml:space="preserve"> </w:t>
-      </w:r>
-      <w:r>
-        <w:rPr>
-          <w:rFonts w:hint="cs"/>
-          <w:rtl/>
-        </w:rPr>
-        <w:t>یا</w:t>
-      </w:r>
-      <w:r>
-        <w:rPr>
-          <w:rtl/>
-        </w:rPr>
-        <w:t xml:space="preserve"> </w:t>
-      </w:r>
-      <w:r>
-        <w:rPr>
-          <w:rFonts w:hint="cs"/>
-          <w:rtl/>
-        </w:rPr>
-        <w:t>تغییر</w:t>
-      </w:r>
-      <w:r>
-        <w:rPr>
-          <w:rtl/>
-        </w:rPr>
-        <w:t xml:space="preserve"> </w:t>
-      </w:r>
-      <w:r>
-        <w:rPr>
-          <w:rFonts w:hint="cs"/>
-          <w:rtl/>
-        </w:rPr>
-        <w:t>رفتار</w:t>
-      </w:r>
-      <w:r>
-        <w:rPr>
-          <w:rtl/>
-        </w:rPr>
-        <w:t xml:space="preserve"> </w:t>
-      </w:r>
-      <w:r>
-        <w:rPr>
-          <w:rFonts w:hint="cs"/>
-          <w:rtl/>
-        </w:rPr>
-        <w:t>خریداران</w:t>
-      </w:r>
-      <w:r>
-        <w:rPr>
-          <w:rtl/>
-        </w:rPr>
-        <w:t xml:space="preserve"> </w:t>
-      </w:r>
-      <w:r>
-        <w:rPr>
-          <w:rFonts w:hint="cs"/>
-          <w:rtl/>
-        </w:rPr>
-        <w:t>یک</w:t>
-      </w:r>
-      <w:r>
-        <w:rPr>
-          <w:rtl/>
-        </w:rPr>
-        <w:t xml:space="preserve"> </w:t>
-      </w:r>
-      <w:r>
-        <w:rPr>
-          <w:rFonts w:hint="cs"/>
-          <w:rtl/>
-        </w:rPr>
-        <w:t>منطقه</w:t>
-      </w:r>
-      <w:r>
-        <w:rPr>
-          <w:rtl/>
-        </w:rPr>
-        <w:t xml:space="preserve"> </w:t>
-      </w:r>
-      <w:r>
-        <w:rPr>
-          <w:rFonts w:hint="cs"/>
-          <w:rtl/>
-        </w:rPr>
-        <w:t>خاص،</w:t>
-      </w:r>
-      <w:r>
-        <w:rPr>
-          <w:rtl/>
-        </w:rPr>
-        <w:t xml:space="preserve"> </w:t>
-      </w:r>
-      <w:r>
-        <w:rPr>
-          <w:rFonts w:hint="cs"/>
-          <w:rtl/>
-        </w:rPr>
-        <w:t>به‌مراتب</w:t>
-      </w:r>
-      <w:r>
-        <w:rPr>
-          <w:rtl/>
-        </w:rPr>
-        <w:t xml:space="preserve"> </w:t>
-      </w:r>
-      <w:r>
-        <w:rPr>
-          <w:rFonts w:hint="cs"/>
-          <w:rtl/>
-        </w:rPr>
-        <w:t>آسیب‌پذیرتر</w:t>
-      </w:r>
-      <w:r>
-        <w:rPr>
-          <w:rtl/>
-        </w:rPr>
-        <w:t xml:space="preserve"> </w:t>
-      </w:r>
-      <w:r>
-        <w:rPr>
-          <w:rFonts w:hint="cs"/>
-          <w:rtl/>
-        </w:rPr>
-        <w:t>از</w:t>
-      </w:r>
-      <w:r>
-        <w:rPr>
-          <w:rtl/>
-        </w:rPr>
-        <w:t xml:space="preserve"> </w:t>
-      </w:r>
-      <w:r>
-        <w:rPr>
-          <w:rFonts w:hint="cs"/>
-          <w:rtl/>
-        </w:rPr>
-        <w:t>بنگاهی</w:t>
-      </w:r>
-      <w:r>
-        <w:rPr>
-          <w:rtl/>
-        </w:rPr>
-        <w:t xml:space="preserve"> </w:t>
-      </w:r>
-      <w:r>
-        <w:rPr>
-          <w:rFonts w:hint="cs"/>
-          <w:rtl/>
-        </w:rPr>
-        <w:t>است</w:t>
-      </w:r>
-      <w:r>
-        <w:rPr>
-          <w:rtl/>
-        </w:rPr>
-        <w:t xml:space="preserve"> </w:t>
-      </w:r>
-      <w:r>
-        <w:rPr>
-          <w:rFonts w:hint="cs"/>
-          <w:rtl/>
-        </w:rPr>
-        <w:t>که</w:t>
-      </w:r>
-      <w:r>
-        <w:rPr>
-          <w:rtl/>
-        </w:rPr>
-        <w:t xml:space="preserve"> </w:t>
-      </w:r>
-      <w:r>
-        <w:rPr>
-          <w:rFonts w:hint="cs"/>
-          <w:rtl/>
-        </w:rPr>
-        <w:t>دست‌کم</w:t>
-      </w:r>
-      <w:r>
-        <w:rPr>
-          <w:rtl/>
-        </w:rPr>
-        <w:t xml:space="preserve"> </w:t>
-      </w:r>
-      <w:r>
-        <w:rPr>
-          <w:rFonts w:hint="cs"/>
-          <w:rtl/>
-        </w:rPr>
-        <w:t>در</w:t>
-      </w:r>
-      <w:r>
-        <w:rPr>
-          <w:rtl/>
-        </w:rPr>
-        <w:t xml:space="preserve"> </w:t>
-      </w:r>
-      <w:r>
-        <w:rPr>
-          <w:rFonts w:hint="cs"/>
-          <w:rtl/>
-        </w:rPr>
-        <w:t>یکی</w:t>
-      </w:r>
-      <w:r>
-        <w:rPr>
-          <w:rtl/>
-        </w:rPr>
-        <w:t xml:space="preserve"> </w:t>
-      </w:r>
-      <w:r>
-        <w:rPr>
-          <w:rFonts w:hint="cs"/>
-          <w:rtl/>
-        </w:rPr>
-        <w:t>از</w:t>
-      </w:r>
-      <w:r>
-        <w:rPr>
-          <w:rtl/>
-        </w:rPr>
-        <w:t xml:space="preserve"> </w:t>
-      </w:r>
-      <w:r>
-        <w:rPr>
-          <w:rFonts w:hint="cs"/>
-          <w:rtl/>
-        </w:rPr>
-        <w:t>این</w:t>
-      </w:r>
-      <w:r>
-        <w:rPr>
-          <w:rtl/>
-        </w:rPr>
-        <w:t xml:space="preserve"> </w:t>
-      </w:r>
-      <w:r>
-        <w:rPr>
-          <w:rFonts w:hint="cs"/>
-          <w:rtl/>
-        </w:rPr>
-        <w:t>دو</w:t>
-      </w:r>
-      <w:r>
-        <w:rPr>
-          <w:rtl/>
-        </w:rPr>
-        <w:t xml:space="preserve"> </w:t>
-      </w:r>
-      <w:r>
-        <w:rPr>
-          <w:rFonts w:hint="cs"/>
-          <w:rtl/>
-        </w:rPr>
-        <w:t>بُعد</w:t>
-      </w:r>
-      <w:r>
-        <w:rPr>
-          <w:rtl/>
-        </w:rPr>
-        <w:t xml:space="preserve"> تنوع دارد. این آسیب‌پذیری، ذاتی و تغییرناپذیر نیست، بلکه تابع تصمیمات مدیریتی نیز هست؛ بنگاهی که آگاهانه برای نوسانات محتمل برنامه‌ریزی می‌کند </w:t>
+        <w:footnoteReference w:id="44"/>
+      </w:r>
+      <w:r>
+        <w:rPr>
+          <w:rtl/>
+        </w:rPr>
+        <w:t xml:space="preserve"> </w:t>
+      </w:r>
+      <w:r>
+        <w:rPr>
+          <w:rtl/>
+        </w:rPr>
+        <w:t xml:space="preserve">با تفکیک دو نوع تنوع محصولی و جغرافیایی نشان دادند که تنوع جغرافیایی، برخلاف تنوع محصولی، ریسک بنگاه را افزایش می‌دهد؛ از این رو گسترش جغرافیایی نیز راه‌حل بی‌هزینه‌ای نیست و باید با احتیاط ارزیابی شود. بنگاه تک‌محصولی با تمرکز جغرافیایی، در برابر یک رکود موضعی یا تغییر رفتار خریداران یک منطقه خاص بی‌پناه‌تر است</w:t>
+      </w:r>
+      <w:r>
+        <w:rPr>
+          <w:rtl/>
+        </w:rPr>
+        <w:t xml:space="preserve">. این آسیب‌پذیری، ذاتی و تغییرناپذیر نیست، بلکه تابع تصمیمات مدیریتی نیز هست؛ بنگاهی که آگاهانه برای نوسانات محتمل برنامه‌ریزی می‌کند </w:t>
       </w:r>
       <w:r>
         <w:rPr>
@@ -11287,20 +9396,37 @@
         <w:rPr>
           <w:rStyle w:val="FootnoteReference"/>
         </w:rPr>
-        <w:footnoteReference w:id="59"/>
-      </w:r>
-      <w:r>
-        <w:rPr>
-          <w:rtl/>
-        </w:rPr>
-        <w:t xml:space="preserve"> با پوشش نیم‌قرن پژوهش تجربی، </w:t>
-      </w:r>
-      <w:r>
-        <w:rPr>
-          <w:rtl/>
-        </w:rPr>
-        <w:lastRenderedPageBreak/>
-        <w:t>نشان دادند که موقعیت یک بنگاه در این طیف، پیامدهای قابل‌پیش‌بینی و مستندی برای ریسک و عملکرد آن دارد. بخش بعدی این فصل، این تبیین نظری عمومی را به بستر مشخص صنعت مواد غذایی پیوند می‌دهد.</w:t>
+        <w:footnoteReference w:id="45"/>
+      </w:r>
+      <w:r>
+        <w:rPr>
+          <w:rtl/>
+        </w:rPr>
+        <w:t xml:space="preserve"> </w:t>
+      </w:r>
+      <w:r>
+        <w:rPr>
+          <w:rtl/>
+        </w:rPr>
+        <w:t xml:space="preserve">با پوشش نیم‌قرن پژوهش تجربی، پیامدهای موقعیت یک بنگاه در این طیف را برای عملکرد آن، و مامن و همکاران (۲۰۲۱)</w:t>
+      </w:r>
+      <w:r>
+        <w:rPr>
+          <w:rStyle w:val="FootnoteReference"/>
+        </w:rPr>
+        <w:footnoteReference w:id="46"/>
+      </w:r>
+      <w:r>
+        <w:rPr>
+          <w:rtl/>
+        </w:rPr>
+        <w:t xml:space="preserve"> برای ریسک آن، نشان داده‌اند</w:t>
+      </w:r>
+      <w:r>
+        <w:rPr>
+          <w:rtl/>
+        </w:rPr>
+        <w:t xml:space="preserve">. بخش بعدی این فصل، این تبیین نظری عمومی را به بستر مشخص صنعت مواد غذایی پیوند می‌دهد.</w:t>
       </w:r>
     </w:p>
     <w:p>
@@ -11460,215 +9586,19 @@
         <w:rPr>
           <w:rStyle w:val="FootnoteReference"/>
         </w:rPr>
-        <w:footnoteReference w:id="60"/>
-      </w:r>
-      <w:r>
-        <w:rPr>
-          <w:rtl/>
-        </w:rPr>
-        <w:t xml:space="preserve"> در مطالعه خود بر صنعت فرآوری مواد غذایی هند، به‌روشنی نشان دادند که بسیاری از موانع عمومی مدیریت کسب‌وکار، در این صنعت به دلیل ویژگی‌های خاص آن </w:t>
-      </w:r>
-      <w:r>
-        <w:rPr>
-          <w:rFonts w:hint="cs"/>
-          <w:rtl/>
-        </w:rPr>
-        <w:t>از</w:t>
-      </w:r>
-      <w:r>
-        <w:rPr>
-          <w:rtl/>
-        </w:rPr>
-        <w:t xml:space="preserve"> </w:t>
-      </w:r>
-      <w:r>
-        <w:rPr>
-          <w:rFonts w:hint="cs"/>
-          <w:rtl/>
-        </w:rPr>
-        <w:t>جمله</w:t>
-      </w:r>
-      <w:r>
-        <w:rPr>
-          <w:rtl/>
-        </w:rPr>
-        <w:t xml:space="preserve"> </w:t>
-      </w:r>
-      <w:r>
-        <w:rPr>
-          <w:rFonts w:hint="cs"/>
-          <w:rtl/>
-        </w:rPr>
-        <w:t>فسادپذیری</w:t>
-      </w:r>
-      <w:r>
-        <w:rPr>
-          <w:rtl/>
-        </w:rPr>
-        <w:t xml:space="preserve"> </w:t>
-      </w:r>
-      <w:r>
-        <w:rPr>
-          <w:rFonts w:hint="cs"/>
-          <w:rtl/>
-        </w:rPr>
-        <w:t>و</w:t>
-      </w:r>
-      <w:r>
-        <w:rPr>
-          <w:rtl/>
-        </w:rPr>
-        <w:t xml:space="preserve"> </w:t>
-      </w:r>
-      <w:r>
-        <w:rPr>
-          <w:rFonts w:hint="cs"/>
-          <w:rtl/>
-        </w:rPr>
-        <w:t>وابستگی</w:t>
-      </w:r>
-      <w:r>
-        <w:rPr>
-          <w:rtl/>
-        </w:rPr>
-        <w:t xml:space="preserve"> </w:t>
-      </w:r>
-      <w:r>
-        <w:rPr>
-          <w:rFonts w:hint="cs"/>
-          <w:rtl/>
-        </w:rPr>
-        <w:t>فصلی</w:t>
-      </w:r>
-      <w:r>
-        <w:rPr>
-          <w:rtl/>
-        </w:rPr>
-        <w:t xml:space="preserve"> </w:t>
-      </w:r>
-      <w:r>
-        <w:rPr>
-          <w:rFonts w:hint="cs"/>
-          <w:rtl/>
-        </w:rPr>
-        <w:t>شدت</w:t>
-      </w:r>
-      <w:r>
-        <w:rPr>
-          <w:rtl/>
-        </w:rPr>
-        <w:t xml:space="preserve"> </w:t>
-      </w:r>
-      <w:r>
-        <w:rPr>
-          <w:rFonts w:hint="cs"/>
-          <w:rtl/>
-        </w:rPr>
-        <w:t>بیشتری</w:t>
-      </w:r>
-      <w:r>
-        <w:rPr>
-          <w:rtl/>
-        </w:rPr>
-        <w:t xml:space="preserve"> </w:t>
-      </w:r>
-      <w:r>
-        <w:rPr>
-          <w:rFonts w:hint="cs"/>
-          <w:rtl/>
-        </w:rPr>
-        <w:t>می‌یابند؛</w:t>
-      </w:r>
-      <w:r>
-        <w:rPr>
-          <w:rtl/>
-        </w:rPr>
-        <w:t xml:space="preserve"> </w:t>
-      </w:r>
-      <w:r>
-        <w:rPr>
-          <w:rFonts w:hint="cs"/>
-          <w:rtl/>
-        </w:rPr>
-        <w:t>یافته‌ای</w:t>
-      </w:r>
-      <w:r>
-        <w:rPr>
-          <w:rtl/>
-        </w:rPr>
-        <w:t xml:space="preserve"> </w:t>
-      </w:r>
-      <w:r>
-        <w:rPr>
-          <w:rFonts w:hint="cs"/>
-          <w:rtl/>
-        </w:rPr>
-        <w:t>که</w:t>
-      </w:r>
-      <w:r>
-        <w:rPr>
-          <w:rtl/>
-        </w:rPr>
-        <w:t xml:space="preserve"> </w:t>
-      </w:r>
-      <w:r>
-        <w:rPr>
-          <w:rFonts w:hint="cs"/>
-          <w:rtl/>
-        </w:rPr>
-        <w:t>مبنای</w:t>
-      </w:r>
-      <w:r>
-        <w:rPr>
-          <w:rtl/>
-        </w:rPr>
-        <w:t xml:space="preserve"> </w:t>
-      </w:r>
-      <w:r>
-        <w:rPr>
-          <w:rFonts w:hint="cs"/>
-          <w:rtl/>
-        </w:rPr>
-        <w:t>رویکرد</w:t>
-      </w:r>
-      <w:r>
-        <w:rPr>
-          <w:rtl/>
-        </w:rPr>
-        <w:t xml:space="preserve"> </w:t>
-      </w:r>
-      <w:r>
-        <w:rPr>
-          <w:rFonts w:hint="cs"/>
-          <w:rtl/>
-        </w:rPr>
-        <w:t>این</w:t>
-      </w:r>
-      <w:r>
-        <w:rPr>
-          <w:rtl/>
-        </w:rPr>
-        <w:t xml:space="preserve"> </w:t>
-      </w:r>
-      <w:r>
-        <w:rPr>
-          <w:rFonts w:hint="cs"/>
-          <w:rtl/>
-        </w:rPr>
-        <w:t>بخش</w:t>
-      </w:r>
-      <w:r>
-        <w:rPr>
-          <w:rtl/>
-        </w:rPr>
-        <w:t xml:space="preserve"> </w:t>
-      </w:r>
-      <w:r>
-        <w:rPr>
-          <w:rFonts w:hint="cs"/>
-          <w:rtl/>
-        </w:rPr>
-        <w:t>است</w:t>
+        <w:footnoteReference w:id="47"/>
+      </w:r>
+      <w:r>
+        <w:rPr>
+          <w:rtl/>
+        </w:rPr>
+        <w:t xml:space="preserve"> در مطالعه خود بر صنعت فرآوری مواد غذایی هند، </w:t>
+      </w:r>
+      <w:r>
+        <w:rPr>
+          <w:rtl/>
+        </w:rPr>
+        <w:t xml:space="preserve">با روش دلفی و تحلیل سلسله‌مراتبی، موانع رشد این صنعت را شناسایی و اولویت‌بندی کردند. به پیروی از این رویکرد، این بخش موانع عمومی مدیریت کسب‌وکار را در بستر ویژگی‌های خاص این صنعت، از جمله فسادپذیری و وابستگی فصلی، که شدت آن‌ها را افزایش می‌دهد، بررسی می‌کند</w:t>
       </w:r>
       <w:r>
         <w:rPr>
@@ -11692,13 +9622,25 @@
         <w:rPr>
           <w:rStyle w:val="FootnoteReference"/>
         </w:rPr>
-        <w:footnoteReference w:id="61"/>
-      </w:r>
-      <w:r>
-        <w:rPr>
-          <w:rtl/>
-        </w:rPr>
-        <w:t xml:space="preserve"> با بررسی اقتصادهای نوظهور نشان دادند که ترکیب الزامات بهداشتی، محدودیت‌های منابع و نوسانات تقاضا، محیطی از فشار چندگانه برای بنگاه‌های این صنعت ایجاد می‌کند.</w:t>
+        <w:footnoteReference w:id="48"/>
+      </w:r>
+      <w:r>
+        <w:rPr>
+          <w:rtl/>
+        </w:rPr>
+        <w:t xml:space="preserve"> </w:t>
+      </w:r>
+      <w:r>
+        <w:rPr>
+          <w:rtl/>
+        </w:rPr>
+        <w:t xml:space="preserve">در بررسی چالش‌های ابتکارات ایمنی مواد غذایی در یک اقتصاد نوظهور نشان دادند که چالش‌های سازمانی، سیاست‌گذاری و دولتی، جهانی، دانشی و مالی بر یکدیگر اثر می‌گذارند؛ بر این پایه می‌توان گفت الزامات نظارتی و محدودیت منابع مالی و دانشی، هم‌زمان بنگاه‌های این صنعت را تحت فشار قرار می‌دهند</w:t>
+      </w:r>
+      <w:r>
+        <w:rPr>
+          <w:rtl/>
+        </w:rPr>
+        <w:t xml:space="preserve">.</w:t>
       </w:r>
     </w:p>
     <w:p>
@@ -11710,19 +9652,19 @@
         <w:rPr>
           <w:rtl/>
         </w:rPr>
-        <w:t>وابستگی صنعت مواد غذایی به منابع کشاورزی، لایه دیگری از پیچیدگی را به فرایند فروش اضافه می‌کند. مانگلا و همکاران (۲۰۲۱)</w:t>
-      </w:r>
-      <w:r>
-        <w:rPr>
-          <w:rStyle w:val="FootnoteReference"/>
-        </w:rPr>
-        <w:footnoteReference w:id="62"/>
-      </w:r>
-      <w:r>
-        <w:rPr>
-          <w:rtl/>
-        </w:rPr>
-        <w:t xml:space="preserve"> این وابستگی را یکی از منابع اصلی فشار چندگانه بر بنگاه‌های این صنعت در اقتصادهای نوظهور دانستند. نوسان فصلی عرضه، اثر تغییرات اقلیمی بر کمیت و کیفیت مواد اولیه، و وابستگی به واردات برای برخی اقلام، همگی می‌توانند زنجیره تأمین را مختل و توانایی بنگاه در انجام تعهدات فروش را محدود کنند.</w:t>
+        <w:t xml:space="preserve">وابستگی صنعت مواد غذایی به منابع کشاورزی، لایه دیگری از پیچیدگی را به فرایند فروش اضافه می‌کند. </w:t>
+      </w:r>
+      <w:r>
+        <w:rPr>
+          <w:rtl/>
+        </w:rPr>
+        <w:t xml:space="preserve">نوسان</w:t>
+      </w:r>
+      <w:r>
+        <w:rPr>
+          <w:rtl/>
+        </w:rPr>
+        <w:t xml:space="preserve"> فصلی عرضه، اثر تغییرات اقلیمی بر کمیت و کیفیت مواد اولیه، و وابستگی به واردات برای برخی اقلام، همگی می‌توانند زنجیره تأمین را مختل و توانایی بنگاه در انجام تعهدات فروش را محدود کنند.</w:t>
       </w:r>
     </w:p>
     <w:p>
@@ -11740,13 +9682,25 @@
         <w:rPr>
           <w:rStyle w:val="FootnoteReference"/>
         </w:rPr>
-        <w:footnoteReference w:id="63"/>
-      </w:r>
-      <w:r>
-        <w:rPr>
-          <w:rtl/>
-        </w:rPr>
-        <w:t xml:space="preserve"> نشان دادند که در صنعت مواد غذایی، برخلاف بسیاری از کالاهای بادوام، سنت و عادت مصرف نقش بزرگی در تصمیم خرید ایفا می‌کند؛ عاملی که محصولات جدید یا کمتر‌شناخته‌شده را با مانعی فرهنگی روبه‌رو می‌کند که در صنایع دیگر کمتر دیده می‌شود. این مانع، برای بنگاه تک‌محصولی که تمام فروش خود را بر همان یک محصول کمتر‌شناخته‌شده متکی کرده، می‌تواند به‌ویژه تعیین‌کننده باشد.</w:t>
+        <w:footnoteReference w:id="49"/>
+      </w:r>
+      <w:r>
+        <w:rPr>
+          <w:rtl/>
+        </w:rPr>
+        <w:t xml:space="preserve"> </w:t>
+      </w:r>
+      <w:r>
+        <w:rPr>
+          <w:rtl/>
+        </w:rPr>
+        <w:t xml:space="preserve">در مطالعه کارآفرینان ارزن نشان دادند که ناآشنایی مصرف‌کننده با محصول و دشواری آماده‌سازی آن از موانع کارآفرینی غذایی‌اند، در حالی که بازگشت مردم به سنت‌های غذایی یکی از فرصت‌های این حوزه است. بر این پایه می‌توان گفت در صنعت مواد غذایی، سنت و عادت مصرف می‌تواند هم مانع و هم فرصت باشد: محصولات جدید یا کمتر‌شناخته‌شده با مانعی ادراکی روبه‌رو می‌شوند که در صنایع دیگر کمتر دیده می‌شود</w:t>
+      </w:r>
+      <w:r>
+        <w:rPr>
+          <w:rtl/>
+        </w:rPr>
+        <w:t xml:space="preserve">. این مانع، برای بنگاه تک‌محصولی که تمام فروش خود را بر همان یک محصول کمتر‌شناخته‌شده متکی کرده، می‌تواند به‌ویژه تعیین‌کننده باشد.</w:t>
       </w:r>
     </w:p>
     <w:p>
@@ -11758,8 +9712,19 @@
         <w:rPr>
           <w:rtl/>
         </w:rPr>
-        <w:lastRenderedPageBreak/>
-        <w:t>الزامات نظارتی و استانداردهای بهداشتی نیز از ویژگی‌های خاص این صنعت است. رعایت استانداردهای بهداشتی، محصولات را از بازار خارج می‌کند یا بازده تولید را کاهش می‌دهد. برای بنگاه تک‌محصولی این خطر، چون در یک قلم متمرکز است، می‌تواند به قطع کامل درآمد بینجامد. صفری و اسماعیل‌نژاد (۱۴۰۴) تأیید کرده‌اند که موانع ساختاری این صنعت، شکاف میان نگرش مثبت مصرف‌کننده و رفتار خرید واقعی را پهن‌تر می‌کند. مجموع این ویژگی‌ها نشان می‌دهد که فروش در صنعت مواد غذایی از پیچیدگی ویژه‌ای برخوردار است و آنچه در صنایع دیگر چالش معمول فروش است، در این صنعت شدت بیشتری می‌یابد؛ برای بنگاه تک‌محصولی، این شدت از طریق برهم‌کنش ویژگی‌های صنعت با ساختار متمرکز سبد محصول دوچندان می‌شود.</w:t>
+        <w:t xml:space="preserve">الزامات نظارتی و استانداردهای بهداشتی نیز از ویژگی‌های خاص این صنعت است. رعایت استانداردهای بهداشتی، محصولات را از بازار خارج می‌کند یا بازده تولید را کاهش می‌دهد. برای بنگاه تک‌محصولی این خطر، چون در یک قلم متمرکز است، می‌تواند به قطع کامل درآمد بینجامد. </w:t>
+      </w:r>
+      <w:r>
+        <w:rPr>
+          <w:rtl/>
+        </w:rPr>
+        <w:t xml:space="preserve">صفری و اسماعیل‌نژاد (۱۴۰۳) در بررسی موانع فروش محصولات سبز، شکاف میان نگرش مثبت مصرف‌کننده و رفتار خرید واقعی او را نقطه آغاز تحلیل خود قرار داده‌اند؛ این شکاف در صنعتی مانند مواد غذایی که مصرف‌کننده نسبت به قیمت و کیفیت حساس است، اهمیت ویژه‌ای می‌یابد</w:t>
+      </w:r>
+      <w:r>
+        <w:rPr>
+          <w:rtl/>
+        </w:rPr>
+        <w:t xml:space="preserve">. مجموع این ویژگی‌ها نشان می‌دهد که فروش در صنعت مواد غذایی از پیچیدگی ویژه‌ای برخوردار است و آنچه در صنایع دیگر چالش معمول فروش است، در این صنعت شدت بیشتری می‌یابد؛ برای بنگاه تک‌محصولی، این شدت از طریق برهم‌کنش ویژگی‌های صنعت با ساختار متمرکز سبد محصول دوچندان می‌شود.</w:t>
       </w:r>
     </w:p>
     <w:p>
@@ -11771,7 +9736,19 @@
         <w:rPr>
           <w:rtl/>
         </w:rPr>
-        <w:t>ساختار صنعت مواد غذایی ایران نیز بر همین الگو استوار است. قلی‌پور و همکاران (۱۴۰۳) در بررسی تجارت محصولات غذایی ایران، تأیید کرده‌اند که این صنعت، برخلاف بسیاری از صنایع بزرگ‌مقیاس، عمدتاً از بنگاه‌های کوچک و متوسط تشکیل شده و سهم قابل‌توجهی از اشتغال بخش صنعت کشور را در بر می‌گیرد. این ترکیب ساختاری به این معناست که یافته‌های نظری مربوط به آسیب‌پذیری بنگاه تک‌محصولی، نه یک بحث انتزاعی، بلکه توصیف مستقیم وضعیت شمار بزرگی از بنگاه‌های فعال در این صنعت است.</w:t>
+        <w:t xml:space="preserve">ساختار صنعت مواد غذایی ایران نیز بر همین الگو استوار است. </w:t>
+      </w:r>
+      <w:r>
+        <w:rPr>
+          <w:rtl/>
+        </w:rPr>
+        <w:t xml:space="preserve">این صنعت، برخلاف بسیاری از صنایع بزرگ‌مقیاس، عمدتاً از بنگاه‌های کوچک و متوسط تشکیل شده و سهم قابل‌توجهی از اشتغال بخش صنعت کشور را در بر می‌گیرد (پیوست ث). قلی‌پور و همکاران (۱۴۰۳) نیز در بررسی تجارت محصولات غذایی ایران، فرصت‌ها و چالش‌های این صنعت را در بازار عمان بررسی کرده‌اند</w:t>
+      </w:r>
+      <w:r>
+        <w:rPr>
+          <w:rtl/>
+        </w:rPr>
+        <w:t xml:space="preserve">. این ترکیب ساختاری به این معناست که یافته‌های نظری مربوط به آسیب‌پذیری بنگاه تک‌محصولی، نه یک بحث انتزاعی، بلکه توصیف مستقیم وضعیت شمار بزرگی از بنگاه‌های فعال در این صنعت است.</w:t>
       </w:r>
     </w:p>
     <w:p>
@@ -11789,7 +9766,7 @@
         <w:rPr>
           <w:rStyle w:val="FootnoteReference"/>
         </w:rPr>
-        <w:footnoteReference w:id="64"/>
+        <w:footnoteReference w:id="50"/>
       </w:r>
       <w:r>
         <w:rPr>
@@ -11813,7 +9790,7 @@
         <w:rPr>
           <w:rStyle w:val="FootnoteReference"/>
         </w:rPr>
-        <w:footnoteReference w:id="65"/>
+        <w:footnoteReference w:id="51"/>
       </w:r>
       <w:r>
         <w:rPr>
@@ -11825,7 +9802,6 @@
         <w:rPr>
           <w:rtl/>
         </w:rPr>
-        <w:lastRenderedPageBreak/>
         <w:t>محصول بادوام، قابل جبران در دوره‌های بعدی نیست. برای بنگاه تک‌محصولی، این فشار بر تنها خط تولید آن متمرکز می‌شود و گزینه‌ای برای جبران زیان یک محصول با فروش محصول دیگر وجود ندارد.</w:t>
       </w:r>
     </w:p>
@@ -12156,13 +10132,25 @@
         <w:rPr>
           <w:rStyle w:val="FootnoteReference"/>
         </w:rPr>
-        <w:footnoteReference w:id="66"/>
-      </w:r>
-      <w:r>
-        <w:rPr>
-          <w:rtl/>
-        </w:rPr>
-        <w:t xml:space="preserve"> تأکید کرده‌اند که این ویژگی‌ها به‌طور مجزا عمل نمی‌کنند، بلکه به‌صورت هم‌زمان و درهم‌تنیده بر بنگاه‌های این صنعت فشار می‌آورند؛ یافته‌ای که ضرورت بررسی یکپارچه آن‌ها، به‌جای تحلیل جداگانه هر عامل، را برای پژوهش حاضر روشن می‌سازد.</w:t>
+        <w:footnoteReference w:id="52"/>
+      </w:r>
+      <w:r>
+        <w:rPr>
+          <w:rtl/>
+        </w:rPr>
+        <w:t xml:space="preserve"> </w:t>
+      </w:r>
+      <w:r>
+        <w:rPr>
+          <w:rtl/>
+        </w:rPr>
+        <w:t xml:space="preserve">در تحلیل خود میان گروه‌های چالش‌های ایمنی مواد غذایی روابط تأثیرگذاری متقابل یافتند. بر همین قیاس، ویژگی‌های صنعتی یادشده نیز به‌طور مجزا عمل نمی‌کنند، بلکه به‌صورت هم‌زمان و درهم‌تنیده بر بنگاه‌های این صنعت فشار می‌آورند؛ نکته‌ای که ضرورت بررسی یکپارچه آن‌ها، به‌جای تحلیل جداگانه هر عامل، را برای پژوهش حاضر روشن می‌سازد</w:t>
+      </w:r>
+      <w:r>
+        <w:rPr>
+          <w:rtl/>
+        </w:rPr>
+        <w:t xml:space="preserve">.</w:t>
       </w:r>
     </w:p>
     <w:p>
@@ -12174,7 +10162,31 @@
         <w:rPr>
           <w:rtl/>
         </w:rPr>
-        <w:t>نجاتی (۱۴۰۰) نیز با بررسی استراتژی‌های بازاریابی دیجیتال در صنایع غذایی ایران، نشان داد که محدودیت دسترسی به ابزارهای دیجیتال توسعه‌یافته، یکی دیگر از موانع خاص این صنعت در بستر ایران است. این یافته، بار دیگر ویژگی‌های خاص صنعت مواد غذایی را نه فقط در بُعد تولید و زنجیره تأمین، بلکه در بُعد توزیع و بازاریابی نیز برجسته می‌سازد و زمینه را برای جمع‌بندی نظری بخش بعدی فراهم می‌آورد.</w:t>
+        <w:t xml:space="preserve">نجاتی (۱۴۰۰) </w:t>
+      </w:r>
+      <w:r>
+        <w:rPr>
+          <w:rtl/>
+        </w:rPr>
+        <w:t xml:space="preserve">نیز اثرات استراتژی‌های بازاریابی دیجیتال بر توسعه فروش محصولات صنایع غذایی ایران را بررسی کرده است و نشان می‌دهد بُعد دیجیتال فروش در بستر ایران نیز مورد توجه پژوهشگران بوده است</w:t>
+      </w:r>
+      <w:r>
+        <w:rPr>
+          <w:rtl/>
+        </w:rPr>
+        <w:t xml:space="preserve">. </w:t>
+      </w:r>
+      <w:r>
+        <w:rPr>
+          <w:rtl/>
+        </w:rPr>
+        <w:t xml:space="preserve">این بُعد، بار دیگر ویژگی‌های خاص صنعت</w:t>
+      </w:r>
+      <w:r>
+        <w:rPr>
+          <w:rtl/>
+        </w:rPr>
+        <w:t xml:space="preserve"> مواد غذایی را نه فقط در بُعد تولید و زنجیره تأمین، بلکه در بُعد توزیع و بازاریابی نیز برجسته می‌سازد و زمینه را برای جمع‌بندی نظری بخش بعدی فراهم می‌آورد.</w:t>
       </w:r>
     </w:p>
     <w:p>
@@ -12210,7 +10222,7 @@
         <w:rPr>
           <w:rStyle w:val="FootnoteReference"/>
         </w:rPr>
-        <w:footnoteReference w:id="67"/>
+        <w:footnoteReference w:id="53"/>
       </w:r>
       <w:r>
         <w:rPr>
@@ -12222,7 +10234,7 @@
         <w:rPr>
           <w:rStyle w:val="FootnoteReference"/>
         </w:rPr>
-        <w:footnoteReference w:id="68"/>
+        <w:footnoteReference w:id="54"/>
       </w:r>
       <w:r>
         <w:rPr>
@@ -12234,7 +10246,7 @@
         <w:rPr>
           <w:rStyle w:val="FootnoteReference"/>
         </w:rPr>
-        <w:footnoteReference w:id="69"/>
+        <w:footnoteReference w:id="55"/>
       </w:r>
       <w:r>
         <w:rPr>
@@ -12258,7 +10270,6 @@
         <w:rPr>
           <w:rtl/>
         </w:rPr>
-        <w:lastRenderedPageBreak/>
         <w:t>مواد غذایی، چارچوب مفهومی یکپارچه‌ای را تشکیل می‌دهند که مبنای مرور پیشینه تجربی پژوهش، استخراج چالش‌های فروش برگرفته از ادبیات، و تدوین پروتکل دلفی و تحلیل داده در فصل‌های سوم و چهارم این پژوهش قرار</w:t>
       </w:r>
       <w:r>
@@ -12283,13 +10294,25 @@
         <w:rPr>
           <w:rStyle w:val="FootnoteReference"/>
         </w:rPr>
-        <w:footnoteReference w:id="70"/>
-      </w:r>
-      <w:r>
-        <w:rPr>
-          <w:rtl/>
-        </w:rPr>
-        <w:t xml:space="preserve"> تأکید کرده‌اند که ارتباط صریح میان چارچوب نظری پیشینی و کدگذاری داده‌های میدانی، از ارکان اصلی استحکام روش‌شناختی پژوهش‌های کیفی اکتشافی است. بر همین اساس، مفاهیم سه‌گانه معرفی‌شده در این بخش </w:t>
+        <w:footnoteReference w:id="56"/>
+      </w:r>
+      <w:r>
+        <w:rPr>
+          <w:rtl/>
+        </w:rPr>
+        <w:t xml:space="preserve"> </w:t>
+      </w:r>
+      <w:r>
+        <w:rPr>
+          <w:rtl/>
+        </w:rPr>
+        <w:t xml:space="preserve">میان کدگذاری استقرایی و قیاسی تمایز قائل می‌شوند؛ در پژوهش حاضر کدگذاری دور نخست استقرایی و برآمده از گفته‌های خبرگان است و چارچوب نظری این فصل تنها در مرحله مقایسه با یافته‌ها به کار می‌رود</w:t>
+      </w:r>
+      <w:r>
+        <w:rPr>
+          <w:rtl/>
+        </w:rPr>
+        <w:t xml:space="preserve">. بر همین اساس، مفاهیم سه‌گانه معرفی‌شده در این بخش </w:t>
       </w:r>
       <w:r>
         <w:rPr>
@@ -12406,7 +10429,19 @@
         <w:rPr>
           <w:rtl/>
         </w:rPr>
-        <w:t>ها زمینه تحلیلی این فصل را شکل می‌دهند، بلکه مبنای صریحی برای مقایسه مقوله‌های پدیدارشده از دلفی در فصل چهارم فراهم می‌آورند.</w:t>
+        <w:t xml:space="preserve">ها زمینه تحلیلی این فصل را شکل می‌دهند، بلکه مبنای صریحی برای </w:t>
+      </w:r>
+      <w:r>
+        <w:rPr>
+          <w:rtl/>
+        </w:rPr>
+        <w:t xml:space="preserve">مقایسه مقوله‌های پدیدارشده از دلفی در فصل‌های چهارم و پنجم</w:t>
+      </w:r>
+      <w:r>
+        <w:rPr>
+          <w:rtl/>
+        </w:rPr>
+        <w:t xml:space="preserve"> فراهم می‌آورند.</w:t>
       </w:r>
     </w:p>
     <w:p>
@@ -12424,13 +10459,25 @@
         <w:rPr>
           <w:rStyle w:val="FootnoteReference"/>
         </w:rPr>
-        <w:footnoteReference w:id="71"/>
-      </w:r>
-      <w:r>
-        <w:rPr>
-          <w:rtl/>
-        </w:rPr>
-        <w:t xml:space="preserve"> یادآور شده‌اند که روابط نظری میان قابلیت‌های پویا، نوآوری و مزیت رقابتی، در زمینه‌های مختلف می‌تواند الگوهای متفاوتی به خود بگیرد؛ نکته‌ای که اهمیت بررسی اکتشافی و زمینه‌مند این روابط را در بستر خاص بنگاه تک‌محصولی صنعت مواد غذایی ایران، به‌جای تعمیم مستقیم یافته‌های سایر زمینه‌ها، توجیه می‌کند.</w:t>
+        <w:footnoteReference w:id="57"/>
+      </w:r>
+      <w:r>
+        <w:rPr>
+          <w:rtl/>
+        </w:rPr>
+        <w:t xml:space="preserve"> </w:t>
+      </w:r>
+      <w:r>
+        <w:rPr>
+          <w:rtl/>
+        </w:rPr>
+        <w:t xml:space="preserve">یافته‌های خود را درباره بنگاه‌های کوچک و متوسط عربستان گزارش کرده‌اند و به محدودیت‌های تعمیم‌پذیری آن‌ها به بسترهای دیگر اشاره می‌کنند؛ از این رو روابط نظری میان قابلیت‌های پویا، نوآوری و مزیت رقابتی ممکن است در زمینه‌های مختلف الگوهای متفاوتی به خود بگیرد</w:t>
+      </w:r>
+      <w:r>
+        <w:rPr>
+          <w:rtl/>
+        </w:rPr>
+        <w:t xml:space="preserve">؛ نکته‌ای که اهمیت بررسی اکتشافی و زمینه‌مند این روابط را در بستر خاص بنگاه تک‌محصولی صنعت مواد غذایی ایران، به‌جای تعمیم مستقیم یافته‌های سایر زمینه‌ها، توجیه می‌کند.</w:t>
       </w:r>
     </w:p>
     <w:p>
@@ -12462,19 +10509,13 @@
         <w:rPr>
           <w:rtl/>
         </w:rPr>
-        <w:t>نعیم و همکاران (۲۰۲۳)</w:t>
-      </w:r>
-      <w:r>
-        <w:rPr>
-          <w:rStyle w:val="FootnoteReference"/>
-        </w:rPr>
-        <w:footnoteReference w:id="72"/>
-      </w:r>
-      <w:r>
-        <w:rPr>
-          <w:rtl/>
-        </w:rPr>
-        <w:t xml:space="preserve"> در راهنمای روش‌شناختی خود تأکید کرده‌اند که مرور پیشینه تجربی، در کنار مبانی نظری، باید دو نقش مکمل ایفا کند: نخست، نشان دادن تداوم موضوعی میان مطالعات پیشین و پرسش پژوهش حاضر؛ دوم، آشکارسازی دقیق شکاف یا شکاف‌هایی که پژوهش حاضر در پی پوشش آن‌هاست. این بخش، با پیروی از همین منطق، نخست پیشینه داخلی و سپس پیشینه خارجی مرتبط با موضوع پژوهش را مرور می‌کند.</w:t>
+        <w:t xml:space="preserve">مرور پیشینه تجربی، در کنار مبانی نظری، دو نقش مکمل ایفا می‌کند</w:t>
+      </w:r>
+      <w:r>
+        <w:rPr>
+          <w:rtl/>
+        </w:rPr>
+        <w:t xml:space="preserve">: نخست، نشان دادن تداوم موضوعی میان مطالعات پیشین و پرسش پژوهش حاضر؛ دوم، آشکارسازی دقیق شکاف یا شکاف‌هایی که پژوهش حاضر در پی پوشش آن‌هاست. این بخش، با پیروی از همین منطق، نخست پیشینه داخلی و سپس پیشینه خارجی مرتبط با موضوع پژوهش را مرور می‌کند.</w:t>
       </w:r>
     </w:p>
     <w:p>
@@ -12504,7 +10545,6 @@
         <w:rPr>
           <w:rtl/>
         </w:rPr>
-        <w:lastRenderedPageBreak/>
         <w:t>تفسیری کل و تحلیل میک‌مک، عوامل کلیدی تهدیدکننده حوزه فروش در زنجیره تأمین مواد غذایی را شناسایی و سطح‌بندی کردند. انگیزه این پژوهش، نوسان قیمت مواد غذایی و اثر آن بر تصمیم‌گیری، برنامه‌ریزی و مدیریت مالی فعالان زنجیره بود. بر پایه یافته‌های آنان، پیش‌بینی نادرست تقاضا و نبود اعتبار مالی از مهم‌ترین عوامل تهدیدکننده فروش در این صنعت به شمار می‌روند. این مطالعه از نظر صنعت هدف با پژوهش حاضر هم‌سوست، اما واحد تحلیل آن زنجیره تأمین در کل است نه بنگاه تک‌محصولی.</w:t>
       </w:r>
     </w:p>
@@ -12517,7 +10557,25 @@
         <w:rPr>
           <w:rtl/>
         </w:rPr>
-        <w:t>صفری و اسماعیل‌نژاد (۱۴۰۴) در مطالعه‌ای با عنوان شناسایی و اولویت‌بندی موانع فروش محصولات سبز در ترویج الگوی مصرف پایدار، با استفاده از روش بهترین-بدترین و تودیم فازی، موانع فروش را بررسی کردند. یافته‌ها نشان داد که شکاف میان نگرش مثبت مصرف‌کننده و رفتار خرید واقعی، ریشه در موانع ساختاری و عملیاتی فروش دارد.</w:t>
+        <w:t xml:space="preserve">صفری و اسماعیل‌نژاد (۱۴۰۳) در مطالعه‌ای با عنوان</w:t>
+      </w:r>
+      <w:r>
+        <w:rPr>
+          <w:rtl/>
+        </w:rPr>
+        <w:t xml:space="preserve"> شناسایی و اولویت‌بندی موانع فروش محصولات سبز در ترویج الگوی مصرف پایدار، با استفاده از روش بهترین-بدترین و تودیم فازی، موانع فروش را بررسی کردند. </w:t>
+      </w:r>
+      <w:r>
+        <w:rPr>
+          <w:rtl/>
+        </w:rPr>
+        <w:t xml:space="preserve">انگیزه این پژوهش، شکاف میان نگرش مثبت مصرف‌کننده و رفتار خرید واقعی او در مورد محصولات سبز بود. این مطالعه از نظر موضوع، محصولات سبز را در بر می‌گیرد، نه صنعت مواد غذایی را به‌طور اختصاصی</w:t>
+      </w:r>
+      <w:r>
+        <w:rPr>
+          <w:rtl/>
+        </w:rPr>
+        <w:t xml:space="preserve">.</w:t>
       </w:r>
     </w:p>
     <w:p>
@@ -12529,7 +10587,19 @@
         <w:rPr>
           <w:rtl/>
         </w:rPr>
-        <w:t>کریمی، حسن‌پور و مصدق‌خواه (۱۴۰۳) در پژوهشی با عنوان ارائه الگوی تحلیل اختلالات و تاب‌آوری زنجیره تأمین مواد غذایی، اختلال در تأمین را عاملی تعیین‌کننده در عملکرد این زنجیره معرفی کردند. این یافته، با گویه ناپایداری تأمین و نوسان بهای مواد اولیه در پژوهش حاضر همخوانی دارد.</w:t>
+        <w:t xml:space="preserve">کریمی، حسن‌پور و مصدق‌خواه (۱۴۰۳) در پژوهشی با عنوان ارائه الگوی تحلیل اختلالات و تاب‌آوری زنجیره تأمین مواد غذایی، </w:t>
+      </w:r>
+      <w:r>
+        <w:rPr>
+          <w:rtl/>
+        </w:rPr>
+        <w:t xml:space="preserve">با رویکرد آمیخته (تحلیل مضمون، مدل‌سازی ساختاری تفسیری و اعتبارسنجی کمّی) در واحدهای تأمین و پشتیبانی غذایی یک مجموعه سازمانی، اختلال‌ها (از جمله اختلال طبیعی و اقتصادی) را به تاب‌آوری زنجیره و در نهایت به اعتماد و موقعیت بازاری آن مرتبط دانستند. این یافته، از منظر نقش اختلال‌های تأمین و اقتصادی، با مؤلفه ناپایداری تأمین و نوسان بهای مواد اولیه در پژوهش حاضر همخوانی موضوعی دارد</w:t>
+      </w:r>
+      <w:r>
+        <w:rPr>
+          <w:rtl/>
+        </w:rPr>
+        <w:t xml:space="preserve">.</w:t>
       </w:r>
     </w:p>
     <w:p>
@@ -12541,7 +10611,19 @@
         <w:rPr>
           <w:rtl/>
         </w:rPr>
-        <w:t>سیدغفوری، ناصحی‌فر و عسکری (۱۴۰۳) در پژوهشی با عنوان شناسایی عوامل مؤثر بر استراتژی توزیع در صنایع غذایی با نگرش بازاریابی و فروش آنلاین، با رویکرد فراترکیب کیفی، عوامل اثرگذار بر انتخاب راهبرد توزیع در صنایع غذایی را احصا کردند. یافته‌های آنان نشان می‌دهد که تعدد اتحادیه‌های صنفی در خرده‌فروشی سنتی و تسلط بخش نامنظم در برابر شبکه توزیع سازمان‌یافته، از موانع اصلی اثربخشی توزیع در این صنعت است. این پژوهش از منظر تمرکز بر کانال توزیع، مکمل مستقیم گویه ناکارآمدی شبکه توزیع در پژوهش حاضر است.</w:t>
+        <w:t xml:space="preserve">سیدغفوری، ناصحی‌فر و عسکری (۱۴۰۳) در پژوهشی با عنوان شناسایی عوامل مؤثر بر استراتژی توزیع در صنایع غذایی با نگرش بازاریابی و فروش آنلاین، با رویکرد فراترکیب کیفی، عوامل اثرگذار بر انتخاب راهبرد توزیع در صنایع غذایی را احصا کردند. </w:t>
+      </w:r>
+      <w:r>
+        <w:rPr>
+          <w:rtl/>
+        </w:rPr>
+        <w:t xml:space="preserve">این پژوهش</w:t>
+      </w:r>
+      <w:r>
+        <w:rPr>
+          <w:rtl/>
+        </w:rPr>
+        <w:t xml:space="preserve"> از منظر تمرکز بر کانال توزیع، مکمل مستقیم گویه ناکارآمدی شبکه توزیع در پژوهش حاضر است.</w:t>
       </w:r>
     </w:p>
     <w:p>
@@ -12565,7 +10647,13 @@
         <w:rPr>
           <w:rtl/>
         </w:rPr>
-        <w:t>اسیابانی، کاظم‌پور کهریز، حسنی‌مقدم، دورانديش و قاسمی (۱۴۰۴) در بررسی پایداری ترجیحات مصرف‌کنندگان برنج در کشور، روند فزاینده واردات و کاهش سهم محصول داخلی از سبد مصرفی خانوار را مستند کردند. یافته آنان نشان می‌دهد ترجیحات مصرف‌کننده ایرانی در برابر محصول وارداتی چندان پایدار نیست و با تغییرات نسبی کیفیت و قیمت، به سرعت جابه‌جا می‌شود؛ یافته‌ای که برای بنگاه تک‌محصولی داخلی اهمیت راهبردی دارد.</w:t>
+        <w:t xml:space="preserve">آسیابانی، کاظم‌پور کهریز، حسنی‌مقدم، دوراندیش و قاسمی (۱۴۰۴) در پژوهشی با عنوان «ارزیابی پایداری ترجیحات مصرف‌کنندگان برنج در کشور»، با رویکرد ترجیح آشکارشده، ترجیحات مصرف‌کنندگان برنج را در بازه سال‌های ۱۳۸۲ تا ۱۴۰۱ بررسی کردند. تغییر ترجیحات مصرف‌کننده، چه در مورد برنج و چه در سایر محصولات غذایی، برای بنگاه تک‌محصولی داخلی اهمیت راهبردی دارد</w:t>
+      </w:r>
+      <w:r>
+        <w:rPr>
+          <w:rtl/>
+        </w:rPr>
+        <w:t xml:space="preserve">.</w:t>
       </w:r>
     </w:p>
     <w:p>
@@ -12577,8 +10665,13 @@
         <w:rPr>
           <w:rtl/>
         </w:rPr>
-        <w:lastRenderedPageBreak/>
-        <w:t>فائقی، سبزعلی یامقانی، محضونی و احمدی (۱۴۰۳) با روش دلفی و دیمتل فازی، عوامل مؤثر بر انتخاب تکنیک‌های بازاریابی عصبی در صنایع غذایی ایران را اولویت‌بندی کردند و نشان دادند هزینه، دقت و کیفیت اطلاعات، مهم‌ترین معیارهای انتخاب ابزار بازاریابی در این صنعت هستند. این پژوهش از منظر روش‌شناسی اولویت‌بندی عوامل با رویکرد فازی، زاویه تکمیلی بر پژوهش حاضر می‌افزاید.</w:t>
+        <w:t xml:space="preserve">فائقی، سبزعلی یمقانی، محزونی و احمدی (۱۴۰۳) با روش دلفی فازی، دیمتل فازی و دانپ فازی و با نظر پانزده خبره، معیارهای مؤثر بر انتخاب تکنیک‌های بازاریابی عصبی در تولید پایدار صنایع غذایی ایران را اولویت‌بندی کردند و نشان دادند کیفیت اطلاعات و سودمندی در صدر معیارها قرار دارند</w:t>
+      </w:r>
+      <w:r>
+        <w:rPr>
+          <w:rtl/>
+        </w:rPr>
+        <w:t xml:space="preserve">. این پژوهش از منظر روش‌شناسی اولویت‌بندی عوامل با رویکرد فازی، زاویه تکمیلی بر پژوهش حاضر می‌افزاید.</w:t>
       </w:r>
     </w:p>
     <w:p>
@@ -12602,7 +10695,25 @@
         <w:rPr>
           <w:rtl/>
         </w:rPr>
-        <w:t xml:space="preserve">میثمی‌آزاد، حاجی‌ها، عبدالوند و خیری (۱۴۰۲) با رویکرد آمیخته، عوامل تعیین‌کننده برندسازی محصولات سبز را برای صنعت مواد غذایی ایران شناسایی کردند. یافته‌های آنان، مبتنی بر تحلیل مضمون مصاحبه با خبرگان، نشان داد که اعتماد مصرف‌کننده، شفافیت اطلاعات محصول و هویت بصری برند از عوامل تعیین‌کننده موفقیت برندسازی در این صنعت هستند. این پژوهش، گویه ضعف برندسازی در پژوهش حاضر را از منظر تجربی و بومی تقویت می‌کند. مجموع این پژوهش‌های داخلی، طیف گسترده‌ای از موانع فروش، توزیع، برندسازی و تاب‌آوری را در صنعت مواد غذایی و بنگاه‌های کوچک و متوسط ایران پوشش می‌دهند؛ با این حال، هیچ‌یک از این مطالعات، شرکت تک‌محصولی را به‌طور اختصاصی و با رویکرد اکتشافی به‌عنوان واحد تحلیل مستقل در نظر نگرفته‌اند </w:t>
+        <w:t xml:space="preserve">میثمی‌آزاد، حاجی‌ها، عبدالوند و خیری (۱۴۰۰) در پژوهشی با عنوان «طراحی الگوی برندسازی محصولات سبز در صنعت مواد غذایی»، الگوی برندسازی محصولات سبز را برای صنعت مواد غذایی طراحی کردند</w:t>
+      </w:r>
+      <w:r>
+        <w:rPr>
+          <w:rtl/>
+        </w:rPr>
+        <w:t xml:space="preserve">. </w:t>
+      </w:r>
+      <w:r>
+        <w:rPr>
+          <w:rtl/>
+        </w:rPr>
+        <w:t xml:space="preserve">این پژوهش، از منظر تمرکز بر برندسازی در صنعت مواد غذایی ایران، با مؤلفه ضعف برندسازی در پژوهش حاضر پیوند موضوعی دارد</w:t>
+      </w:r>
+      <w:r>
+        <w:rPr>
+          <w:rtl/>
+        </w:rPr>
+        <w:t xml:space="preserve">. مجموع این پژوهش‌های داخلی، طیف گسترده‌ای از موانع فروش، توزیع، برندسازی و تاب‌آوری را در صنعت مواد غذایی و بنگاه‌های کوچک و متوسط ایران پوشش می‌دهند؛ با این حال، هیچ‌یک از این مطالعات، شرکت تک‌محصولی را به‌طور اختصاصی و با رویکرد اکتشافی به‌عنوان واحد تحلیل مستقل در نظر نگرفته‌اند </w:t>
       </w:r>
       <w:r>
         <w:rPr>
@@ -12744,7 +10855,19 @@
         <w:rPr>
           <w:rtl/>
         </w:rPr>
-        <w:t>نجاتی (۱۴۰۰) در پژوهشی با عنوان بررسی اثرات اعمال استراتژی‌های بازاریابی دیجیتال در توسعه فروش محصولات صنایع غذایی، پنج استراتژی طراحی وب‌سایت، استفاده از شبکه‌های اجتماعی، وبلاگ‌نویسی، تجارت الکترونیک و بهره‌گیری از برنامه‌های تخصصی غذایی را به‌عنوان مؤثرترین راهکارهای توسعه فروش دیجیتال در این صنعت شناسایی کرد. این یافته، با گویه شکاف در قابلیت‌های دیجیتال و فروش آنلاین در پژوهش حاضر همخوانی دارد و نشان می‌دهد این شکاف، موضوعی است که پژوهشگران داخلی نیز از زاویه کمّی به آن توجه نشان داده‌اند.</w:t>
+        <w:t xml:space="preserve">نجاتی (۱۴۰۰) در پژوهشی با عنوان بررسی اثرات اعمال استراتژی‌های بازاریابی دیجیتال در توسعه فروش محصولات صنایع غذایی، پنج استراتژی طراحی وب‌سایت، استفاده از شبکه‌های اجتماعی، وبلاگ‌نویسی، تجارت الکترونیک و بهره‌گیری از برنامه‌های تخصصی غذایی را به‌عنوان مؤثرترین راهکارهای توسعه فروش دیجیتال در این صنعت شناسایی کرد. </w:t>
+      </w:r>
+      <w:r>
+        <w:rPr>
+          <w:rtl/>
+        </w:rPr>
+        <w:t xml:space="preserve">این پژوهش، با بُعد دیجیتال فروش که در بخش ۲-۲-۳ مطرح شد همخوانی موضوعی دارد و نشان می‌دهد پژوهشگران داخلی نیز به این بُعد توجه کرده‌اند</w:t>
+      </w:r>
+      <w:r>
+        <w:rPr>
+          <w:rtl/>
+        </w:rPr>
+        <w:t xml:space="preserve">.</w:t>
       </w:r>
     </w:p>
     <w:p>
@@ -12756,26 +10879,19 @@
         <w:rPr>
           <w:rtl/>
         </w:rPr>
-        <w:t>از منظر روش‌شناختی، پژوهش‌های داخلی مرورشده در این بخش عمدتاً از رویکردهای ترکیبی یا کمّی بهره گرفته‌اند. نعیم و همکاران (۲۰۲۳)</w:t>
-      </w:r>
-      <w:r>
-        <w:rPr>
-          <w:rStyle w:val="FootnoteReference"/>
-        </w:rPr>
-        <w:footnoteReference w:id="73"/>
-      </w:r>
-      <w:r>
-        <w:rPr>
-          <w:rtl/>
-        </w:rPr>
-        <w:t xml:space="preserve"> یادآور شده‌اند که رویکرد تحلیل مضمون، به‌ویژه در پژوهش‌هایی که هدف </w:t>
-      </w:r>
-      <w:r>
-        <w:rPr>
-          <w:rtl/>
-        </w:rPr>
-        <w:lastRenderedPageBreak/>
-        <w:t>آن‌ها شناسایی مقوله‌های نوظهور و پیش‌بینی‌نشده است، مزیت مشخصی نسبت به رویکردهای ترکیبی با فاز کمّی غالب دارد. این نکته، یکی از دلایل انتخاب رویکرد اکتشافی صرف در پژوهش حاضر، به‌جای رویکرد ترکیبی رایج در بسیاری از مطالعات داخلی مرورشده، به شمار می‌رود.</w:t>
+        <w:t xml:space="preserve">از منظر روش‌شناختی، پژوهش‌های داخلی مرورشده در این بخش عمدتاً از رویکردهای ترکیبی یا کمّی بهره گرفته‌اند. </w:t>
+      </w:r>
+      <w:r>
+        <w:rPr>
+          <w:rtl/>
+        </w:rPr>
+        <w:t xml:space="preserve">پژوهش حاضر، با استخراج فهرست چالش‌ها از پاسخ باز خبرگان در دور نخست دلفی و رتبه‌بندی آن در دورهای بعد، مرحله نخست خود را اکتشافی و کیفی قرار داده است؛ این ویژگی، یکی از وجوه تمایز آن از پژوهش‌های داخلی مرورشده در این بخش است</w:t>
+      </w:r>
+      <w:r>
+        <w:rPr>
+          <w:rtl/>
+        </w:rPr>
+        <w:t xml:space="preserve">.</w:t>
       </w:r>
     </w:p>
     <w:p>
@@ -12799,19 +10915,19 @@
         <w:rPr>
           <w:rtl/>
         </w:rPr>
-        <w:t>در مقایسه با پیشینه داخلی، پژوهش‌های خارجی مرورشده در این بخش از نظر قلمرو جغرافیایی تنوع بیشتری دارند و بافت‌هایی از جنوب شرق آسیا تا خاورمیانه و اروپای شرقی را پوشش می‌دهند. آرته و لاریمو (۲۰۲۲)</w:t>
-      </w:r>
-      <w:r>
-        <w:rPr>
-          <w:rStyle w:val="FootnoteReference"/>
-        </w:rPr>
-        <w:footnoteReference w:id="74"/>
-      </w:r>
-      <w:r>
-        <w:rPr>
-          <w:rtl/>
-        </w:rPr>
-        <w:t xml:space="preserve"> در فراتحلیل خود تأکید کرده‌اند که تعمیم یافته‌های یک بافت جغرافیایی خاص به بافت‌های دیگر، بدون توجه به تفاوت‌های نهادی و اقتصادی، می‌تواند نتایج گمراه‌کننده‌ای تولید کند. این هشدار روش‌شناختی، اهمیت مرور جداگانه پیشینه داخلی و خارجی در این فصل، به‌جای ادغام زودهنگام آن‌ها، را توجیه می‌کند؛ رویکردی که در ساختار همین بخش نیز رعایت شده است.</w:t>
+        <w:t xml:space="preserve">در مقایسه با پیشینه داخلی، پژوهش‌های خارجی مرورشده در این بخش از نظر قلمرو جغرافیایی تنوع بیشتری دارند و بافت‌هایی از جنوب شرق آسیا تا خاورمیانه و اروپای شرقی را پوشش می‌دهند. </w:t>
+      </w:r>
+      <w:r>
+        <w:rPr>
+          <w:rtl/>
+        </w:rPr>
+        <w:t xml:space="preserve">تعمیم</w:t>
+      </w:r>
+      <w:r>
+        <w:rPr>
+          <w:rtl/>
+        </w:rPr>
+        <w:t xml:space="preserve"> یافته‌های یک بافت جغرافیایی خاص به بافت‌های دیگر، بدون توجه به تفاوت‌های نهادی و اقتصادی، می‌تواند نتایج گمراه‌کننده‌ای تولید کند. این هشدار روش‌شناختی، اهمیت مرور جداگانه پیشینه داخلی و خارجی در این فصل، به‌جای ادغام زودهنگام آن‌ها، را توجیه می‌کند؛ رویکردی که در ساختار همین بخش نیز رعایت شده است.</w:t>
       </w:r>
     </w:p>
     <w:p>
@@ -12829,7 +10945,7 @@
         <w:rPr>
           <w:rStyle w:val="FootnoteReference"/>
         </w:rPr>
-        <w:footnoteReference w:id="75"/>
+        <w:footnoteReference w:id="58"/>
       </w:r>
       <w:r>
         <w:rPr>
@@ -12848,7 +10964,19 @@
         <w:rPr>
           <w:rtl/>
         </w:rPr>
-        <w:t>، نشان دادند که محدودیت منابع مالی، ناآگاهی مدیریتی و نبود دانش لازم، موانع اصلی هستند. این یافته با گویه‌های محدودیت منابع مالی و ضعف برنامه‌ریزی فروش در پژوهش حاضر همخوانی دارد.</w:t>
+        <w:t xml:space="preserve">، </w:t>
+      </w:r>
+      <w:r>
+        <w:rPr>
+          <w:rtl/>
+        </w:rPr>
+        <w:t xml:space="preserve">نشان دادند که موانع فناورانه، اطلاعاتی و مالی به‌ترتیب در رتبه‌های نخست تا سوم قرار دارند. این یافته، از منظر محدودیت منابع مالی، با گویه محدودیت منابع مالی برای توزیع و ترویج محصول در پژوهش حاضر همسوست، هرچند موضوع آن مدیریت زنجیره تأمین سبز است، نه فروش</w:t>
+      </w:r>
+      <w:r>
+        <w:rPr>
+          <w:rtl/>
+        </w:rPr>
+        <w:t xml:space="preserve">.</w:t>
       </w:r>
     </w:p>
     <w:p>
@@ -12866,13 +10994,37 @@
         <w:rPr>
           <w:rStyle w:val="FootnoteReference"/>
         </w:rPr>
-        <w:footnoteReference w:id="76"/>
-      </w:r>
-      <w:r>
-        <w:rPr>
-          <w:rtl/>
-        </w:rPr>
-        <w:t xml:space="preserve"> در پژوهشی با عنوان پیامدهای ریسک تنوع‌بخشی، تلفیق اثرات تنوع محصولی و جغرافیایی بر ریسک بنگاه را نشان دادند. این مطالعه مهم‌ترین پشتیبانی نظری برای پژوهش حاضر را فراهم می‌کند: بنگاه متمرکز، نوسان بازده بیشتری دارد.</w:t>
+        <w:footnoteReference w:id="59"/>
+      </w:r>
+      <w:r>
+        <w:rPr>
+          <w:rtl/>
+        </w:rPr>
+        <w:t xml:space="preserve"> در پژوهشی با عنوان پیامدهای ریسک تنوع‌بخشی، </w:t>
+      </w:r>
+      <w:r>
+        <w:rPr>
+          <w:rtl/>
+        </w:rPr>
+        <w:t xml:space="preserve">تلفیق اثرات تنوع محصولی و جغرافیایی بر ریسک بنگاه را در نمونه‌ای از بنگاه‌های بزرگ آمریکایی بررسی کردند</w:t>
+      </w:r>
+      <w:r>
+        <w:rPr>
+          <w:rtl/>
+        </w:rPr>
+        <w:t xml:space="preserve">. این مطالعه مهم‌ترین پشتیبانی نظری برای پژوهش حاضر را فراهم می‌کند: </w:t>
+      </w:r>
+      <w:r>
+        <w:rPr>
+          <w:rtl/>
+        </w:rPr>
+        <w:t xml:space="preserve">تنوع محصولی ریسک بنگاه را می‌کاهد، در حالی که تنوع جغرافیایی آن را می‌افزاید</w:t>
+      </w:r>
+      <w:r>
+        <w:rPr>
+          <w:rtl/>
+        </w:rPr>
+        <w:t xml:space="preserve">.</w:t>
       </w:r>
     </w:p>
     <w:p>
@@ -12884,14 +11036,13 @@
         <w:rPr>
           <w:rtl/>
         </w:rPr>
-        <w:lastRenderedPageBreak/>
         <w:t>آزم و همکاران (۲۰۲۱)</w:t>
       </w:r>
       <w:r>
         <w:rPr>
           <w:rStyle w:val="FootnoteReference"/>
         </w:rPr>
-        <w:footnoteReference w:id="77"/>
+        <w:footnoteReference w:id="60"/>
       </w:r>
       <w:r>
         <w:rPr>
@@ -12903,25 +11054,49 @@
         <w:rPr>
           <w:rStyle w:val="FootnoteReference"/>
         </w:rPr>
-        <w:footnoteReference w:id="78"/>
-      </w:r>
-      <w:r>
-        <w:rPr>
-          <w:rtl/>
-        </w:rPr>
-        <w:t xml:space="preserve"> چارچوبی برای ارزیابی چالش‌های ابتکارات ایمنی مواد غذایی در اقتصادهای نوظهور ارائه دادند که نشان داد الزامات نظارتی و محدودیت‌های منابع همزمان بر بنگاه‌های این صنعت فشار می‌آورند. شومر، ریشتر و کارنا (۲۰۱۹)</w:t>
+        <w:footnoteReference w:id="61"/>
+      </w:r>
+      <w:r>
+        <w:rPr>
+          <w:rtl/>
+        </w:rPr>
+        <w:t xml:space="preserve"> چارچوبی برای ارزیابی چالش‌های ابتکارات ایمنی مواد غذایی در اقتصادهای نوظهور </w:t>
+      </w:r>
+      <w:r>
+        <w:rPr>
+          <w:rtl/>
+        </w:rPr>
+        <w:t xml:space="preserve">ارائه دادند که چالش‌های مربوط به سیاست‌گذاری و الزامات دولتی، دانش و منابع مالی را در کنار هم و در تعامل با یکدیگر می‌سنجد</w:t>
+      </w:r>
+      <w:r>
+        <w:rPr>
+          <w:rtl/>
+        </w:rPr>
+        <w:t xml:space="preserve">. شومر، ریشتر و کارنا (۲۰۱۹)</w:t>
       </w:r>
       <w:r>
         <w:rPr>
           <w:rStyle w:val="FootnoteReference"/>
         </w:rPr>
-        <w:footnoteReference w:id="79"/>
-      </w:r>
-      <w:r>
-        <w:rPr>
-          <w:rtl/>
-        </w:rPr>
-        <w:t xml:space="preserve"> در فراتحلیلی نشان دادند که مزیت نسبی تمرکز از دهه نود به بعد تقویت شده اما ریسک ساختاری آن باقی است.</w:t>
+        <w:footnoteReference w:id="62"/>
+      </w:r>
+      <w:r>
+        <w:rPr>
+          <w:rtl/>
+        </w:rPr>
+        <w:t xml:space="preserve"> در فراتحلیلی </w:t>
+      </w:r>
+      <w:r>
+        <w:rPr>
+          <w:rtl/>
+        </w:rPr>
+        <w:t xml:space="preserve">بر بیش از شصت سال پژوهش تجربی نشان دادند که رابطه تنوع نامرتبط با عملکرد بنگاه در طول زمان به‌طور معناداری بهبود یافته، اما رابطه تنوع مرتبط با عملکرد نسبتاً پایدار مانده است</w:t>
+      </w:r>
+      <w:r>
+        <w:rPr>
+          <w:rtl/>
+        </w:rPr>
+        <w:t xml:space="preserve">.</w:t>
       </w:r>
     </w:p>
     <w:p>
@@ -12939,7 +11114,7 @@
         <w:rPr>
           <w:rStyle w:val="FootnoteReference"/>
         </w:rPr>
-        <w:footnoteReference w:id="80"/>
+        <w:footnoteReference w:id="63"/>
       </w:r>
       <w:r>
         <w:rPr>
@@ -12963,13 +11138,25 @@
         <w:rPr>
           <w:rStyle w:val="FootnoteReference"/>
         </w:rPr>
-        <w:footnoteReference w:id="81"/>
-      </w:r>
-      <w:r>
-        <w:rPr>
-          <w:rtl/>
-        </w:rPr>
-        <w:t xml:space="preserve"> راهبرد تخصص‌گرایی را به‌عنوان یک گزینه راهبردی مشخص برای کسب‌وکارهای کوچک صورت‌بندی کردند و استدلال کردند که تمرکز منابع محدود بر یک حوزه باریک، می‌تواند رابطه مثبتی با عملکرد بنگاه کوچک داشته باشد؛ هرچند این رابطه به ثبات محیط رقابتی مشروط است. این چارچوب، مبنای نظری تعریف شرکت تک‌محصولی در پژوهش حاضر را تقویت می‌کند.</w:t>
+        <w:footnoteReference w:id="64"/>
+      </w:r>
+      <w:r>
+        <w:rPr>
+          <w:rtl/>
+        </w:rPr>
+        <w:t xml:space="preserve"> راهبرد تخصص‌گرایی را به‌عنوان یک گزینه راهبردی مشخص برای کسب‌وکارهای کوچک </w:t>
+      </w:r>
+      <w:r>
+        <w:rPr>
+          <w:rtl/>
+        </w:rPr>
+        <w:t xml:space="preserve">بررسی کردند؛ رویکردی که در آن بنگاه کوچک منابع محدود خود را بر یک حوزه باریک متمرکز می‌کند</w:t>
+      </w:r>
+      <w:r>
+        <w:rPr>
+          <w:rtl/>
+        </w:rPr>
+        <w:t xml:space="preserve">. این چارچوب، مبنای نظری تعریف شرکت تک‌محصولی در پژوهش حاضر را تقویت می‌کند.</w:t>
       </w:r>
     </w:p>
     <w:p>
@@ -12987,13 +11174,37 @@
         <w:rPr>
           <w:rStyle w:val="FootnoteReference"/>
         </w:rPr>
-        <w:footnoteReference w:id="82"/>
-      </w:r>
-      <w:r>
-        <w:rPr>
-          <w:rtl/>
-        </w:rPr>
-        <w:t xml:space="preserve"> با مصاحبه نیمه‌ساختاریافته با بیست‌وپنج کارآفرین صنعت غذایی، فرصت‌ها و چالش‌های کارآفرینی غذایی را به روش اکتشافی شناسایی کردند. یافته‌های آنان نشان داد که ناآشنایی مصرف‌کننده، دشواری آماده‌سازی محصول، ویژگی‌های حسی نامطلوب، قیمت بالاتر نسبت به جایگزین‌های رایج و بی‌اعتمادی مشتری، از مهم‌ترین موانع فروش محصولات غذایی کمتر‌شناخته‌شده هستند. طرح پژوهشی این مطالعه </w:t>
+        <w:footnoteReference w:id="65"/>
+      </w:r>
+      <w:r>
+        <w:rPr>
+          <w:rtl/>
+        </w:rPr>
+        <w:t xml:space="preserve"> با مصاحبه نیمه‌ساختاریافته </w:t>
+      </w:r>
+      <w:r>
+        <w:rPr>
+          <w:rtl/>
+        </w:rPr>
+        <w:t xml:space="preserve">با بیست‌وپنج کارآفرین فرآورده‌های ارزن در هند</w:t>
+      </w:r>
+      <w:r>
+        <w:rPr>
+          <w:rtl/>
+        </w:rPr>
+        <w:t xml:space="preserve">، فرصت‌ها و چالش‌های کارآفرینی غذایی را به روش اکتشافی شناسایی کردند. یافته‌های آنان نشان داد که ناآشنایی مصرف‌کننده، دشواری آماده‌سازی محصول، ویژگی‌های حسی نامطلوب، قیمت بالاتر نسبت به جایگزین‌های رایج و بی‌اعتمادی مشتری، </w:t>
+      </w:r>
+      <w:r>
+        <w:rPr>
+          <w:rtl/>
+        </w:rPr>
+        <w:t xml:space="preserve">از موانع شناسایی‌شده در این حوزه‌اند</w:t>
+      </w:r>
+      <w:r>
+        <w:rPr>
+          <w:rtl/>
+        </w:rPr>
+        <w:t xml:space="preserve">. طرح پژوهشی این مطالعه </w:t>
       </w:r>
       <w:r>
         <w:rPr>
@@ -13252,20 +11463,43 @@
         <w:rPr>
           <w:rtl/>
         </w:rPr>
-        <w:lastRenderedPageBreak/>
         <w:t>گوپتا و جگتپ (۲۰۲۴)</w:t>
       </w:r>
       <w:r>
         <w:rPr>
           <w:rStyle w:val="FootnoteReference"/>
         </w:rPr>
-        <w:footnoteReference w:id="83"/>
-      </w:r>
-      <w:r>
-        <w:rPr>
-          <w:rtl/>
-        </w:rPr>
-        <w:t xml:space="preserve"> موانع گذار دیجیتال در بنگاه‌های کوچک و متوسط صنعت غذایی هند را بررسی کردند و هزینه بالای فناوری، کمبود دانش تخصصی و محدودیت منابع انسانی را از موانع اصلی برشمردند. این یافته‌ها، بر غیبت زیرساخت‌های فناورانه به‌عنوان یک عامل برون‌سازمانی مؤثر بر فروش در بنگاه‌های کوچک تک‌محصولی تأکید می‌کند.</w:t>
+        <w:footnoteReference w:id="66"/>
+      </w:r>
+      <w:r>
+        <w:rPr>
+          <w:rtl/>
+        </w:rPr>
+        <w:t xml:space="preserve"> موانع گذار دیجیتال در بنگاه‌های کوچک و متوسط صنعت غذایی هند را </w:t>
+      </w:r>
+      <w:r>
+        <w:rPr>
+          <w:rtl/>
+        </w:rPr>
+        <w:t xml:space="preserve">با روش دیمتل بررسی کردند و از میان آن‌ها به ضعف اتصال به اینترنت در مناطق روستایی و موانع سازمانی اشاره کردند</w:t>
+      </w:r>
+      <w:r>
+        <w:rPr>
+          <w:rtl/>
+        </w:rPr>
+        <w:t xml:space="preserve">. </w:t>
+      </w:r>
+      <w:r>
+        <w:rPr>
+          <w:rtl/>
+        </w:rPr>
+        <w:t xml:space="preserve">این یافته‌ها بر نقش زیرساخت‌های فناورانه (به‌عنوان عاملی برون‌سازمانی) و موانع سازمانی (به‌عنوان عاملی درون‌سازمانی) در گذار دیجیتال بنگاه‌های کوچک غذایی تأکید می‌کند؛ گذاری که برای فروش دیجیتال بنگاه تک‌محصولی نیز اهمیت دارد</w:t>
+      </w:r>
+      <w:r>
+        <w:rPr>
+          <w:rtl/>
+        </w:rPr>
+        <w:t xml:space="preserve">.</w:t>
       </w:r>
     </w:p>
     <w:p>
@@ -13283,13 +11517,25 @@
         <w:rPr>
           <w:rStyle w:val="FootnoteReference"/>
         </w:rPr>
-        <w:footnoteReference w:id="84"/>
-      </w:r>
-      <w:r>
-        <w:rPr>
-          <w:rtl/>
-        </w:rPr>
-        <w:t xml:space="preserve"> در مرور مفهومی گسترده‌ای بر ادبیات شوک‌های برون‌زا، نشان دادند که بنگاه‌های کوچک به دلیل محدودیت هم‌زمان منابع مالی، انسانی و اطلاعاتی، آسیب‌پذیرتر از بنگاه‌های بزرگ در برابر شوک‌های بیرونی هستند و خواستار پژوهش‌های بیشتر درباره سازوکارهای خاص این آسیب‌پذیری در سطح بنگاه شدند؛ خلأیی که پژوهش حاضر با تمرکز بر بنگاه تک‌محصولی صنعت غذایی به آن پاسخ می‌دهد.</w:t>
+        <w:footnoteReference w:id="67"/>
+      </w:r>
+      <w:r>
+        <w:rPr>
+          <w:rtl/>
+        </w:rPr>
+        <w:t xml:space="preserve"> در مرور مفهومی گسترده‌ای بر ادبیات شوک‌های برون‌زا، </w:t>
+      </w:r>
+      <w:r>
+        <w:rPr>
+          <w:rtl/>
+        </w:rPr>
+        <w:t xml:space="preserve">که بیش از ۲۰۰ مقاله و گزارش را در بر می‌گیرد، تفاوت واکنش و آسیب‌پذیری بنگاه‌های کوچک را در مقایسه با بنگاه‌های بزرگ بررسی کردند و دستور کاری برای پژوهش‌های آینده ارائه دادند؛ پژوهش حاضر با تمرکز بر بنگاه تک‌محصولی صنعت غذایی در همین راستا قرار می‌گیرد</w:t>
+      </w:r>
+      <w:r>
+        <w:rPr>
+          <w:rtl/>
+        </w:rPr>
+        <w:t xml:space="preserve">.</w:t>
       </w:r>
     </w:p>
     <w:p>
@@ -13307,7 +11553,7 @@
         <w:rPr>
           <w:rStyle w:val="FootnoteReference"/>
         </w:rPr>
-        <w:footnoteReference w:id="85"/>
+        <w:footnoteReference w:id="68"/>
       </w:r>
       <w:r>
         <w:rPr>
@@ -13331,13 +11577,37 @@
         <w:rPr>
           <w:rStyle w:val="FootnoteReference"/>
         </w:rPr>
-        <w:footnoteReference w:id="86"/>
-      </w:r>
-      <w:r>
-        <w:rPr>
-          <w:rtl/>
-        </w:rPr>
-        <w:t xml:space="preserve"> در مرور نظام‌مند پنجاه‌ودو پژوهش تجربی، اثر بازاریابی دیجیتال بر عملکرد بنگاه‌های کوچک و متوسط را ترکیب کردند و نشان دادند که تحول دیجیتال به‌عنوان متغیر تعدیل‌گر، رابطه میان راهبرد بازاریابی دیجیتال و پیامدهای سازمانی مطلوب را تقویت می‌کند. این یافته، زاویه‌ای تکمیلی بر گویه ناکارآمدی کانال توزیع در پژوهش حاضر می‌افزاید و بُعد دیجیتال آن را برجسته می‌سازد.</w:t>
+        <w:footnoteReference w:id="69"/>
+      </w:r>
+      <w:r>
+        <w:rPr>
+          <w:rtl/>
+        </w:rPr>
+        <w:t xml:space="preserve"> </w:t>
+      </w:r>
+      <w:r>
+        <w:rPr>
+          <w:rtl/>
+        </w:rPr>
+        <w:t xml:space="preserve">در پیمایشی از مدیران ۱۹۰ شرکت در اردن، اثر بازاریابی دیجیتال بر عملکرد بنگاه‌های کوچک و متوسط را بررسی کردند و نشان دادند که تحول دیجیتال در این رابطه نقش میانجی دارد</w:t>
+      </w:r>
+      <w:r>
+        <w:rPr>
+          <w:rtl/>
+        </w:rPr>
+        <w:t xml:space="preserve">. این یافته، </w:t>
+      </w:r>
+      <w:r>
+        <w:rPr>
+          <w:rtl/>
+        </w:rPr>
+        <w:t xml:space="preserve">زاویه‌ای تکمیلی بر مؤلفه ناکارآمدی و هزینه‌بری شبکه توزیع و فروش</w:t>
+      </w:r>
+      <w:r>
+        <w:rPr>
+          <w:rtl/>
+        </w:rPr>
+        <w:t xml:space="preserve"> در پژوهش حاضر می‌افزاید و بُعد دیجیتال آن را برجسته می‌سازد.</w:t>
       </w:r>
     </w:p>
     <w:p>
@@ -13355,7 +11625,7 @@
         <w:rPr>
           <w:rStyle w:val="FootnoteReference"/>
         </w:rPr>
-        <w:footnoteReference w:id="87"/>
+        <w:footnoteReference w:id="70"/>
       </w:r>
       <w:r>
         <w:rPr>
@@ -13737,20 +12007,31 @@
         <w:rPr>
           <w:rtl/>
         </w:rPr>
-        <w:lastRenderedPageBreak/>
         <w:t>تانئو، نویا، ستیاتی و ملانی (۲۰۲۲)</w:t>
       </w:r>
       <w:r>
         <w:rPr>
           <w:rStyle w:val="FootnoteReference"/>
         </w:rPr>
-        <w:footnoteReference w:id="88"/>
-      </w:r>
-      <w:r>
-        <w:rPr>
-          <w:rtl/>
-        </w:rPr>
-        <w:t xml:space="preserve"> در پژوهشی مقدماتی، تأثیر آموزش بر ارتقای قابلیت منابع انسانی مدیران بنگاه‌های کوچک و متوسط صنعت غذایی را بررسی کردند و نشان دادند که دانش مدیران در موضوعات مرتبط با مدیریت منابع انسانی، پس از دوره آموزشی به‌طور معناداری افزایش یافت. این یافته، گویه کمبود نیروی فروش ماهر در پژوهش حاضر را از این زاویه تکمیل می‌کند که این کمبود، لزوماً دائمی نیست و از طریق سرمایه‌گذاری هدفمند در آموزش قابل کاهش است. پژوهش‌های خارجی مرورشده در این بخش، از فراتحلیل‌های گسترده مبتنی بر داده‌های مالی بنگاه‌های بزرگ تا مطالعات کیفی مبتنی بر مصاحبه با کارآفرینان خرد را در بر می‌گیرند؛ وجه مشترک آن‌هاست که هیچ‌کدام به‌طور مستقیم تجربه عملیاتی فروش در یک بنگاه کوچک تک‌محصولی صنعت مواد غذایی را، با رویکردی اکتشافی و از زبان فعالان همان صنعت، بررسی نکرده‌اند؛ شکافی که در بخش بعدی به‌طور صریح صورت‌بندی می‌شود.</w:t>
+        <w:footnoteReference w:id="71"/>
+      </w:r>
+      <w:r>
+        <w:rPr>
+          <w:rtl/>
+        </w:rPr>
+        <w:t xml:space="preserve"> در پژوهشی مقدماتی، تأثیر آموزش بر ارتقای قابلیت منابع انسانی مدیران بنگاه‌های کوچک و متوسط صنعت غذایی را بررسی کردند و نشان دادند که دانش مدیران در موضوعات مرتبط با مدیریت منابع انسانی، پس از دوره آموزشی به‌طور معناداری افزایش یافت. </w:t>
+      </w:r>
+      <w:r>
+        <w:rPr>
+          <w:rtl/>
+        </w:rPr>
+        <w:t xml:space="preserve">این یافته، بحث محدودیت دانش و مهارت منابع انسانی و کمبود نیروی فروش ماهر (جدول ۲-۱) را از این زاویه تکمیل می‌کند که دانش مدیریتی را می‌توان با آموزش هدفمند ارتقا داد، هرچند شرکت‌کنندگان آن مطالعه مدیران بنگاه‌ها بودند، نه نیروی فروش</w:t>
+      </w:r>
+      <w:r>
+        <w:rPr>
+          <w:rtl/>
+        </w:rPr>
+        <w:t xml:space="preserve">. پژوهش‌های خارجی مرورشده در این بخش، از فراتحلیل‌های گسترده مبتنی بر داده‌های مالی بنگاه‌های بزرگ تا مطالعات کیفی مبتنی بر مصاحبه با کارآفرینان خرد را در بر می‌گیرند؛ وجه مشترک آن‌هاست که هیچ‌کدام به‌طور مستقیم تجربه عملیاتی فروش در یک بنگاه کوچک تک‌محصولی صنعت مواد غذایی را، با رویکردی اکتشافی و از زبان فعالان همان صنعت، بررسی نکرده‌اند؛ شکافی که در بخش بعدی به‌طور صریح صورت‌بندی می‌شود.</w:t>
       </w:r>
     </w:p>
     <w:p>
@@ -13963,7 +12244,7 @@
         <w:rPr>
           <w:rStyle w:val="FootnoteReference"/>
         </w:rPr>
-        <w:footnoteReference w:id="89"/>
+        <w:footnoteReference w:id="72"/>
       </w:r>
       <w:r>
         <w:rPr>
@@ -13975,7 +12256,7 @@
         <w:rPr>
           <w:rStyle w:val="FootnoteReference"/>
         </w:rPr>
-        <w:footnoteReference w:id="90"/>
+        <w:footnoteReference w:id="73"/>
       </w:r>
       <w:r>
         <w:rPr>
@@ -13999,13 +12280,37 @@
         <w:rPr>
           <w:rStyle w:val="FootnoteReference"/>
         </w:rPr>
-        <w:footnoteReference w:id="91"/>
-      </w:r>
-      <w:r>
-        <w:rPr>
-          <w:rtl/>
-        </w:rPr>
-        <w:t xml:space="preserve"> در ارزیابی خود از پژوهش‌های کیفی منتشرشده در حوزه کسب‌وکار، یادآور شده‌اند که بسیاری از مطالعات بین‌المللی مرورشده در این بخش، با وجود بهره‌گیری از مصاحبه، جزئیات کافی از فرایند کدگذاری و تحلیل مضمون خود ارائه نمی‌دهند؛ کاستی‌ای که شفافیت روش‌شناختی و امکان تکرارپذیری یافته‌ها را محدود می‌کند. پژوهش حاضر می‌کوشد با مستندسازی دقیق فرایند تحلیل مضمون در فصل سوم، از این کاستی رایج پرهیز کند.</w:t>
+        <w:footnoteReference w:id="74"/>
+      </w:r>
+      <w:r>
+        <w:rPr>
+          <w:rtl/>
+        </w:rPr>
+        <w:t xml:space="preserve"> </w:t>
+      </w:r>
+      <w:r>
+        <w:rPr>
+          <w:rtl/>
+        </w:rPr>
+        <w:t xml:space="preserve">با هدف افزایش دقت و تکرارپذیری تحلیل مضمون، فرایندی گام‌به‌گام برای آن ارائه داده‌اند؛ شفافیت در گزارش فرایند کدگذاری و تحلیل مضمون، شرط تکرارپذیری و ارزیابی یافته‌های کیفی است</w:t>
+      </w:r>
+      <w:r>
+        <w:rPr>
+          <w:rtl/>
+        </w:rPr>
+        <w:t xml:space="preserve">. پژوهش حاضر می‌کوشد با مستندسازی دقیق فرایند تحلیل مضمون در فصل سوم، </w:t>
+      </w:r>
+      <w:r>
+        <w:rPr>
+          <w:rtl/>
+        </w:rPr>
+        <w:t xml:space="preserve">به این شفافیت و تکرارپذیری نزدیک شود</w:t>
+      </w:r>
+      <w:r>
+        <w:rPr>
+          <w:rtl/>
+        </w:rPr>
+        <w:t xml:space="preserve">.</w:t>
       </w:r>
     </w:p>
     <w:p>
@@ -14025,7 +12330,6 @@
           <w:sz w:val="32"/>
           <w:szCs w:val="32"/>
         </w:rPr>
-        <w:lastRenderedPageBreak/>
         <w:t>۲-۴ جمع‌بندی و ارائه مدل مفهومی ( موارد برگرفته از ادبیات نظری)</w:t>
       </w:r>
     </w:p>
@@ -14057,7 +12361,7 @@
         <w:rPr>
           <w:rStyle w:val="FootnoteReference"/>
         </w:rPr>
-        <w:footnoteReference w:id="92"/>
+        <w:footnoteReference w:id="75"/>
       </w:r>
       <w:r>
         <w:rPr>
@@ -14510,7 +12814,7 @@
         <w:rPr>
           <w:rStyle w:val="FootnoteReference"/>
         </w:rPr>
-        <w:footnoteReference w:id="93"/>
+        <w:footnoteReference w:id="76"/>
       </w:r>
       <w:r>
         <w:rPr>
@@ -14534,7 +12838,7 @@
         <w:rPr>
           <w:rStyle w:val="FootnoteReference"/>
         </w:rPr>
-        <w:footnoteReference w:id="94"/>
+        <w:footnoteReference w:id="77"/>
       </w:r>
       <w:r>
         <w:rPr>
@@ -14576,26 +12880,25 @@
         <w:rPr>
           <w:rtl/>
         </w:rPr>
-        <w:lastRenderedPageBreak/>
         <w:t>آن عامل در دست‌کم یکی از مبانی نظری یا پیشینه تجربی مرور‌شده در این فصل؛ دوم، تناسب مستقیم آن با واحد تحلیل پژوهش، یعنی بنگاه تک‌محص</w:t>
       </w:r>
       <w:r>
         <w:rPr>
           <w:rtl/>
         </w:rPr>
-        <w:t>ولی فعال در صنعت مواد غذایی. شاه و همکاران (۲۰۲۳)</w:t>
-      </w:r>
-      <w:r>
-        <w:rPr>
-          <w:rStyle w:val="FootnoteReference"/>
-        </w:rPr>
-        <w:footnoteReference w:id="95"/>
-      </w:r>
-      <w:r>
-        <w:rPr>
-          <w:rtl/>
-        </w:rPr>
-        <w:t xml:space="preserve"> در طراحی مشابهی برای مطالعه کارآفرینی غذایی، از چنین فهرستی صرفاً به‌عنوان نقطه آغاز حساس‌سازی پژوهشگر بهره گرفتند، نه چارچوبی تحمیلی بر داده میدانی؛ رویکردی که پژوهش حاضر نیز در تدوین جدول ۲-۱ دنبال می‌کند. این عوامل پیش از ورود به میدان، تصویری اولیه و </w:t>
+        <w:t xml:space="preserve">ولی فعال در صنعت مواد غذایی. </w:t>
+      </w:r>
+      <w:r>
+        <w:rPr>
+          <w:rtl/>
+        </w:rPr>
+        <w:t xml:space="preserve">در پژوهش اکتشافی، چنین فهرستی صرفاً نقطه آغاز حساس‌سازی پژوهشگر است، نه چارچوبی تحمیلی بر داده میدانی؛ رویکردی که</w:t>
+      </w:r>
+      <w:r>
+        <w:rPr>
+          <w:rtl/>
+        </w:rPr>
+        <w:t xml:space="preserve"> پژوهش حاضر نیز در تدوین جدول ۲-۱ دنبال می‌کند. این عوامل پیش از ورود به میدان، تصویری اولیه و </w:t>
       </w:r>
       <w:r>
         <w:rPr>
@@ -15050,7 +13353,7 @@
                 <w:szCs w:val="22"/>
                 <w:rtl/>
               </w:rPr>
-              <w:t>صفری و اسماعیل‌نژاد، ۱۴۰۴</w:t>
+              <w:t xml:space="preserve">صفری و اسماعیل‌نژاد، ۱۴۰۳</w:t>
             </w:r>
           </w:p>
         </w:tc>
@@ -15116,7 +13419,7 @@
                 <w:szCs w:val="22"/>
                 <w:rtl/>
               </w:rPr>
-              <w:t>اختلال در تأمین مواد اولیه و اثر آن بر تاب‌آوری زنجیره</w:t>
+              <w:t xml:space="preserve">اختلال در زنجیره تأمین (از جمله اختلال اقتصادی) و اثر آن بر تاب‌آوری زنجیره</w:t>
             </w:r>
           </w:p>
         </w:tc>
@@ -15214,7 +13517,7 @@
                 <w:szCs w:val="22"/>
                 <w:rtl/>
               </w:rPr>
-              <w:t>محدودیت منابع مالی و ناآگاهی مدیریتی در بنگاه‌های کوچک و متوسط</w:t>
+              <w:t xml:space="preserve">محدودیت منابع مالی و موانع فناورانه و اطلاعاتی در بنگاه‌های کوچک و متوسط</w:t>
             </w:r>
           </w:p>
         </w:tc>
@@ -15720,7 +14023,7 @@
                 <w:szCs w:val="22"/>
                 <w:rtl/>
               </w:rPr>
-              <w:t>ضعف برندسازی ناشی از محدودیت ذهنیت کارآفرینانه بنگاه کوچک</w:t>
+              <w:t xml:space="preserve">ضعف برندسازی و تمایز محصول و پیوند آن با ذهنیت کارآفرینانه بنگاه کوچک</w:t>
             </w:r>
           </w:p>
         </w:tc>
@@ -15822,7 +14125,7 @@
                 <w:szCs w:val="22"/>
                 <w:rtl/>
               </w:rPr>
-              <w:t>کمبود نیروی فروش ماهر و محدودیت منابع انسانی تخصصی</w:t>
+              <w:t xml:space="preserve">محدودیت دانش و مهارت منابع انسانی، از جمله کمبود نیروی فروش ماهر</w:t>
             </w:r>
           </w:p>
         </w:tc>
@@ -15858,7 +14161,7 @@
                 <w:szCs w:val="22"/>
                 <w:rtl/>
               </w:rPr>
-              <w:t>Williams &amp; Aaron, 2018</w:t>
+              <w:t xml:space="preserve">Taneo et al., 2022</w:t>
             </w:r>
           </w:p>
         </w:tc>
@@ -15924,7 +14227,7 @@
                 <w:szCs w:val="22"/>
                 <w:rtl/>
               </w:rPr>
-              <w:t>محدودیت قابلیت نوآوری و ریسک رکود رقابتی در بلندمدت</w:t>
+              <w:t xml:space="preserve">محدودیت قابلیت نوآوری و تضعیف مزیت رقابتی پایدار در بلندمدت</w:t>
             </w:r>
           </w:p>
         </w:tc>
@@ -15981,7 +14284,6 @@
         <w:rPr>
           <w:rtl/>
         </w:rPr>
-        <w:lastRenderedPageBreak/>
         <w:t xml:space="preserve">نگاهی به جدول بالا نشان می‌دهد که چالش‌های برگرفته از ادبیات نظری در دو دسته کلی جای می‌گیرند: دسته نخست، عوامل درون‌سازمانی </w:t>
       </w:r>
       <w:r>
@@ -16092,526 +14394,44 @@
         <w:rPr>
           <w:rStyle w:val="FootnoteReference"/>
         </w:rPr>
-        <w:footnoteReference w:id="96"/>
-      </w:r>
-      <w:r>
-        <w:rPr>
-          <w:rtl/>
-        </w:rPr>
-        <w:t xml:space="preserve"> </w:t>
-      </w:r>
-      <w:r>
-        <w:rPr>
-          <w:rFonts w:hint="cs"/>
-          <w:rtl/>
-        </w:rPr>
-        <w:t>مانند</w:t>
-      </w:r>
-      <w:r>
-        <w:rPr>
-          <w:rtl/>
-        </w:rPr>
-        <w:t xml:space="preserve"> </w:t>
-      </w:r>
-      <w:r>
-        <w:rPr>
-          <w:rFonts w:hint="cs"/>
-          <w:rtl/>
-        </w:rPr>
-        <w:t>پیش‌بینی</w:t>
-      </w:r>
-      <w:r>
-        <w:rPr>
-          <w:rtl/>
-        </w:rPr>
-        <w:t xml:space="preserve"> </w:t>
-      </w:r>
-      <w:r>
-        <w:rPr>
-          <w:rFonts w:hint="cs"/>
-          <w:rtl/>
-        </w:rPr>
-        <w:t>نادرست</w:t>
-      </w:r>
-      <w:r>
-        <w:rPr>
-          <w:rtl/>
-        </w:rPr>
-        <w:t xml:space="preserve"> </w:t>
-      </w:r>
-      <w:r>
-        <w:rPr>
-          <w:rFonts w:hint="cs"/>
-          <w:rtl/>
-        </w:rPr>
-        <w:t>تقاضا،</w:t>
-      </w:r>
-      <w:r>
-        <w:rPr>
-          <w:rtl/>
-        </w:rPr>
-        <w:t xml:space="preserve"> </w:t>
-      </w:r>
-      <w:r>
-        <w:rPr>
-          <w:rFonts w:hint="cs"/>
-          <w:rtl/>
-        </w:rPr>
-        <w:t>شکاف</w:t>
-      </w:r>
-      <w:r>
-        <w:rPr>
-          <w:rtl/>
-        </w:rPr>
-        <w:t xml:space="preserve"> </w:t>
-      </w:r>
-      <w:r>
-        <w:rPr>
-          <w:rFonts w:hint="cs"/>
-          <w:rtl/>
-        </w:rPr>
-        <w:t>نگرش</w:t>
-      </w:r>
-      <w:r>
-        <w:rPr>
-          <w:rtl/>
-        </w:rPr>
-        <w:t>-</w:t>
-      </w:r>
-      <w:r>
-        <w:rPr>
-          <w:rFonts w:hint="cs"/>
-          <w:rtl/>
-        </w:rPr>
-        <w:t>رفتار</w:t>
-      </w:r>
-      <w:r>
-        <w:rPr>
-          <w:rtl/>
-        </w:rPr>
-        <w:t xml:space="preserve"> </w:t>
-      </w:r>
-      <w:r>
-        <w:rPr>
-          <w:rFonts w:hint="cs"/>
-          <w:rtl/>
-        </w:rPr>
-        <w:t>مصرف‌کننده،</w:t>
-      </w:r>
-      <w:r>
-        <w:rPr>
-          <w:rtl/>
-        </w:rPr>
-        <w:t xml:space="preserve"> </w:t>
-      </w:r>
-      <w:r>
-        <w:rPr>
-          <w:rFonts w:hint="cs"/>
-          <w:rtl/>
-        </w:rPr>
-        <w:t>ضعف</w:t>
-      </w:r>
-      <w:r>
-        <w:rPr>
-          <w:rtl/>
-        </w:rPr>
-        <w:t xml:space="preserve"> </w:t>
-      </w:r>
-      <w:r>
-        <w:rPr>
-          <w:rFonts w:hint="cs"/>
-          <w:rtl/>
-        </w:rPr>
-        <w:t>برندسازی</w:t>
-      </w:r>
-      <w:r>
-        <w:rPr>
-          <w:rtl/>
-        </w:rPr>
-        <w:t xml:space="preserve"> </w:t>
-      </w:r>
-      <w:r>
-        <w:rPr>
-          <w:rFonts w:hint="cs"/>
-          <w:rtl/>
-        </w:rPr>
-        <w:t>و</w:t>
-      </w:r>
-      <w:r>
-        <w:rPr>
-          <w:rtl/>
-        </w:rPr>
-        <w:t xml:space="preserve"> </w:t>
-      </w:r>
-      <w:r>
-        <w:rPr>
-          <w:rFonts w:hint="cs"/>
-          <w:rtl/>
-        </w:rPr>
-        <w:t>ناکارآم</w:t>
-      </w:r>
-      <w:r>
-        <w:rPr>
-          <w:rtl/>
-        </w:rPr>
-        <w:t xml:space="preserve">دی توزیع را در بر می‌گیرد؛ دسته دوم، عوامل برون‌سازمانی </w:t>
-      </w:r>
-      <w:r>
-        <w:rPr>
-          <w:rFonts w:hint="cs"/>
-          <w:rtl/>
-        </w:rPr>
-        <w:t>همسو</w:t>
-      </w:r>
-      <w:r>
-        <w:rPr>
-          <w:rtl/>
-        </w:rPr>
-        <w:t xml:space="preserve"> </w:t>
-      </w:r>
-      <w:r>
-        <w:rPr>
-          <w:rFonts w:hint="cs"/>
-          <w:rtl/>
-        </w:rPr>
-        <w:t>با</w:t>
-      </w:r>
-      <w:r>
-        <w:rPr>
-          <w:rtl/>
-        </w:rPr>
-        <w:t xml:space="preserve"> </w:t>
-      </w:r>
-      <w:r>
-        <w:rPr>
-          <w:rFonts w:hint="cs"/>
-          <w:rtl/>
-        </w:rPr>
-        <w:t>چارچوب</w:t>
-      </w:r>
-      <w:r>
-        <w:rPr>
-          <w:rtl/>
-        </w:rPr>
-        <w:t xml:space="preserve"> </w:t>
-      </w:r>
-      <w:r>
-        <w:rPr>
-          <w:rFonts w:hint="cs"/>
-          <w:rtl/>
-        </w:rPr>
-        <w:t>نیروهای</w:t>
-      </w:r>
-      <w:r>
-        <w:rPr>
-          <w:rtl/>
-        </w:rPr>
-        <w:t xml:space="preserve"> </w:t>
-      </w:r>
-      <w:r>
-        <w:rPr>
-          <w:rFonts w:hint="cs"/>
-          <w:rtl/>
-        </w:rPr>
-        <w:t>پنج‌گانه</w:t>
-      </w:r>
-      <w:r>
-        <w:rPr>
-          <w:rtl/>
-        </w:rPr>
-        <w:t xml:space="preserve"> </w:t>
-      </w:r>
-      <w:r>
-        <w:rPr>
-          <w:rFonts w:hint="cs"/>
-          <w:rtl/>
-        </w:rPr>
-        <w:t>رقابتی</w:t>
-      </w:r>
-      <w:r>
-        <w:rPr>
-          <w:rtl/>
-        </w:rPr>
-        <w:t xml:space="preserve"> (</w:t>
-      </w:r>
-      <w:r>
-        <w:rPr>
-          <w:rFonts w:hint="cs"/>
-          <w:rtl/>
-        </w:rPr>
-        <w:t>پانگارکار</w:t>
-      </w:r>
-      <w:r>
-        <w:rPr>
-          <w:rtl/>
-        </w:rPr>
-        <w:t xml:space="preserve"> </w:t>
-      </w:r>
-      <w:r>
-        <w:rPr>
-          <w:rFonts w:hint="cs"/>
-          <w:rtl/>
-        </w:rPr>
-        <w:t>و</w:t>
-      </w:r>
-      <w:r>
-        <w:rPr>
-          <w:rtl/>
-        </w:rPr>
-        <w:t xml:space="preserve"> </w:t>
-      </w:r>
-      <w:r>
-        <w:rPr>
-          <w:rFonts w:hint="cs"/>
-          <w:rtl/>
-        </w:rPr>
-        <w:t>پرابهوداسای،</w:t>
-      </w:r>
-      <w:r>
-        <w:rPr>
-          <w:rtl/>
-        </w:rPr>
-        <w:t xml:space="preserve"> </w:t>
-      </w:r>
-      <w:r>
-        <w:rPr>
-          <w:rFonts w:hint="cs"/>
-          <w:rtl/>
-        </w:rPr>
-        <w:t>۲۰۲۴</w:t>
-      </w:r>
-      <w:r>
-        <w:rPr>
-          <w:rtl/>
-        </w:rPr>
-        <w:t>)</w:t>
+        <w:footnoteReference w:id="78"/>
+      </w:r>
+      <w:r>
+        <w:rPr>
+          <w:rtl/>
+        </w:rPr>
+        <w:t xml:space="preserve"> </w:t>
+      </w:r>
+      <w:r>
+        <w:rPr>
+          <w:rFonts w:hint="cs"/>
+          <w:rtl/>
+        </w:rPr>
+        <w:t xml:space="preserve">مانند وابستگی درآمدی به یک منبع، پیش‌بینی نادرست تقاضا، شکاف نگرش-رفتار مصرف‌کننده، ضعف برندسازی و ناکارآمدی توزیع را در بر می‌گیرد</w:t>
+      </w:r>
+      <w:r>
+        <w:rPr>
+          <w:rtl/>
+        </w:rPr>
+        <w:t xml:space="preserve">؛ </w:t>
+      </w:r>
+      <w:r>
+        <w:rPr>
+          <w:rtl/>
+        </w:rPr>
+        <w:t xml:space="preserve">دسته دوم، عوامل برون‌سازمانی مانند تشدید نیروهای رقابتی، که با چارچوب نیروهای پنج‌گانه رقابتی (پانگارکار و پرابهوداسای، ۲۰۲۴)</w:t>
       </w:r>
       <w:r>
         <w:rPr>
           <w:rStyle w:val="FootnoteReference"/>
         </w:rPr>
-        <w:footnoteReference w:id="97"/>
-      </w:r>
-      <w:r>
-        <w:rPr>
-          <w:rtl/>
-        </w:rPr>
-        <w:t xml:space="preserve"> </w:t>
-      </w:r>
-      <w:r>
-        <w:rPr>
-          <w:rFonts w:hint="cs"/>
-          <w:rtl/>
-        </w:rPr>
-        <w:t>مانند</w:t>
-      </w:r>
-      <w:r>
-        <w:rPr>
-          <w:rtl/>
-        </w:rPr>
-        <w:t xml:space="preserve"> </w:t>
-      </w:r>
-      <w:r>
-        <w:rPr>
-          <w:rFonts w:hint="cs"/>
-          <w:rtl/>
-        </w:rPr>
-        <w:t>اختلال</w:t>
-      </w:r>
-      <w:r>
-        <w:rPr>
-          <w:rtl/>
-        </w:rPr>
-        <w:t xml:space="preserve"> </w:t>
-      </w:r>
-      <w:r>
-        <w:rPr>
-          <w:rFonts w:hint="cs"/>
-          <w:rtl/>
-        </w:rPr>
-        <w:t>تأمین،</w:t>
-      </w:r>
-      <w:r>
-        <w:rPr>
-          <w:rtl/>
-        </w:rPr>
-        <w:t xml:space="preserve"> </w:t>
-      </w:r>
-      <w:r>
-        <w:rPr>
-          <w:rFonts w:hint="cs"/>
-          <w:rtl/>
-        </w:rPr>
-        <w:t>الزامات</w:t>
-      </w:r>
-      <w:r>
-        <w:rPr>
-          <w:rtl/>
-        </w:rPr>
-        <w:t xml:space="preserve"> </w:t>
-      </w:r>
-      <w:r>
-        <w:rPr>
-          <w:rFonts w:hint="cs"/>
-          <w:rtl/>
-        </w:rPr>
-        <w:t>نظارتی،</w:t>
-      </w:r>
-      <w:r>
-        <w:rPr>
-          <w:rtl/>
-        </w:rPr>
-        <w:t xml:space="preserve"> </w:t>
-      </w:r>
-      <w:r>
-        <w:rPr>
-          <w:rFonts w:hint="cs"/>
-          <w:rtl/>
-        </w:rPr>
-        <w:t>تشدید</w:t>
-      </w:r>
-      <w:r>
-        <w:rPr>
-          <w:rtl/>
-        </w:rPr>
-        <w:t xml:space="preserve"> </w:t>
-      </w:r>
-      <w:r>
-        <w:rPr>
-          <w:rFonts w:hint="cs"/>
-          <w:rtl/>
-        </w:rPr>
-        <w:t>نیروهای</w:t>
-      </w:r>
-      <w:r>
-        <w:rPr>
-          <w:rtl/>
-        </w:rPr>
-        <w:t xml:space="preserve"> </w:t>
-      </w:r>
-      <w:r>
-        <w:rPr>
-          <w:rFonts w:hint="cs"/>
-          <w:rtl/>
-        </w:rPr>
-        <w:t>رقابتی</w:t>
-      </w:r>
-      <w:r>
-        <w:rPr>
-          <w:rtl/>
-        </w:rPr>
-        <w:t xml:space="preserve"> </w:t>
-      </w:r>
-      <w:r>
-        <w:rPr>
-          <w:rFonts w:hint="cs"/>
-          <w:rtl/>
-        </w:rPr>
-        <w:t>و</w:t>
-      </w:r>
-      <w:r>
-        <w:rPr>
-          <w:rtl/>
-        </w:rPr>
-        <w:t xml:space="preserve"> </w:t>
-      </w:r>
-      <w:r>
-        <w:rPr>
-          <w:rFonts w:hint="cs"/>
-          <w:rtl/>
-        </w:rPr>
-        <w:t>وابستگی</w:t>
-      </w:r>
-      <w:r>
-        <w:rPr>
-          <w:rtl/>
-        </w:rPr>
-        <w:t xml:space="preserve"> </w:t>
-      </w:r>
-      <w:r>
-        <w:rPr>
-          <w:rFonts w:hint="cs"/>
-          <w:rtl/>
-        </w:rPr>
-        <w:t>درآمدی</w:t>
-      </w:r>
-      <w:r>
-        <w:rPr>
-          <w:rtl/>
-        </w:rPr>
-        <w:t xml:space="preserve"> </w:t>
-      </w:r>
-      <w:r>
-        <w:rPr>
-          <w:rFonts w:hint="cs"/>
-          <w:rtl/>
-        </w:rPr>
-        <w:t>به</w:t>
-      </w:r>
-      <w:r>
-        <w:rPr>
-          <w:rtl/>
-        </w:rPr>
-        <w:t xml:space="preserve"> </w:t>
-      </w:r>
-      <w:r>
-        <w:rPr>
-          <w:rFonts w:hint="cs"/>
-          <w:rtl/>
-        </w:rPr>
-        <w:t>یک</w:t>
-      </w:r>
-      <w:r>
-        <w:rPr>
-          <w:rtl/>
-        </w:rPr>
-        <w:t xml:space="preserve"> </w:t>
-      </w:r>
-      <w:r>
-        <w:rPr>
-          <w:rFonts w:hint="cs"/>
-          <w:rtl/>
-        </w:rPr>
-        <w:t>منبع</w:t>
-      </w:r>
-      <w:r>
-        <w:rPr>
-          <w:rtl/>
-        </w:rPr>
-        <w:t xml:space="preserve"> </w:t>
-      </w:r>
-      <w:r>
-        <w:rPr>
-          <w:rFonts w:hint="cs"/>
-          <w:rtl/>
-        </w:rPr>
-        <w:t>را</w:t>
-      </w:r>
-      <w:r>
-        <w:rPr>
-          <w:rtl/>
-        </w:rPr>
-        <w:t xml:space="preserve"> </w:t>
-      </w:r>
-      <w:r>
-        <w:rPr>
-          <w:rFonts w:hint="cs"/>
-          <w:rtl/>
-        </w:rPr>
-        <w:t>شامل</w:t>
-      </w:r>
-      <w:r>
-        <w:rPr>
-          <w:rtl/>
-        </w:rPr>
-        <w:t xml:space="preserve"> </w:t>
-      </w:r>
-      <w:r>
-        <w:rPr>
-          <w:rFonts w:hint="cs"/>
-          <w:rtl/>
-        </w:rPr>
-        <w:t>می‌شود</w:t>
+        <w:footnoteReference w:id="79"/>
+      </w:r>
+      <w:r>
+        <w:rPr>
+          <w:rtl/>
+        </w:rPr>
+        <w:t xml:space="preserve"> همسوست، و نیز اختلال تأمین و الزامات نظارتی را شامل می‌شود</w:t>
       </w:r>
       <w:r>
         <w:rPr>
@@ -16694,19 +14514,19 @@
         <w:rPr>
           <w:rtl/>
         </w:rPr>
-        <w:t>لازم به تأکید است که فهرست جدول ۲-۱ ماهیتی موقت و پیشینی دارد و نباید با فهرست نهایی چالش‌های فروش اشتباه گرفته شود. شاه و همکاران (۲۰۲۳)</w:t>
-      </w:r>
-      <w:r>
-        <w:rPr>
-          <w:rStyle w:val="FootnoteReference"/>
-        </w:rPr>
-        <w:footnoteReference w:id="98"/>
-      </w:r>
-      <w:r>
-        <w:rPr>
-          <w:rtl/>
-        </w:rPr>
-        <w:t xml:space="preserve"> تأکید کرده‌اند که در پژوهش اکتشافی، نقش چنین فهرستی صرفاً حساس‌سازی پژوهشگر نسبت به حوزه مسئله است، نه تحمیل چارچوبی از پیش تعیین‌شده بر داده میدانی. ممکن است برخی از این عوامل در تجربه زیسته خبرگان صنعت مواد غذایی ایران بازتابی نیابند و در عوض، عواملی ب</w:t>
+        <w:t xml:space="preserve">لازم به تأکید است که فهرست جدول ۲-۱ ماهیتی موقت و پیشینی دارد و نباید با فهرست نهایی چالش‌های فروش اشتباه گرفته شود. </w:t>
+      </w:r>
+      <w:r>
+        <w:rPr>
+          <w:rtl/>
+        </w:rPr>
+        <w:t xml:space="preserve">در پژوهش اکتشافی</w:t>
+      </w:r>
+      <w:r>
+        <w:rPr>
+          <w:rtl/>
+        </w:rPr>
+        <w:t xml:space="preserve">، نقش چنین فهرستی صرفاً حساس‌سازی پژوهشگر نسبت به حوزه مسئله است، نه تحمیل چارچوبی از پیش تعیین‌شده بر داده میدانی. ممکن است برخی از این عوامل در تجربه زیسته خبرگان صنعت مواد غذایی ایران بازتابی نیابند و در عوض، عواملی ب</w:t>
       </w:r>
       <w:r>
         <w:rPr>
@@ -16754,423 +14574,25 @@
         <w:rPr>
           <w:rtl/>
         </w:rPr>
-        <w:lastRenderedPageBreak/>
         <w:t>از این لایه‌ها با آسیب‌پذیری ساختاری ویژه‌ای روبه‌روست؛ و سوم، صنعت مواد غذایی، با ویژگی‌های خاص خود، این آسیب‌پذیری را تشدید می‌کند. میکلیان و هولشر (۲۰۲۲)</w:t>
       </w:r>
       <w:r>
         <w:rPr>
           <w:rStyle w:val="FootnoteReference"/>
         </w:rPr>
-        <w:footnoteReference w:id="99"/>
-      </w:r>
-      <w:r>
-        <w:rPr>
-          <w:rtl/>
-        </w:rPr>
-        <w:t xml:space="preserve"> این نوع خلأ پژوهشی </w:t>
-      </w:r>
-      <w:r>
-        <w:rPr>
-          <w:rtl/>
-        </w:rPr>
-        <w:t xml:space="preserve">یعنی نبود بررسی دقیق سازوکار آسیب‌پذیری بنگاه کوچک در سطح عملیاتی </w:t>
-      </w:r>
-      <w:r>
-        <w:rPr>
-          <w:rFonts w:hint="cs"/>
-          <w:rtl/>
-        </w:rPr>
-        <w:t>را</w:t>
-      </w:r>
-      <w:r>
-        <w:rPr>
-          <w:rtl/>
-        </w:rPr>
-        <w:t xml:space="preserve"> </w:t>
-      </w:r>
-      <w:r>
-        <w:rPr>
-          <w:rFonts w:hint="cs"/>
-          <w:rtl/>
-        </w:rPr>
-        <w:t>به‌صراحت</w:t>
-      </w:r>
-      <w:r>
-        <w:rPr>
-          <w:rtl/>
-        </w:rPr>
-        <w:t xml:space="preserve"> </w:t>
-      </w:r>
-      <w:r>
-        <w:rPr>
-          <w:rFonts w:hint="cs"/>
-          <w:rtl/>
-        </w:rPr>
-        <w:t>خواستار</w:t>
-      </w:r>
-      <w:r>
-        <w:rPr>
-          <w:rtl/>
-        </w:rPr>
-        <w:t xml:space="preserve"> </w:t>
-      </w:r>
-      <w:r>
-        <w:rPr>
-          <w:rFonts w:hint="cs"/>
-          <w:rtl/>
-        </w:rPr>
-        <w:t>پژوهش</w:t>
-      </w:r>
-      <w:r>
-        <w:rPr>
-          <w:rtl/>
-        </w:rPr>
-        <w:t xml:space="preserve"> </w:t>
-      </w:r>
-      <w:r>
-        <w:rPr>
-          <w:rFonts w:hint="cs"/>
-          <w:rtl/>
-        </w:rPr>
-        <w:t>بیشتر</w:t>
-      </w:r>
-      <w:r>
-        <w:rPr>
-          <w:rtl/>
-        </w:rPr>
-        <w:t xml:space="preserve"> </w:t>
-      </w:r>
-      <w:r>
-        <w:rPr>
-          <w:rFonts w:hint="cs"/>
-          <w:rtl/>
-        </w:rPr>
-        <w:t>دانسته‌اند؛</w:t>
-      </w:r>
-      <w:r>
-        <w:rPr>
-          <w:rtl/>
-        </w:rPr>
-        <w:t xml:space="preserve"> </w:t>
-      </w:r>
-      <w:r>
-        <w:rPr>
-          <w:rFonts w:hint="cs"/>
-          <w:rtl/>
-        </w:rPr>
-        <w:t>خلأیی</w:t>
-      </w:r>
-      <w:r>
-        <w:rPr>
-          <w:rtl/>
-        </w:rPr>
-        <w:t xml:space="preserve"> </w:t>
-      </w:r>
-      <w:r>
-        <w:rPr>
-          <w:rFonts w:hint="cs"/>
-          <w:rtl/>
-        </w:rPr>
-        <w:t>که</w:t>
-      </w:r>
-      <w:r>
-        <w:rPr>
-          <w:rtl/>
-        </w:rPr>
-        <w:t xml:space="preserve"> </w:t>
-      </w:r>
-      <w:r>
-        <w:rPr>
-          <w:rFonts w:hint="cs"/>
-          <w:rtl/>
-        </w:rPr>
-        <w:t>پژوهش</w:t>
-      </w:r>
-      <w:r>
-        <w:rPr>
-          <w:rtl/>
-        </w:rPr>
-        <w:t xml:space="preserve"> </w:t>
-      </w:r>
-      <w:r>
-        <w:rPr>
-          <w:rFonts w:hint="cs"/>
-          <w:rtl/>
-        </w:rPr>
-        <w:t>حاضر</w:t>
-      </w:r>
-      <w:r>
-        <w:rPr>
-          <w:rtl/>
-        </w:rPr>
-        <w:t xml:space="preserve"> </w:t>
-      </w:r>
-      <w:r>
-        <w:rPr>
-          <w:rFonts w:hint="cs"/>
-          <w:rtl/>
-        </w:rPr>
-        <w:t>با</w:t>
-      </w:r>
-      <w:r>
-        <w:rPr>
-          <w:rtl/>
-        </w:rPr>
-        <w:t xml:space="preserve"> </w:t>
-      </w:r>
-      <w:r>
-        <w:rPr>
-          <w:rFonts w:hint="cs"/>
-          <w:rtl/>
-        </w:rPr>
-        <w:t>رویکردی</w:t>
-      </w:r>
-      <w:r>
-        <w:rPr>
-          <w:rtl/>
-        </w:rPr>
-        <w:t xml:space="preserve"> </w:t>
-      </w:r>
-      <w:r>
-        <w:rPr>
-          <w:rFonts w:hint="cs"/>
-          <w:rtl/>
-        </w:rPr>
-        <w:t>اکتشافی</w:t>
-      </w:r>
-      <w:r>
-        <w:rPr>
-          <w:rtl/>
-        </w:rPr>
-        <w:t xml:space="preserve"> </w:t>
-      </w:r>
-      <w:r>
-        <w:rPr>
-          <w:rFonts w:hint="cs"/>
-          <w:rtl/>
-        </w:rPr>
-        <w:t>و</w:t>
-      </w:r>
-      <w:r>
-        <w:rPr>
-          <w:rtl/>
-        </w:rPr>
-        <w:t xml:space="preserve"> </w:t>
-      </w:r>
-      <w:r>
-        <w:rPr>
-          <w:rFonts w:hint="cs"/>
-          <w:rtl/>
-        </w:rPr>
-        <w:t>از</w:t>
-      </w:r>
-      <w:r>
-        <w:rPr>
-          <w:rtl/>
-        </w:rPr>
-        <w:t xml:space="preserve"> </w:t>
-      </w:r>
-      <w:r>
-        <w:rPr>
-          <w:rFonts w:hint="cs"/>
-          <w:rtl/>
-        </w:rPr>
-        <w:t>طریق</w:t>
-      </w:r>
-      <w:r>
-        <w:rPr>
-          <w:rtl/>
-        </w:rPr>
-        <w:t xml:space="preserve"> </w:t>
-      </w:r>
-      <w:r>
-        <w:rPr>
-          <w:rFonts w:hint="cs"/>
-          <w:rtl/>
-        </w:rPr>
-        <w:t>روش</w:t>
-      </w:r>
-      <w:r>
-        <w:rPr>
-          <w:rtl/>
-        </w:rPr>
-        <w:t xml:space="preserve"> </w:t>
-      </w:r>
-      <w:r>
-        <w:rPr>
-          <w:rFonts w:hint="cs"/>
-          <w:rtl/>
-        </w:rPr>
-        <w:t>دلفی</w:t>
-      </w:r>
-      <w:r>
-        <w:rPr>
-          <w:rtl/>
-        </w:rPr>
-        <w:t xml:space="preserve"> </w:t>
-      </w:r>
-      <w:r>
-        <w:rPr>
-          <w:rFonts w:hint="cs"/>
-          <w:rtl/>
-        </w:rPr>
-        <w:t>با</w:t>
-      </w:r>
-      <w:r>
-        <w:rPr>
-          <w:rtl/>
-        </w:rPr>
-        <w:t xml:space="preserve"> </w:t>
-      </w:r>
-      <w:r>
-        <w:rPr>
-          <w:rFonts w:hint="cs"/>
-          <w:rtl/>
-        </w:rPr>
-        <w:t>خبرگان</w:t>
-      </w:r>
-      <w:r>
-        <w:rPr>
-          <w:rtl/>
-        </w:rPr>
-        <w:t xml:space="preserve"> </w:t>
-      </w:r>
-      <w:r>
-        <w:rPr>
-          <w:rFonts w:hint="cs"/>
-          <w:rtl/>
-        </w:rPr>
-        <w:t>صنعت</w:t>
-      </w:r>
-      <w:r>
-        <w:rPr>
-          <w:rtl/>
-        </w:rPr>
-        <w:t xml:space="preserve"> </w:t>
-      </w:r>
-      <w:r>
-        <w:rPr>
-          <w:rFonts w:hint="cs"/>
-          <w:rtl/>
-        </w:rPr>
-        <w:t>مواد</w:t>
-      </w:r>
-      <w:r>
-        <w:rPr>
-          <w:rtl/>
-        </w:rPr>
-        <w:t xml:space="preserve"> </w:t>
-      </w:r>
-      <w:r>
-        <w:rPr>
-          <w:rFonts w:hint="cs"/>
-          <w:rtl/>
-        </w:rPr>
-        <w:t>غذایی</w:t>
-      </w:r>
-      <w:r>
-        <w:rPr>
-          <w:rtl/>
-        </w:rPr>
-        <w:t xml:space="preserve"> </w:t>
-      </w:r>
-      <w:r>
-        <w:rPr>
-          <w:rFonts w:hint="cs"/>
-          <w:rtl/>
-        </w:rPr>
-        <w:t>ایران،</w:t>
-      </w:r>
-      <w:r>
-        <w:rPr>
-          <w:rtl/>
-        </w:rPr>
-        <w:t xml:space="preserve"> </w:t>
-      </w:r>
-      <w:r>
-        <w:rPr>
-          <w:rFonts w:hint="cs"/>
-          <w:rtl/>
-        </w:rPr>
-        <w:t>در</w:t>
-      </w:r>
-      <w:r>
-        <w:rPr>
-          <w:rtl/>
-        </w:rPr>
-        <w:t xml:space="preserve"> </w:t>
-      </w:r>
-      <w:r>
-        <w:rPr>
-          <w:rFonts w:hint="cs"/>
-          <w:rtl/>
-        </w:rPr>
-        <w:t>فصل‌های</w:t>
-      </w:r>
-      <w:r>
-        <w:rPr>
-          <w:rtl/>
-        </w:rPr>
-        <w:t xml:space="preserve"> </w:t>
-      </w:r>
-      <w:r>
-        <w:rPr>
-          <w:rFonts w:hint="cs"/>
-          <w:rtl/>
-        </w:rPr>
-        <w:t>آینده</w:t>
-      </w:r>
-      <w:r>
-        <w:rPr>
-          <w:rtl/>
-        </w:rPr>
-        <w:t xml:space="preserve"> </w:t>
-      </w:r>
-      <w:r>
-        <w:rPr>
-          <w:rFonts w:hint="cs"/>
-          <w:rtl/>
-        </w:rPr>
-        <w:t>به</w:t>
-      </w:r>
-      <w:r>
-        <w:rPr>
-          <w:rtl/>
-        </w:rPr>
-        <w:t xml:space="preserve"> </w:t>
-      </w:r>
-      <w:r>
-        <w:rPr>
-          <w:rFonts w:hint="cs"/>
-          <w:rtl/>
-        </w:rPr>
-        <w:t>آن</w:t>
-      </w:r>
-      <w:r>
-        <w:rPr>
-          <w:rtl/>
-        </w:rPr>
-        <w:t xml:space="preserve"> </w:t>
-      </w:r>
-      <w:r>
-        <w:rPr>
-          <w:rFonts w:hint="cs"/>
-          <w:rtl/>
-        </w:rPr>
-        <w:t>خواهد</w:t>
-      </w:r>
-      <w:r>
-        <w:rPr>
-          <w:rtl/>
-        </w:rPr>
-        <w:t xml:space="preserve"> </w:t>
-      </w:r>
-      <w:r>
-        <w:rPr>
-          <w:rFonts w:hint="cs"/>
-          <w:rtl/>
-        </w:rPr>
-        <w:t>پرداخت</w:t>
+        <w:footnoteReference w:id="80"/>
+      </w:r>
+      <w:r>
+        <w:rPr>
+          <w:rtl/>
+        </w:rPr>
+        <w:t xml:space="preserve"> </w:t>
+      </w:r>
+      <w:r>
+        <w:rPr>
+          <w:rtl/>
+        </w:rPr>
+        <w:t xml:space="preserve">در مرور مفهومی خود بر ادبیات شوک‌های برون‌زا، دستور کاری برای پژوهش‌های آینده درباره بنگاه‌های کوچک و متوسط ارائه کرده‌اند. نبود بررسی دقیق سازوکار آسیب‌پذیری بنگاه کوچک در سطح عملیاتی، خلأیی است که پژوهش حاضر با رویکردی اکتشافی و از طریق روش دلفی با خبرگان صنعت مواد غذایی ایران به آن می‌پردازد</w:t>
       </w:r>
       <w:r>
         <w:rPr>
@@ -17250,7 +14672,7 @@
           <w:sz w:val="20"/>
           <w:szCs w:val="20"/>
         </w:rPr>
-        <w:t xml:space="preserve"> Naeem et al., 2023</w:t>
+        <w:t xml:space="preserve"> Kotler &amp; Keller, 2016</w:t>
       </w:r>
     </w:p>
   </w:footnote>
@@ -17286,7 +14708,7 @@
           <w:sz w:val="20"/>
           <w:szCs w:val="20"/>
         </w:rPr>
-        <w:t xml:space="preserve"> Kotler &amp; Keller, 2016</w:t>
+        <w:t xml:space="preserve"> Suryati &amp; Lusiah, 2022</w:t>
       </w:r>
     </w:p>
   </w:footnote>
@@ -17304,7 +14726,7 @@
           <w:sz w:val="20"/>
           <w:szCs w:val="20"/>
         </w:rPr>
-        <w:t xml:space="preserve"> Suryati &amp; Lusiah, 2022</w:t>
+        <w:t xml:space="preserve"> Mangla et al., 2021</w:t>
       </w:r>
     </w:p>
   </w:footnote>
@@ -17322,7 +14744,7 @@
           <w:sz w:val="20"/>
           <w:szCs w:val="20"/>
         </w:rPr>
-        <w:t xml:space="preserve"> Williams &amp; Aaron, 2018</w:t>
+        <w:t xml:space="preserve"> Dukhaykh &amp; Alangri, 2026</w:t>
       </w:r>
     </w:p>
   </w:footnote>
@@ -17340,7 +14762,7 @@
           <w:sz w:val="20"/>
           <w:szCs w:val="20"/>
         </w:rPr>
-        <w:t xml:space="preserve"> Mangla et al., 2021</w:t>
+        <w:t xml:space="preserve"> Suryati &amp; Lusiah, 2022</w:t>
       </w:r>
     </w:p>
   </w:footnote>
@@ -17358,7 +14780,7 @@
           <w:sz w:val="20"/>
           <w:szCs w:val="20"/>
         </w:rPr>
-        <w:t xml:space="preserve"> Dukhaykh &amp; Alangri, 2026</w:t>
+        <w:t xml:space="preserve"> Kero &amp; Bogale, 2023</w:t>
       </w:r>
     </w:p>
   </w:footnote>
@@ -17376,7 +14798,7 @@
           <w:sz w:val="20"/>
           <w:szCs w:val="20"/>
         </w:rPr>
-        <w:t xml:space="preserve"> Suryati &amp; Lusiah, 2022</w:t>
+        <w:t xml:space="preserve"> Pangarkar &amp; Prabhudesai, 2024</w:t>
       </w:r>
     </w:p>
   </w:footnote>
@@ -17394,7 +14816,7 @@
           <w:sz w:val="20"/>
           <w:szCs w:val="20"/>
         </w:rPr>
-        <w:t xml:space="preserve"> Taneo et al., 2022</w:t>
+        <w:t xml:space="preserve"> Kotler &amp; Keller, 2016</w:t>
       </w:r>
     </w:p>
   </w:footnote>
@@ -17412,7 +14834,7 @@
           <w:sz w:val="20"/>
           <w:szCs w:val="20"/>
         </w:rPr>
-        <w:t xml:space="preserve"> Kero &amp; Bogale, 2023</w:t>
+        <w:t xml:space="preserve"> Dukhaykh &amp; Alangri, 2026</w:t>
       </w:r>
     </w:p>
   </w:footnote>
@@ -17430,7 +14852,7 @@
           <w:sz w:val="20"/>
           <w:szCs w:val="20"/>
         </w:rPr>
-        <w:t xml:space="preserve"> Pangarkar &amp; Prabhudesai, 2024</w:t>
+        <w:t xml:space="preserve"> Zain et al., 2023</w:t>
       </w:r>
     </w:p>
   </w:footnote>
@@ -17448,7 +14870,7 @@
           <w:sz w:val="20"/>
           <w:szCs w:val="20"/>
         </w:rPr>
-        <w:t xml:space="preserve"> Kotler &amp; Keller, 2016</w:t>
+        <w:t xml:space="preserve"> Singh et al., 2022</w:t>
       </w:r>
     </w:p>
   </w:footnote>
@@ -17466,7 +14888,7 @@
           <w:sz w:val="20"/>
           <w:szCs w:val="20"/>
         </w:rPr>
-        <w:t xml:space="preserve"> Dukhaykh &amp; Alangri, 2026</w:t>
+        <w:t xml:space="preserve"> Shah et al., 2023</w:t>
       </w:r>
     </w:p>
   </w:footnote>
@@ -17484,7 +14906,7 @@
           <w:sz w:val="20"/>
           <w:szCs w:val="20"/>
         </w:rPr>
-        <w:t xml:space="preserve"> Naeem et al., 2023</w:t>
+        <w:t xml:space="preserve"> Shah et al., 2023</w:t>
       </w:r>
     </w:p>
   </w:footnote>
@@ -17502,7 +14924,7 @@
           <w:sz w:val="20"/>
           <w:szCs w:val="20"/>
         </w:rPr>
-        <w:t xml:space="preserve"> Zain et al., 2023</w:t>
+        <w:t xml:space="preserve"> Naeem et al., 2023</w:t>
       </w:r>
     </w:p>
   </w:footnote>
@@ -17520,7 +14942,7 @@
           <w:sz w:val="20"/>
           <w:szCs w:val="20"/>
         </w:rPr>
-        <w:t xml:space="preserve"> Singh et al., 2022</w:t>
+        <w:t xml:space="preserve"> Thomran et al., 2022</w:t>
       </w:r>
     </w:p>
   </w:footnote>
@@ -17538,7 +14960,7 @@
           <w:sz w:val="20"/>
           <w:szCs w:val="20"/>
         </w:rPr>
-        <w:t xml:space="preserve"> Shah et al., 2023</w:t>
+        <w:t xml:space="preserve"> Suryati &amp; Lusiah, 2022</w:t>
       </w:r>
     </w:p>
   </w:footnote>
@@ -17556,7 +14978,7 @@
           <w:sz w:val="20"/>
           <w:szCs w:val="20"/>
         </w:rPr>
-        <w:t xml:space="preserve"> Miklian &amp; Hoelscher, 2022</w:t>
+        <w:t xml:space="preserve"> Taneo et al., 2022</w:t>
       </w:r>
     </w:p>
   </w:footnote>
@@ -17574,7 +14996,7 @@
           <w:sz w:val="20"/>
           <w:szCs w:val="20"/>
         </w:rPr>
-        <w:t xml:space="preserve"> Shah et al., 2023</w:t>
+        <w:t xml:space="preserve"> Sharabati et al., 2024</w:t>
       </w:r>
     </w:p>
   </w:footnote>
@@ -17592,7 +15014,7 @@
           <w:sz w:val="20"/>
           <w:szCs w:val="20"/>
         </w:rPr>
-        <w:t xml:space="preserve"> Zain et al., 2023</w:t>
+        <w:t xml:space="preserve"> Taneo et al., 2022</w:t>
       </w:r>
     </w:p>
   </w:footnote>
@@ -17610,7 +15032,7 @@
           <w:sz w:val="20"/>
           <w:szCs w:val="20"/>
         </w:rPr>
-        <w:t xml:space="preserve"> Naeem et al., 2023</w:t>
+        <w:t xml:space="preserve"> Dukhaykh &amp; Alangri, 2026</w:t>
       </w:r>
     </w:p>
   </w:footnote>
@@ -17628,7 +15050,7 @@
           <w:sz w:val="20"/>
           <w:szCs w:val="20"/>
         </w:rPr>
-        <w:t xml:space="preserve"> Thomran et al., 2022</w:t>
+        <w:t xml:space="preserve"> Williams &amp; Aaron, 2018</w:t>
       </w:r>
     </w:p>
   </w:footnote>
@@ -17646,7 +15068,7 @@
           <w:sz w:val="20"/>
           <w:szCs w:val="20"/>
         </w:rPr>
-        <w:t xml:space="preserve"> Suryati &amp; Lusiah, 2022</w:t>
+        <w:t xml:space="preserve"> Pangarkar &amp; Prabhudesai, 2024</w:t>
       </w:r>
     </w:p>
   </w:footnote>
@@ -17664,7 +15086,7 @@
           <w:sz w:val="20"/>
           <w:szCs w:val="20"/>
         </w:rPr>
-        <w:t xml:space="preserve"> Williams &amp; Aaron, 2018</w:t>
+        <w:t xml:space="preserve"> Mangla et al., 2021</w:t>
       </w:r>
     </w:p>
   </w:footnote>
@@ -17718,7 +15140,7 @@
           <w:sz w:val="20"/>
           <w:szCs w:val="20"/>
         </w:rPr>
-        <w:t xml:space="preserve"> Dukhaykh &amp; Alangri, 2026</w:t>
+        <w:t xml:space="preserve"> Mammen et al., 2021</w:t>
       </w:r>
     </w:p>
   </w:footnote>
@@ -17736,7 +15158,7 @@
           <w:sz w:val="20"/>
           <w:szCs w:val="20"/>
         </w:rPr>
-        <w:t xml:space="preserve"> Williams &amp; Aaron, 2018</w:t>
+        <w:t xml:space="preserve"> Dukhaykh &amp; Alangri, 2026</w:t>
       </w:r>
     </w:p>
   </w:footnote>
@@ -17754,7 +15176,7 @@
           <w:sz w:val="20"/>
           <w:szCs w:val="20"/>
         </w:rPr>
-        <w:t xml:space="preserve"> Pangarkar &amp; Prabhudesai, 2024</w:t>
+        <w:t xml:space="preserve"> Arte &amp; Larimo, 2022</w:t>
       </w:r>
     </w:p>
   </w:footnote>
@@ -17772,7 +15194,7 @@
           <w:sz w:val="20"/>
           <w:szCs w:val="20"/>
         </w:rPr>
-        <w:t xml:space="preserve"> Mangla et al., 2021</w:t>
+        <w:t xml:space="preserve"> Arte &amp; Larimo, 2022</w:t>
       </w:r>
     </w:p>
   </w:footnote>
@@ -17790,7 +15212,7 @@
           <w:sz w:val="20"/>
           <w:szCs w:val="20"/>
         </w:rPr>
-        <w:t xml:space="preserve"> Mangla et al., 2021</w:t>
+        <w:t xml:space="preserve"> Schommer et al., 2019</w:t>
       </w:r>
     </w:p>
   </w:footnote>
@@ -17808,7 +15230,7 @@
           <w:sz w:val="20"/>
           <w:szCs w:val="20"/>
         </w:rPr>
-        <w:t xml:space="preserve"> Sharabati et al., 2024</w:t>
+        <w:t xml:space="preserve"> Mammen et al., 2021</w:t>
       </w:r>
     </w:p>
   </w:footnote>
@@ -17826,7 +15248,7 @@
           <w:sz w:val="20"/>
           <w:szCs w:val="20"/>
         </w:rPr>
-        <w:t xml:space="preserve"> Taneo et al., 2022</w:t>
+        <w:t xml:space="preserve"> Arte &amp; Larimo, 2022</w:t>
       </w:r>
     </w:p>
   </w:footnote>
@@ -17844,7 +15266,7 @@
           <w:sz w:val="20"/>
           <w:szCs w:val="20"/>
         </w:rPr>
-        <w:t xml:space="preserve"> Singh et al., 2022</w:t>
+        <w:t xml:space="preserve"> Mammen et al., 2021</w:t>
       </w:r>
     </w:p>
   </w:footnote>
@@ -17862,7 +15284,7 @@
           <w:sz w:val="20"/>
           <w:szCs w:val="20"/>
         </w:rPr>
-        <w:t xml:space="preserve"> Miklian &amp; Hoelscher, 2022</w:t>
+        <w:t xml:space="preserve"> Schommer et al., 2019</w:t>
       </w:r>
     </w:p>
   </w:footnote>
@@ -17880,7 +15302,7 @@
           <w:sz w:val="20"/>
           <w:szCs w:val="20"/>
         </w:rPr>
-        <w:t xml:space="preserve"> Mammen et al., 2021</w:t>
+        <w:t xml:space="preserve"> Williams &amp; Aaron, 2018</w:t>
       </w:r>
     </w:p>
   </w:footnote>
@@ -17898,7 +15320,7 @@
           <w:sz w:val="20"/>
           <w:szCs w:val="20"/>
         </w:rPr>
-        <w:t xml:space="preserve"> Thomran et al., 2022</w:t>
+        <w:t xml:space="preserve"> Mammen et al., 2021</w:t>
       </w:r>
     </w:p>
   </w:footnote>
@@ -17916,7 +15338,7 @@
           <w:sz w:val="20"/>
           <w:szCs w:val="20"/>
         </w:rPr>
-        <w:t xml:space="preserve"> Miklian &amp; Hoelscher, 2022</w:t>
+        <w:t xml:space="preserve"> Dukhaykh &amp; Alangri, 2026</w:t>
       </w:r>
     </w:p>
   </w:footnote>
@@ -17934,7 +15356,7 @@
           <w:sz w:val="20"/>
           <w:szCs w:val="20"/>
         </w:rPr>
-        <w:t xml:space="preserve"> Dukhaykh &amp; Alangri, 2026</w:t>
+        <w:t xml:space="preserve"> Kero &amp; Bogale, 2023</w:t>
       </w:r>
     </w:p>
   </w:footnote>
@@ -17952,7 +15374,7 @@
           <w:sz w:val="20"/>
           <w:szCs w:val="20"/>
         </w:rPr>
-        <w:t xml:space="preserve"> Arte &amp; Larimo, 2022</w:t>
+        <w:t xml:space="preserve"> Taneo et al., 2022</w:t>
       </w:r>
     </w:p>
   </w:footnote>
@@ -17970,7 +15392,7 @@
           <w:sz w:val="20"/>
           <w:szCs w:val="20"/>
         </w:rPr>
-        <w:t xml:space="preserve"> Arte &amp; Larimo, 2022</w:t>
+        <w:t xml:space="preserve"> Dukhaykh &amp; Alangri, 2026</w:t>
       </w:r>
     </w:p>
   </w:footnote>
@@ -17988,7 +15410,7 @@
           <w:sz w:val="20"/>
           <w:szCs w:val="20"/>
         </w:rPr>
-        <w:t xml:space="preserve"> Schommer et al., 2019</w:t>
+        <w:t xml:space="preserve"> Miklian &amp; Hoelscher, 2022</w:t>
       </w:r>
     </w:p>
   </w:footnote>
@@ -18006,7 +15428,7 @@
           <w:sz w:val="20"/>
           <w:szCs w:val="20"/>
         </w:rPr>
-        <w:t xml:space="preserve"> Mammen et al., 2021</w:t>
+        <w:t xml:space="preserve"> Miklian &amp; Hoelscher, 2022</w:t>
       </w:r>
     </w:p>
   </w:footnote>
@@ -18024,7 +15446,7 @@
           <w:sz w:val="20"/>
           <w:szCs w:val="20"/>
         </w:rPr>
-        <w:t xml:space="preserve"> Arte &amp; Larimo, 2022</w:t>
+        <w:t xml:space="preserve"> Mammen et al., 2021</w:t>
       </w:r>
     </w:p>
   </w:footnote>
@@ -18042,7 +15464,7 @@
           <w:sz w:val="20"/>
           <w:szCs w:val="20"/>
         </w:rPr>
-        <w:t xml:space="preserve"> Schommer et al., 2019</w:t>
+        <w:t xml:space="preserve"> Arte &amp; Larimo, 2022</w:t>
       </w:r>
     </w:p>
   </w:footnote>
@@ -18060,7 +15482,7 @@
           <w:sz w:val="20"/>
           <w:szCs w:val="20"/>
         </w:rPr>
-        <w:t xml:space="preserve"> Williams &amp; Aaron, 2018</w:t>
+        <w:t xml:space="preserve"> Mammen et al., 2021</w:t>
       </w:r>
     </w:p>
   </w:footnote>
@@ -18078,7 +15500,7 @@
           <w:sz w:val="20"/>
           <w:szCs w:val="20"/>
         </w:rPr>
-        <w:t xml:space="preserve"> Mammen et al., 2021</w:t>
+        <w:t xml:space="preserve"> Singh et al., 2022</w:t>
       </w:r>
     </w:p>
   </w:footnote>
@@ -18096,7 +15518,7 @@
           <w:sz w:val="20"/>
           <w:szCs w:val="20"/>
         </w:rPr>
-        <w:t xml:space="preserve"> Williams &amp; Aaron, 2018</w:t>
+        <w:t xml:space="preserve"> Mangla et al., 2021</w:t>
       </w:r>
     </w:p>
   </w:footnote>
@@ -18114,7 +15536,7 @@
           <w:sz w:val="20"/>
           <w:szCs w:val="20"/>
         </w:rPr>
-        <w:t xml:space="preserve"> Dukhaykh &amp; Alangri, 2026</w:t>
+        <w:t xml:space="preserve"> Shah et al., 2023</w:t>
       </w:r>
     </w:p>
   </w:footnote>
@@ -18132,7 +15554,7 @@
           <w:sz w:val="20"/>
           <w:szCs w:val="20"/>
         </w:rPr>
-        <w:t xml:space="preserve"> Miklian &amp; Hoelscher, 2022</w:t>
+        <w:t xml:space="preserve"> Singh et al., 2022</w:t>
       </w:r>
     </w:p>
   </w:footnote>
@@ -18150,7 +15572,7 @@
           <w:sz w:val="20"/>
           <w:szCs w:val="20"/>
         </w:rPr>
-        <w:t xml:space="preserve"> Kero &amp; Bogale, 2023</w:t>
+        <w:t xml:space="preserve"> Singh et al., 2022</w:t>
       </w:r>
     </w:p>
   </w:footnote>
@@ -18168,7 +15590,7 @@
           <w:sz w:val="20"/>
           <w:szCs w:val="20"/>
         </w:rPr>
-        <w:t xml:space="preserve"> Pangarkar &amp; Prabhudesai, 2024</w:t>
+        <w:t xml:space="preserve"> Mangla et al., 2021</w:t>
       </w:r>
     </w:p>
   </w:footnote>
@@ -18186,7 +15608,7 @@
           <w:sz w:val="20"/>
           <w:szCs w:val="20"/>
         </w:rPr>
-        <w:t xml:space="preserve"> Taneo et al., 2022</w:t>
+        <w:t xml:space="preserve"> Kero &amp; Bogale, 2023</w:t>
       </w:r>
     </w:p>
   </w:footnote>
@@ -18204,7 +15626,7 @@
           <w:sz w:val="20"/>
           <w:szCs w:val="20"/>
         </w:rPr>
-        <w:t xml:space="preserve"> Dukhaykh &amp; Alangri, 2026</w:t>
+        <w:t xml:space="preserve"> Pangarkar &amp; Prabhudesai, 2024</w:t>
       </w:r>
     </w:p>
   </w:footnote>
@@ -18222,7 +15644,7 @@
           <w:sz w:val="20"/>
           <w:szCs w:val="20"/>
         </w:rPr>
-        <w:t xml:space="preserve"> Kero &amp; Bogale, 2023</w:t>
+        <w:t xml:space="preserve"> Mammen et al., 2021</w:t>
       </w:r>
     </w:p>
   </w:footnote>
@@ -18240,7 +15662,7 @@
           <w:sz w:val="20"/>
           <w:szCs w:val="20"/>
         </w:rPr>
-        <w:t xml:space="preserve"> Miklian &amp; Hoelscher, 2022</w:t>
+        <w:t xml:space="preserve"> Naeem et al., 2023</w:t>
       </w:r>
     </w:p>
   </w:footnote>
@@ -18258,7 +15680,7 @@
           <w:sz w:val="20"/>
           <w:szCs w:val="20"/>
         </w:rPr>
-        <w:t xml:space="preserve"> Miklian &amp; Hoelscher, 2022</w:t>
+        <w:t xml:space="preserve"> Dukhaykh &amp; Alangri, 2026</w:t>
       </w:r>
     </w:p>
   </w:footnote>
@@ -18276,7 +15698,7 @@
           <w:sz w:val="20"/>
           <w:szCs w:val="20"/>
         </w:rPr>
-        <w:t xml:space="preserve"> Mammen et al., 2021</w:t>
+        <w:t xml:space="preserve"> Zain et al., 2023</w:t>
       </w:r>
     </w:p>
   </w:footnote>
@@ -18294,7 +15716,7 @@
           <w:sz w:val="20"/>
           <w:szCs w:val="20"/>
         </w:rPr>
-        <w:t xml:space="preserve"> Arte &amp; Larimo, 2022</w:t>
+        <w:t xml:space="preserve"> Mammen et al., 2021</w:t>
       </w:r>
     </w:p>
   </w:footnote>
@@ -18312,7 +15734,7 @@
           <w:sz w:val="20"/>
           <w:szCs w:val="20"/>
         </w:rPr>
-        <w:t xml:space="preserve"> Singh et al., 2022</w:t>
+        <w:t xml:space="preserve"> Azam et al., 2021</w:t>
       </w:r>
     </w:p>
   </w:footnote>
@@ -18348,7 +15770,7 @@
           <w:sz w:val="20"/>
           <w:szCs w:val="20"/>
         </w:rPr>
-        <w:t xml:space="preserve"> Mangla et al., 2021</w:t>
+        <w:t xml:space="preserve"> Schommer et al., 2019</w:t>
       </w:r>
     </w:p>
   </w:footnote>
@@ -18366,7 +15788,7 @@
           <w:sz w:val="20"/>
           <w:szCs w:val="20"/>
         </w:rPr>
-        <w:t xml:space="preserve"> Shah et al., 2023</w:t>
+        <w:t xml:space="preserve"> Arte &amp; Larimo, 2022</w:t>
       </w:r>
     </w:p>
   </w:footnote>
@@ -18384,7 +15806,7 @@
           <w:sz w:val="20"/>
           <w:szCs w:val="20"/>
         </w:rPr>
-        <w:t xml:space="preserve"> Singh et al., 2022</w:t>
+        <w:t xml:space="preserve"> Williams &amp; Aaron, 2018</w:t>
       </w:r>
     </w:p>
   </w:footnote>
@@ -18402,7 +15824,7 @@
           <w:sz w:val="20"/>
           <w:szCs w:val="20"/>
         </w:rPr>
-        <w:t xml:space="preserve"> Singh et al., 2022</w:t>
+        <w:t xml:space="preserve"> Shah et al., 2023</w:t>
       </w:r>
     </w:p>
   </w:footnote>
@@ -18420,7 +15842,7 @@
           <w:sz w:val="20"/>
           <w:szCs w:val="20"/>
         </w:rPr>
-        <w:t xml:space="preserve"> Mangla et al., 2021</w:t>
+        <w:t xml:space="preserve"> Gupta &amp; Jagtap, 2024</w:t>
       </w:r>
     </w:p>
   </w:footnote>
@@ -18438,7 +15860,7 @@
           <w:sz w:val="20"/>
           <w:szCs w:val="20"/>
         </w:rPr>
-        <w:t xml:space="preserve"> Kero &amp; Bogale, 2023</w:t>
+        <w:t xml:space="preserve"> Miklian &amp; Hoelscher, 2022</w:t>
       </w:r>
     </w:p>
   </w:footnote>
@@ -18456,7 +15878,7 @@
           <w:sz w:val="20"/>
           <w:szCs w:val="20"/>
         </w:rPr>
-        <w:t xml:space="preserve"> Pangarkar &amp; Prabhudesai, 2024</w:t>
+        <w:t xml:space="preserve"> Thomran et al., 2022</w:t>
       </w:r>
     </w:p>
   </w:footnote>
@@ -18474,7 +15896,7 @@
           <w:sz w:val="20"/>
           <w:szCs w:val="20"/>
         </w:rPr>
-        <w:t xml:space="preserve"> Mammen et al., 2021</w:t>
+        <w:t xml:space="preserve"> Sharabati et al., 2024</w:t>
       </w:r>
     </w:p>
   </w:footnote>
@@ -18492,7 +15914,7 @@
           <w:sz w:val="20"/>
           <w:szCs w:val="20"/>
         </w:rPr>
-        <w:t xml:space="preserve"> Naeem et al., 2023</w:t>
+        <w:t xml:space="preserve"> Singh et al., 2022</w:t>
       </w:r>
     </w:p>
   </w:footnote>
@@ -18510,7 +15932,7 @@
           <w:sz w:val="20"/>
           <w:szCs w:val="20"/>
         </w:rPr>
-        <w:t xml:space="preserve"> Dukhaykh &amp; Alangri, 2026</w:t>
+        <w:t xml:space="preserve"> Taneo et al., 2022</w:t>
       </w:r>
     </w:p>
   </w:footnote>
@@ -18528,7 +15950,7 @@
           <w:sz w:val="20"/>
           <w:szCs w:val="20"/>
         </w:rPr>
-        <w:t xml:space="preserve"> Naeem et al., 2023</w:t>
+        <w:t xml:space="preserve"> Dukhaykh &amp; Alangri, 2026</w:t>
       </w:r>
     </w:p>
   </w:footnote>
@@ -18546,7 +15968,7 @@
           <w:sz w:val="20"/>
           <w:szCs w:val="20"/>
         </w:rPr>
-        <w:t xml:space="preserve"> Naeem et al., 2023</w:t>
+        <w:t xml:space="preserve"> Shah et al., 2023</w:t>
       </w:r>
     </w:p>
   </w:footnote>
@@ -18564,7 +15986,7 @@
           <w:sz w:val="20"/>
           <w:szCs w:val="20"/>
         </w:rPr>
-        <w:t xml:space="preserve"> Arte &amp; Larimo, 2022</w:t>
+        <w:t xml:space="preserve"> Naeem et al., 2023</w:t>
       </w:r>
     </w:p>
   </w:footnote>
@@ -18582,7 +16004,7 @@
           <w:sz w:val="20"/>
           <w:szCs w:val="20"/>
         </w:rPr>
-        <w:t xml:space="preserve"> Zain et al., 2023</w:t>
+        <w:t xml:space="preserve"> Shah et al., 2023</w:t>
       </w:r>
     </w:p>
   </w:footnote>
@@ -18600,7 +16022,7 @@
           <w:sz w:val="20"/>
           <w:szCs w:val="20"/>
         </w:rPr>
-        <w:t xml:space="preserve"> Mammen et al., 2021</w:t>
+        <w:t xml:space="preserve"> Dukhaykh &amp; Alangri, 2026</w:t>
       </w:r>
     </w:p>
   </w:footnote>
@@ -18618,7 +16040,7 @@
           <w:sz w:val="20"/>
           <w:szCs w:val="20"/>
         </w:rPr>
-        <w:t xml:space="preserve"> Azam et al., 2021</w:t>
+        <w:t xml:space="preserve"> Gupta &amp; Jagtap, 2024</w:t>
       </w:r>
     </w:p>
   </w:footnote>
@@ -18636,7 +16058,7 @@
           <w:sz w:val="20"/>
           <w:szCs w:val="20"/>
         </w:rPr>
-        <w:t xml:space="preserve"> Mangla et al., 2021</w:t>
+        <w:t xml:space="preserve"> Kero &amp; Bogale, 2023</w:t>
       </w:r>
     </w:p>
   </w:footnote>
@@ -18654,353 +16076,11 @@
           <w:sz w:val="20"/>
           <w:szCs w:val="20"/>
         </w:rPr>
-        <w:t xml:space="preserve"> Schommer et al., 2019</w:t>
+        <w:t xml:space="preserve"> Pangarkar &amp; Prabhudesai, 2024</w:t>
       </w:r>
     </w:p>
   </w:footnote>
   <w:footnote w:id="80">
-    <w:p>
-      <w:r>
-        <w:rPr>
-          <w:rStyle w:val="FootnoteReference"/>
-        </w:rPr>
-        <w:footnoteRef/>
-      </w:r>
-      <w:r>
-        <w:rPr>
-          <w:rFonts w:ascii="Times New Roman" w:eastAsia="Times New Roman" w:hAnsi="Times New Roman" w:cs="Times New Roman"/>
-          <w:sz w:val="20"/>
-          <w:szCs w:val="20"/>
-        </w:rPr>
-        <w:t xml:space="preserve"> Arte &amp; Larimo, 2022</w:t>
-      </w:r>
-    </w:p>
-  </w:footnote>
-  <w:footnote w:id="81">
-    <w:p>
-      <w:r>
-        <w:rPr>
-          <w:rStyle w:val="FootnoteReference"/>
-        </w:rPr>
-        <w:footnoteRef/>
-      </w:r>
-      <w:r>
-        <w:rPr>
-          <w:rFonts w:ascii="Times New Roman" w:eastAsia="Times New Roman" w:hAnsi="Times New Roman" w:cs="Times New Roman"/>
-          <w:sz w:val="20"/>
-          <w:szCs w:val="20"/>
-        </w:rPr>
-        <w:t xml:space="preserve"> Williams &amp; Aaron, 2018</w:t>
-      </w:r>
-    </w:p>
-  </w:footnote>
-  <w:footnote w:id="82">
-    <w:p>
-      <w:r>
-        <w:rPr>
-          <w:rStyle w:val="FootnoteReference"/>
-        </w:rPr>
-        <w:footnoteRef/>
-      </w:r>
-      <w:r>
-        <w:rPr>
-          <w:rFonts w:ascii="Times New Roman" w:eastAsia="Times New Roman" w:hAnsi="Times New Roman" w:cs="Times New Roman"/>
-          <w:sz w:val="20"/>
-          <w:szCs w:val="20"/>
-        </w:rPr>
-        <w:t xml:space="preserve"> Shah et al., 2023</w:t>
-      </w:r>
-    </w:p>
-  </w:footnote>
-  <w:footnote w:id="83">
-    <w:p>
-      <w:r>
-        <w:rPr>
-          <w:rStyle w:val="FootnoteReference"/>
-        </w:rPr>
-        <w:footnoteRef/>
-      </w:r>
-      <w:r>
-        <w:rPr>
-          <w:rFonts w:ascii="Times New Roman" w:eastAsia="Times New Roman" w:hAnsi="Times New Roman" w:cs="Times New Roman"/>
-          <w:sz w:val="20"/>
-          <w:szCs w:val="20"/>
-        </w:rPr>
-        <w:t xml:space="preserve"> Gupta &amp; Jagtap, 2024</w:t>
-      </w:r>
-    </w:p>
-  </w:footnote>
-  <w:footnote w:id="84">
-    <w:p>
-      <w:r>
-        <w:rPr>
-          <w:rStyle w:val="FootnoteReference"/>
-        </w:rPr>
-        <w:footnoteRef/>
-      </w:r>
-      <w:r>
-        <w:rPr>
-          <w:rFonts w:ascii="Times New Roman" w:eastAsia="Times New Roman" w:hAnsi="Times New Roman" w:cs="Times New Roman"/>
-          <w:sz w:val="20"/>
-          <w:szCs w:val="20"/>
-        </w:rPr>
-        <w:t xml:space="preserve"> Miklian &amp; Hoelscher, 2022</w:t>
-      </w:r>
-    </w:p>
-  </w:footnote>
-  <w:footnote w:id="85">
-    <w:p>
-      <w:r>
-        <w:rPr>
-          <w:rStyle w:val="FootnoteReference"/>
-        </w:rPr>
-        <w:footnoteRef/>
-      </w:r>
-      <w:r>
-        <w:rPr>
-          <w:rFonts w:ascii="Times New Roman" w:eastAsia="Times New Roman" w:hAnsi="Times New Roman" w:cs="Times New Roman"/>
-          <w:sz w:val="20"/>
-          <w:szCs w:val="20"/>
-        </w:rPr>
-        <w:t xml:space="preserve"> Thomran et al., 2022</w:t>
-      </w:r>
-    </w:p>
-  </w:footnote>
-  <w:footnote w:id="86">
-    <w:p>
-      <w:r>
-        <w:rPr>
-          <w:rStyle w:val="FootnoteReference"/>
-        </w:rPr>
-        <w:footnoteRef/>
-      </w:r>
-      <w:r>
-        <w:rPr>
-          <w:rFonts w:ascii="Times New Roman" w:eastAsia="Times New Roman" w:hAnsi="Times New Roman" w:cs="Times New Roman"/>
-          <w:sz w:val="20"/>
-          <w:szCs w:val="20"/>
-        </w:rPr>
-        <w:t xml:space="preserve"> Sharabati et al., 2024</w:t>
-      </w:r>
-    </w:p>
-  </w:footnote>
-  <w:footnote w:id="87">
-    <w:p>
-      <w:r>
-        <w:rPr>
-          <w:rStyle w:val="FootnoteReference"/>
-        </w:rPr>
-        <w:footnoteRef/>
-      </w:r>
-      <w:r>
-        <w:rPr>
-          <w:rFonts w:ascii="Times New Roman" w:eastAsia="Times New Roman" w:hAnsi="Times New Roman" w:cs="Times New Roman"/>
-          <w:sz w:val="20"/>
-          <w:szCs w:val="20"/>
-        </w:rPr>
-        <w:t xml:space="preserve"> Singh et al., 2022</w:t>
-      </w:r>
-    </w:p>
-  </w:footnote>
-  <w:footnote w:id="88">
-    <w:p>
-      <w:r>
-        <w:rPr>
-          <w:rStyle w:val="FootnoteReference"/>
-        </w:rPr>
-        <w:footnoteRef/>
-      </w:r>
-      <w:r>
-        <w:rPr>
-          <w:rFonts w:ascii="Times New Roman" w:eastAsia="Times New Roman" w:hAnsi="Times New Roman" w:cs="Times New Roman"/>
-          <w:sz w:val="20"/>
-          <w:szCs w:val="20"/>
-        </w:rPr>
-        <w:t xml:space="preserve"> Taneo et al., 2022</w:t>
-      </w:r>
-    </w:p>
-  </w:footnote>
-  <w:footnote w:id="89">
-    <w:p>
-      <w:r>
-        <w:rPr>
-          <w:rStyle w:val="FootnoteReference"/>
-        </w:rPr>
-        <w:footnoteRef/>
-      </w:r>
-      <w:r>
-        <w:rPr>
-          <w:rFonts w:ascii="Times New Roman" w:eastAsia="Times New Roman" w:hAnsi="Times New Roman" w:cs="Times New Roman"/>
-          <w:sz w:val="20"/>
-          <w:szCs w:val="20"/>
-        </w:rPr>
-        <w:t xml:space="preserve"> Dukhaykh &amp; Alangri, 2026</w:t>
-      </w:r>
-    </w:p>
-  </w:footnote>
-  <w:footnote w:id="90">
-    <w:p>
-      <w:r>
-        <w:rPr>
-          <w:rStyle w:val="FootnoteReference"/>
-        </w:rPr>
-        <w:footnoteRef/>
-      </w:r>
-      <w:r>
-        <w:rPr>
-          <w:rFonts w:ascii="Times New Roman" w:eastAsia="Times New Roman" w:hAnsi="Times New Roman" w:cs="Times New Roman"/>
-          <w:sz w:val="20"/>
-          <w:szCs w:val="20"/>
-        </w:rPr>
-        <w:t xml:space="preserve"> Shah et al., 2023</w:t>
-      </w:r>
-    </w:p>
-  </w:footnote>
-  <w:footnote w:id="91">
-    <w:p>
-      <w:r>
-        <w:rPr>
-          <w:rStyle w:val="FootnoteReference"/>
-        </w:rPr>
-        <w:footnoteRef/>
-      </w:r>
-      <w:r>
-        <w:rPr>
-          <w:rFonts w:ascii="Times New Roman" w:eastAsia="Times New Roman" w:hAnsi="Times New Roman" w:cs="Times New Roman"/>
-          <w:sz w:val="20"/>
-          <w:szCs w:val="20"/>
-        </w:rPr>
-        <w:t xml:space="preserve"> Naeem et al., 2023</w:t>
-      </w:r>
-    </w:p>
-  </w:footnote>
-  <w:footnote w:id="92">
-    <w:p>
-      <w:r>
-        <w:rPr>
-          <w:rStyle w:val="FootnoteReference"/>
-        </w:rPr>
-        <w:footnoteRef/>
-      </w:r>
-      <w:r>
-        <w:rPr>
-          <w:rFonts w:ascii="Times New Roman" w:eastAsia="Times New Roman" w:hAnsi="Times New Roman" w:cs="Times New Roman"/>
-          <w:sz w:val="20"/>
-          <w:szCs w:val="20"/>
-        </w:rPr>
-        <w:t xml:space="preserve"> Shah et al., 2023</w:t>
-      </w:r>
-    </w:p>
-  </w:footnote>
-  <w:footnote w:id="93">
-    <w:p>
-      <w:r>
-        <w:rPr>
-          <w:rStyle w:val="FootnoteReference"/>
-        </w:rPr>
-        <w:footnoteRef/>
-      </w:r>
-      <w:r>
-        <w:rPr>
-          <w:rFonts w:ascii="Times New Roman" w:eastAsia="Times New Roman" w:hAnsi="Times New Roman" w:cs="Times New Roman"/>
-          <w:sz w:val="20"/>
-          <w:szCs w:val="20"/>
-        </w:rPr>
-        <w:t xml:space="preserve"> Dukhaykh &amp; Alangri, 2026</w:t>
-      </w:r>
-    </w:p>
-  </w:footnote>
-  <w:footnote w:id="94">
-    <w:p>
-      <w:r>
-        <w:rPr>
-          <w:rStyle w:val="FootnoteReference"/>
-        </w:rPr>
-        <w:footnoteRef/>
-      </w:r>
-      <w:r>
-        <w:rPr>
-          <w:rFonts w:ascii="Times New Roman" w:eastAsia="Times New Roman" w:hAnsi="Times New Roman" w:cs="Times New Roman"/>
-          <w:sz w:val="20"/>
-          <w:szCs w:val="20"/>
-        </w:rPr>
-        <w:t xml:space="preserve"> Gupta &amp; Jagtap, 2024</w:t>
-      </w:r>
-    </w:p>
-  </w:footnote>
-  <w:footnote w:id="95">
-    <w:p>
-      <w:r>
-        <w:rPr>
-          <w:rStyle w:val="FootnoteReference"/>
-        </w:rPr>
-        <w:footnoteRef/>
-      </w:r>
-      <w:r>
-        <w:rPr>
-          <w:rFonts w:ascii="Times New Roman" w:eastAsia="Times New Roman" w:hAnsi="Times New Roman" w:cs="Times New Roman"/>
-          <w:sz w:val="20"/>
-          <w:szCs w:val="20"/>
-        </w:rPr>
-        <w:t xml:space="preserve"> Shah et al., 2023</w:t>
-      </w:r>
-    </w:p>
-  </w:footnote>
-  <w:footnote w:id="96">
-    <w:p>
-      <w:r>
-        <w:rPr>
-          <w:rStyle w:val="FootnoteReference"/>
-        </w:rPr>
-        <w:footnoteRef/>
-      </w:r>
-      <w:r>
-        <w:rPr>
-          <w:rFonts w:ascii="Times New Roman" w:eastAsia="Times New Roman" w:hAnsi="Times New Roman" w:cs="Times New Roman"/>
-          <w:sz w:val="20"/>
-          <w:szCs w:val="20"/>
-        </w:rPr>
-        <w:t xml:space="preserve"> Kero &amp; Bogale, 2023</w:t>
-      </w:r>
-    </w:p>
-  </w:footnote>
-  <w:footnote w:id="97">
-    <w:p>
-      <w:r>
-        <w:rPr>
-          <w:rStyle w:val="FootnoteReference"/>
-        </w:rPr>
-        <w:footnoteRef/>
-      </w:r>
-      <w:r>
-        <w:rPr>
-          <w:rFonts w:ascii="Times New Roman" w:eastAsia="Times New Roman" w:hAnsi="Times New Roman" w:cs="Times New Roman"/>
-          <w:sz w:val="20"/>
-          <w:szCs w:val="20"/>
-        </w:rPr>
-        <w:t xml:space="preserve"> Pangarkar &amp; Prabhudesai, 2024</w:t>
-      </w:r>
-    </w:p>
-  </w:footnote>
-  <w:footnote w:id="98">
-    <w:p>
-      <w:r>
-        <w:rPr>
-          <w:rStyle w:val="FootnoteReference"/>
-        </w:rPr>
-        <w:footnoteRef/>
-      </w:r>
-      <w:r>
-        <w:rPr>
-          <w:rFonts w:ascii="Times New Roman" w:eastAsia="Times New Roman" w:hAnsi="Times New Roman" w:cs="Times New Roman"/>
-          <w:sz w:val="20"/>
-          <w:szCs w:val="20"/>
-        </w:rPr>
-        <w:t xml:space="preserve"> Shah et al., 2023</w:t>
-      </w:r>
-    </w:p>
-  </w:footnote>
-  <w:footnote w:id="99">
     <w:p>
       <w:r>
         <w:rPr>

--- a/chapter2_revised.docx
+++ b/chapter2_revised.docx
@@ -2406,7 +2406,19 @@
         <w:rPr>
           <w:rtl/>
         </w:rPr>
-        <w:t xml:space="preserve">با روش دلفی و تحلیل سلسله‌مراتبی، هجده مانع رشد صنعت فرآوری مواد غذایی هند را شناسایی و اولویت‌بندی کردند. با این حال، چالش‌ها در عمل جدا از هم عمل نمی‌کنند و یک مانع می‌تواند موانع دیگری را در سطوح دیگر زنجیره پدید آورد</w:t>
+        <w:t xml:space="preserve">با روش دلفی و تحلیل سلسله‌مراتبی، </w:t>
+      </w:r>
+      <w:r>
+        <w:rPr>
+          <w:rtl/>
+        </w:rPr>
+        <w:t xml:space="preserve">هجده مانع رشد صنعت فرآوری مواد غذایی هند را در سه سطح مزرعه، توزیع و مصرف‌کننده شناسایی و اولویت‌بندی کردند</w:t>
+      </w:r>
+      <w:r>
+        <w:rPr>
+          <w:rtl/>
+        </w:rPr>
+        <w:t xml:space="preserve">. با این حال، چالش‌ها در عمل جدا از هم عمل نمی‌کنند و یک مانع می‌تواند موانع دیگری را در سطوح دیگر زنجیره پدید آورد</w:t>
       </w:r>
       <w:r>
         <w:rPr>
@@ -3486,7 +3498,7 @@
         <w:rPr>
           <w:rtl/>
         </w:rPr>
-        <w:t xml:space="preserve">صفری و اسماعیل‌نژاد (۱۴۰۳) در بررسی موانع فروش محصولات سبز، از شکاف میان نگرش مثبت مصرف‌کننده و رفتار خرید واقعی او آغاز کرده‌اند؛ می‌توان استدلال کرد که این شکاف در بخشی از موارد بازتاب نبود تمایز کافی میان محصول و گزینه‌های رقیب است</w:t>
+        <w:t xml:space="preserve">صفری و اسماعیل‌نژاد (۱۴۰۳) در بررسی موانع فروش محصولات سبز، که انگیزه آن شکاف میان نگرش مثبت مصرف‌کننده و رفتار خرید واقعی او بود، از میان هفده مانع نخستین هشت مانع را به عنوان موانع نهایی اولویت‌بندی کردند و بی‌اعتمادی مشتریان به ادعاهای سبز را در رتبه نخست و ضعف برندسازی را در رتبه دوم یافتند؛ می‌توان استدلال کرد که این نتیجه، هرچند درباره محصولات سبز است، جایگاه برندسازی و اعتمادسازی را در فروش محصولات غذایی نیز برجسته می‌کند</w:t>
       </w:r>
       <w:r>
         <w:rPr>
@@ -4370,19 +4382,37 @@
         <w:rPr>
           <w:rtl/>
         </w:rPr>
-        <w:t xml:space="preserve">در پیمایشی از مدیران ۱۹۰ شرکت فعال در حوزه بازاریابی در اردن نشان دادند که بازاریابی دیجیتال، با نقش میانجی تحول دیجیتال، عملکرد بنگاه‌های کوچک و متوسط را بهبود می‌بخشد و به نتایج اقتصادی بهتر و گسترش حضور بنگاه در بازار می‌انجامد</w:t>
-      </w:r>
-      <w:r>
-        <w:rPr>
-          <w:rtl/>
-        </w:rPr>
-        <w:t xml:space="preserve">. بنگاه تک‌محصولی که به دلیل محدودیت منابع، سرمایه‌گذاری کمتری در زیرساخت فروش آنلاین و بازاریابی دیجیتال انجام داده باشد، از این مسیر رشد جایگزین نیز محروم می‌ماند؛ محرومیتی که محدودیت ساختاری ناشی از تمرکز محصولی را تشدید می‌کند. ضعف در مدیریت ارتباط با مشتری نیز با این کاستی دیجیتال پیوند دارد: در صنعتی که تکرار خرید اهمیت بالایی دارد، ثبت و پیگیری نظام‌مند بازخورد مشتریان ابزاری است که بنگاه را از واکنش صرف به مشکلات، به پیش‌بینی و پیشگیری از آن‌ها می‌رساند. تانئو و همکاران (۲۰۲۲)</w:t>
+        <w:t xml:space="preserve">در پیمایشی از مدیران ۱۹۰ شرکت فعال در حوزه بازاریابی در اردن نشان دادند که بازاریابی دیجیتال، با نقش میانجی تحول دیجیتال، عملکرد بنگاه‌های کوچک و متوسط را بهبود می‌بخشد و به نتایج اقتصادی بهتر </w:t>
+      </w:r>
+      <w:r>
+        <w:rPr>
+          <w:rtl/>
+        </w:rPr>
+        <w:t xml:space="preserve">و گسترش حضور بنگاه در بازار می‌انجامد. لاندجوهو و کریستوفر (۲۰۲۶)</w:t>
       </w:r>
       <w:r>
         <w:rPr>
           <w:rStyle w:val="FootnoteReference"/>
         </w:rPr>
         <w:footnoteReference w:id="20"/>
+      </w:r>
+      <w:r>
+        <w:rPr>
+          <w:rtl/>
+        </w:rPr>
+        <w:t xml:space="preserve"> نیز در مرور نظام‌مند ۵۲ پژوهش تجربی (مطابق راهنمای PRISMA) میان پذیرش بازاریابی دیجیتال و شاخص‌های رشد بنگاه‌های کوچک و متوسط، از جمله عملکرد فروش، گسترش بازار، حفظ مشتری و آگاهی از برند، رابطه مثبت گزارش کردند و شایستگی مدیریتی را از عوامل تعدیل‌گر این رابطه دانستند.</w:t>
+      </w:r>
+      <w:r>
+        <w:rPr>
+          <w:rtl/>
+        </w:rPr>
+        <w:t xml:space="preserve"> بنگاه تک‌محصولی که به دلیل محدودیت منابع، سرمایه‌گذاری کمتری در زیرساخت فروش آنلاین و بازاریابی دیجیتال انجام داده باشد، از این مسیر رشد جایگزین نیز محروم می‌ماند؛ محرومیتی که محدودیت ساختاری ناشی از تمرکز محصولی را تشدید می‌کند. ضعف در مدیریت ارتباط با مشتری نیز با این کاستی دیجیتال پیوند دارد: در صنعتی که تکرار خرید اهمیت بالایی دارد، ثبت و پیگیری نظام‌مند بازخورد مشتریان ابزاری است که بنگاه را از واکنش صرف به مشکلات، به پیش‌بینی و پیشگیری از آن‌ها می‌رساند. تانئو و همکاران (۲۰۲۲)</w:t>
+      </w:r>
+      <w:r>
+        <w:rPr>
+          <w:rStyle w:val="FootnoteReference"/>
+        </w:rPr>
+        <w:footnoteReference w:id="21"/>
       </w:r>
       <w:r>
         <w:rPr>
@@ -4418,7 +4448,7 @@
         <w:rPr>
           <w:rStyle w:val="FootnoteReference"/>
         </w:rPr>
-        <w:footnoteReference w:id="21"/>
+        <w:footnoteReference w:id="22"/>
       </w:r>
       <w:r>
         <w:rPr>
@@ -4466,19 +4496,19 @@
         <w:rPr>
           <w:rStyle w:val="FootnoteReference"/>
         </w:rPr>
-        <w:footnoteReference w:id="22"/>
-      </w:r>
-      <w:r>
-        <w:rPr>
-          <w:rtl/>
-        </w:rPr>
-        <w:t xml:space="preserve"> </w:t>
-      </w:r>
-      <w:r>
-        <w:rPr>
-          <w:rtl/>
-        </w:rPr>
-        <w:t xml:space="preserve">راهبرد تخصص‌گرایی را یکی از رویکردهای راهبردی بنگاه‌های کوچک برای مواجهه با محدودیت منابع می‌دانند؛ رویکردی که منابع محدود را بر یک حوزه باریک متمرکز می‌کند، نه راه‌حلی که این محدودیت را به‌طور کامل برطرف کند</w:t>
+        <w:footnoteReference w:id="23"/>
+      </w:r>
+      <w:r>
+        <w:rPr>
+          <w:rtl/>
+        </w:rPr>
+        <w:t xml:space="preserve"> </w:t>
+      </w:r>
+      <w:r>
+        <w:rPr>
+          <w:rtl/>
+        </w:rPr>
+        <w:t xml:space="preserve">تخصص‌گرایی را به عنوان رویکردی راهبردی برای کسب‌وکارهای کوچک بررسی کرده‌اند؛ رویکردی که دامنه محصولات و بازارهای بنگاه را محدود می‌کند و می‌توان آن را پاسخی احتمالی به محدودیت منابع دانست، نه راه‌حلی که این محدودیت را به‌طور کامل برطرف کند</w:t>
       </w:r>
       <w:r>
         <w:rPr>
@@ -4827,7 +4857,7 @@
         <w:rPr>
           <w:rStyle w:val="FootnoteReference"/>
         </w:rPr>
-        <w:footnoteReference w:id="23"/>
+        <w:footnoteReference w:id="24"/>
       </w:r>
       <w:r>
         <w:rPr>
@@ -4852,13 +4882,13 @@
         <w:rPr>
           <w:rtl/>
         </w:rPr>
-        <w:t xml:space="preserve">آسیابانی و همکاران (۱۴۰۴) پایداری ترجیحات مصرف‌کنندگان ایرانی را، در مورد برنج، بررسی کرده‌اند؛ پرسشی که برای بنگاه‌های داخلی اهمیت راهبردی دارد، زیرا ترجیح مصرف‌کننده می‌تواند با تغییر کیفیت یا قیمت نسبی جابه‌جا شود. برای بنگاه تک‌محصولی، این جابه‌جایی به‌خصوص</w:t>
-      </w:r>
-      <w:r>
-        <w:rPr>
-          <w:rtl/>
-        </w:rPr>
-        <w:t xml:space="preserve"> خطرناک است چون تغییر سلیقه جمعی، بدون جایگزین درآمدی دیگری در سبد، می‌تواند کل درآمد را ناگهان تهدید کند.</w:t>
+        <w:t xml:space="preserve">آسیابانی و همکاران (۱۴۰۴) پایداری ترجیحات مصرف‌کنندگان ایرانی را، در مورد برنج و با رویکرد ترجیح آشکارشده، ارزیابی کرده و ثبات ساختاری ترجیحات و تداوم وفاداری به برنج ایرانی را گزارش کرده‌اند؛ یافته‌ای که نشان می‌دهد ناپایداری ترجیحات را نمی‌توان به همه بازارهای غذایی تعمیم داد و باید آن را برای هر محصول جداگانه سنجید. با این حال، ترجیح مصرف‌کننده می‌تواند با تغییر کیفیت یا قیمت نسبی جابه‌جا شود، و برای بنگاه تک‌محصولی این جابه‌جایی به‌خصوص خطرناک است، چون تغییر سلیقه جمعی، بدون جایگزین درآمدی دیگری در سبد، می‌تواند کل درآمد را ناگهان تهدید کند</w:t>
+      </w:r>
+      <w:r>
+        <w:rPr>
+          <w:rtl/>
+        </w:rPr>
+        <w:t xml:space="preserve">.</w:t>
       </w:r>
     </w:p>
     <w:p>
@@ -4900,7 +4930,7 @@
         <w:rPr>
           <w:rStyle w:val="FootnoteReference"/>
         </w:rPr>
-        <w:footnoteReference w:id="24"/>
+        <w:footnoteReference w:id="25"/>
       </w:r>
       <w:r>
         <w:rPr>
@@ -4942,7 +4972,7 @@
         <w:rPr>
           <w:rStyle w:val="FootnoteReference"/>
         </w:rPr>
-        <w:footnoteReference w:id="25"/>
+        <w:footnoteReference w:id="26"/>
       </w:r>
       <w:r>
         <w:rPr>
@@ -4978,7 +5008,7 @@
         <w:rPr>
           <w:rStyle w:val="FootnoteReference"/>
         </w:rPr>
-        <w:footnoteReference w:id="26"/>
+        <w:footnoteReference w:id="27"/>
       </w:r>
       <w:r>
         <w:rPr>
@@ -5171,7 +5201,7 @@
         <w:rPr>
           <w:rStyle w:val="FootnoteReference"/>
         </w:rPr>
-        <w:footnoteReference w:id="27"/>
+        <w:footnoteReference w:id="28"/>
       </w:r>
       <w:r>
         <w:rPr>
@@ -5255,7 +5285,7 @@
         <w:rPr>
           <w:rStyle w:val="FootnoteReference"/>
         </w:rPr>
-        <w:footnoteReference w:id="28"/>
+        <w:footnoteReference w:id="29"/>
       </w:r>
       <w:r>
         <w:rPr>
@@ -5315,7 +5345,7 @@
         <w:rPr>
           <w:rStyle w:val="FootnoteReference"/>
         </w:rPr>
-        <w:footnoteReference w:id="29"/>
+        <w:footnoteReference w:id="30"/>
       </w:r>
       <w:r>
         <w:rPr>
@@ -5363,7 +5393,7 @@
         <w:rPr>
           <w:rStyle w:val="FootnoteReference"/>
         </w:rPr>
-        <w:footnoteReference w:id="30"/>
+        <w:footnoteReference w:id="31"/>
       </w:r>
       <w:r>
         <w:rPr>
@@ -5686,7 +5716,7 @@
         <w:rPr>
           <w:rStyle w:val="FootnoteReference"/>
         </w:rPr>
-        <w:footnoteReference w:id="31"/>
+        <w:footnoteReference w:id="32"/>
       </w:r>
       <w:r>
         <w:rPr>
@@ -5722,7 +5752,7 @@
         <w:rPr>
           <w:rStyle w:val="FootnoteReference"/>
         </w:rPr>
-        <w:footnoteReference w:id="32"/>
+        <w:footnoteReference w:id="33"/>
       </w:r>
       <w:r>
         <w:rPr>
@@ -5764,7 +5794,7 @@
         <w:rPr>
           <w:rStyle w:val="FootnoteReference"/>
         </w:rPr>
-        <w:footnoteReference w:id="33"/>
+        <w:footnoteReference w:id="34"/>
       </w:r>
       <w:r>
         <w:rPr>
@@ -5794,7 +5824,7 @@
         <w:rPr>
           <w:rStyle w:val="FootnoteReference"/>
         </w:rPr>
-        <w:footnoteReference w:id="34"/>
+        <w:footnoteReference w:id="35"/>
       </w:r>
       <w:r>
         <w:rPr>
@@ -6318,7 +6348,7 @@
         <w:rPr>
           <w:rStyle w:val="FootnoteReference"/>
         </w:rPr>
-        <w:footnoteReference w:id="35"/>
+        <w:footnoteReference w:id="36"/>
       </w:r>
       <w:r>
         <w:rPr>
@@ -6360,7 +6390,7 @@
         <w:rPr>
           <w:rStyle w:val="FootnoteReference"/>
         </w:rPr>
-        <w:footnoteReference w:id="36"/>
+        <w:footnoteReference w:id="37"/>
       </w:r>
       <w:r>
         <w:rPr>
@@ -6390,7 +6420,7 @@
         <w:rPr>
           <w:rStyle w:val="FootnoteReference"/>
         </w:rPr>
-        <w:footnoteReference w:id="37"/>
+        <w:footnoteReference w:id="38"/>
       </w:r>
       <w:r>
         <w:rPr>
@@ -6444,7 +6474,7 @@
         <w:rPr>
           <w:rStyle w:val="FootnoteReference"/>
         </w:rPr>
-        <w:footnoteReference w:id="38"/>
+        <w:footnoteReference w:id="39"/>
       </w:r>
       <w:r>
         <w:rPr>
@@ -6534,7 +6564,7 @@
         <w:rPr>
           <w:rStyle w:val="FootnoteReference"/>
         </w:rPr>
-        <w:footnoteReference w:id="39"/>
+        <w:footnoteReference w:id="40"/>
       </w:r>
       <w:r>
         <w:rPr>
@@ -7070,7 +7100,7 @@
         <w:rPr>
           <w:rStyle w:val="FootnoteReference"/>
         </w:rPr>
-        <w:footnoteReference w:id="40"/>
+        <w:footnoteReference w:id="41"/>
       </w:r>
       <w:r>
         <w:rPr>
@@ -7489,7 +7519,7 @@
         <w:rPr>
           <w:rStyle w:val="FootnoteReference"/>
         </w:rPr>
-        <w:footnoteReference w:id="41"/>
+        <w:footnoteReference w:id="42"/>
       </w:r>
       <w:r>
         <w:rPr>
@@ -7963,7 +7993,7 @@
         <w:rPr>
           <w:rStyle w:val="FootnoteReference"/>
         </w:rPr>
-        <w:footnoteReference w:id="42"/>
+        <w:footnoteReference w:id="43"/>
       </w:r>
       <w:r>
         <w:rPr>
@@ -8752,7 +8782,7 @@
         <w:rPr>
           <w:rStyle w:val="FootnoteReference"/>
         </w:rPr>
-        <w:footnoteReference w:id="43"/>
+        <w:footnoteReference w:id="44"/>
       </w:r>
       <w:r>
         <w:rPr>
@@ -8874,7 +8904,19 @@
         <w:rPr>
           <w:rtl/>
         </w:rPr>
-        <w:t>حسینی‌نیا (۱۴۰۳) در تبیین مدل تاب‌آوری کسب‌وکارهای کوچک و متوسط ایرانی دریافتند که عوامل راهبردی، منابع اقتصادی، منابع انسانی و توان تحقیق و توسعه، مهم‌ترین محرک‌های تاب‌آوری این بنگاه‌ها در برابر نوسانات محیطی هستند؛ یافته‌ای که ضرورت توجه هم‌زمان به منابع درونی و فشارهای بیرونی را در تحلیل آسیب‌پذیری بنگاه تک‌محصولی تأیید می‌کند.</w:t>
+        <w:t xml:space="preserve">حسینی‌نیا (۱۴۰۳) در تبیین مدل تاب‌آوری کسب‌وکارهای کوچک و متوسط ایرانی دریافتند که عوامل راهبردی، منابع اقتصادی، </w:t>
+      </w:r>
+      <w:r>
+        <w:rPr>
+          <w:rtl/>
+        </w:rPr>
+        <w:t xml:space="preserve">منابع انسانی، ویژگی‌های مدیریتی و توان تحقیق و توسعه، مهم‌ترین عوامل مؤثر بر تاب‌آوری این بنگاه‌ها هستند و عواملی بیرونی مانند تحریم و ثبات سیاسی در گروه عوامل علّی جای می‌گیرند</w:t>
+      </w:r>
+      <w:r>
+        <w:rPr>
+          <w:rtl/>
+        </w:rPr>
+        <w:t xml:space="preserve">؛ یافته‌ای که ضرورت توجه هم‌زمان به منابع درونی و فشارهای بیرونی را در تحلیل آسیب‌پذیری بنگاه تک‌محصولی تأیید می‌کند.</w:t>
       </w:r>
     </w:p>
     <w:p>
@@ -8892,7 +8934,7 @@
         <w:rPr>
           <w:rStyle w:val="FootnoteReference"/>
         </w:rPr>
-        <w:footnoteReference w:id="44"/>
+        <w:footnoteReference w:id="45"/>
       </w:r>
       <w:r>
         <w:rPr>
@@ -9396,7 +9438,7 @@
         <w:rPr>
           <w:rStyle w:val="FootnoteReference"/>
         </w:rPr>
-        <w:footnoteReference w:id="45"/>
+        <w:footnoteReference w:id="46"/>
       </w:r>
       <w:r>
         <w:rPr>
@@ -9414,7 +9456,7 @@
         <w:rPr>
           <w:rStyle w:val="FootnoteReference"/>
         </w:rPr>
-        <w:footnoteReference w:id="46"/>
+        <w:footnoteReference w:id="47"/>
       </w:r>
       <w:r>
         <w:rPr>
@@ -9586,7 +9628,7 @@
         <w:rPr>
           <w:rStyle w:val="FootnoteReference"/>
         </w:rPr>
-        <w:footnoteReference w:id="47"/>
+        <w:footnoteReference w:id="48"/>
       </w:r>
       <w:r>
         <w:rPr>
@@ -9622,7 +9664,7 @@
         <w:rPr>
           <w:rStyle w:val="FootnoteReference"/>
         </w:rPr>
-        <w:footnoteReference w:id="48"/>
+        <w:footnoteReference w:id="49"/>
       </w:r>
       <w:r>
         <w:rPr>
@@ -9682,7 +9724,7 @@
         <w:rPr>
           <w:rStyle w:val="FootnoteReference"/>
         </w:rPr>
-        <w:footnoteReference w:id="49"/>
+        <w:footnoteReference w:id="50"/>
       </w:r>
       <w:r>
         <w:rPr>
@@ -9742,13 +9784,25 @@
         <w:rPr>
           <w:rtl/>
         </w:rPr>
-        <w:t xml:space="preserve">این صنعت، برخلاف بسیاری از صنایع بزرگ‌مقیاس، عمدتاً از بنگاه‌های کوچک و متوسط تشکیل شده و سهم قابل‌توجهی از اشتغال بخش صنعت کشور را در بر می‌گیرد (پیوست ث). قلی‌پور و همکاران (۱۴۰۳) نیز در بررسی تجارت محصولات غذایی ایران، فرصت‌ها و چالش‌های این صنعت را در بازار عمان بررسی کرده‌اند</w:t>
-      </w:r>
-      <w:r>
-        <w:rPr>
-          <w:rtl/>
-        </w:rPr>
-        <w:t xml:space="preserve">. این ترکیب ساختاری به این معناست که یافته‌های نظری مربوط به آسیب‌پذیری بنگاه تک‌محصولی، نه یک بحث انتزاعی، بلکه توصیف مستقیم وضعیت شمار بزرگی از بنگاه‌های فعال در این صنعت است.</w:t>
+        <w:t xml:space="preserve">این صنعت، برخلاف بسیاری از صنایع بزرگ‌مقیاس، عمدتاً از بنگاه‌های کوچک و متوسط تشکیل شده و سهم قابل‌توجهی از اشتغال بخش صنعت کشور را در بر می‌گیرد (پیوست ث). </w:t>
+      </w:r>
+      <w:r>
+        <w:rPr>
+          <w:rtl/>
+        </w:rPr>
+        <w:t xml:space="preserve">این ترکیب</w:t>
+      </w:r>
+      <w:r>
+        <w:rPr>
+          <w:rtl/>
+        </w:rPr>
+        <w:t xml:space="preserve"> ساختاری به این معناست که یافته‌های نظری مربوط به آسیب‌پذیری بنگاه تک‌محصولی، نه یک بحث انتزاعی، بلکه توصیف مستقیم </w:t>
+      </w:r>
+      <w:r>
+        <w:rPr>
+          <w:rtl/>
+        </w:rPr>
+        <w:t xml:space="preserve">وضعیت شمار بزرگی از بنگاه‌های فعال در این صنعت است. از منظر جایگاه در تجارت جهانی نیز، قلی‌پور و همکاران (۱۴۰۳) در بررسی فرصت‌ها و چالش‌های تجارت محصولات غذایی ایران به بازار عمان نشان داده‌اند که ایران در ابتدای زنجیره ارزش این صنعت قرار دارد، فاقد تمایز محصول، صرفه‌های مقیاس و مزیت رقابتی کافی است و میان تجارت واقعی و ظرفیت بالقوه آن شکاف زیادی وجود دارد.</w:t>
       </w:r>
     </w:p>
     <w:p>
@@ -9766,13 +9820,25 @@
         <w:rPr>
           <w:rStyle w:val="FootnoteReference"/>
         </w:rPr>
-        <w:footnoteReference w:id="50"/>
-      </w:r>
-      <w:r>
-        <w:rPr>
-          <w:rtl/>
-        </w:rPr>
-        <w:t xml:space="preserve"> وابستگی تولید به شرایط آب‌وهوایی را یکی از موانع اصلی صنعت فرآوری مواد غذایی برشمردند. بسیاری از محصولات غذایی، به دلیل پیوند با الگوهای فرهنگی، مناسبتی یا فصلی مصرف، در برخی بازه‌های سال با جهش تقاضا و در بازه‌های دیگر با رکود نسبی روبه‌رو می‌شوند. بنگاه چندمحصولی می‌تواند با ترکیب محصولاتی با الگوی فصلی متفاوت، این نوسان را در سطح کل بنگاه تعدیل کند؛ اما بنگاه تک‌محصولی چنین امکانی ندارد و باید نوسان فصلی تقاضای همان یک محصول را به‌طور کامل تحمل کند.</w:t>
+        <w:footnoteReference w:id="51"/>
+      </w:r>
+      <w:r>
+        <w:rPr>
+          <w:rtl/>
+        </w:rPr>
+        <w:t xml:space="preserve"> </w:t>
+      </w:r>
+      <w:r>
+        <w:rPr>
+          <w:rtl/>
+        </w:rPr>
+        <w:t xml:space="preserve">وابستگی به کشاورزی بارانی (دیم) را یکی از موانع اصلی رشد صنعت فرآوری مواد غذایی هند برشمردند؛ وضعیتی که عرضه نهاده‌ها را تابع شرایط جوی و فصل می‌کند</w:t>
+      </w:r>
+      <w:r>
+        <w:rPr>
+          <w:rtl/>
+        </w:rPr>
+        <w:t xml:space="preserve">. بسیاری از محصولات غذایی، به دلیل پیوند با الگوهای فرهنگی، مناسبتی یا فصلی مصرف، در برخی بازه‌های سال با جهش تقاضا و در بازه‌های دیگر با رکود نسبی روبه‌رو می‌شوند. بنگاه چندمحصولی می‌تواند با ترکیب محصولاتی با الگوی فصلی متفاوت، این نوسان را در سطح کل بنگاه تعدیل کند؛ اما بنگاه تک‌محصولی چنین امکانی ندارد و باید نوسان فصلی تقاضای همان یک محصول را به‌طور کامل تحمل کند.</w:t>
       </w:r>
     </w:p>
     <w:p>
@@ -9790,13 +9856,25 @@
         <w:rPr>
           <w:rStyle w:val="FootnoteReference"/>
         </w:rPr>
-        <w:footnoteReference w:id="51"/>
-      </w:r>
-      <w:r>
-        <w:rPr>
-          <w:rtl/>
-        </w:rPr>
-        <w:t xml:space="preserve"> هزینه بالای زنجیره سرد را یکی از موانع اصلی ناشی از همین ماندگاری محدود در صنعت فرآوری مواد غذایی دانستند. برخلاف بسیاری از کالاهای بادوام، محصول غذایی فروخته‌نشده پس از گذشت زمانی مشخص، ارزش اقتصادی خود را به‌طور کامل از دست می‌دهد. این ویژگی، فشار مضاعفی بر مدیریت موجودی و پیش‌بینی دقیق تقاضا وارد می‌کند؛ زیرا خطای پیش‌بینی در این صنعت، برخلاف صنایعی با </w:t>
+        <w:footnoteReference w:id="52"/>
+      </w:r>
+      <w:r>
+        <w:rPr>
+          <w:rtl/>
+        </w:rPr>
+        <w:t xml:space="preserve"> </w:t>
+      </w:r>
+      <w:r>
+        <w:rPr>
+          <w:rtl/>
+        </w:rPr>
+        <w:t xml:space="preserve">هزینه بالای زنجیره سرد را یکی از موانع اصلی رشد صنعت فرآوری مواد غذایی هند دانستند؛ هزینه‌ای که به ماندگاری محدود بسیاری از محصولات غذایی پیوند می‌خورد</w:t>
+      </w:r>
+      <w:r>
+        <w:rPr>
+          <w:rtl/>
+        </w:rPr>
+        <w:t xml:space="preserve">. برخلاف بسیاری از کالاهای بادوام، محصول غذایی فروخته‌نشده پس از گذشت زمانی مشخص، ارزش اقتصادی خود را به‌طور کامل از دست می‌دهد. این ویژگی، فشار مضاعفی بر مدیریت موجودی و پیش‌بینی دقیق تقاضا وارد می‌کند؛ زیرا خطای پیش‌بینی در این صنعت، برخلاف صنایعی با </w:t>
       </w:r>
       <w:r>
         <w:rPr>
@@ -10132,7 +10210,7 @@
         <w:rPr>
           <w:rStyle w:val="FootnoteReference"/>
         </w:rPr>
-        <w:footnoteReference w:id="52"/>
+        <w:footnoteReference w:id="53"/>
       </w:r>
       <w:r>
         <w:rPr>
@@ -10222,7 +10300,7 @@
         <w:rPr>
           <w:rStyle w:val="FootnoteReference"/>
         </w:rPr>
-        <w:footnoteReference w:id="53"/>
+        <w:footnoteReference w:id="54"/>
       </w:r>
       <w:r>
         <w:rPr>
@@ -10234,7 +10312,7 @@
         <w:rPr>
           <w:rStyle w:val="FootnoteReference"/>
         </w:rPr>
-        <w:footnoteReference w:id="54"/>
+        <w:footnoteReference w:id="55"/>
       </w:r>
       <w:r>
         <w:rPr>
@@ -10246,7 +10324,7 @@
         <w:rPr>
           <w:rStyle w:val="FootnoteReference"/>
         </w:rPr>
-        <w:footnoteReference w:id="55"/>
+        <w:footnoteReference w:id="56"/>
       </w:r>
       <w:r>
         <w:rPr>
@@ -10294,7 +10372,7 @@
         <w:rPr>
           <w:rStyle w:val="FootnoteReference"/>
         </w:rPr>
-        <w:footnoteReference w:id="56"/>
+        <w:footnoteReference w:id="57"/>
       </w:r>
       <w:r>
         <w:rPr>
@@ -10459,7 +10537,7 @@
         <w:rPr>
           <w:rStyle w:val="FootnoteReference"/>
         </w:rPr>
-        <w:footnoteReference w:id="57"/>
+        <w:footnoteReference w:id="58"/>
       </w:r>
       <w:r>
         <w:rPr>
@@ -10539,7 +10617,19 @@
         <w:rPr>
           <w:rtl/>
         </w:rPr>
-        <w:t xml:space="preserve">پژوهشگران ایرانی در سال‌های اخیر توجه فزاینده‌ای به موانع فروش، توزیع و بازاریابی در صنعت مواد غذایی نشان داده‌اند؛ این بخش، پژوهش‌های داخلی مرتبط را که میان سال‌های ۱۴۰۱ تا ۱۴۰۴ منتشر شده‌اند معرفی می‌کند. اسکندری، دارابی و اصغری (۱۴۰۴) در پژوهشی با عنوان «شناسایی و ارزیابی موانع حوزه فروش به منظور کاهش بحران‌های زنجیره تأمین مواد غذایی»، با بهره‌گیری از رویکرد یکپارچه فازی مبتنی بر مدل‌سازی ساختاری </w:t>
+        <w:t xml:space="preserve">پژوهشگران ایرانی در سال‌های اخیر توجه فزاینده‌ای به موانع فروش، توزیع و بازاریابی در صنعت مواد غذایی نشان داده‌اند؛ این بخش، پژوهش‌های داخلی مرتبط را که </w:t>
+      </w:r>
+      <w:r>
+        <w:rPr>
+          <w:rtl/>
+        </w:rPr>
+        <w:t xml:space="preserve">میان سال‌های ۱۴۰۰ تا ۱۴۰۴ منتشر شده‌اند</w:t>
+      </w:r>
+      <w:r>
+        <w:rPr>
+          <w:rtl/>
+        </w:rPr>
+        <w:t xml:space="preserve"> معرفی می‌کند. اسکندری، دارابی و اصغری (۱۴۰۴) در پژوهشی با عنوان «شناسایی و ارزیابی موانع حوزه فروش به منظور کاهش بحران‌های زنجیره تأمین مواد غذایی»، با بهره‌گیری از رویکرد یکپارچه فازی مبتنی بر مدل‌سازی ساختاری </w:t>
       </w:r>
       <w:r>
         <w:rPr>
@@ -10563,19 +10653,31 @@
         <w:rPr>
           <w:rtl/>
         </w:rPr>
-        <w:t xml:space="preserve"> شناسایی و اولویت‌بندی موانع فروش محصولات سبز در ترویج الگوی مصرف پایدار، با استفاده از روش بهترین-بدترین و تودیم فازی، موانع فروش را بررسی کردند. </w:t>
-      </w:r>
-      <w:r>
-        <w:rPr>
-          <w:rtl/>
-        </w:rPr>
-        <w:t xml:space="preserve">انگیزه این پژوهش، شکاف میان نگرش مثبت مصرف‌کننده و رفتار خرید واقعی او در مورد محصولات سبز بود. این مطالعه از نظر موضوع، محصولات سبز را در بر می‌گیرد، نه صنعت مواد غذایی را به‌طور اختصاصی</w:t>
-      </w:r>
-      <w:r>
-        <w:rPr>
-          <w:rtl/>
-        </w:rPr>
-        <w:t xml:space="preserve">.</w:t>
+        <w:t xml:space="preserve"> شناسایی و اولویت‌بندی موانع فروش محصولات سبز در ترویج الگوی مصرف پایدار، </w:t>
+      </w:r>
+      <w:r>
+        <w:rPr>
+          <w:rtl/>
+        </w:rPr>
+        <w:t xml:space="preserve">موانع فروش را بررسی کردند؛ ابتدا موانع از مرور ادبیات شناسایی و با دلفی فازی از هفده مانع به هشت مانع نهایی غربال شدند، سپس با روش بهترین-بدترین فازی وزن‌دهی و با تودیم فازی رتبه‌بندی شدند، و بی‌اعتمادی مشتریان به ادعاهای سبز در رتبه نخست و ضعف برندسازی در رتبه دوم قرار گرفت.</w:t>
+      </w:r>
+      <w:r>
+        <w:rPr>
+          <w:rtl/>
+        </w:rPr>
+        <w:t xml:space="preserve"> </w:t>
+      </w:r>
+      <w:r>
+        <w:rPr>
+          <w:rtl/>
+        </w:rPr>
+        <w:t xml:space="preserve">انگیزه این پژوهش، شکاف میان نگرش مثبت مصرف‌کننده و رفتار خرید واقعی او در مورد محصولات سبز بود. این مطالعه از نظر موضوع، محصولات سبز را در بر می‌گیرد، </w:t>
+      </w:r>
+      <w:r>
+        <w:rPr>
+          <w:rtl/>
+        </w:rPr>
+        <w:t xml:space="preserve">نه صنعت مواد غذایی را به‌طور اختصاصی. یافته آن درباره جایگاه ضعف برندسازی با مؤلفه ضعف برندسازی در پژوهش حاضر پیوند موضوعی دارد.</w:t>
       </w:r>
     </w:p>
     <w:p>
@@ -10611,7 +10713,19 @@
         <w:rPr>
           <w:rtl/>
         </w:rPr>
-        <w:t xml:space="preserve">سیدغفوری، ناصحی‌فر و عسکری (۱۴۰۳) در پژوهشی با عنوان شناسایی عوامل مؤثر بر استراتژی توزیع در صنایع غذایی با نگرش بازاریابی و فروش آنلاین، با رویکرد فراترکیب کیفی، عوامل اثرگذار بر انتخاب راهبرد توزیع در صنایع غذایی را احصا کردند. </w:t>
+        <w:t xml:space="preserve">سیدغفوری، ناصحی‌فر و عسکری (۱۴۰۳) در پژوهشی با عنوان شناسایی عوامل مؤثر بر استراتژی توزیع در صنایع غذایی با نگرش بازاریابی و فروش آنلاین، </w:t>
+      </w:r>
+      <w:r>
+        <w:rPr>
+          <w:rtl/>
+        </w:rPr>
+        <w:t xml:space="preserve">با رویکرد فراترکیب کیفی، عوامل اثرگذار بر انتخاب راهبرد توزیع در صنایع غذایی را احصا کردند: ۲۳ مقاله بررسی شد و ۸۵ شاخص در ۱۶ مؤلفه دسته‌بندی شد که بازاریابی دیجیتال در شمار آن‌هاست.</w:t>
+      </w:r>
+      <w:r>
+        <w:rPr>
+          <w:rtl/>
+        </w:rPr>
+        <w:t xml:space="preserve"> </w:t>
       </w:r>
       <w:r>
         <w:rPr>
@@ -10647,13 +10761,13 @@
         <w:rPr>
           <w:rtl/>
         </w:rPr>
-        <w:t xml:space="preserve">آسیابانی، کاظم‌پور کهریز، حسنی‌مقدم، دوراندیش و قاسمی (۱۴۰۴) در پژوهشی با عنوان «ارزیابی پایداری ترجیحات مصرف‌کنندگان برنج در کشور»، با رویکرد ترجیح آشکارشده، ترجیحات مصرف‌کنندگان برنج را در بازه سال‌های ۱۳۸۲ تا ۱۴۰۱ بررسی کردند. تغییر ترجیحات مصرف‌کننده، چه در مورد برنج و چه در سایر محصولات غذایی، برای بنگاه تک‌محصولی داخلی اهمیت راهبردی دارد</w:t>
-      </w:r>
-      <w:r>
-        <w:rPr>
-          <w:rtl/>
-        </w:rPr>
-        <w:t xml:space="preserve">.</w:t>
+        <w:t xml:space="preserve">آسیابانی، کاظم‌پور کهریز، حسنی‌مقدم، دوراندیش و قاسمی (۱۴۰۴) در پژوهشی با عنوان «ارزیابی پایداری ترجیحات مصرف‌کنندگان برنج در کشور»، با رویکرد ترجیح آشکارشده، ترجیحات مصرف‌کنندگان برنج را در </w:t>
+      </w:r>
+      <w:r>
+        <w:rPr>
+          <w:rtl/>
+        </w:rPr>
+        <w:t xml:space="preserve">بازه سال‌های ۱۳۸۲ تا ۱۴۰۱ بررسی کردند و ثبات ساختاری ترجیحات و تداوم وفاداری به برنج ایرانی را گزارش کردند. این یافته با فرض ناپایداری ترجیحات مصرف‌کننده همسو نیست و نشان می‌دهد ثبات یا تغییر ترجیح را باید برای هر محصول و بازار جداگانه سنجید؛ از این رو در پژوهش حاضر تغییر ذائقه مصرف‌کننده فرضی پیشینی نیست، بلکه چالشی است که اعضای پانل در دور نخست مطرح کرده‌اند و در دورهای بعد رتبه‌بندی شده است.</w:t>
       </w:r>
     </w:p>
     <w:p>
@@ -10683,7 +10797,19 @@
         <w:rPr>
           <w:rtl/>
         </w:rPr>
-        <w:t>محسنی‌کبیر، موسوی‌کاشی و سیدحسینی‌نیا (۱۴۰۳) با رویکرد آمیخته ، مدل تاب‌آوری کسب‌وکارهای کوچک و متوسط ایران را تبیین کردند. یافته‌های آنان نشان داد که عوامل راهبردی، منابع اقتصادی، منابع انسانی و توان تحقیق و توسعه، قوی‌ترین محرک‌های تاب‌آوری این بنگاه‌ها در برابر نوسانات محیطی هستند. این پژوهش از منظر تمرکز بر آسیب‌پذیری و تاب‌آوری بنگاه کوچک، مکمل مستقیم مبانی نظری فصل حاضر درباره آسیب‌پذیری بنگاه تک‌محصولی است.</w:t>
+        <w:t xml:space="preserve">محسنی‌کبیر، موسوی‌کاشی و سیدحسینی‌نیا (۱۴۰۳) </w:t>
+      </w:r>
+      <w:r>
+        <w:rPr>
+          <w:rtl/>
+        </w:rPr>
+        <w:t xml:space="preserve">با رویکرد آمیخته (مصاحبه عمیق با خبرگان و پرسشنامه محقق‌ساخته؛ دلفی فازی برای غربالگری متغیرها، دیمتل فازی و مدل‌سازی ساختاری تفسیری برای تحلیل روابط)، مدل تاب‌آوری کسب‌وکارهای کوچک و متوسط ایران را تبیین کردند. یافته‌های آنان نشان داد که عوامل راهبردی، منابع اقتصادی، منابع انسانی، ویژگی‌های مدیریتی و تحقیق و توسعه، مهم‌ترین عوامل مؤثر بر تاب‌آوری این بنگاه‌ها هستند و در شمار عوامل مستقل با تأثیرگذاری بالا قرار می‌گیرند</w:t>
+      </w:r>
+      <w:r>
+        <w:rPr>
+          <w:rtl/>
+        </w:rPr>
+        <w:t xml:space="preserve">. این پژوهش از منظر تمرکز بر آسیب‌پذیری و تاب‌آوری بنگاه کوچک، مکمل مستقیم مبانی نظری فصل حاضر درباره آسیب‌پذیری بنگاه تک‌محصولی است.</w:t>
       </w:r>
     </w:p>
     <w:p>
@@ -10695,25 +10821,19 @@
         <w:rPr>
           <w:rtl/>
         </w:rPr>
-        <w:t xml:space="preserve">میثمی‌آزاد، حاجی‌ها، عبدالوند و خیری (۱۴۰۰) در پژوهشی با عنوان «طراحی الگوی برندسازی محصولات سبز در صنعت مواد غذایی»، الگوی برندسازی محصولات سبز را برای صنعت مواد غذایی طراحی کردند</w:t>
-      </w:r>
-      <w:r>
-        <w:rPr>
-          <w:rtl/>
-        </w:rPr>
-        <w:t xml:space="preserve">. </w:t>
-      </w:r>
-      <w:r>
-        <w:rPr>
-          <w:rtl/>
-        </w:rPr>
-        <w:t xml:space="preserve">این پژوهش، از منظر تمرکز بر برندسازی در صنعت مواد غذایی ایران، با مؤلفه ضعف برندسازی در پژوهش حاضر پیوند موضوعی دارد</w:t>
-      </w:r>
-      <w:r>
-        <w:rPr>
-          <w:rtl/>
-        </w:rPr>
-        <w:t xml:space="preserve">. مجموع این پژوهش‌های داخلی، طیف گسترده‌ای از موانع فروش، توزیع، برندسازی و تاب‌آوری را در صنعت مواد غذایی و بنگاه‌های کوچک و متوسط ایران پوشش می‌دهند؛ با این حال، هیچ‌یک از این مطالعات، شرکت تک‌محصولی را به‌طور اختصاصی و با رویکرد اکتشافی به‌عنوان واحد تحلیل مستقل در نظر نگرفته‌اند </w:t>
+        <w:t xml:space="preserve">میثمی‌آزاد، حاجی‌ها، عبدالوند و خیری (۱۴۰۰) در پژوهشی با عنوان «طراحی الگوی برندسازی محصولات سبز در صنعت مواد غذایی»، </w:t>
+      </w:r>
+      <w:r>
+        <w:rPr>
+          <w:rtl/>
+        </w:rPr>
+        <w:t xml:space="preserve">با رویکرد نظریه داده‌بنیاد و مصاحبه با پانزده خبره، الگوی برندسازی محصولات سبز را برای صنعت مواد غذایی طراحی کردند؛ در این الگو تحقیقات بازار و برنامه‌ریزی برند از شرایط علّی‌اند و آگاهی از برند و اعتماد به برند نیز از مفاهیم الگو است. این پژوهش، از منظر تمرکز بر برندسازی در صنعت مواد غذایی ایران، با مؤلفه ضعف برندسازی و با گویه کم‌توجهی به تحقیقات بازار و مطالعه رفتار مصرف‌کننده در پژوهش حاضر پیوند موضوعی دارد.</w:t>
+      </w:r>
+      <w:r>
+        <w:rPr>
+          <w:rtl/>
+        </w:rPr>
+        <w:t xml:space="preserve"> مجموع این پژوهش‌های داخلی، طیف گسترده‌ای از موانع فروش، توزیع، برندسازی و تاب‌آوری را در صنعت مواد غذایی و بنگاه‌های کوچک و متوسط ایران پوشش می‌دهند؛ با این حال، هیچ‌یک از این مطالعات، شرکت تک‌محصولی را به‌طور اختصاصی و با رویکرد اکتشافی به‌عنوان واحد تحلیل مستقل در نظر نگرفته‌اند </w:t>
       </w:r>
       <w:r>
         <w:rPr>
@@ -10945,7 +11065,7 @@
         <w:rPr>
           <w:rStyle w:val="FootnoteReference"/>
         </w:rPr>
-        <w:footnoteReference w:id="58"/>
+        <w:footnoteReference w:id="59"/>
       </w:r>
       <w:r>
         <w:rPr>
@@ -10994,7 +11114,7 @@
         <w:rPr>
           <w:rStyle w:val="FootnoteReference"/>
         </w:rPr>
-        <w:footnoteReference w:id="59"/>
+        <w:footnoteReference w:id="60"/>
       </w:r>
       <w:r>
         <w:rPr>
@@ -11042,7 +11162,7 @@
         <w:rPr>
           <w:rStyle w:val="FootnoteReference"/>
         </w:rPr>
-        <w:footnoteReference w:id="60"/>
+        <w:footnoteReference w:id="61"/>
       </w:r>
       <w:r>
         <w:rPr>
@@ -11054,7 +11174,7 @@
         <w:rPr>
           <w:rStyle w:val="FootnoteReference"/>
         </w:rPr>
-        <w:footnoteReference w:id="61"/>
+        <w:footnoteReference w:id="62"/>
       </w:r>
       <w:r>
         <w:rPr>
@@ -11078,7 +11198,7 @@
         <w:rPr>
           <w:rStyle w:val="FootnoteReference"/>
         </w:rPr>
-        <w:footnoteReference w:id="62"/>
+        <w:footnoteReference w:id="63"/>
       </w:r>
       <w:r>
         <w:rPr>
@@ -11114,7 +11234,7 @@
         <w:rPr>
           <w:rStyle w:val="FootnoteReference"/>
         </w:rPr>
-        <w:footnoteReference w:id="63"/>
+        <w:footnoteReference w:id="64"/>
       </w:r>
       <w:r>
         <w:rPr>
@@ -11138,19 +11258,19 @@
         <w:rPr>
           <w:rStyle w:val="FootnoteReference"/>
         </w:rPr>
-        <w:footnoteReference w:id="64"/>
-      </w:r>
-      <w:r>
-        <w:rPr>
-          <w:rtl/>
-        </w:rPr>
-        <w:t xml:space="preserve"> راهبرد تخصص‌گرایی را به‌عنوان یک گزینه راهبردی مشخص برای کسب‌وکارهای کوچک </w:t>
-      </w:r>
-      <w:r>
-        <w:rPr>
-          <w:rtl/>
-        </w:rPr>
-        <w:t xml:space="preserve">بررسی کردند؛ رویکردی که در آن بنگاه کوچک منابع محدود خود را بر یک حوزه باریک متمرکز می‌کند</w:t>
+        <w:footnoteReference w:id="65"/>
+      </w:r>
+      <w:r>
+        <w:rPr>
+          <w:rtl/>
+        </w:rPr>
+        <w:t xml:space="preserve"> </w:t>
+      </w:r>
+      <w:r>
+        <w:rPr>
+          <w:rtl/>
+        </w:rPr>
+        <w:t xml:space="preserve">تخصص‌گرایی را، که بر محدود کردن دامنه محصولات و بازارهای بنگاه (و نه بر قیمت) استوار است، به عنوان یک گزینه راهبردی برای کسب‌وکارهای کوچک بررسی کردند و رابطه مثبت آن با عملکرد بنگاه را مطرح کردند</w:t>
       </w:r>
       <w:r>
         <w:rPr>
@@ -11174,7 +11294,7 @@
         <w:rPr>
           <w:rStyle w:val="FootnoteReference"/>
         </w:rPr>
-        <w:footnoteReference w:id="65"/>
+        <w:footnoteReference w:id="66"/>
       </w:r>
       <w:r>
         <w:rPr>
@@ -11469,7 +11589,7 @@
         <w:rPr>
           <w:rStyle w:val="FootnoteReference"/>
         </w:rPr>
-        <w:footnoteReference w:id="66"/>
+        <w:footnoteReference w:id="67"/>
       </w:r>
       <w:r>
         <w:rPr>
@@ -11517,7 +11637,7 @@
         <w:rPr>
           <w:rStyle w:val="FootnoteReference"/>
         </w:rPr>
-        <w:footnoteReference w:id="67"/>
+        <w:footnoteReference w:id="68"/>
       </w:r>
       <w:r>
         <w:rPr>
@@ -11553,7 +11673,7 @@
         <w:rPr>
           <w:rStyle w:val="FootnoteReference"/>
         </w:rPr>
-        <w:footnoteReference w:id="68"/>
+        <w:footnoteReference w:id="69"/>
       </w:r>
       <w:r>
         <w:rPr>
@@ -11577,7 +11697,7 @@
         <w:rPr>
           <w:rStyle w:val="FootnoteReference"/>
         </w:rPr>
-        <w:footnoteReference w:id="69"/>
+        <w:footnoteReference w:id="70"/>
       </w:r>
       <w:r>
         <w:rPr>
@@ -11595,19 +11715,31 @@
         <w:rPr>
           <w:rtl/>
         </w:rPr>
-        <w:t xml:space="preserve">. این یافته، </w:t>
-      </w:r>
-      <w:r>
-        <w:rPr>
-          <w:rtl/>
-        </w:rPr>
-        <w:t xml:space="preserve">زاویه‌ای تکمیلی بر مؤلفه ناکارآمدی و هزینه‌بری شبکه توزیع و فروش</w:t>
-      </w:r>
-      <w:r>
-        <w:rPr>
-          <w:rtl/>
-        </w:rPr>
-        <w:t xml:space="preserve"> در پژوهش حاضر می‌افزاید و بُعد دیجیتال آن را برجسته می‌سازد.</w:t>
+        <w:t xml:space="preserve">. </w:t>
+      </w:r>
+      <w:r>
+        <w:rPr>
+          <w:rtl/>
+        </w:rPr>
+        <w:t xml:space="preserve">لاندجوهو و کریستوفر (۲۰۲۶)</w:t>
+      </w:r>
+      <w:r>
+        <w:rPr>
+          <w:rStyle w:val="FootnoteReference"/>
+        </w:rPr>
+        <w:footnoteReference w:id="71"/>
+      </w:r>
+      <w:r>
+        <w:rPr>
+          <w:rtl/>
+        </w:rPr>
+        <w:t xml:space="preserve"> نیز در مرور نظام‌مند ۵۲ پژوهش تجربی، رابطه مثبت پذیرش بازاریابی دیجیتال با رشد بنگاه‌های کوچک و متوسط را گزارش کردند. این یافته‌ها، زاویه‌ای تکمیلی بر مؤلفه ناکارآمدی و هزینه‌بری شبکه توزیع و فروش در پژوهش حاضر می‌افزایند و بُعد دیجیتال آن را برجسته می‌سازند</w:t>
+      </w:r>
+      <w:r>
+        <w:rPr>
+          <w:rtl/>
+        </w:rPr>
+        <w:t xml:space="preserve">.</w:t>
       </w:r>
     </w:p>
     <w:p>
@@ -11625,7 +11757,7 @@
         <w:rPr>
           <w:rStyle w:val="FootnoteReference"/>
         </w:rPr>
-        <w:footnoteReference w:id="70"/>
+        <w:footnoteReference w:id="72"/>
       </w:r>
       <w:r>
         <w:rPr>
@@ -11774,7 +11906,19 @@
         <w:rPr>
           <w:rtl/>
         </w:rPr>
-        <w:t xml:space="preserve">انع شناسایی‌شده شامل نبود استانداردسازی کیفیت محصول فرآوری‌شده، وابستگی تولید به شرایط آب‌وهوایی و هزینه بالای زنجیره سرد بود. طرح پژوهشی این مطالعه </w:t>
+        <w:t xml:space="preserve">انع شناسایی‌شده شامل نبود استانداردسازی کیفیت محصول فرآوری‌شده، </w:t>
+      </w:r>
+      <w:r>
+        <w:rPr>
+          <w:rtl/>
+        </w:rPr>
+        <w:t xml:space="preserve">وابستگی به کشاورزی بارانی (دیم) و هزینه بالای زنجیره سرد</w:t>
+      </w:r>
+      <w:r>
+        <w:rPr>
+          <w:rtl/>
+        </w:rPr>
+        <w:t xml:space="preserve"> بود. طرح پژوهشی این مطالعه </w:t>
       </w:r>
       <w:r>
         <w:rPr>
@@ -12013,7 +12157,7 @@
         <w:rPr>
           <w:rStyle w:val="FootnoteReference"/>
         </w:rPr>
-        <w:footnoteReference w:id="71"/>
+        <w:footnoteReference w:id="73"/>
       </w:r>
       <w:r>
         <w:rPr>
@@ -12244,7 +12388,7 @@
         <w:rPr>
           <w:rStyle w:val="FootnoteReference"/>
         </w:rPr>
-        <w:footnoteReference w:id="72"/>
+        <w:footnoteReference w:id="74"/>
       </w:r>
       <w:r>
         <w:rPr>
@@ -12256,7 +12400,7 @@
         <w:rPr>
           <w:rStyle w:val="FootnoteReference"/>
         </w:rPr>
-        <w:footnoteReference w:id="73"/>
+        <w:footnoteReference w:id="75"/>
       </w:r>
       <w:r>
         <w:rPr>
@@ -12280,7 +12424,7 @@
         <w:rPr>
           <w:rStyle w:val="FootnoteReference"/>
         </w:rPr>
-        <w:footnoteReference w:id="74"/>
+        <w:footnoteReference w:id="76"/>
       </w:r>
       <w:r>
         <w:rPr>
@@ -12361,7 +12505,7 @@
         <w:rPr>
           <w:rStyle w:val="FootnoteReference"/>
         </w:rPr>
-        <w:footnoteReference w:id="75"/>
+        <w:footnoteReference w:id="77"/>
       </w:r>
       <w:r>
         <w:rPr>
@@ -12814,7 +12958,7 @@
         <w:rPr>
           <w:rStyle w:val="FootnoteReference"/>
         </w:rPr>
-        <w:footnoteReference w:id="76"/>
+        <w:footnoteReference w:id="78"/>
       </w:r>
       <w:r>
         <w:rPr>
@@ -12838,7 +12982,7 @@
         <w:rPr>
           <w:rStyle w:val="FootnoteReference"/>
         </w:rPr>
-        <w:footnoteReference w:id="77"/>
+        <w:footnoteReference w:id="79"/>
       </w:r>
       <w:r>
         <w:rPr>
@@ -14054,12 +14198,20 @@
             </w:pPr>
             <w:r>
               <w:rPr>
+                <w:sz w:val="22"/>
+                <w:szCs w:val="22"/>
+                <w:rtl/>
+              </w:rPr>
+              <w:t xml:space="preserve">صفری و اسماعیل‌نژاد، ۱۴۰۳؛ میثمی‌آزاد و همکاران، ۱۴۰۰؛ </w:t>
+            </w:r>
+            <w:r>
+              <w:rPr>
                 <w:rFonts w:asciiTheme="majorBidi" w:hAnsiTheme="majorBidi" w:cstheme="majorBidi"/>
                 <w:sz w:val="22"/>
                 <w:szCs w:val="22"/>
                 <w:rtl/>
               </w:rPr>
-              <w:t>Thomran et al., 2022</w:t>
+              <w:t xml:space="preserve">Thomran et al., 2022</w:t>
             </w:r>
           </w:p>
         </w:tc>
@@ -14394,7 +14546,7 @@
         <w:rPr>
           <w:rStyle w:val="FootnoteReference"/>
         </w:rPr>
-        <w:footnoteReference w:id="78"/>
+        <w:footnoteReference w:id="80"/>
       </w:r>
       <w:r>
         <w:rPr>
@@ -14425,7 +14577,7 @@
         <w:rPr>
           <w:rStyle w:val="FootnoteReference"/>
         </w:rPr>
-        <w:footnoteReference w:id="79"/>
+        <w:footnoteReference w:id="81"/>
       </w:r>
       <w:r>
         <w:rPr>
@@ -14580,7 +14732,7 @@
         <w:rPr>
           <w:rStyle w:val="FootnoteReference"/>
         </w:rPr>
-        <w:footnoteReference w:id="80"/>
+        <w:footnoteReference w:id="82"/>
       </w:r>
       <w:r>
         <w:rPr>
@@ -15014,7 +15166,7 @@
           <w:sz w:val="20"/>
           <w:szCs w:val="20"/>
         </w:rPr>
-        <w:t xml:space="preserve"> Taneo et al., 2022</w:t>
+        <w:t xml:space="preserve"> Landjohou &amp; Christopher, 2026</w:t>
       </w:r>
     </w:p>
   </w:footnote>
@@ -15032,7 +15184,7 @@
           <w:sz w:val="20"/>
           <w:szCs w:val="20"/>
         </w:rPr>
-        <w:t xml:space="preserve"> Dukhaykh &amp; Alangri, 2026</w:t>
+        <w:t xml:space="preserve"> Taneo et al., 2022</w:t>
       </w:r>
     </w:p>
   </w:footnote>
@@ -15050,7 +15202,7 @@
           <w:sz w:val="20"/>
           <w:szCs w:val="20"/>
         </w:rPr>
-        <w:t xml:space="preserve"> Williams &amp; Aaron, 2018</w:t>
+        <w:t xml:space="preserve"> Dukhaykh &amp; Alangri, 2026</w:t>
       </w:r>
     </w:p>
   </w:footnote>
@@ -15068,7 +15220,7 @@
           <w:sz w:val="20"/>
           <w:szCs w:val="20"/>
         </w:rPr>
-        <w:t xml:space="preserve"> Pangarkar &amp; Prabhudesai, 2024</w:t>
+        <w:t xml:space="preserve"> Williams &amp; Aaron, 2018</w:t>
       </w:r>
     </w:p>
   </w:footnote>
@@ -15086,7 +15238,7 @@
           <w:sz w:val="20"/>
           <w:szCs w:val="20"/>
         </w:rPr>
-        <w:t xml:space="preserve"> Mangla et al., 2021</w:t>
+        <w:t xml:space="preserve"> Pangarkar &amp; Prabhudesai, 2024</w:t>
       </w:r>
     </w:p>
   </w:footnote>
@@ -15104,7 +15256,7 @@
           <w:sz w:val="20"/>
           <w:szCs w:val="20"/>
         </w:rPr>
-        <w:t xml:space="preserve"> Sharabati et al., 2024</w:t>
+        <w:t xml:space="preserve"> Mangla et al., 2021</w:t>
       </w:r>
     </w:p>
   </w:footnote>
@@ -15122,7 +15274,7 @@
           <w:sz w:val="20"/>
           <w:szCs w:val="20"/>
         </w:rPr>
-        <w:t xml:space="preserve"> Taneo et al., 2022</w:t>
+        <w:t xml:space="preserve"> Sharabati et al., 2024</w:t>
       </w:r>
     </w:p>
   </w:footnote>
@@ -15140,7 +15292,7 @@
           <w:sz w:val="20"/>
           <w:szCs w:val="20"/>
         </w:rPr>
-        <w:t xml:space="preserve"> Mammen et al., 2021</w:t>
+        <w:t xml:space="preserve"> Taneo et al., 2022</w:t>
       </w:r>
     </w:p>
   </w:footnote>
@@ -15158,7 +15310,7 @@
           <w:sz w:val="20"/>
           <w:szCs w:val="20"/>
         </w:rPr>
-        <w:t xml:space="preserve"> Dukhaykh &amp; Alangri, 2026</w:t>
+        <w:t xml:space="preserve"> Mammen et al., 2021</w:t>
       </w:r>
     </w:p>
   </w:footnote>
@@ -15176,7 +15328,7 @@
           <w:sz w:val="20"/>
           <w:szCs w:val="20"/>
         </w:rPr>
-        <w:t xml:space="preserve"> Arte &amp; Larimo, 2022</w:t>
+        <w:t xml:space="preserve"> Dukhaykh &amp; Alangri, 2026</w:t>
       </w:r>
     </w:p>
   </w:footnote>
@@ -15212,7 +15364,7 @@
           <w:sz w:val="20"/>
           <w:szCs w:val="20"/>
         </w:rPr>
-        <w:t xml:space="preserve"> Schommer et al., 2019</w:t>
+        <w:t xml:space="preserve"> Arte &amp; Larimo, 2022</w:t>
       </w:r>
     </w:p>
   </w:footnote>
@@ -15230,7 +15382,7 @@
           <w:sz w:val="20"/>
           <w:szCs w:val="20"/>
         </w:rPr>
-        <w:t xml:space="preserve"> Mammen et al., 2021</w:t>
+        <w:t xml:space="preserve"> Schommer et al., 2019</w:t>
       </w:r>
     </w:p>
   </w:footnote>
@@ -15248,7 +15400,7 @@
           <w:sz w:val="20"/>
           <w:szCs w:val="20"/>
         </w:rPr>
-        <w:t xml:space="preserve"> Arte &amp; Larimo, 2022</w:t>
+        <w:t xml:space="preserve"> Mammen et al., 2021</w:t>
       </w:r>
     </w:p>
   </w:footnote>
@@ -15266,7 +15418,7 @@
           <w:sz w:val="20"/>
           <w:szCs w:val="20"/>
         </w:rPr>
-        <w:t xml:space="preserve"> Mammen et al., 2021</w:t>
+        <w:t xml:space="preserve"> Arte &amp; Larimo, 2022</w:t>
       </w:r>
     </w:p>
   </w:footnote>
@@ -15284,7 +15436,7 @@
           <w:sz w:val="20"/>
           <w:szCs w:val="20"/>
         </w:rPr>
-        <w:t xml:space="preserve"> Schommer et al., 2019</w:t>
+        <w:t xml:space="preserve"> Mammen et al., 2021</w:t>
       </w:r>
     </w:p>
   </w:footnote>
@@ -15302,7 +15454,7 @@
           <w:sz w:val="20"/>
           <w:szCs w:val="20"/>
         </w:rPr>
-        <w:t xml:space="preserve"> Williams &amp; Aaron, 2018</w:t>
+        <w:t xml:space="preserve"> Schommer et al., 2019</w:t>
       </w:r>
     </w:p>
   </w:footnote>
@@ -15320,7 +15472,7 @@
           <w:sz w:val="20"/>
           <w:szCs w:val="20"/>
         </w:rPr>
-        <w:t xml:space="preserve"> Mammen et al., 2021</w:t>
+        <w:t xml:space="preserve"> Williams &amp; Aaron, 2018</w:t>
       </w:r>
     </w:p>
   </w:footnote>
@@ -15338,7 +15490,7 @@
           <w:sz w:val="20"/>
           <w:szCs w:val="20"/>
         </w:rPr>
-        <w:t xml:space="preserve"> Dukhaykh &amp; Alangri, 2026</w:t>
+        <w:t xml:space="preserve"> Mammen et al., 2021</w:t>
       </w:r>
     </w:p>
   </w:footnote>
@@ -15356,7 +15508,7 @@
           <w:sz w:val="20"/>
           <w:szCs w:val="20"/>
         </w:rPr>
-        <w:t xml:space="preserve"> Kero &amp; Bogale, 2023</w:t>
+        <w:t xml:space="preserve"> Dukhaykh &amp; Alangri, 2026</w:t>
       </w:r>
     </w:p>
   </w:footnote>
@@ -15374,7 +15526,7 @@
           <w:sz w:val="20"/>
           <w:szCs w:val="20"/>
         </w:rPr>
-        <w:t xml:space="preserve"> Taneo et al., 2022</w:t>
+        <w:t xml:space="preserve"> Kero &amp; Bogale, 2023</w:t>
       </w:r>
     </w:p>
   </w:footnote>
@@ -15392,7 +15544,7 @@
           <w:sz w:val="20"/>
           <w:szCs w:val="20"/>
         </w:rPr>
-        <w:t xml:space="preserve"> Dukhaykh &amp; Alangri, 2026</w:t>
+        <w:t xml:space="preserve"> Taneo et al., 2022</w:t>
       </w:r>
     </w:p>
   </w:footnote>
@@ -15410,7 +15562,7 @@
           <w:sz w:val="20"/>
           <w:szCs w:val="20"/>
         </w:rPr>
-        <w:t xml:space="preserve"> Miklian &amp; Hoelscher, 2022</w:t>
+        <w:t xml:space="preserve"> Dukhaykh &amp; Alangri, 2026</w:t>
       </w:r>
     </w:p>
   </w:footnote>
@@ -15446,7 +15598,7 @@
           <w:sz w:val="20"/>
           <w:szCs w:val="20"/>
         </w:rPr>
-        <w:t xml:space="preserve"> Mammen et al., 2021</w:t>
+        <w:t xml:space="preserve"> Miklian &amp; Hoelscher, 2022</w:t>
       </w:r>
     </w:p>
   </w:footnote>
@@ -15464,7 +15616,7 @@
           <w:sz w:val="20"/>
           <w:szCs w:val="20"/>
         </w:rPr>
-        <w:t xml:space="preserve"> Arte &amp; Larimo, 2022</w:t>
+        <w:t xml:space="preserve"> Mammen et al., 2021</w:t>
       </w:r>
     </w:p>
   </w:footnote>
@@ -15482,7 +15634,7 @@
           <w:sz w:val="20"/>
           <w:szCs w:val="20"/>
         </w:rPr>
-        <w:t xml:space="preserve"> Mammen et al., 2021</w:t>
+        <w:t xml:space="preserve"> Arte &amp; Larimo, 2022</w:t>
       </w:r>
     </w:p>
   </w:footnote>
@@ -15500,7 +15652,7 @@
           <w:sz w:val="20"/>
           <w:szCs w:val="20"/>
         </w:rPr>
-        <w:t xml:space="preserve"> Singh et al., 2022</w:t>
+        <w:t xml:space="preserve"> Mammen et al., 2021</w:t>
       </w:r>
     </w:p>
   </w:footnote>
@@ -15518,7 +15670,7 @@
           <w:sz w:val="20"/>
           <w:szCs w:val="20"/>
         </w:rPr>
-        <w:t xml:space="preserve"> Mangla et al., 2021</w:t>
+        <w:t xml:space="preserve"> Singh et al., 2022</w:t>
       </w:r>
     </w:p>
   </w:footnote>
@@ -15536,7 +15688,7 @@
           <w:sz w:val="20"/>
           <w:szCs w:val="20"/>
         </w:rPr>
-        <w:t xml:space="preserve"> Shah et al., 2023</w:t>
+        <w:t xml:space="preserve"> Mangla et al., 2021</w:t>
       </w:r>
     </w:p>
   </w:footnote>
@@ -15554,7 +15706,7 @@
           <w:sz w:val="20"/>
           <w:szCs w:val="20"/>
         </w:rPr>
-        <w:t xml:space="preserve"> Singh et al., 2022</w:t>
+        <w:t xml:space="preserve"> Shah et al., 2023</w:t>
       </w:r>
     </w:p>
   </w:footnote>
@@ -15590,7 +15742,7 @@
           <w:sz w:val="20"/>
           <w:szCs w:val="20"/>
         </w:rPr>
-        <w:t xml:space="preserve"> Mangla et al., 2021</w:t>
+        <w:t xml:space="preserve"> Singh et al., 2022</w:t>
       </w:r>
     </w:p>
   </w:footnote>
@@ -15608,7 +15760,7 @@
           <w:sz w:val="20"/>
           <w:szCs w:val="20"/>
         </w:rPr>
-        <w:t xml:space="preserve"> Kero &amp; Bogale, 2023</w:t>
+        <w:t xml:space="preserve"> Mangla et al., 2021</w:t>
       </w:r>
     </w:p>
   </w:footnote>
@@ -15626,7 +15778,7 @@
           <w:sz w:val="20"/>
           <w:szCs w:val="20"/>
         </w:rPr>
-        <w:t xml:space="preserve"> Pangarkar &amp; Prabhudesai, 2024</w:t>
+        <w:t xml:space="preserve"> Kero &amp; Bogale, 2023</w:t>
       </w:r>
     </w:p>
   </w:footnote>
@@ -15644,7 +15796,7 @@
           <w:sz w:val="20"/>
           <w:szCs w:val="20"/>
         </w:rPr>
-        <w:t xml:space="preserve"> Mammen et al., 2021</w:t>
+        <w:t xml:space="preserve"> Pangarkar &amp; Prabhudesai, 2024</w:t>
       </w:r>
     </w:p>
   </w:footnote>
@@ -15662,7 +15814,7 @@
           <w:sz w:val="20"/>
           <w:szCs w:val="20"/>
         </w:rPr>
-        <w:t xml:space="preserve"> Naeem et al., 2023</w:t>
+        <w:t xml:space="preserve"> Mammen et al., 2021</w:t>
       </w:r>
     </w:p>
   </w:footnote>
@@ -15680,7 +15832,7 @@
           <w:sz w:val="20"/>
           <w:szCs w:val="20"/>
         </w:rPr>
-        <w:t xml:space="preserve"> Dukhaykh &amp; Alangri, 2026</w:t>
+        <w:t xml:space="preserve"> Naeem et al., 2023</w:t>
       </w:r>
     </w:p>
   </w:footnote>
@@ -15698,7 +15850,7 @@
           <w:sz w:val="20"/>
           <w:szCs w:val="20"/>
         </w:rPr>
-        <w:t xml:space="preserve"> Zain et al., 2023</w:t>
+        <w:t xml:space="preserve"> Dukhaykh &amp; Alangri, 2026</w:t>
       </w:r>
     </w:p>
   </w:footnote>
@@ -15716,7 +15868,7 @@
           <w:sz w:val="20"/>
           <w:szCs w:val="20"/>
         </w:rPr>
-        <w:t xml:space="preserve"> Mammen et al., 2021</w:t>
+        <w:t xml:space="preserve"> Zain et al., 2023</w:t>
       </w:r>
     </w:p>
   </w:footnote>
@@ -15734,7 +15886,7 @@
           <w:sz w:val="20"/>
           <w:szCs w:val="20"/>
         </w:rPr>
-        <w:t xml:space="preserve"> Azam et al., 2021</w:t>
+        <w:t xml:space="preserve"> Mammen et al., 2021</w:t>
       </w:r>
     </w:p>
   </w:footnote>
@@ -15752,7 +15904,7 @@
           <w:sz w:val="20"/>
           <w:szCs w:val="20"/>
         </w:rPr>
-        <w:t xml:space="preserve"> Mangla et al., 2021</w:t>
+        <w:t xml:space="preserve"> Azam et al., 2021</w:t>
       </w:r>
     </w:p>
   </w:footnote>
@@ -15770,7 +15922,7 @@
           <w:sz w:val="20"/>
           <w:szCs w:val="20"/>
         </w:rPr>
-        <w:t xml:space="preserve"> Schommer et al., 2019</w:t>
+        <w:t xml:space="preserve"> Mangla et al., 2021</w:t>
       </w:r>
     </w:p>
   </w:footnote>
@@ -15788,7 +15940,7 @@
           <w:sz w:val="20"/>
           <w:szCs w:val="20"/>
         </w:rPr>
-        <w:t xml:space="preserve"> Arte &amp; Larimo, 2022</w:t>
+        <w:t xml:space="preserve"> Schommer et al., 2019</w:t>
       </w:r>
     </w:p>
   </w:footnote>
@@ -15806,7 +15958,7 @@
           <w:sz w:val="20"/>
           <w:szCs w:val="20"/>
         </w:rPr>
-        <w:t xml:space="preserve"> Williams &amp; Aaron, 2018</w:t>
+        <w:t xml:space="preserve"> Arte &amp; Larimo, 2022</w:t>
       </w:r>
     </w:p>
   </w:footnote>
@@ -15824,7 +15976,7 @@
           <w:sz w:val="20"/>
           <w:szCs w:val="20"/>
         </w:rPr>
-        <w:t xml:space="preserve"> Shah et al., 2023</w:t>
+        <w:t xml:space="preserve"> Williams &amp; Aaron, 2018</w:t>
       </w:r>
     </w:p>
   </w:footnote>
@@ -15842,7 +15994,7 @@
           <w:sz w:val="20"/>
           <w:szCs w:val="20"/>
         </w:rPr>
-        <w:t xml:space="preserve"> Gupta &amp; Jagtap, 2024</w:t>
+        <w:t xml:space="preserve"> Shah et al., 2023</w:t>
       </w:r>
     </w:p>
   </w:footnote>
@@ -15860,7 +16012,7 @@
           <w:sz w:val="20"/>
           <w:szCs w:val="20"/>
         </w:rPr>
-        <w:t xml:space="preserve"> Miklian &amp; Hoelscher, 2022</w:t>
+        <w:t xml:space="preserve"> Gupta &amp; Jagtap, 2024</w:t>
       </w:r>
     </w:p>
   </w:footnote>
@@ -15878,7 +16030,7 @@
           <w:sz w:val="20"/>
           <w:szCs w:val="20"/>
         </w:rPr>
-        <w:t xml:space="preserve"> Thomran et al., 2022</w:t>
+        <w:t xml:space="preserve"> Miklian &amp; Hoelscher, 2022</w:t>
       </w:r>
     </w:p>
   </w:footnote>
@@ -15896,7 +16048,7 @@
           <w:sz w:val="20"/>
           <w:szCs w:val="20"/>
         </w:rPr>
-        <w:t xml:space="preserve"> Sharabati et al., 2024</w:t>
+        <w:t xml:space="preserve"> Thomran et al., 2022</w:t>
       </w:r>
     </w:p>
   </w:footnote>
@@ -15914,7 +16066,7 @@
           <w:sz w:val="20"/>
           <w:szCs w:val="20"/>
         </w:rPr>
-        <w:t xml:space="preserve"> Singh et al., 2022</w:t>
+        <w:t xml:space="preserve"> Sharabati et al., 2024</w:t>
       </w:r>
     </w:p>
   </w:footnote>
@@ -15932,7 +16084,7 @@
           <w:sz w:val="20"/>
           <w:szCs w:val="20"/>
         </w:rPr>
-        <w:t xml:space="preserve"> Taneo et al., 2022</w:t>
+        <w:t xml:space="preserve"> Landjohou &amp; Christopher, 2026</w:t>
       </w:r>
     </w:p>
   </w:footnote>
@@ -15950,7 +16102,7 @@
           <w:sz w:val="20"/>
           <w:szCs w:val="20"/>
         </w:rPr>
-        <w:t xml:space="preserve"> Dukhaykh &amp; Alangri, 2026</w:t>
+        <w:t xml:space="preserve"> Singh et al., 2022</w:t>
       </w:r>
     </w:p>
   </w:footnote>
@@ -15968,7 +16120,7 @@
           <w:sz w:val="20"/>
           <w:szCs w:val="20"/>
         </w:rPr>
-        <w:t xml:space="preserve"> Shah et al., 2023</w:t>
+        <w:t xml:space="preserve"> Taneo et al., 2022</w:t>
       </w:r>
     </w:p>
   </w:footnote>
@@ -15986,7 +16138,7 @@
           <w:sz w:val="20"/>
           <w:szCs w:val="20"/>
         </w:rPr>
-        <w:t xml:space="preserve"> Naeem et al., 2023</w:t>
+        <w:t xml:space="preserve"> Dukhaykh &amp; Alangri, 2026</w:t>
       </w:r>
     </w:p>
   </w:footnote>
@@ -16022,7 +16174,7 @@
           <w:sz w:val="20"/>
           <w:szCs w:val="20"/>
         </w:rPr>
-        <w:t xml:space="preserve"> Dukhaykh &amp; Alangri, 2026</w:t>
+        <w:t xml:space="preserve"> Naeem et al., 2023</w:t>
       </w:r>
     </w:p>
   </w:footnote>
@@ -16040,7 +16192,7 @@
           <w:sz w:val="20"/>
           <w:szCs w:val="20"/>
         </w:rPr>
-        <w:t xml:space="preserve"> Gupta &amp; Jagtap, 2024</w:t>
+        <w:t xml:space="preserve"> Shah et al., 2023</w:t>
       </w:r>
     </w:p>
   </w:footnote>
@@ -16058,7 +16210,7 @@
           <w:sz w:val="20"/>
           <w:szCs w:val="20"/>
         </w:rPr>
-        <w:t xml:space="preserve"> Kero &amp; Bogale, 2023</w:t>
+        <w:t xml:space="preserve"> Dukhaykh &amp; Alangri, 2026</w:t>
       </w:r>
     </w:p>
   </w:footnote>
@@ -16076,11 +16228,47 @@
           <w:sz w:val="20"/>
           <w:szCs w:val="20"/>
         </w:rPr>
-        <w:t xml:space="preserve"> Pangarkar &amp; Prabhudesai, 2024</w:t>
+        <w:t xml:space="preserve"> Gupta &amp; Jagtap, 2024</w:t>
       </w:r>
     </w:p>
   </w:footnote>
   <w:footnote w:id="80">
+    <w:p>
+      <w:r>
+        <w:rPr>
+          <w:rStyle w:val="FootnoteReference"/>
+        </w:rPr>
+        <w:footnoteRef/>
+      </w:r>
+      <w:r>
+        <w:rPr>
+          <w:rFonts w:ascii="Times New Roman" w:eastAsia="Times New Roman" w:hAnsi="Times New Roman" w:cs="Times New Roman"/>
+          <w:sz w:val="20"/>
+          <w:szCs w:val="20"/>
+        </w:rPr>
+        <w:t xml:space="preserve"> Kero &amp; Bogale, 2023</w:t>
+      </w:r>
+    </w:p>
+  </w:footnote>
+  <w:footnote w:id="81">
+    <w:p>
+      <w:r>
+        <w:rPr>
+          <w:rStyle w:val="FootnoteReference"/>
+        </w:rPr>
+        <w:footnoteRef/>
+      </w:r>
+      <w:r>
+        <w:rPr>
+          <w:rFonts w:ascii="Times New Roman" w:eastAsia="Times New Roman" w:hAnsi="Times New Roman" w:cs="Times New Roman"/>
+          <w:sz w:val="20"/>
+          <w:szCs w:val="20"/>
+        </w:rPr>
+        <w:t xml:space="preserve"> Pangarkar &amp; Prabhudesai, 2024</w:t>
+      </w:r>
+    </w:p>
+  </w:footnote>
+  <w:footnote w:id="82">
     <w:p>
       <w:r>
         <w:rPr>

--- a/chapter2_revised.docx
+++ b/chapter2_revised.docx
@@ -4400,7 +4400,25 @@
         <w:rPr>
           <w:rtl/>
         </w:rPr>
-        <w:t xml:space="preserve"> نیز در مرور نظام‌مند ۵۲ پژوهش تجربی (مطابق راهنمای PRISMA) میان پذیرش بازاریابی دیجیتال و شاخص‌های رشد بنگاه‌های کوچک و متوسط، از جمله عملکرد فروش، گسترش بازار، حفظ مشتری و آگاهی از برند، رابطه مثبت گزارش کردند و شایستگی مدیریتی را از عوامل تعدیل‌گر این رابطه دانستند.</w:t>
+        <w:t xml:space="preserve"> نیز در مرور نظام‌مند ۵۲ پژوهش تجربی </w:t>
+      </w:r>
+      <w:r>
+        <w:rPr>
+          <w:rtl/>
+        </w:rPr>
+        <w:t xml:space="preserve">(مطابق راهنمای گزارش‌دهی پریزما)</w:t>
+      </w:r>
+      <w:r>
+        <w:rPr>
+          <w:rStyle w:val="FootnoteReference"/>
+        </w:rPr>
+        <w:footnoteReference w:id="21"/>
+      </w:r>
+      <w:r>
+        <w:rPr>
+          <w:rtl/>
+        </w:rPr>
+        <w:t xml:space="preserve"> میان پذیرش بازاریابی دیجیتال و شاخص‌های رشد بنگاه‌های کوچک و متوسط، از جمله عملکرد فروش، گسترش بازار، حفظ مشتری و آگاهی از برند، رابطه مثبت گزارش کردند و شایستگی مدیریتی را از عوامل تعدیل‌گر این رابطه دانستند.</w:t>
       </w:r>
       <w:r>
         <w:rPr>
@@ -4412,7 +4430,7 @@
         <w:rPr>
           <w:rStyle w:val="FootnoteReference"/>
         </w:rPr>
-        <w:footnoteReference w:id="21"/>
+        <w:footnoteReference w:id="22"/>
       </w:r>
       <w:r>
         <w:rPr>
@@ -4448,7 +4466,7 @@
         <w:rPr>
           <w:rStyle w:val="FootnoteReference"/>
         </w:rPr>
-        <w:footnoteReference w:id="22"/>
+        <w:footnoteReference w:id="23"/>
       </w:r>
       <w:r>
         <w:rPr>
@@ -4496,7 +4514,7 @@
         <w:rPr>
           <w:rStyle w:val="FootnoteReference"/>
         </w:rPr>
-        <w:footnoteReference w:id="23"/>
+        <w:footnoteReference w:id="24"/>
       </w:r>
       <w:r>
         <w:rPr>
@@ -4857,7 +4875,7 @@
         <w:rPr>
           <w:rStyle w:val="FootnoteReference"/>
         </w:rPr>
-        <w:footnoteReference w:id="24"/>
+        <w:footnoteReference w:id="25"/>
       </w:r>
       <w:r>
         <w:rPr>
@@ -4930,7 +4948,7 @@
         <w:rPr>
           <w:rStyle w:val="FootnoteReference"/>
         </w:rPr>
-        <w:footnoteReference w:id="25"/>
+        <w:footnoteReference w:id="26"/>
       </w:r>
       <w:r>
         <w:rPr>
@@ -4972,7 +4990,7 @@
         <w:rPr>
           <w:rStyle w:val="FootnoteReference"/>
         </w:rPr>
-        <w:footnoteReference w:id="26"/>
+        <w:footnoteReference w:id="27"/>
       </w:r>
       <w:r>
         <w:rPr>
@@ -5008,7 +5026,7 @@
         <w:rPr>
           <w:rStyle w:val="FootnoteReference"/>
         </w:rPr>
-        <w:footnoteReference w:id="27"/>
+        <w:footnoteReference w:id="28"/>
       </w:r>
       <w:r>
         <w:rPr>
@@ -5201,7 +5219,7 @@
         <w:rPr>
           <w:rStyle w:val="FootnoteReference"/>
         </w:rPr>
-        <w:footnoteReference w:id="28"/>
+        <w:footnoteReference w:id="29"/>
       </w:r>
       <w:r>
         <w:rPr>
@@ -5285,7 +5303,7 @@
         <w:rPr>
           <w:rStyle w:val="FootnoteReference"/>
         </w:rPr>
-        <w:footnoteReference w:id="29"/>
+        <w:footnoteReference w:id="30"/>
       </w:r>
       <w:r>
         <w:rPr>
@@ -5345,7 +5363,7 @@
         <w:rPr>
           <w:rStyle w:val="FootnoteReference"/>
         </w:rPr>
-        <w:footnoteReference w:id="30"/>
+        <w:footnoteReference w:id="31"/>
       </w:r>
       <w:r>
         <w:rPr>
@@ -5393,7 +5411,7 @@
         <w:rPr>
           <w:rStyle w:val="FootnoteReference"/>
         </w:rPr>
-        <w:footnoteReference w:id="31"/>
+        <w:footnoteReference w:id="32"/>
       </w:r>
       <w:r>
         <w:rPr>
@@ -5716,7 +5734,7 @@
         <w:rPr>
           <w:rStyle w:val="FootnoteReference"/>
         </w:rPr>
-        <w:footnoteReference w:id="32"/>
+        <w:footnoteReference w:id="33"/>
       </w:r>
       <w:r>
         <w:rPr>
@@ -5752,7 +5770,7 @@
         <w:rPr>
           <w:rStyle w:val="FootnoteReference"/>
         </w:rPr>
-        <w:footnoteReference w:id="33"/>
+        <w:footnoteReference w:id="34"/>
       </w:r>
       <w:r>
         <w:rPr>
@@ -5794,7 +5812,7 @@
         <w:rPr>
           <w:rStyle w:val="FootnoteReference"/>
         </w:rPr>
-        <w:footnoteReference w:id="34"/>
+        <w:footnoteReference w:id="35"/>
       </w:r>
       <w:r>
         <w:rPr>
@@ -5824,7 +5842,7 @@
         <w:rPr>
           <w:rStyle w:val="FootnoteReference"/>
         </w:rPr>
-        <w:footnoteReference w:id="35"/>
+        <w:footnoteReference w:id="36"/>
       </w:r>
       <w:r>
         <w:rPr>
@@ -6348,7 +6366,7 @@
         <w:rPr>
           <w:rStyle w:val="FootnoteReference"/>
         </w:rPr>
-        <w:footnoteReference w:id="36"/>
+        <w:footnoteReference w:id="37"/>
       </w:r>
       <w:r>
         <w:rPr>
@@ -6390,7 +6408,7 @@
         <w:rPr>
           <w:rStyle w:val="FootnoteReference"/>
         </w:rPr>
-        <w:footnoteReference w:id="37"/>
+        <w:footnoteReference w:id="38"/>
       </w:r>
       <w:r>
         <w:rPr>
@@ -6420,7 +6438,7 @@
         <w:rPr>
           <w:rStyle w:val="FootnoteReference"/>
         </w:rPr>
-        <w:footnoteReference w:id="38"/>
+        <w:footnoteReference w:id="39"/>
       </w:r>
       <w:r>
         <w:rPr>
@@ -6474,7 +6492,7 @@
         <w:rPr>
           <w:rStyle w:val="FootnoteReference"/>
         </w:rPr>
-        <w:footnoteReference w:id="39"/>
+        <w:footnoteReference w:id="40"/>
       </w:r>
       <w:r>
         <w:rPr>
@@ -6564,7 +6582,7 @@
         <w:rPr>
           <w:rStyle w:val="FootnoteReference"/>
         </w:rPr>
-        <w:footnoteReference w:id="40"/>
+        <w:footnoteReference w:id="41"/>
       </w:r>
       <w:r>
         <w:rPr>
@@ -7100,7 +7118,7 @@
         <w:rPr>
           <w:rStyle w:val="FootnoteReference"/>
         </w:rPr>
-        <w:footnoteReference w:id="41"/>
+        <w:footnoteReference w:id="42"/>
       </w:r>
       <w:r>
         <w:rPr>
@@ -7519,7 +7537,7 @@
         <w:rPr>
           <w:rStyle w:val="FootnoteReference"/>
         </w:rPr>
-        <w:footnoteReference w:id="42"/>
+        <w:footnoteReference w:id="43"/>
       </w:r>
       <w:r>
         <w:rPr>
@@ -7993,7 +8011,7 @@
         <w:rPr>
           <w:rStyle w:val="FootnoteReference"/>
         </w:rPr>
-        <w:footnoteReference w:id="43"/>
+        <w:footnoteReference w:id="44"/>
       </w:r>
       <w:r>
         <w:rPr>
@@ -8782,7 +8800,7 @@
         <w:rPr>
           <w:rStyle w:val="FootnoteReference"/>
         </w:rPr>
-        <w:footnoteReference w:id="44"/>
+        <w:footnoteReference w:id="45"/>
       </w:r>
       <w:r>
         <w:rPr>
@@ -8934,7 +8952,7 @@
         <w:rPr>
           <w:rStyle w:val="FootnoteReference"/>
         </w:rPr>
-        <w:footnoteReference w:id="45"/>
+        <w:footnoteReference w:id="46"/>
       </w:r>
       <w:r>
         <w:rPr>
@@ -9438,7 +9456,7 @@
         <w:rPr>
           <w:rStyle w:val="FootnoteReference"/>
         </w:rPr>
-        <w:footnoteReference w:id="46"/>
+        <w:footnoteReference w:id="47"/>
       </w:r>
       <w:r>
         <w:rPr>
@@ -9456,7 +9474,7 @@
         <w:rPr>
           <w:rStyle w:val="FootnoteReference"/>
         </w:rPr>
-        <w:footnoteReference w:id="47"/>
+        <w:footnoteReference w:id="48"/>
       </w:r>
       <w:r>
         <w:rPr>
@@ -9628,7 +9646,7 @@
         <w:rPr>
           <w:rStyle w:val="FootnoteReference"/>
         </w:rPr>
-        <w:footnoteReference w:id="48"/>
+        <w:footnoteReference w:id="49"/>
       </w:r>
       <w:r>
         <w:rPr>
@@ -9664,7 +9682,7 @@
         <w:rPr>
           <w:rStyle w:val="FootnoteReference"/>
         </w:rPr>
-        <w:footnoteReference w:id="49"/>
+        <w:footnoteReference w:id="50"/>
       </w:r>
       <w:r>
         <w:rPr>
@@ -9724,7 +9742,7 @@
         <w:rPr>
           <w:rStyle w:val="FootnoteReference"/>
         </w:rPr>
-        <w:footnoteReference w:id="50"/>
+        <w:footnoteReference w:id="51"/>
       </w:r>
       <w:r>
         <w:rPr>
@@ -9820,7 +9838,7 @@
         <w:rPr>
           <w:rStyle w:val="FootnoteReference"/>
         </w:rPr>
-        <w:footnoteReference w:id="51"/>
+        <w:footnoteReference w:id="52"/>
       </w:r>
       <w:r>
         <w:rPr>
@@ -9856,7 +9874,7 @@
         <w:rPr>
           <w:rStyle w:val="FootnoteReference"/>
         </w:rPr>
-        <w:footnoteReference w:id="52"/>
+        <w:footnoteReference w:id="53"/>
       </w:r>
       <w:r>
         <w:rPr>
@@ -10210,7 +10228,7 @@
         <w:rPr>
           <w:rStyle w:val="FootnoteReference"/>
         </w:rPr>
-        <w:footnoteReference w:id="53"/>
+        <w:footnoteReference w:id="54"/>
       </w:r>
       <w:r>
         <w:rPr>
@@ -10300,7 +10318,7 @@
         <w:rPr>
           <w:rStyle w:val="FootnoteReference"/>
         </w:rPr>
-        <w:footnoteReference w:id="54"/>
+        <w:footnoteReference w:id="55"/>
       </w:r>
       <w:r>
         <w:rPr>
@@ -10312,7 +10330,7 @@
         <w:rPr>
           <w:rStyle w:val="FootnoteReference"/>
         </w:rPr>
-        <w:footnoteReference w:id="55"/>
+        <w:footnoteReference w:id="56"/>
       </w:r>
       <w:r>
         <w:rPr>
@@ -10324,7 +10342,7 @@
         <w:rPr>
           <w:rStyle w:val="FootnoteReference"/>
         </w:rPr>
-        <w:footnoteReference w:id="56"/>
+        <w:footnoteReference w:id="57"/>
       </w:r>
       <w:r>
         <w:rPr>
@@ -10372,7 +10390,7 @@
         <w:rPr>
           <w:rStyle w:val="FootnoteReference"/>
         </w:rPr>
-        <w:footnoteReference w:id="57"/>
+        <w:footnoteReference w:id="58"/>
       </w:r>
       <w:r>
         <w:rPr>
@@ -10537,7 +10555,7 @@
         <w:rPr>
           <w:rStyle w:val="FootnoteReference"/>
         </w:rPr>
-        <w:footnoteReference w:id="58"/>
+        <w:footnoteReference w:id="59"/>
       </w:r>
       <w:r>
         <w:rPr>
@@ -11065,7 +11083,7 @@
         <w:rPr>
           <w:rStyle w:val="FootnoteReference"/>
         </w:rPr>
-        <w:footnoteReference w:id="59"/>
+        <w:footnoteReference w:id="60"/>
       </w:r>
       <w:r>
         <w:rPr>
@@ -11114,7 +11132,7 @@
         <w:rPr>
           <w:rStyle w:val="FootnoteReference"/>
         </w:rPr>
-        <w:footnoteReference w:id="60"/>
+        <w:footnoteReference w:id="61"/>
       </w:r>
       <w:r>
         <w:rPr>
@@ -11162,7 +11180,7 @@
         <w:rPr>
           <w:rStyle w:val="FootnoteReference"/>
         </w:rPr>
-        <w:footnoteReference w:id="61"/>
+        <w:footnoteReference w:id="62"/>
       </w:r>
       <w:r>
         <w:rPr>
@@ -11174,7 +11192,7 @@
         <w:rPr>
           <w:rStyle w:val="FootnoteReference"/>
         </w:rPr>
-        <w:footnoteReference w:id="62"/>
+        <w:footnoteReference w:id="63"/>
       </w:r>
       <w:r>
         <w:rPr>
@@ -11198,7 +11216,7 @@
         <w:rPr>
           <w:rStyle w:val="FootnoteReference"/>
         </w:rPr>
-        <w:footnoteReference w:id="63"/>
+        <w:footnoteReference w:id="64"/>
       </w:r>
       <w:r>
         <w:rPr>
@@ -11234,7 +11252,7 @@
         <w:rPr>
           <w:rStyle w:val="FootnoteReference"/>
         </w:rPr>
-        <w:footnoteReference w:id="64"/>
+        <w:footnoteReference w:id="65"/>
       </w:r>
       <w:r>
         <w:rPr>
@@ -11258,7 +11276,7 @@
         <w:rPr>
           <w:rStyle w:val="FootnoteReference"/>
         </w:rPr>
-        <w:footnoteReference w:id="65"/>
+        <w:footnoteReference w:id="66"/>
       </w:r>
       <w:r>
         <w:rPr>
@@ -11294,7 +11312,7 @@
         <w:rPr>
           <w:rStyle w:val="FootnoteReference"/>
         </w:rPr>
-        <w:footnoteReference w:id="66"/>
+        <w:footnoteReference w:id="67"/>
       </w:r>
       <w:r>
         <w:rPr>
@@ -11589,7 +11607,7 @@
         <w:rPr>
           <w:rStyle w:val="FootnoteReference"/>
         </w:rPr>
-        <w:footnoteReference w:id="67"/>
+        <w:footnoteReference w:id="68"/>
       </w:r>
       <w:r>
         <w:rPr>
@@ -11637,7 +11655,7 @@
         <w:rPr>
           <w:rStyle w:val="FootnoteReference"/>
         </w:rPr>
-        <w:footnoteReference w:id="68"/>
+        <w:footnoteReference w:id="69"/>
       </w:r>
       <w:r>
         <w:rPr>
@@ -11673,7 +11691,7 @@
         <w:rPr>
           <w:rStyle w:val="FootnoteReference"/>
         </w:rPr>
-        <w:footnoteReference w:id="69"/>
+        <w:footnoteReference w:id="70"/>
       </w:r>
       <w:r>
         <w:rPr>
@@ -11697,7 +11715,7 @@
         <w:rPr>
           <w:rStyle w:val="FootnoteReference"/>
         </w:rPr>
-        <w:footnoteReference w:id="70"/>
+        <w:footnoteReference w:id="71"/>
       </w:r>
       <w:r>
         <w:rPr>
@@ -11727,7 +11745,7 @@
         <w:rPr>
           <w:rStyle w:val="FootnoteReference"/>
         </w:rPr>
-        <w:footnoteReference w:id="71"/>
+        <w:footnoteReference w:id="72"/>
       </w:r>
       <w:r>
         <w:rPr>
@@ -11757,7 +11775,7 @@
         <w:rPr>
           <w:rStyle w:val="FootnoteReference"/>
         </w:rPr>
-        <w:footnoteReference w:id="72"/>
+        <w:footnoteReference w:id="73"/>
       </w:r>
       <w:r>
         <w:rPr>
@@ -12157,7 +12175,7 @@
         <w:rPr>
           <w:rStyle w:val="FootnoteReference"/>
         </w:rPr>
-        <w:footnoteReference w:id="73"/>
+        <w:footnoteReference w:id="74"/>
       </w:r>
       <w:r>
         <w:rPr>
@@ -12388,7 +12406,7 @@
         <w:rPr>
           <w:rStyle w:val="FootnoteReference"/>
         </w:rPr>
-        <w:footnoteReference w:id="74"/>
+        <w:footnoteReference w:id="75"/>
       </w:r>
       <w:r>
         <w:rPr>
@@ -12400,7 +12418,7 @@
         <w:rPr>
           <w:rStyle w:val="FootnoteReference"/>
         </w:rPr>
-        <w:footnoteReference w:id="75"/>
+        <w:footnoteReference w:id="76"/>
       </w:r>
       <w:r>
         <w:rPr>
@@ -12424,7 +12442,7 @@
         <w:rPr>
           <w:rStyle w:val="FootnoteReference"/>
         </w:rPr>
-        <w:footnoteReference w:id="76"/>
+        <w:footnoteReference w:id="77"/>
       </w:r>
       <w:r>
         <w:rPr>
@@ -12505,7 +12523,7 @@
         <w:rPr>
           <w:rStyle w:val="FootnoteReference"/>
         </w:rPr>
-        <w:footnoteReference w:id="77"/>
+        <w:footnoteReference w:id="78"/>
       </w:r>
       <w:r>
         <w:rPr>
@@ -12958,7 +12976,7 @@
         <w:rPr>
           <w:rStyle w:val="FootnoteReference"/>
         </w:rPr>
-        <w:footnoteReference w:id="78"/>
+        <w:footnoteReference w:id="79"/>
       </w:r>
       <w:r>
         <w:rPr>
@@ -12982,7 +13000,7 @@
         <w:rPr>
           <w:rStyle w:val="FootnoteReference"/>
         </w:rPr>
-        <w:footnoteReference w:id="79"/>
+        <w:footnoteReference w:id="80"/>
       </w:r>
       <w:r>
         <w:rPr>
@@ -14546,7 +14564,7 @@
         <w:rPr>
           <w:rStyle w:val="FootnoteReference"/>
         </w:rPr>
-        <w:footnoteReference w:id="80"/>
+        <w:footnoteReference w:id="81"/>
       </w:r>
       <w:r>
         <w:rPr>
@@ -14577,7 +14595,7 @@
         <w:rPr>
           <w:rStyle w:val="FootnoteReference"/>
         </w:rPr>
-        <w:footnoteReference w:id="81"/>
+        <w:footnoteReference w:id="82"/>
       </w:r>
       <w:r>
         <w:rPr>
@@ -14732,7 +14750,7 @@
         <w:rPr>
           <w:rStyle w:val="FootnoteReference"/>
         </w:rPr>
-        <w:footnoteReference w:id="82"/>
+        <w:footnoteReference w:id="83"/>
       </w:r>
       <w:r>
         <w:rPr>
@@ -15184,7 +15202,7 @@
           <w:sz w:val="20"/>
           <w:szCs w:val="20"/>
         </w:rPr>
-        <w:t xml:space="preserve"> Taneo et al., 2022</w:t>
+        <w:t xml:space="preserve"> Preferred Reporting Items for Systematic Reviews and Meta-Analyses (PRISMA)</w:t>
       </w:r>
     </w:p>
   </w:footnote>
@@ -15202,7 +15220,7 @@
           <w:sz w:val="20"/>
           <w:szCs w:val="20"/>
         </w:rPr>
-        <w:t xml:space="preserve"> Dukhaykh &amp; Alangri, 2026</w:t>
+        <w:t xml:space="preserve"> Taneo et al., 2022</w:t>
       </w:r>
     </w:p>
   </w:footnote>
@@ -15220,7 +15238,7 @@
           <w:sz w:val="20"/>
           <w:szCs w:val="20"/>
         </w:rPr>
-        <w:t xml:space="preserve"> Williams &amp; Aaron, 2018</w:t>
+        <w:t xml:space="preserve"> Dukhaykh &amp; Alangri, 2026</w:t>
       </w:r>
     </w:p>
   </w:footnote>
@@ -15238,7 +15256,7 @@
           <w:sz w:val="20"/>
           <w:szCs w:val="20"/>
         </w:rPr>
-        <w:t xml:space="preserve"> Pangarkar &amp; Prabhudesai, 2024</w:t>
+        <w:t xml:space="preserve"> Williams &amp; Aaron, 2018</w:t>
       </w:r>
     </w:p>
   </w:footnote>
@@ -15256,7 +15274,7 @@
           <w:sz w:val="20"/>
           <w:szCs w:val="20"/>
         </w:rPr>
-        <w:t xml:space="preserve"> Mangla et al., 2021</w:t>
+        <w:t xml:space="preserve"> Pangarkar &amp; Prabhudesai, 2024</w:t>
       </w:r>
     </w:p>
   </w:footnote>
@@ -15274,7 +15292,7 @@
           <w:sz w:val="20"/>
           <w:szCs w:val="20"/>
         </w:rPr>
-        <w:t xml:space="preserve"> Sharabati et al., 2024</w:t>
+        <w:t xml:space="preserve"> Mangla et al., 2021</w:t>
       </w:r>
     </w:p>
   </w:footnote>
@@ -15292,7 +15310,7 @@
           <w:sz w:val="20"/>
           <w:szCs w:val="20"/>
         </w:rPr>
-        <w:t xml:space="preserve"> Taneo et al., 2022</w:t>
+        <w:t xml:space="preserve"> Sharabati et al., 2024</w:t>
       </w:r>
     </w:p>
   </w:footnote>
@@ -15310,7 +15328,7 @@
           <w:sz w:val="20"/>
           <w:szCs w:val="20"/>
         </w:rPr>
-        <w:t xml:space="preserve"> Mammen et al., 2021</w:t>
+        <w:t xml:space="preserve"> Taneo et al., 2022</w:t>
       </w:r>
     </w:p>
   </w:footnote>
@@ -15328,7 +15346,7 @@
           <w:sz w:val="20"/>
           <w:szCs w:val="20"/>
         </w:rPr>
-        <w:t xml:space="preserve"> Dukhaykh &amp; Alangri, 2026</w:t>
+        <w:t xml:space="preserve"> Mammen et al., 2021</w:t>
       </w:r>
     </w:p>
   </w:footnote>
@@ -15346,7 +15364,7 @@
           <w:sz w:val="20"/>
           <w:szCs w:val="20"/>
         </w:rPr>
-        <w:t xml:space="preserve"> Arte &amp; Larimo, 2022</w:t>
+        <w:t xml:space="preserve"> Dukhaykh &amp; Alangri, 2026</w:t>
       </w:r>
     </w:p>
   </w:footnote>
@@ -15382,7 +15400,7 @@
           <w:sz w:val="20"/>
           <w:szCs w:val="20"/>
         </w:rPr>
-        <w:t xml:space="preserve"> Schommer et al., 2019</w:t>
+        <w:t xml:space="preserve"> Arte &amp; Larimo, 2022</w:t>
       </w:r>
     </w:p>
   </w:footnote>
@@ -15400,7 +15418,7 @@
           <w:sz w:val="20"/>
           <w:szCs w:val="20"/>
         </w:rPr>
-        <w:t xml:space="preserve"> Mammen et al., 2021</w:t>
+        <w:t xml:space="preserve"> Schommer et al., 2019</w:t>
       </w:r>
     </w:p>
   </w:footnote>
@@ -15418,7 +15436,7 @@
           <w:sz w:val="20"/>
           <w:szCs w:val="20"/>
         </w:rPr>
-        <w:t xml:space="preserve"> Arte &amp; Larimo, 2022</w:t>
+        <w:t xml:space="preserve"> Mammen et al., 2021</w:t>
       </w:r>
     </w:p>
   </w:footnote>
@@ -15436,7 +15454,7 @@
           <w:sz w:val="20"/>
           <w:szCs w:val="20"/>
         </w:rPr>
-        <w:t xml:space="preserve"> Mammen et al., 2021</w:t>
+        <w:t xml:space="preserve"> Arte &amp; Larimo, 2022</w:t>
       </w:r>
     </w:p>
   </w:footnote>
@@ -15454,7 +15472,7 @@
           <w:sz w:val="20"/>
           <w:szCs w:val="20"/>
         </w:rPr>
-        <w:t xml:space="preserve"> Schommer et al., 2019</w:t>
+        <w:t xml:space="preserve"> Mammen et al., 2021</w:t>
       </w:r>
     </w:p>
   </w:footnote>
@@ -15472,7 +15490,7 @@
           <w:sz w:val="20"/>
           <w:szCs w:val="20"/>
         </w:rPr>
-        <w:t xml:space="preserve"> Williams &amp; Aaron, 2018</w:t>
+        <w:t xml:space="preserve"> Schommer et al., 2019</w:t>
       </w:r>
     </w:p>
   </w:footnote>
@@ -15490,7 +15508,7 @@
           <w:sz w:val="20"/>
           <w:szCs w:val="20"/>
         </w:rPr>
-        <w:t xml:space="preserve"> Mammen et al., 2021</w:t>
+        <w:t xml:space="preserve"> Williams &amp; Aaron, 2018</w:t>
       </w:r>
     </w:p>
   </w:footnote>
@@ -15508,7 +15526,7 @@
           <w:sz w:val="20"/>
           <w:szCs w:val="20"/>
         </w:rPr>
-        <w:t xml:space="preserve"> Dukhaykh &amp; Alangri, 2026</w:t>
+        <w:t xml:space="preserve"> Mammen et al., 2021</w:t>
       </w:r>
     </w:p>
   </w:footnote>
@@ -15526,7 +15544,7 @@
           <w:sz w:val="20"/>
           <w:szCs w:val="20"/>
         </w:rPr>
-        <w:t xml:space="preserve"> Kero &amp; Bogale, 2023</w:t>
+        <w:t xml:space="preserve"> Dukhaykh &amp; Alangri, 2026</w:t>
       </w:r>
     </w:p>
   </w:footnote>
@@ -15544,7 +15562,7 @@
           <w:sz w:val="20"/>
           <w:szCs w:val="20"/>
         </w:rPr>
-        <w:t xml:space="preserve"> Taneo et al., 2022</w:t>
+        <w:t xml:space="preserve"> Kero &amp; Bogale, 2023</w:t>
       </w:r>
     </w:p>
   </w:footnote>
@@ -15562,7 +15580,7 @@
           <w:sz w:val="20"/>
           <w:szCs w:val="20"/>
         </w:rPr>
-        <w:t xml:space="preserve"> Dukhaykh &amp; Alangri, 2026</w:t>
+        <w:t xml:space="preserve"> Taneo et al., 2022</w:t>
       </w:r>
     </w:p>
   </w:footnote>
@@ -15580,7 +15598,7 @@
           <w:sz w:val="20"/>
           <w:szCs w:val="20"/>
         </w:rPr>
-        <w:t xml:space="preserve"> Miklian &amp; Hoelscher, 2022</w:t>
+        <w:t xml:space="preserve"> Dukhaykh &amp; Alangri, 2026</w:t>
       </w:r>
     </w:p>
   </w:footnote>
@@ -15616,7 +15634,7 @@
           <w:sz w:val="20"/>
           <w:szCs w:val="20"/>
         </w:rPr>
-        <w:t xml:space="preserve"> Mammen et al., 2021</w:t>
+        <w:t xml:space="preserve"> Miklian &amp; Hoelscher, 2022</w:t>
       </w:r>
     </w:p>
   </w:footnote>
@@ -15634,7 +15652,7 @@
           <w:sz w:val="20"/>
           <w:szCs w:val="20"/>
         </w:rPr>
-        <w:t xml:space="preserve"> Arte &amp; Larimo, 2022</w:t>
+        <w:t xml:space="preserve"> Mammen et al., 2021</w:t>
       </w:r>
     </w:p>
   </w:footnote>
@@ -15652,7 +15670,7 @@
           <w:sz w:val="20"/>
           <w:szCs w:val="20"/>
         </w:rPr>
-        <w:t xml:space="preserve"> Mammen et al., 2021</w:t>
+        <w:t xml:space="preserve"> Arte &amp; Larimo, 2022</w:t>
       </w:r>
     </w:p>
   </w:footnote>
@@ -15670,7 +15688,7 @@
           <w:sz w:val="20"/>
           <w:szCs w:val="20"/>
         </w:rPr>
-        <w:t xml:space="preserve"> Singh et al., 2022</w:t>
+        <w:t xml:space="preserve"> Mammen et al., 2021</w:t>
       </w:r>
     </w:p>
   </w:footnote>
@@ -15688,7 +15706,7 @@
           <w:sz w:val="20"/>
           <w:szCs w:val="20"/>
         </w:rPr>
-        <w:t xml:space="preserve"> Mangla et al., 2021</w:t>
+        <w:t xml:space="preserve"> Singh et al., 2022</w:t>
       </w:r>
     </w:p>
   </w:footnote>
@@ -15706,7 +15724,7 @@
           <w:sz w:val="20"/>
           <w:szCs w:val="20"/>
         </w:rPr>
-        <w:t xml:space="preserve"> Shah et al., 2023</w:t>
+        <w:t xml:space="preserve"> Mangla et al., 2021</w:t>
       </w:r>
     </w:p>
   </w:footnote>
@@ -15724,7 +15742,7 @@
           <w:sz w:val="20"/>
           <w:szCs w:val="20"/>
         </w:rPr>
-        <w:t xml:space="preserve"> Singh et al., 2022</w:t>
+        <w:t xml:space="preserve"> Shah et al., 2023</w:t>
       </w:r>
     </w:p>
   </w:footnote>
@@ -15760,7 +15778,7 @@
           <w:sz w:val="20"/>
           <w:szCs w:val="20"/>
         </w:rPr>
-        <w:t xml:space="preserve"> Mangla et al., 2021</w:t>
+        <w:t xml:space="preserve"> Singh et al., 2022</w:t>
       </w:r>
     </w:p>
   </w:footnote>
@@ -15778,7 +15796,7 @@
           <w:sz w:val="20"/>
           <w:szCs w:val="20"/>
         </w:rPr>
-        <w:t xml:space="preserve"> Kero &amp; Bogale, 2023</w:t>
+        <w:t xml:space="preserve"> Mangla et al., 2021</w:t>
       </w:r>
     </w:p>
   </w:footnote>
@@ -15796,7 +15814,7 @@
           <w:sz w:val="20"/>
           <w:szCs w:val="20"/>
         </w:rPr>
-        <w:t xml:space="preserve"> Pangarkar &amp; Prabhudesai, 2024</w:t>
+        <w:t xml:space="preserve"> Kero &amp; Bogale, 2023</w:t>
       </w:r>
     </w:p>
   </w:footnote>
@@ -15814,7 +15832,7 @@
           <w:sz w:val="20"/>
           <w:szCs w:val="20"/>
         </w:rPr>
-        <w:t xml:space="preserve"> Mammen et al., 2021</w:t>
+        <w:t xml:space="preserve"> Pangarkar &amp; Prabhudesai, 2024</w:t>
       </w:r>
     </w:p>
   </w:footnote>
@@ -15832,7 +15850,7 @@
           <w:sz w:val="20"/>
           <w:szCs w:val="20"/>
         </w:rPr>
-        <w:t xml:space="preserve"> Naeem et al., 2023</w:t>
+        <w:t xml:space="preserve"> Mammen et al., 2021</w:t>
       </w:r>
     </w:p>
   </w:footnote>
@@ -15850,7 +15868,7 @@
           <w:sz w:val="20"/>
           <w:szCs w:val="20"/>
         </w:rPr>
-        <w:t xml:space="preserve"> Dukhaykh &amp; Alangri, 2026</w:t>
+        <w:t xml:space="preserve"> Naeem et al., 2023</w:t>
       </w:r>
     </w:p>
   </w:footnote>
@@ -15868,7 +15886,7 @@
           <w:sz w:val="20"/>
           <w:szCs w:val="20"/>
         </w:rPr>
-        <w:t xml:space="preserve"> Zain et al., 2023</w:t>
+        <w:t xml:space="preserve"> Dukhaykh &amp; Alangri, 2026</w:t>
       </w:r>
     </w:p>
   </w:footnote>
@@ -15886,7 +15904,7 @@
           <w:sz w:val="20"/>
           <w:szCs w:val="20"/>
         </w:rPr>
-        <w:t xml:space="preserve"> Mammen et al., 2021</w:t>
+        <w:t xml:space="preserve"> Zain et al., 2023</w:t>
       </w:r>
     </w:p>
   </w:footnote>
@@ -15904,7 +15922,7 @@
           <w:sz w:val="20"/>
           <w:szCs w:val="20"/>
         </w:rPr>
-        <w:t xml:space="preserve"> Azam et al., 2021</w:t>
+        <w:t xml:space="preserve"> Mammen et al., 2021</w:t>
       </w:r>
     </w:p>
   </w:footnote>
@@ -15922,7 +15940,7 @@
           <w:sz w:val="20"/>
           <w:szCs w:val="20"/>
         </w:rPr>
-        <w:t xml:space="preserve"> Mangla et al., 2021</w:t>
+        <w:t xml:space="preserve"> Azam et al., 2021</w:t>
       </w:r>
     </w:p>
   </w:footnote>
@@ -15940,7 +15958,7 @@
           <w:sz w:val="20"/>
           <w:szCs w:val="20"/>
         </w:rPr>
-        <w:t xml:space="preserve"> Schommer et al., 2019</w:t>
+        <w:t xml:space="preserve"> Mangla et al., 2021</w:t>
       </w:r>
     </w:p>
   </w:footnote>
@@ -15958,7 +15976,7 @@
           <w:sz w:val="20"/>
           <w:szCs w:val="20"/>
         </w:rPr>
-        <w:t xml:space="preserve"> Arte &amp; Larimo, 2022</w:t>
+        <w:t xml:space="preserve"> Schommer et al., 2019</w:t>
       </w:r>
     </w:p>
   </w:footnote>
@@ -15976,7 +15994,7 @@
           <w:sz w:val="20"/>
           <w:szCs w:val="20"/>
         </w:rPr>
-        <w:t xml:space="preserve"> Williams &amp; Aaron, 2018</w:t>
+        <w:t xml:space="preserve"> Arte &amp; Larimo, 2022</w:t>
       </w:r>
     </w:p>
   </w:footnote>
@@ -15994,7 +16012,7 @@
           <w:sz w:val="20"/>
           <w:szCs w:val="20"/>
         </w:rPr>
-        <w:t xml:space="preserve"> Shah et al., 2023</w:t>
+        <w:t xml:space="preserve"> Williams &amp; Aaron, 2018</w:t>
       </w:r>
     </w:p>
   </w:footnote>
@@ -16012,7 +16030,7 @@
           <w:sz w:val="20"/>
           <w:szCs w:val="20"/>
         </w:rPr>
-        <w:t xml:space="preserve"> Gupta &amp; Jagtap, 2024</w:t>
+        <w:t xml:space="preserve"> Shah et al., 2023</w:t>
       </w:r>
     </w:p>
   </w:footnote>
@@ -16030,7 +16048,7 @@
           <w:sz w:val="20"/>
           <w:szCs w:val="20"/>
         </w:rPr>
-        <w:t xml:space="preserve"> Miklian &amp; Hoelscher, 2022</w:t>
+        <w:t xml:space="preserve"> Gupta &amp; Jagtap, 2024</w:t>
       </w:r>
     </w:p>
   </w:footnote>
@@ -16048,7 +16066,7 @@
           <w:sz w:val="20"/>
           <w:szCs w:val="20"/>
         </w:rPr>
-        <w:t xml:space="preserve"> Thomran et al., 2022</w:t>
+        <w:t xml:space="preserve"> Miklian &amp; Hoelscher, 2022</w:t>
       </w:r>
     </w:p>
   </w:footnote>
@@ -16066,7 +16084,7 @@
           <w:sz w:val="20"/>
           <w:szCs w:val="20"/>
         </w:rPr>
-        <w:t xml:space="preserve"> Sharabati et al., 2024</w:t>
+        <w:t xml:space="preserve"> Thomran et al., 2022</w:t>
       </w:r>
     </w:p>
   </w:footnote>
@@ -16084,7 +16102,7 @@
           <w:sz w:val="20"/>
           <w:szCs w:val="20"/>
         </w:rPr>
-        <w:t xml:space="preserve"> Landjohou &amp; Christopher, 2026</w:t>
+        <w:t xml:space="preserve"> Sharabati et al., 2024</w:t>
       </w:r>
     </w:p>
   </w:footnote>
@@ -16102,7 +16120,7 @@
           <w:sz w:val="20"/>
           <w:szCs w:val="20"/>
         </w:rPr>
-        <w:t xml:space="preserve"> Singh et al., 2022</w:t>
+        <w:t xml:space="preserve"> Landjohou &amp; Christopher, 2026</w:t>
       </w:r>
     </w:p>
   </w:footnote>
@@ -16120,7 +16138,7 @@
           <w:sz w:val="20"/>
           <w:szCs w:val="20"/>
         </w:rPr>
-        <w:t xml:space="preserve"> Taneo et al., 2022</w:t>
+        <w:t xml:space="preserve"> Singh et al., 2022</w:t>
       </w:r>
     </w:p>
   </w:footnote>
@@ -16138,7 +16156,7 @@
           <w:sz w:val="20"/>
           <w:szCs w:val="20"/>
         </w:rPr>
-        <w:t xml:space="preserve"> Dukhaykh &amp; Alangri, 2026</w:t>
+        <w:t xml:space="preserve"> Taneo et al., 2022</w:t>
       </w:r>
     </w:p>
   </w:footnote>
@@ -16156,7 +16174,7 @@
           <w:sz w:val="20"/>
           <w:szCs w:val="20"/>
         </w:rPr>
-        <w:t xml:space="preserve"> Shah et al., 2023</w:t>
+        <w:t xml:space="preserve"> Dukhaykh &amp; Alangri, 2026</w:t>
       </w:r>
     </w:p>
   </w:footnote>
@@ -16174,7 +16192,7 @@
           <w:sz w:val="20"/>
           <w:szCs w:val="20"/>
         </w:rPr>
-        <w:t xml:space="preserve"> Naeem et al., 2023</w:t>
+        <w:t xml:space="preserve"> Shah et al., 2023</w:t>
       </w:r>
     </w:p>
   </w:footnote>
@@ -16192,7 +16210,7 @@
           <w:sz w:val="20"/>
           <w:szCs w:val="20"/>
         </w:rPr>
-        <w:t xml:space="preserve"> Shah et al., 2023</w:t>
+        <w:t xml:space="preserve"> Naeem et al., 2023</w:t>
       </w:r>
     </w:p>
   </w:footnote>
@@ -16210,7 +16228,7 @@
           <w:sz w:val="20"/>
           <w:szCs w:val="20"/>
         </w:rPr>
-        <w:t xml:space="preserve"> Dukhaykh &amp; Alangri, 2026</w:t>
+        <w:t xml:space="preserve"> Shah et al., 2023</w:t>
       </w:r>
     </w:p>
   </w:footnote>
@@ -16228,7 +16246,7 @@
           <w:sz w:val="20"/>
           <w:szCs w:val="20"/>
         </w:rPr>
-        <w:t xml:space="preserve"> Gupta &amp; Jagtap, 2024</w:t>
+        <w:t xml:space="preserve"> Dukhaykh &amp; Alangri, 2026</w:t>
       </w:r>
     </w:p>
   </w:footnote>
@@ -16246,7 +16264,7 @@
           <w:sz w:val="20"/>
           <w:szCs w:val="20"/>
         </w:rPr>
-        <w:t xml:space="preserve"> Kero &amp; Bogale, 2023</w:t>
+        <w:t xml:space="preserve"> Gupta &amp; Jagtap, 2024</w:t>
       </w:r>
     </w:p>
   </w:footnote>
@@ -16264,11 +16282,29 @@
           <w:sz w:val="20"/>
           <w:szCs w:val="20"/>
         </w:rPr>
-        <w:t xml:space="preserve"> Pangarkar &amp; Prabhudesai, 2024</w:t>
+        <w:t xml:space="preserve"> Kero &amp; Bogale, 2023</w:t>
       </w:r>
     </w:p>
   </w:footnote>
   <w:footnote w:id="82">
+    <w:p>
+      <w:r>
+        <w:rPr>
+          <w:rStyle w:val="FootnoteReference"/>
+        </w:rPr>
+        <w:footnoteRef/>
+      </w:r>
+      <w:r>
+        <w:rPr>
+          <w:rFonts w:ascii="Times New Roman" w:eastAsia="Times New Roman" w:hAnsi="Times New Roman" w:cs="Times New Roman"/>
+          <w:sz w:val="20"/>
+          <w:szCs w:val="20"/>
+        </w:rPr>
+        <w:t xml:space="preserve"> Pangarkar &amp; Prabhudesai, 2024</w:t>
+      </w:r>
+    </w:p>
+  </w:footnote>
+  <w:footnote w:id="83">
     <w:p>
       <w:r>
         <w:rPr>

--- a/chapter2_revised.docx
+++ b/chapter2_revised.docx
@@ -66,43 +66,7 @@
         <w:rPr>
           <w:rtl/>
         </w:rPr>
-        <w:t>این فصل با هدف فراهم آوردن زمینه علمی لازم برای تحلیل موضوع پژوهش تدوین شده است. مبانی نظری مرتبط با فروش و عملکرد فروش، چالش‌های فروش، شرکت‌های تک‌محصولی، صنعت مواد غذایی و رویکردهای اولویت‌بندی در پژوهش‌های کیفی در بخش‌های مختلف بررسی می‌شوند. سپس پیشینه مطالعات داخلی و خارجی مرتبط مرور می‌گردد و در پایان، چالش‌های فروش برگرفته از این مبانی و پیشینه در قالب جدولی جمع‌بندی می‌شود.</w:t>
-      </w:r>
-    </w:p>
-    <w:p>
-      <w:pPr>
-        <w:bidi/>
-        <w:jc w:val="both"/>
-      </w:pPr>
-      <w:r>
-        <w:rPr>
-          <w:rtl/>
-        </w:rPr>
-        <w:t>مرور ادبیات در پژوهش‌های کیفی اکتشافی دو نقش متفاوت ایفا می‌کند. نخست، پیشینه نشان می‌دهد کجا و چرا دانش موجود ناکافی است؛ یعنی خلأی را آشکار می‌کند که توجیه پژوهش حاضر است. دوم، مفاهیمی فراهم می‌آورد که تحلیل داده‌ها را غنی‌تر می‌کند. نکته مهم این است که در پژوهش اکتشافی، این مفاهیم چارچوبی بر داده تحمیل نمی‌کنند بلکه زبانی برای توصیف آنچه از دل داده پدیدار شده، فراهم می‌آورند.</w:t>
-      </w:r>
-    </w:p>
-    <w:p>
-      <w:pPr>
-        <w:bidi/>
-        <w:jc w:val="both"/>
-      </w:pPr>
-      <w:r>
-        <w:rPr>
-          <w:rtl/>
-        </w:rPr>
-        <w:t>قلمرو این فصل به چهار حوزه اصلی محدود شده است: نخست، مبانی نظری مربوط به فروش، چالش‌های فروش و جایگاه شرکت تک‌محصولی در ادبیات مدیریت استراتژیک؛ دوم، ویژگی‌های خاص صنعت مواد غذایی؛ سوم، مرور پیشینه تج</w:t>
-      </w:r>
-      <w:r>
-        <w:rPr>
-          <w:rtl/>
-        </w:rPr>
-        <w:t xml:space="preserve">ربی داخلی و خارجی مرتبط؛ و چهارم، جمع‌بندی این مبانی در قالب فهرستی از چالش‌های فروش برگرفته از ادبیات نظری که مبنای مقایسه با یافته‌های میدانی فصل‌های بعدی قرار می‌گیرد. جزئیات روش‌شناختی مربوط به گردآوری و تحلیل داده‌های میدانی، از جمله رویکرد اکتشافی و </w:t>
-      </w:r>
-      <w:r>
-        <w:rPr>
-          <w:rtl/>
-        </w:rPr>
-        <w:t>اجرای روش دلفی با خبرگان، به فصل سوم موکول شده است.</w:t>
+        <w:t xml:space="preserve">این فصل در سه بخش اصلی سامان یافته است: مبانی نظری (بخش ۲-۲) که مفهوم فروش، چالش‌های فروش، شرکت تک‌محصولی و ویژگی‌های صنعت مواد غذایی را مرور می‌کند؛ مرور پیشینه‌های داخلی و خارجی (بخش ۲-۳)؛ و جمع‌بندی مبانی در قالب فهرست چالش‌های برگرفته از ادبیات (جدول ۲-۱) و مدل مفهومی پژوهش (بخش ۲-۴).</w:t>
       </w:r>
     </w:p>
     <w:p>
@@ -9802,7 +9766,19 @@
         <w:rPr>
           <w:rtl/>
         </w:rPr>
-        <w:t xml:space="preserve">این صنعت، برخلاف بسیاری از صنایع بزرگ‌مقیاس، عمدتاً از بنگاه‌های کوچک و متوسط تشکیل شده و سهم قابل‌توجهی از اشتغال بخش صنعت کشور را در بر می‌گیرد (پیوست ث). </w:t>
+        <w:t xml:space="preserve">این صنعت، برخلاف بسیاری از صنایع بزرگ‌مقیاس، عمدتاً از بنگاه‌های کوچک و متوسط تشکیل شده و سهم قابل‌توجهی از اشتغال بخش صنعت کشور را در بر می‌گیرد (</w:t>
+      </w:r>
+      <w:r>
+        <w:rPr>
+          <w:rtl/>
+        </w:rPr>
+        <w:t xml:space="preserve">پیوست پ</w:t>
+      </w:r>
+      <w:r>
+        <w:rPr>
+          <w:rtl/>
+        </w:rPr>
+        <w:t xml:space="preserve">). </w:t>
       </w:r>
       <w:r>
         <w:rPr>
@@ -10549,7 +10525,13 @@
         <w:rPr>
           <w:rtl/>
         </w:rPr>
-        <w:t>در پایان، باید تأکید کرد که این چارچوب نظری، برساخته‌ای برای حساس‌سازی پژوهشگر است، نه مجموعه‌ای از فرضیه‌های از پیش تأییدشده. دخیخ و النجری (۲۰۲۶)</w:t>
+        <w:t xml:space="preserve">در پایان، باید تأکید کرد که این چارچوب نظری، برساخته‌ای برای حساس‌سازی پژوهشگر است.</w:t>
+      </w:r>
+      <w:r>
+        <w:rPr>
+          <w:rtl/>
+        </w:rPr>
+        <w:t xml:space="preserve"> دخیخ و النجری (۲۰۲۶)</w:t>
       </w:r>
       <w:r>
         <w:rPr>
@@ -10561,19 +10543,7 @@
         <w:rPr>
           <w:rtl/>
         </w:rPr>
-        <w:t xml:space="preserve"> </w:t>
-      </w:r>
-      <w:r>
-        <w:rPr>
-          <w:rtl/>
-        </w:rPr>
-        <w:t xml:space="preserve">یافته‌های خود را درباره بنگاه‌های کوچک و متوسط عربستان گزارش کرده‌اند و به محدودیت‌های تعمیم‌پذیری آن‌ها به بسترهای دیگر اشاره می‌کنند؛ از این رو روابط نظری میان قابلیت‌های پویا، نوآوری و مزیت رقابتی ممکن است در زمینه‌های مختلف الگوهای متفاوتی به خود بگیرد</w:t>
-      </w:r>
-      <w:r>
-        <w:rPr>
-          <w:rtl/>
-        </w:rPr>
-        <w:t xml:space="preserve">؛ نکته‌ای که اهمیت بررسی اکتشافی و زمینه‌مند این روابط را در بستر خاص بنگاه تک‌محصولی صنعت مواد غذایی ایران، به‌جای تعمیم مستقیم یافته‌های سایر زمینه‌ها، توجیه می‌کند.</w:t>
+        <w:t xml:space="preserve"> یافته‌های خود را درباره بنگاه‌های کوچک و متوسط عربستان گزارش کرده‌اند و به محدودیت‌های تعمیم‌پذیری آن‌ها به بسترهای دیگر اشاره می‌کنند؛ از این رو روابط نظری میان قابلیت‌های پویا، نوآوری و مزیت رقابتی ممکن است در زمینه‌های مختلف الگوهای متفاوتی به خود بگیرد؛ نکته‌ای که اهمیت بررسی اکتشافی و زمینه‌مند این روابط را در بستر خاص بنگاه تک‌محصولی صنعت مواد غذایی ایران، به‌جای تعمیم مستقیم یافته‌های سایر زمینه‌ها، توجیه می‌کند.</w:t>
       </w:r>
     </w:p>
     <w:p>
@@ -10635,25 +10605,7 @@
         <w:rPr>
           <w:rtl/>
         </w:rPr>
-        <w:t xml:space="preserve">پژوهشگران ایرانی در سال‌های اخیر توجه فزاینده‌ای به موانع فروش، توزیع و بازاریابی در صنعت مواد غذایی نشان داده‌اند؛ این بخش، پژوهش‌های داخلی مرتبط را که </w:t>
-      </w:r>
-      <w:r>
-        <w:rPr>
-          <w:rtl/>
-        </w:rPr>
-        <w:t xml:space="preserve">میان سال‌های ۱۴۰۰ تا ۱۴۰۴ منتشر شده‌اند</w:t>
-      </w:r>
-      <w:r>
-        <w:rPr>
-          <w:rtl/>
-        </w:rPr>
-        <w:t xml:space="preserve"> معرفی می‌کند. اسکندری، دارابی و اصغری (۱۴۰۴) در پژوهشی با عنوان «شناسایی و ارزیابی موانع حوزه فروش به منظور کاهش بحران‌های زنجیره تأمین مواد غذایی»، با بهره‌گیری از رویکرد یکپارچه فازی مبتنی بر مدل‌سازی ساختاری </w:t>
-      </w:r>
-      <w:r>
-        <w:rPr>
-          <w:rtl/>
-        </w:rPr>
-        <w:t>تفسیری کل و تحلیل میک‌مک، عوامل کلیدی تهدیدکننده حوزه فروش در زنجیره تأمین مواد غذایی را شناسایی و سطح‌بندی کردند. انگیزه این پژوهش، نوسان قیمت مواد غذایی و اثر آن بر تصمیم‌گیری، برنامه‌ریزی و مدیریت مالی فعالان زنجیره بود. بر پایه یافته‌های آنان، پیش‌بینی نادرست تقاضا و نبود اعتبار مالی از مهم‌ترین عوامل تهدیدکننده فروش در این صنعت به شمار می‌روند. این مطالعه از نظر صنعت هدف با پژوهش حاضر هم‌سوست، اما واحد تحلیل آن زنجیره تأمین در کل است نه بنگاه تک‌محصولی.</w:t>
+        <w:t xml:space="preserve">پژوهشگران ایرانی در سال‌های اخیر توجه فزاینده‌ای به موانع فروش، توزیع و بازاریابی در صنعت مواد غذایی نشان داده‌اند؛ این بخش، پژوهش‌های داخلی مرتبط را که میان سال‌های ۱۴۰۰ تا ۱۴۰۴ منتشر شده‌اند معرفی می‌کند. پژوهش‌ها بر پایه سال انتشار، از جدید به قدیم مرور می‌شوند.</w:t>
       </w:r>
     </w:p>
     <w:p>
@@ -10665,37 +10617,13 @@
         <w:rPr>
           <w:rtl/>
         </w:rPr>
-        <w:t xml:space="preserve">صفری و اسماعیل‌نژاد (۱۴۰۳) در مطالعه‌ای با عنوان</w:t>
-      </w:r>
-      <w:r>
-        <w:rPr>
-          <w:rtl/>
-        </w:rPr>
-        <w:t xml:space="preserve"> شناسایی و اولویت‌بندی موانع فروش محصولات سبز در ترویج الگوی مصرف پایدار، </w:t>
-      </w:r>
-      <w:r>
-        <w:rPr>
-          <w:rtl/>
-        </w:rPr>
-        <w:t xml:space="preserve">موانع فروش را بررسی کردند؛ ابتدا موانع از مرور ادبیات شناسایی و با دلفی فازی از هفده مانع به هشت مانع نهایی غربال شدند، سپس با روش بهترین-بدترین فازی وزن‌دهی و با تودیم فازی رتبه‌بندی شدند، و بی‌اعتمادی مشتریان به ادعاهای سبز در رتبه نخست و ضعف برندسازی در رتبه دوم قرار گرفت.</w:t>
-      </w:r>
-      <w:r>
-        <w:rPr>
-          <w:rtl/>
-        </w:rPr>
-        <w:t xml:space="preserve"> </w:t>
-      </w:r>
-      <w:r>
-        <w:rPr>
-          <w:rtl/>
-        </w:rPr>
-        <w:t xml:space="preserve">انگیزه این پژوهش، شکاف میان نگرش مثبت مصرف‌کننده و رفتار خرید واقعی او در مورد محصولات سبز بود. این مطالعه از نظر موضوع، محصولات سبز را در بر می‌گیرد، </w:t>
-      </w:r>
-      <w:r>
-        <w:rPr>
-          <w:rtl/>
-        </w:rPr>
-        <w:t xml:space="preserve">نه صنعت مواد غذایی را به‌طور اختصاصی. یافته آن درباره جایگاه ضعف برندسازی با مؤلفه ضعف برندسازی در پژوهش حاضر پیوند موضوعی دارد.</w:t>
+        <w:t xml:space="preserve">آسیابانی، کاظم‌پور کهریز، حسنی‌مقدم، دوراندیش و قاسمی (۱۴۰۴) در پژوهشی با عنوان «ارزیابی پایداری ترجیحات مصرف‌کنندگان برنج در کشور»، با رویکرد ترجیح آشکارشده، ترجیحات مصرف‌کنندگان برنج را در بازه سال‌های ۱۳۸۲ تا ۱۴۰۱ بررسی کردند و ثبات ساختاری ترجیحات و تداوم وفاداری به برنج ایرانی را گزارش کردند.</w:t>
+      </w:r>
+      <w:r>
+        <w:rPr>
+          <w:rtl/>
+        </w:rPr>
+        <w:t xml:space="preserve"> این یافته با فرض ناپایداری ترجیحات مصرف‌کننده همسو نیست و نشان می‌دهد ثبات یا تغییر ترجیح را باید برای هر محصول و بازار جداگانه سنجید؛ از این رو در پژوهش حاضر تغییر ذائقه مصرف‌کننده یک پیش‌فرض پیشینی نیست، بلکه چالشی است که اعضای پانل در دور نخست مطرح کرده‌اند و در دورهای بعد رتبه‌بندی شده است.</w:t>
       </w:r>
     </w:p>
     <w:p>
@@ -10707,19 +10635,25 @@
         <w:rPr>
           <w:rtl/>
         </w:rPr>
-        <w:t xml:space="preserve">کریمی، حسن‌پور و مصدق‌خواه (۱۴۰۳) در پژوهشی با عنوان ارائه الگوی تحلیل اختلالات و تاب‌آوری زنجیره تأمین مواد غذایی، </w:t>
-      </w:r>
-      <w:r>
-        <w:rPr>
-          <w:rtl/>
-        </w:rPr>
-        <w:t xml:space="preserve">با رویکرد آمیخته (تحلیل مضمون، مدل‌سازی ساختاری تفسیری و اعتبارسنجی کمّی) در واحدهای تأمین و پشتیبانی غذایی یک مجموعه سازمانی، اختلال‌ها (از جمله اختلال طبیعی و اقتصادی) را به تاب‌آوری زنجیره و در نهایت به اعتماد و موقعیت بازاری آن مرتبط دانستند. این یافته، از منظر نقش اختلال‌های تأمین و اقتصادی، با مؤلفه ناپایداری تأمین و نوسان بهای مواد اولیه در پژوهش حاضر همخوانی موضوعی دارد</w:t>
-      </w:r>
-      <w:r>
-        <w:rPr>
-          <w:rtl/>
-        </w:rPr>
-        <w:t xml:space="preserve">.</w:t>
+        <w:t xml:space="preserve">اسکندری، دارابی و اصغری (۱۴۰۴) در پژوهشی با عنوان «شناسایی و ارزیابی موانع حوزه فروش به منظور کاهش بحران‌های زنجیره تأمین مواد غذایی»، با بهره‌گیری از رویکرد یکپارچه فازی مبتنی بر مدل‌سازی ساختاری تفسیری کل و تحلیل میک‌مک، عوامل کلیدی تهدیدکننده حوزه فروش در زنجیره تأمین مواد غذایی را شناسایی و سطح‌بندی کردند.</w:t>
+      </w:r>
+      <w:r>
+        <w:rPr>
+          <w:rtl/>
+        </w:rPr>
+        <w:t xml:space="preserve"> انگیزه این پژوهش، نوسان قیمت مواد غذایی و اثر آن بر تصمیم‌گیری، برنامه‌ریزی و مدیریت مالی فعالان زنجیره بود.</w:t>
+      </w:r>
+      <w:r>
+        <w:rPr>
+          <w:rtl/>
+        </w:rPr>
+        <w:t xml:space="preserve"> بر پایه یافته‌های آنان، پیش‌بینی نادرست تقاضا و نبود اعتبار مالی از مهم‌ترین عوامل تهدیدکننده فروش در این صنعت به شمار می‌روند.</w:t>
+      </w:r>
+      <w:r>
+        <w:rPr>
+          <w:rtl/>
+        </w:rPr>
+        <w:t xml:space="preserve"> این مطالعه از نظر صنعت هدف با پژوهش حاضر هم‌سوست، اما واحد تحلیل آن زنجیره تأمین در کل است نه بنگاه تک‌محصولی.</w:t>
       </w:r>
     </w:p>
     <w:p>
@@ -10731,31 +10665,13 @@
         <w:rPr>
           <w:rtl/>
         </w:rPr>
-        <w:t xml:space="preserve">سیدغفوری، ناصحی‌فر و عسکری (۱۴۰۳) در پژوهشی با عنوان شناسایی عوامل مؤثر بر استراتژی توزیع در صنایع غذایی با نگرش بازاریابی و فروش آنلاین، </w:t>
-      </w:r>
-      <w:r>
-        <w:rPr>
-          <w:rtl/>
-        </w:rPr>
-        <w:t xml:space="preserve">با رویکرد فراترکیب کیفی، عوامل اثرگذار بر انتخاب راهبرد توزیع در صنایع غذایی را احصا کردند: ۲۳ مقاله بررسی شد و ۸۵ شاخص در ۱۶ مؤلفه دسته‌بندی شد که بازاریابی دیجیتال در شمار آن‌هاست.</w:t>
-      </w:r>
-      <w:r>
-        <w:rPr>
-          <w:rtl/>
-        </w:rPr>
-        <w:t xml:space="preserve"> </w:t>
-      </w:r>
-      <w:r>
-        <w:rPr>
-          <w:rtl/>
-        </w:rPr>
-        <w:t xml:space="preserve">این پژوهش</w:t>
-      </w:r>
-      <w:r>
-        <w:rPr>
-          <w:rtl/>
-        </w:rPr>
-        <w:t xml:space="preserve"> از منظر تمرکز بر کانال توزیع، مکمل مستقیم گویه ناکارآمدی شبکه توزیع در پژوهش حاضر است.</w:t>
+        <w:t xml:space="preserve">سیدغفوری، ناصحی‌فر و عسکری (۱۴۰۳) در پژوهشی با عنوان «شناسایی عوامل مؤثر بر استراتژی توزیع در صنایع غذایی با نگرش بازاریابی و فروش آنلاین»، با رویکرد فراترکیب کیفی، عوامل اثرگذار بر انتخاب راهبرد توزیع در صنایع غذایی را احصا کردند: ۲۳ مقاله بررسی شد و ۸۵ شاخص در ۱۶ مؤلفه دسته‌بندی شد که بازاریابی دیجیتال در شمار آن‌هاست.</w:t>
+      </w:r>
+      <w:r>
+        <w:rPr>
+          <w:rtl/>
+        </w:rPr>
+        <w:t xml:space="preserve"> این پژوهش از منظر تمرکز بر کانال توزیع، مکمل مستقیم گویه ناکارآمدی شبکه توزیع در پژوهش حاضر است.</w:t>
       </w:r>
     </w:p>
     <w:p>
@@ -10767,7 +10683,25 @@
         <w:rPr>
           <w:rtl/>
         </w:rPr>
-        <w:t>محمدی، ثانی‌حیدری و شهرکی (۱۴۰۱) عوامل مؤثر بر انتخاب استراتژی بازاریابی را در مراحل مختلف چرخه عمر محصولات صنایع غذایی بررسی کردند. یافته‌های آنان، مبتنی بر نظرسنجی از مدیران بازاریابی بنگاه‌های تولیدی مواد غذایی، نشان داد که تجربه مدیر، سطح تحصیلات، نوع محصول، میزان رقابت‌پذیری، اعتبار برند و سهم بازار، تعیین‌کننده اصلی راهبرد بازاریابی انتخابی در هر مرحله از چرخه عمر محصول هستند. قلمرو موضوعی مشترک، پیوند این مطالعه با پژوهش حاضر را پررنگ‌تر می‌کند.</w:t>
+        <w:t xml:space="preserve">صفری و اسماعیل‌نژاد (۱۴۰۳) در پژوهشی با عنوان «شناسایی و اولویت‌بندی موانع فروش محصولات سبز در ترویج الگوی مصرف پایدار با استفاده از روش بهترین–بدترین و تودیم فازی»، موانع فروش را بررسی کردند؛ ابتدا موانع از مرور ادبیات شناسایی و با دلفی فازی از هفده مانع به هشت مانع نهایی غربال شدند، سپس با روش بهترین-بدترین فازی وزن‌دهی و با تودیم فازی رتبه‌بندی شدند، و بی‌اعتمادی مشتریان به ادعاهای سبز در رتبه نخست و ضعف برندسازی در رتبه دوم قرار گرفت.</w:t>
+      </w:r>
+      <w:r>
+        <w:rPr>
+          <w:rtl/>
+        </w:rPr>
+        <w:t xml:space="preserve"> انگیزه این پژوهش، شکاف میان نگرش مثبت مصرف‌کننده و رفتار خرید واقعی او در مورد محصولات سبز بود.</w:t>
+      </w:r>
+      <w:r>
+        <w:rPr>
+          <w:rtl/>
+        </w:rPr>
+        <w:t xml:space="preserve"> این مطالعه از نظر موضوع، محصولات سبز را در بر می‌گیرد، نه صنعت مواد غذایی را به‌طور اختصاصی.</w:t>
+      </w:r>
+      <w:r>
+        <w:rPr>
+          <w:rtl/>
+        </w:rPr>
+        <w:t xml:space="preserve"> یافته آن درباره جایگاه ضعف برندسازی با مؤلفه ضعف برندسازی در پژوهش حاضر پیوند موضوعی دارد.</w:t>
       </w:r>
     </w:p>
     <w:p>
@@ -10779,13 +10713,13 @@
         <w:rPr>
           <w:rtl/>
         </w:rPr>
-        <w:t xml:space="preserve">آسیابانی، کاظم‌پور کهریز، حسنی‌مقدم، دوراندیش و قاسمی (۱۴۰۴) در پژوهشی با عنوان «ارزیابی پایداری ترجیحات مصرف‌کنندگان برنج در کشور»، با رویکرد ترجیح آشکارشده، ترجیحات مصرف‌کنندگان برنج را در </w:t>
-      </w:r>
-      <w:r>
-        <w:rPr>
-          <w:rtl/>
-        </w:rPr>
-        <w:t xml:space="preserve">بازه سال‌های ۱۳۸۲ تا ۱۴۰۱ بررسی کردند و ثبات ساختاری ترجیحات و تداوم وفاداری به برنج ایرانی را گزارش کردند. این یافته با فرض ناپایداری ترجیحات مصرف‌کننده همسو نیست و نشان می‌دهد ثبات یا تغییر ترجیح را باید برای هر محصول و بازار جداگانه سنجید؛ از این رو در پژوهش حاضر تغییر ذائقه مصرف‌کننده فرضی پیشینی نیست، بلکه چالشی است که اعضای پانل در دور نخست مطرح کرده‌اند و در دورهای بعد رتبه‌بندی شده است.</w:t>
+        <w:t xml:space="preserve">فائقی، سبزعلی یمقانی، محزونی و احمدی (۱۴۰۳) در پژوهشی با عنوان «اولویت‌بندی عوامل اثرگذار تکنیک‌های بازاریابی عصبی در تولید پایدار (مورد مطالعه صنایع غذایی ایران)»، با روش دلفی فازی، دیمتل فازی و دانپ فازی و با نظر پانزده خبره، معیارهای مؤثر بر انتخاب تکنیک‌های بازاریابی عصبی در تولید پایدار صنایع غذایی ایران را اولویت‌بندی کردند و نشان دادند کیفیت اطلاعات و سودمندی در صدر معیارها قرار دارند.</w:t>
+      </w:r>
+      <w:r>
+        <w:rPr>
+          <w:rtl/>
+        </w:rPr>
+        <w:t xml:space="preserve"> این پژوهش از منظر روش‌شناسی اولویت‌بندی عوامل با رویکرد فازی، زاویه تکمیلی بر پژوهش حاضر می‌افزاید.</w:t>
       </w:r>
     </w:p>
     <w:p>
@@ -10797,13 +10731,13 @@
         <w:rPr>
           <w:rtl/>
         </w:rPr>
-        <w:t xml:space="preserve">فائقی، سبزعلی یمقانی، محزونی و احمدی (۱۴۰۳) با روش دلفی فازی، دیمتل فازی و دانپ فازی و با نظر پانزده خبره، معیارهای مؤثر بر انتخاب تکنیک‌های بازاریابی عصبی در تولید پایدار صنایع غذایی ایران را اولویت‌بندی کردند و نشان دادند کیفیت اطلاعات و سودمندی در صدر معیارها قرار دارند</w:t>
-      </w:r>
-      <w:r>
-        <w:rPr>
-          <w:rtl/>
-        </w:rPr>
-        <w:t xml:space="preserve">. این پژوهش از منظر روش‌شناسی اولویت‌بندی عوامل با رویکرد فازی، زاویه تکمیلی بر پژوهش حاضر می‌افزاید.</w:t>
+        <w:t xml:space="preserve">کریمی، حسن‌پور و مصدق‌خواه (۱۴۰۳) در پژوهشی با عنوان «ارائه الگوی تحلیل اختلالات و تاب‌آوری زنجیره تأمین مواد غذایی»، با رویکرد آمیخته (تحلیل مضمون، مدل‌سازی ساختاری تفسیری و اعتبارسنجی کمّی) در واحدهای تأمین و پشتیبانی غذایی یک مجموعه سازمانی، اختلال‌ها (از جمله اختلال طبیعی و اقتصادی) را به تاب‌آوری زنجیره و در نهایت به اعتماد و موقعیت بازاری آن مرتبط دانستند.</w:t>
+      </w:r>
+      <w:r>
+        <w:rPr>
+          <w:rtl/>
+        </w:rPr>
+        <w:t xml:space="preserve"> این یافته، از منظر نقش اختلال‌های تأمین و اقتصادی، با مؤلفه ناپایداری تأمین و نوسان بهای مواد اولیه در پژوهش حاضر همخوانی موضوعی دارد.</w:t>
       </w:r>
     </w:p>
     <w:p>
@@ -10815,19 +10749,19 @@
         <w:rPr>
           <w:rtl/>
         </w:rPr>
-        <w:t xml:space="preserve">محسنی‌کبیر، موسوی‌کاشی و سیدحسینی‌نیا (۱۴۰۳) </w:t>
-      </w:r>
-      <w:r>
-        <w:rPr>
-          <w:rtl/>
-        </w:rPr>
-        <w:t xml:space="preserve">با رویکرد آمیخته (مصاحبه عمیق با خبرگان و پرسشنامه محقق‌ساخته؛ دلفی فازی برای غربالگری متغیرها، دیمتل فازی و مدل‌سازی ساختاری تفسیری برای تحلیل روابط)، مدل تاب‌آوری کسب‌وکارهای کوچک و متوسط ایران را تبیین کردند. یافته‌های آنان نشان داد که عوامل راهبردی، منابع اقتصادی، منابع انسانی، ویژگی‌های مدیریتی و تحقیق و توسعه، مهم‌ترین عوامل مؤثر بر تاب‌آوری این بنگاه‌ها هستند و در شمار عوامل مستقل با تأثیرگذاری بالا قرار می‌گیرند</w:t>
-      </w:r>
-      <w:r>
-        <w:rPr>
-          <w:rtl/>
-        </w:rPr>
-        <w:t xml:space="preserve">. این پژوهش از منظر تمرکز بر آسیب‌پذیری و تاب‌آوری بنگاه کوچک، مکمل مستقیم مبانی نظری فصل حاضر درباره آسیب‌پذیری بنگاه تک‌محصولی است.</w:t>
+        <w:t xml:space="preserve">محسنی‌کبیر، موسوی‌کاشی و سیدحسینی‌نیا (۱۴۰۳) در پژوهشی با عنوان «تبیین مدل تاب‌آوری کسب‌وکارهای کوچک و متوسط در کشور ایران با رویکرد آمیخته ISM-FDEMATEL»، با رویکرد آمیخته (مصاحبه عمیق با خبرگان و پرسشنامه محقق‌ساخته؛ دلفی فازی برای غربالگری متغیرها، دیمتل فازی و مدل‌سازی ساختاری تفسیری برای تحلیل روابط)، مدل تاب‌آوری کسب‌وکارهای کوچک و متوسط ایران را تبیین کردند.</w:t>
+      </w:r>
+      <w:r>
+        <w:rPr>
+          <w:rtl/>
+        </w:rPr>
+        <w:t xml:space="preserve"> یافته‌های آنان نشان داد که عوامل راهبردی، منابع اقتصادی، منابع انسانی، ویژگی‌های مدیریتی و تحقیق و توسعه، مهم‌ترین عوامل مؤثر بر تاب‌آوری این بنگاه‌ها هستند و در شمار عوامل مستقل با تأثیرگذاری بالا قرار می‌گیرند.</w:t>
+      </w:r>
+      <w:r>
+        <w:rPr>
+          <w:rtl/>
+        </w:rPr>
+        <w:t xml:space="preserve"> این پژوهش از منظر تمرکز بر آسیب‌پذیری و تاب‌آوری بنگاه کوچک، مکمل مستقیم مبانی نظری فصل حاضر درباره آسیب‌پذیری بنگاه تک‌محصولی است.</w:t>
       </w:r>
     </w:p>
     <w:p>
@@ -10839,149 +10773,19 @@
         <w:rPr>
           <w:rtl/>
         </w:rPr>
-        <w:t xml:space="preserve">میثمی‌آزاد، حاجی‌ها، عبدالوند و خیری (۱۴۰۰) در پژوهشی با عنوان «طراحی الگوی برندسازی محصولات سبز در صنعت مواد غذایی»، </w:t>
-      </w:r>
-      <w:r>
-        <w:rPr>
-          <w:rtl/>
-        </w:rPr>
-        <w:t xml:space="preserve">با رویکرد نظریه داده‌بنیاد و مصاحبه با پانزده خبره، الگوی برندسازی محصولات سبز را برای صنعت مواد غذایی طراحی کردند؛ در این الگو تحقیقات بازار و برنامه‌ریزی برند از شرایط علّی‌اند و آگاهی از برند و اعتماد به برند نیز از مفاهیم الگو است. این پژوهش، از منظر تمرکز بر برندسازی در صنعت مواد غذایی ایران، با مؤلفه ضعف برندسازی و با گویه کم‌توجهی به تحقیقات بازار و مطالعه رفتار مصرف‌کننده در پژوهش حاضر پیوند موضوعی دارد.</w:t>
-      </w:r>
-      <w:r>
-        <w:rPr>
-          <w:rtl/>
-        </w:rPr>
-        <w:t xml:space="preserve"> مجموع این پژوهش‌های داخلی، طیف گسترده‌ای از موانع فروش، توزیع، برندسازی و تاب‌آوری را در صنعت مواد غذایی و بنگاه‌های کوچک و متوسط ایران پوشش می‌دهند؛ با این حال، هیچ‌یک از این مطالعات، شرکت تک‌محصولی را به‌طور اختصاصی و با رویکرد اکتشافی به‌عنوان واحد تحلیل مستقل در نظر نگرفته‌اند </w:t>
-      </w:r>
-      <w:r>
-        <w:rPr>
-          <w:rFonts w:ascii="Arial" w:hAnsi="Arial" w:cs="Arial" w:hint="cs"/>
-          <w:rtl/>
-        </w:rPr>
-        <w:t>—</w:t>
-      </w:r>
-      <w:r>
-        <w:rPr>
-          <w:rtl/>
-        </w:rPr>
-        <w:t xml:space="preserve"> </w:t>
-      </w:r>
-      <w:r>
-        <w:rPr>
-          <w:rFonts w:hint="cs"/>
-          <w:rtl/>
-        </w:rPr>
-        <w:t>خلأیی</w:t>
-      </w:r>
-      <w:r>
-        <w:rPr>
-          <w:rtl/>
-        </w:rPr>
-        <w:t xml:space="preserve"> </w:t>
-      </w:r>
-      <w:r>
-        <w:rPr>
-          <w:rFonts w:hint="cs"/>
-          <w:rtl/>
-        </w:rPr>
-        <w:t>که</w:t>
-      </w:r>
-      <w:r>
-        <w:rPr>
-          <w:rtl/>
-        </w:rPr>
-        <w:t xml:space="preserve"> </w:t>
-      </w:r>
-      <w:r>
-        <w:rPr>
-          <w:rFonts w:hint="cs"/>
-          <w:rtl/>
-        </w:rPr>
-        <w:t>پژوهش</w:t>
-      </w:r>
-      <w:r>
-        <w:rPr>
-          <w:rtl/>
-        </w:rPr>
-        <w:t xml:space="preserve"> </w:t>
-      </w:r>
-      <w:r>
-        <w:rPr>
-          <w:rFonts w:hint="cs"/>
-          <w:rtl/>
-        </w:rPr>
-        <w:t>حاضر</w:t>
-      </w:r>
-      <w:r>
-        <w:rPr>
-          <w:rtl/>
-        </w:rPr>
-        <w:t xml:space="preserve"> </w:t>
-      </w:r>
-      <w:r>
-        <w:rPr>
-          <w:rFonts w:hint="cs"/>
-          <w:rtl/>
-        </w:rPr>
-        <w:t>در</w:t>
-      </w:r>
-      <w:r>
-        <w:rPr>
-          <w:rtl/>
-        </w:rPr>
-        <w:t xml:space="preserve"> </w:t>
-      </w:r>
-      <w:r>
-        <w:rPr>
-          <w:rFonts w:hint="cs"/>
-          <w:rtl/>
-        </w:rPr>
-        <w:t>پی</w:t>
-      </w:r>
-      <w:r>
-        <w:rPr>
-          <w:rtl/>
-        </w:rPr>
-        <w:t xml:space="preserve"> </w:t>
-      </w:r>
-      <w:r>
-        <w:rPr>
-          <w:rFonts w:hint="cs"/>
-          <w:rtl/>
-        </w:rPr>
-        <w:t>پوشش</w:t>
-      </w:r>
-      <w:r>
-        <w:rPr>
-          <w:rtl/>
-        </w:rPr>
-        <w:t xml:space="preserve"> </w:t>
-      </w:r>
-      <w:r>
-        <w:rPr>
-          <w:rFonts w:hint="cs"/>
-          <w:rtl/>
-        </w:rPr>
-        <w:t>آن</w:t>
-      </w:r>
-      <w:r>
-        <w:rPr>
-          <w:rtl/>
-        </w:rPr>
-        <w:t xml:space="preserve"> </w:t>
-      </w:r>
-      <w:r>
-        <w:rPr>
-          <w:rFonts w:hint="cs"/>
-          <w:rtl/>
-        </w:rPr>
-        <w:t>است</w:t>
-      </w:r>
-      <w:r>
-        <w:rPr>
-          <w:rtl/>
-        </w:rPr>
-        <w:t>.</w:t>
+        <w:t xml:space="preserve">محمدی، ثانی‌حیدری و شهرکی (۱۴۰۱) در پژوهشی با عنوان «عوامل مؤثر بر انتخاب استراتژی بازاریابی در مراحل مختلف چرخه عمر محصول»، عوامل مؤثر بر انتخاب استراتژی بازاریابی را در مراحل مختلف چرخه عمر محصولات صنایع غذایی بررسی کردند.</w:t>
+      </w:r>
+      <w:r>
+        <w:rPr>
+          <w:rtl/>
+        </w:rPr>
+        <w:t xml:space="preserve"> یافته‌های آنان، مبتنی بر نظرسنجی از مدیران بازاریابی بنگاه‌های تولیدی مواد غذایی، نشان داد که تجربه مدیر، سطح تحصیلات، نوع محصول، میزان رقابت‌پذیری، اعتبار برند و سهم بازار، تعیین‌کننده اصلی راهبرد بازاریابی انتخابی در هر مرحله از چرخه عمر محصول هستند.</w:t>
+      </w:r>
+      <w:r>
+        <w:rPr>
+          <w:rtl/>
+        </w:rPr>
+        <w:t xml:space="preserve"> قلمرو موضوعی مشترک، پیوند این مطالعه با پژوهش حاضر را پررنگ‌تر می‌کند.</w:t>
       </w:r>
     </w:p>
     <w:p>
@@ -10993,19 +10797,37 @@
         <w:rPr>
           <w:rtl/>
         </w:rPr>
-        <w:t xml:space="preserve">نجاتی (۱۴۰۰) در پژوهشی با عنوان بررسی اثرات اعمال استراتژی‌های بازاریابی دیجیتال در توسعه فروش محصولات صنایع غذایی، پنج استراتژی طراحی وب‌سایت، استفاده از شبکه‌های اجتماعی، وبلاگ‌نویسی، تجارت الکترونیک و بهره‌گیری از برنامه‌های تخصصی غذایی را به‌عنوان مؤثرترین راهکارهای توسعه فروش دیجیتال در این صنعت شناسایی کرد. </w:t>
-      </w:r>
-      <w:r>
-        <w:rPr>
-          <w:rtl/>
-        </w:rPr>
-        <w:t xml:space="preserve">این پژوهش، با بُعد دیجیتال فروش که در بخش ۲-۲-۳ مطرح شد همخوانی موضوعی دارد و نشان می‌دهد پژوهشگران داخلی نیز به این بُعد توجه کرده‌اند</w:t>
-      </w:r>
-      <w:r>
-        <w:rPr>
-          <w:rtl/>
-        </w:rPr>
-        <w:t xml:space="preserve">.</w:t>
+        <w:t xml:space="preserve">میثمی‌آزاد، حاجی‌ها، عبدالوند و خیری (۱۴۰۰) در پژوهشی با عنوان «طراحی الگوی برندسازی محصولات سبز در صنعت مواد غذایی»، با رویکرد نظریه داده‌بنیاد و مصاحبه با پانزده خبره، الگوی برندسازی محصولات سبز را برای صنعت مواد غذایی طراحی کردند؛ در این الگو تحقیقات بازار و برنامه‌ریزی برند از شرایط علّی‌اند و آگاهی از برند و اعتماد به برند نیز از مفاهیم الگو است.</w:t>
+      </w:r>
+      <w:r>
+        <w:rPr>
+          <w:rtl/>
+        </w:rPr>
+        <w:t xml:space="preserve"> این پژوهش، از منظر تمرکز بر برندسازی در صنعت مواد غذایی ایران، با مؤلفه ضعف برندسازی و با گویه کم‌توجهی به تحقیقات بازار و مطالعه رفتار مصرف‌کننده در پژوهش حاضر پیوند موضوعی دارد.</w:t>
+      </w:r>
+      <w:r>
+        <w:rPr>
+          <w:rtl/>
+        </w:rPr>
+        <w:t xml:space="preserve"> مجموع این پژوهش‌های داخلی، طیف گسترده‌ای از موانع فروش، توزیع، برندسازی و تاب‌آوری را در صنعت مواد غذایی و بنگاه‌های کوچک و متوسط ایران پوشش می‌دهند؛ با این حال، هیچ‌یک از این مطالعات، شرکت تک‌محصولی را به‌طور اختصاصی و با رویکرد اکتشافی به‌عنوان واحد تحلیل مستقل در نظر نگرفته‌اند — خلأیی که پژوهش حاضر در پی پوشش آن است.</w:t>
+      </w:r>
+    </w:p>
+    <w:p>
+      <w:pPr>
+        <w:bidi/>
+        <w:jc w:val="both"/>
+      </w:pPr>
+      <w:r>
+        <w:rPr>
+          <w:rtl/>
+        </w:rPr>
+        <w:t xml:space="preserve">نجاتی (۱۴۰۰) در پژوهشی با عنوان «بررسی اثرات اعمال استراتژی‌های بازاریابی دیجیتال در توسعه فروش محصولات صنایع غذایی»، پنج استراتژی طراحی وب‌سایت، استفاده از شبکه‌های اجتماعی، وبلاگ‌نویسی، تجارت الکترونیک و بهره‌گیری از برنامه‌های تخصصی غذایی را به‌عنوان مؤثرترین راهکارهای توسعه فروش دیجیتال در این صنعت شناسایی کرد.</w:t>
+      </w:r>
+      <w:r>
+        <w:rPr>
+          <w:rtl/>
+        </w:rPr>
+        <w:t xml:space="preserve"> این پژوهش، با بُعد دیجیتال فروش که در بخش ۲-۲-۳ مطرح شد همخوانی موضوعی دارد و نشان می‌دهد پژوهشگران داخلی نیز به این بُعد توجه کرده‌اند.</w:t>
       </w:r>
     </w:p>
     <w:p>
@@ -11077,44 +10899,13 @@
         <w:rPr>
           <w:rtl/>
         </w:rPr>
-        <w:t>ادبیات بین‌المللی نیز طیف گسترده‌ای از پژوهش‌های تجربی مرتبط با ریسک تمرکز، موانع فروش بنگاه‌های کوچک و چالش‌های صنعت غذایی را در بر می‌گیرد؛ از فراتحلیل‌های کمّی مبتنی بر داده‌های مالی بنگاه‌های بزرگ تا مطالعات کیفی مبتنی بر تجربه کارآفرینان خرد. زین، رملی، زین، رحیم و موسی (۲۰۲۳)</w:t>
-      </w:r>
-      <w:r>
-        <w:rPr>
-          <w:rStyle w:val="FootnoteReference"/>
-        </w:rPr>
-        <w:footnoteReference w:id="60"/>
-      </w:r>
-      <w:r>
-        <w:rPr>
-          <w:rtl/>
-        </w:rPr>
-        <w:t xml:space="preserve"> در پژوهشی با عنوان ارزیابی و اولویت‌بندی موانع مدیریت زنجیره تأمین سبز در بنگاه‌های کوچک و متوسط صنعت غذا و آشامیدنی با استفاده از </w:t>
-      </w:r>
-      <w:r>
-        <w:rPr>
-          <w:rFonts w:hint="cs"/>
-          <w:rtl/>
-        </w:rPr>
-        <w:t>روش تحلیل سلسله مراتبی</w:t>
-      </w:r>
-      <w:r>
-        <w:rPr>
-          <w:rtl/>
-        </w:rPr>
-        <w:t xml:space="preserve">، </w:t>
-      </w:r>
-      <w:r>
-        <w:rPr>
-          <w:rtl/>
-        </w:rPr>
-        <w:t xml:space="preserve">نشان دادند که موانع فناورانه، اطلاعاتی و مالی به‌ترتیب در رتبه‌های نخست تا سوم قرار دارند. این یافته، از منظر محدودیت منابع مالی، با گویه محدودیت منابع مالی برای توزیع و ترویج محصول در پژوهش حاضر همسوست، هرچند موضوع آن مدیریت زنجیره تأمین سبز است، نه فروش</w:t>
-      </w:r>
-      <w:r>
-        <w:rPr>
-          <w:rtl/>
-        </w:rPr>
-        <w:t xml:space="preserve">.</w:t>
+        <w:t xml:space="preserve">ادبیات بین‌المللی نیز طیف گسترده‌ای از پژوهش‌های تجربی مرتبط با ریسک تمرکز، موانع فروش بنگاه‌های کوچک و چالش‌های صنعت غذایی را در بر می‌گیرد؛ از فراتحلیل‌های کمّی مبتنی بر داده‌های مالی بنگاه‌های بزرگ تا مطالعات کیفی مبتنی بر تجربه کارآفرینان خرد.</w:t>
+      </w:r>
+      <w:r>
+        <w:rPr>
+          <w:rtl/>
+        </w:rPr>
+        <w:t xml:space="preserve"> پژوهش‌ها بر پایه سال انتشار، از جدید به قدیم مرور می‌شوند.</w:t>
       </w:r>
     </w:p>
     <w:p>
@@ -11126,7 +10917,19 @@
         <w:rPr>
           <w:rtl/>
         </w:rPr>
-        <w:t>مامن، الساندری و ویس (۲۰۲۱)</w:t>
+        <w:t xml:space="preserve">دخیخ و النجری (۲۰۲۶)</w:t>
+      </w:r>
+      <w:r>
+        <w:rPr>
+          <w:rStyle w:val="FootnoteReference"/>
+        </w:rPr>
+        <w:footnoteReference w:id="60"/>
+      </w:r>
+      <w:r>
+        <w:rPr>
+          <w:rtl/>
+        </w:rPr>
+        <w:t xml:space="preserve"> در پژوهشی با عنوان «قابلیت‌های پویا و مزیت رقابتی پایدار در بنگاه‌های کوچک و متوسط: نقش‌های نوآوری و یادگیری سازمانی»، با رویکرد کمّی و مدل‌سازی معادلات ساختاری، رابطه قابلیت‌های پویا و مزیت رقابتی را در سطح کلان بنگاه‌های کوچک آزمودند؛ رویکردی که مکمل مطالعات کیفی مانند پژوهش شاه و همکاران (۲۰۲۳)</w:t>
       </w:r>
       <w:r>
         <w:rPr>
@@ -11138,31 +10941,7 @@
         <w:rPr>
           <w:rtl/>
         </w:rPr>
-        <w:t xml:space="preserve"> در پژوهشی با عنوان پیامدهای ریسک تنوع‌بخشی، </w:t>
-      </w:r>
-      <w:r>
-        <w:rPr>
-          <w:rtl/>
-        </w:rPr>
-        <w:t xml:space="preserve">تلفیق اثرات تنوع محصولی و جغرافیایی بر ریسک بنگاه را در نمونه‌ای از بنگاه‌های بزرگ آمریکایی بررسی کردند</w:t>
-      </w:r>
-      <w:r>
-        <w:rPr>
-          <w:rtl/>
-        </w:rPr>
-        <w:t xml:space="preserve">. این مطالعه مهم‌ترین پشتیبانی نظری برای پژوهش حاضر را فراهم می‌کند: </w:t>
-      </w:r>
-      <w:r>
-        <w:rPr>
-          <w:rtl/>
-        </w:rPr>
-        <w:t xml:space="preserve">تنوع محصولی ریسک بنگاه را می‌کاهد، در حالی که تنوع جغرافیایی آن را می‌افزاید</w:t>
-      </w:r>
-      <w:r>
-        <w:rPr>
-          <w:rtl/>
-        </w:rPr>
-        <w:t xml:space="preserve">.</w:t>
+        <w:t xml:space="preserve"> است و در کنار هم، تصویری چندوجهی از چالش‌های بنگاه کوچک ارائه می‌دهند.</w:t>
       </w:r>
     </w:p>
     <w:p>
@@ -11174,7 +10953,7 @@
         <w:rPr>
           <w:rtl/>
         </w:rPr>
-        <w:t>آزم و همکاران (۲۰۲۱)</w:t>
+        <w:t xml:space="preserve">لاندجوهو و کریستوفر (۲۰۲۶)</w:t>
       </w:r>
       <w:r>
         <w:rPr>
@@ -11186,55 +10965,7 @@
         <w:rPr>
           <w:rtl/>
         </w:rPr>
-        <w:t xml:space="preserve"> نقش فشار ذی‌نفعان در پذیرش ابتکارات زنجیره تأمین پایدار را در صنعت فرآوری کشاورزی بررسی کردند. مانگلا و همکاران (۲۰۲۱)</w:t>
-      </w:r>
-      <w:r>
-        <w:rPr>
-          <w:rStyle w:val="FootnoteReference"/>
-        </w:rPr>
-        <w:footnoteReference w:id="63"/>
-      </w:r>
-      <w:r>
-        <w:rPr>
-          <w:rtl/>
-        </w:rPr>
-        <w:t xml:space="preserve"> چارچوبی برای ارزیابی چالش‌های ابتکارات ایمنی مواد غذایی در اقتصادهای نوظهور </w:t>
-      </w:r>
-      <w:r>
-        <w:rPr>
-          <w:rtl/>
-        </w:rPr>
-        <w:t xml:space="preserve">ارائه دادند که چالش‌های مربوط به سیاست‌گذاری و الزامات دولتی، دانش و منابع مالی را در کنار هم و در تعامل با یکدیگر می‌سنجد</w:t>
-      </w:r>
-      <w:r>
-        <w:rPr>
-          <w:rtl/>
-        </w:rPr>
-        <w:t xml:space="preserve">. شومر، ریشتر و کارنا (۲۰۱۹)</w:t>
-      </w:r>
-      <w:r>
-        <w:rPr>
-          <w:rStyle w:val="FootnoteReference"/>
-        </w:rPr>
-        <w:footnoteReference w:id="64"/>
-      </w:r>
-      <w:r>
-        <w:rPr>
-          <w:rtl/>
-        </w:rPr>
-        <w:t xml:space="preserve"> در فراتحلیلی </w:t>
-      </w:r>
-      <w:r>
-        <w:rPr>
-          <w:rtl/>
-        </w:rPr>
-        <w:t xml:space="preserve">بر بیش از شصت سال پژوهش تجربی نشان دادند که رابطه تنوع نامرتبط با عملکرد بنگاه در طول زمان به‌طور معناداری بهبود یافته، اما رابطه تنوع مرتبط با عملکرد نسبتاً پایدار مانده است</w:t>
-      </w:r>
-      <w:r>
-        <w:rPr>
-          <w:rtl/>
-        </w:rPr>
-        <w:t xml:space="preserve">.</w:t>
+        <w:t xml:space="preserve"> در مروری نظام‌مند با عنوان «تأثیر بازاریابی دیجیتال بر رشد بنگاه‌های کوچک و متوسط (SMEs): مرور نظام‌مند»، که ۵۲ پژوهش تجربی را بررسی کرده است، رابطه مثبت پذیرش بازاریابی دیجیتال با رشد بنگاه‌های کوچک و متوسط را گزارش کردند.</w:t>
       </w:r>
     </w:p>
     <w:p>
@@ -11246,19 +10977,25 @@
         <w:rPr>
           <w:rtl/>
         </w:rPr>
-        <w:t>آرته و لاریمو (۲۰۲۲)</w:t>
-      </w:r>
-      <w:r>
-        <w:rPr>
-          <w:rStyle w:val="FootnoteReference"/>
-        </w:rPr>
-        <w:footnoteReference w:id="65"/>
-      </w:r>
-      <w:r>
-        <w:rPr>
-          <w:rtl/>
-        </w:rPr>
-        <w:t xml:space="preserve"> در فراتحلیلی که ۲۶۳ اندازه اثر از ۱۸۷ پژوهش اولیه را پوشش می‌دهد، نقش تعدیل‌گر تنوع محصولی را در رابطه میان تنوع بین‌المللی و عملکرد بنگاه آزمودند و نشان دادند این رابطه به‌شکل U معکوس است. این یافته، پشتوانه کمّی تازه‌ای برای مزیت نسبی راهبرد تمرکز محصولی در ادبیات مدیریت استراتژیک فراهم می‌آورد.</w:t>
+        <w:t xml:space="preserve">شرابتی و همکاران (۲۰۲۴)</w:t>
+      </w:r>
+      <w:r>
+        <w:rPr>
+          <w:rStyle w:val="FootnoteReference"/>
+        </w:rPr>
+        <w:footnoteReference w:id="63"/>
+      </w:r>
+      <w:r>
+        <w:rPr>
+          <w:rtl/>
+        </w:rPr>
+        <w:t xml:space="preserve"> در پژوهشی با عنوان «تأثیر بازاریابی دیجیتال بر عملکرد بنگاه‌های کوچک و متوسط: مطالعه‌ای تحلیلی در پرتو تحولات دیجیتال نوین»، در پیمایشی از مدیران ۱۹۰ شرکت در اردن، اثر بازاریابی دیجیتال بر عملکرد بنگاه‌های کوچک و متوسط را بررسی کردند و نشان دادند که تحول دیجیتال در این رابطه نقش میانجی دارد.</w:t>
+      </w:r>
+      <w:r>
+        <w:rPr>
+          <w:rtl/>
+        </w:rPr>
+        <w:t xml:space="preserve"> این یافته‌ها، زاویه‌ای تکمیلی بر مؤلفه ناکارآمدی و هزینه‌بری شبکه توزیع و فروش در پژوهش حاضر می‌افزایند و بُعد دیجیتال آن را برجسته می‌سازند.</w:t>
       </w:r>
     </w:p>
     <w:p>
@@ -11270,31 +11007,19 @@
         <w:rPr>
           <w:rtl/>
         </w:rPr>
-        <w:t>ویلیامز و آرون (۲۰۱۸)</w:t>
-      </w:r>
-      <w:r>
-        <w:rPr>
-          <w:rStyle w:val="FootnoteReference"/>
-        </w:rPr>
-        <w:footnoteReference w:id="66"/>
-      </w:r>
-      <w:r>
-        <w:rPr>
-          <w:rtl/>
-        </w:rPr>
-        <w:t xml:space="preserve"> </w:t>
-      </w:r>
-      <w:r>
-        <w:rPr>
-          <w:rtl/>
-        </w:rPr>
-        <w:t xml:space="preserve">تخصص‌گرایی را، که بر محدود کردن دامنه محصولات و بازارهای بنگاه (و نه بر قیمت) استوار است، به عنوان یک گزینه راهبردی برای کسب‌وکارهای کوچک بررسی کردند و رابطه مثبت آن با عملکرد بنگاه را مطرح کردند</w:t>
-      </w:r>
-      <w:r>
-        <w:rPr>
-          <w:rtl/>
-        </w:rPr>
-        <w:t xml:space="preserve">. این چارچوب، مبنای نظری تعریف شرکت تک‌محصولی در پژوهش حاضر را تقویت می‌کند.</w:t>
+        <w:t xml:space="preserve">گوپتا و جگتپ (۲۰۲۴)</w:t>
+      </w:r>
+      <w:r>
+        <w:rPr>
+          <w:rStyle w:val="FootnoteReference"/>
+        </w:rPr>
+        <w:footnoteReference w:id="64"/>
+      </w:r>
+      <w:r>
+        <w:rPr>
+          <w:rtl/>
+        </w:rPr>
+        <w:t xml:space="preserve"> در پژوهشی با عنوان «رشد دیجیتال: غلبه بر موانع تحول دیجیتال در بنگاه‌های کوچک و متوسط غذایی هند»، موانع گذار دیجیتال در بنگاه‌های کوچک و متوسط صنعت غذایی هند را با روش دیمتل بررسی کردند و از میان آن‌ها به ضعف اتصال به اینترنت در مناطق روستایی و موانع سازمانی اشاره کردند.</w:t>
       </w:r>
     </w:p>
     <w:p>
@@ -11306,290 +11031,19 @@
         <w:rPr>
           <w:rtl/>
         </w:rPr>
-        <w:t>شاه، دیر، جوشی و تریپاتی (۲۰۲۳)</w:t>
-      </w:r>
-      <w:r>
-        <w:rPr>
-          <w:rStyle w:val="FootnoteReference"/>
-        </w:rPr>
-        <w:footnoteReference w:id="67"/>
-      </w:r>
-      <w:r>
-        <w:rPr>
-          <w:rtl/>
-        </w:rPr>
-        <w:t xml:space="preserve"> با مصاحبه نیمه‌ساختاریافته </w:t>
-      </w:r>
-      <w:r>
-        <w:rPr>
-          <w:rtl/>
-        </w:rPr>
-        <w:t xml:space="preserve">با بیست‌وپنج کارآفرین فرآورده‌های ارزن در هند</w:t>
-      </w:r>
-      <w:r>
-        <w:rPr>
-          <w:rtl/>
-        </w:rPr>
-        <w:t xml:space="preserve">، فرصت‌ها و چالش‌های کارآفرینی غذایی را به روش اکتشافی شناسایی کردند. یافته‌های آنان نشان داد که ناآشنایی مصرف‌کننده، دشواری آماده‌سازی محصول، ویژگی‌های حسی نامطلوب، قیمت بالاتر نسبت به جایگزین‌های رایج و بی‌اعتمادی مشتری، </w:t>
-      </w:r>
-      <w:r>
-        <w:rPr>
-          <w:rtl/>
-        </w:rPr>
-        <w:t xml:space="preserve">از موانع شناسایی‌شده در این حوزه‌اند</w:t>
-      </w:r>
-      <w:r>
-        <w:rPr>
-          <w:rtl/>
-        </w:rPr>
-        <w:t xml:space="preserve">. طرح پژوهشی این مطالعه </w:t>
-      </w:r>
-      <w:r>
-        <w:rPr>
-          <w:rFonts w:ascii="Arial" w:hAnsi="Arial" w:cs="Arial" w:hint="cs"/>
-          <w:rtl/>
-        </w:rPr>
-        <w:t>—</w:t>
-      </w:r>
-      <w:r>
-        <w:rPr>
-          <w:rtl/>
-        </w:rPr>
-        <w:t xml:space="preserve"> </w:t>
-      </w:r>
-      <w:r>
-        <w:rPr>
-          <w:rFonts w:hint="cs"/>
-          <w:rtl/>
-        </w:rPr>
-        <w:t>مصاحبه</w:t>
-      </w:r>
-      <w:r>
-        <w:rPr>
-          <w:rtl/>
-        </w:rPr>
-        <w:t xml:space="preserve"> </w:t>
-      </w:r>
-      <w:r>
-        <w:rPr>
-          <w:rFonts w:hint="cs"/>
-          <w:rtl/>
-        </w:rPr>
-        <w:t>نیمه‌ساختاریافته</w:t>
-      </w:r>
-      <w:r>
-        <w:rPr>
-          <w:rtl/>
-        </w:rPr>
-        <w:t xml:space="preserve"> </w:t>
-      </w:r>
-      <w:r>
-        <w:rPr>
-          <w:rFonts w:hint="cs"/>
-          <w:rtl/>
-        </w:rPr>
-        <w:t>با</w:t>
-      </w:r>
-      <w:r>
-        <w:rPr>
-          <w:rtl/>
-        </w:rPr>
-        <w:t xml:space="preserve"> </w:t>
-      </w:r>
-      <w:r>
-        <w:rPr>
-          <w:rFonts w:hint="cs"/>
-          <w:rtl/>
-        </w:rPr>
-        <w:t>فعالان</w:t>
-      </w:r>
-      <w:r>
-        <w:rPr>
-          <w:rtl/>
-        </w:rPr>
-        <w:t xml:space="preserve"> </w:t>
-      </w:r>
-      <w:r>
-        <w:rPr>
-          <w:rFonts w:hint="cs"/>
-          <w:rtl/>
-        </w:rPr>
-        <w:t>صنعت</w:t>
-      </w:r>
-      <w:r>
-        <w:rPr>
-          <w:rtl/>
-        </w:rPr>
-        <w:t xml:space="preserve"> </w:t>
-      </w:r>
-      <w:r>
-        <w:rPr>
-          <w:rFonts w:hint="cs"/>
-          <w:rtl/>
-        </w:rPr>
-        <w:t>غذایی</w:t>
-      </w:r>
-      <w:r>
-        <w:rPr>
-          <w:rtl/>
-        </w:rPr>
-        <w:t xml:space="preserve"> </w:t>
-      </w:r>
-      <w:r>
-        <w:rPr>
-          <w:rFonts w:hint="cs"/>
-          <w:rtl/>
-        </w:rPr>
-        <w:t>برای</w:t>
-      </w:r>
-      <w:r>
-        <w:rPr>
-          <w:rtl/>
-        </w:rPr>
-        <w:t xml:space="preserve"> </w:t>
-      </w:r>
-      <w:r>
-        <w:rPr>
-          <w:rFonts w:hint="cs"/>
-          <w:rtl/>
-        </w:rPr>
-        <w:t>شناسایی</w:t>
-      </w:r>
-      <w:r>
-        <w:rPr>
-          <w:rtl/>
-        </w:rPr>
-        <w:t xml:space="preserve"> </w:t>
-      </w:r>
-      <w:r>
-        <w:rPr>
-          <w:rFonts w:hint="cs"/>
-          <w:rtl/>
-        </w:rPr>
-        <w:t>اکتشافی</w:t>
-      </w:r>
-      <w:r>
-        <w:rPr>
-          <w:rtl/>
-        </w:rPr>
-        <w:t xml:space="preserve"> </w:t>
-      </w:r>
-      <w:r>
-        <w:rPr>
-          <w:rFonts w:hint="cs"/>
-          <w:rtl/>
-        </w:rPr>
-        <w:t>چالش‌ها</w:t>
-      </w:r>
-      <w:r>
-        <w:rPr>
-          <w:rtl/>
-        </w:rPr>
-        <w:t xml:space="preserve"> </w:t>
-      </w:r>
-      <w:r>
-        <w:rPr>
-          <w:rFonts w:ascii="Arial" w:hAnsi="Arial" w:cs="Arial" w:hint="cs"/>
-          <w:rtl/>
-        </w:rPr>
-        <w:t>—</w:t>
-      </w:r>
-      <w:r>
-        <w:rPr>
-          <w:rtl/>
-        </w:rPr>
-        <w:t xml:space="preserve"> </w:t>
-      </w:r>
-      <w:r>
-        <w:rPr>
-          <w:rFonts w:hint="cs"/>
-          <w:rtl/>
-        </w:rPr>
-        <w:t>با</w:t>
-      </w:r>
-      <w:r>
-        <w:rPr>
-          <w:rtl/>
-        </w:rPr>
-        <w:t xml:space="preserve"> </w:t>
-      </w:r>
-      <w:r>
-        <w:rPr>
-          <w:rFonts w:hint="cs"/>
-          <w:rtl/>
-        </w:rPr>
-        <w:t>طرح</w:t>
-      </w:r>
-      <w:r>
-        <w:rPr>
-          <w:rtl/>
-        </w:rPr>
-        <w:t xml:space="preserve"> </w:t>
-      </w:r>
-      <w:r>
-        <w:rPr>
-          <w:rFonts w:hint="cs"/>
-          <w:rtl/>
-        </w:rPr>
-        <w:t>روش‌شناختی</w:t>
-      </w:r>
-      <w:r>
-        <w:rPr>
-          <w:rtl/>
-        </w:rPr>
-        <w:t xml:space="preserve"> </w:t>
-      </w:r>
-      <w:r>
-        <w:rPr>
-          <w:rFonts w:hint="cs"/>
-          <w:rtl/>
-        </w:rPr>
-        <w:t>پژوهش</w:t>
-      </w:r>
-      <w:r>
-        <w:rPr>
-          <w:rtl/>
-        </w:rPr>
-        <w:t xml:space="preserve"> </w:t>
-      </w:r>
-      <w:r>
-        <w:rPr>
-          <w:rFonts w:hint="cs"/>
-          <w:rtl/>
-        </w:rPr>
-        <w:t>حاضر</w:t>
-      </w:r>
-      <w:r>
-        <w:rPr>
-          <w:rtl/>
-        </w:rPr>
-        <w:t xml:space="preserve"> </w:t>
-      </w:r>
-      <w:r>
-        <w:rPr>
-          <w:rFonts w:hint="cs"/>
-          <w:rtl/>
-        </w:rPr>
-        <w:t>هم‌خانواده</w:t>
-      </w:r>
-      <w:r>
-        <w:rPr>
-          <w:rtl/>
-        </w:rPr>
-        <w:t xml:space="preserve"> </w:t>
-      </w:r>
-      <w:r>
-        <w:rPr>
-          <w:rFonts w:hint="cs"/>
-          <w:rtl/>
-        </w:rPr>
-        <w:t>است</w:t>
-      </w:r>
-      <w:r>
-        <w:rPr>
-          <w:rtl/>
-        </w:rPr>
-        <w:t>.</w:t>
+        <w:t xml:space="preserve">زین، رملی، زین، رحیم و موسی (۲۰۲۳)</w:t>
+      </w:r>
+      <w:r>
+        <w:rPr>
+          <w:rStyle w:val="FootnoteReference"/>
+        </w:rPr>
+        <w:footnoteReference w:id="65"/>
+      </w:r>
+      <w:r>
+        <w:rPr>
+          <w:rtl/>
+        </w:rPr>
+        <w:t xml:space="preserve"> در پژوهشی با عنوان «ارزیابی و اولویت‌بندی موانع مدیریت زنجیره تأمین سبز در بنگاه‌های کوچک و متوسط صنعت غذا و آشامیدنی با استفاده از روش تحلیل سلسله مراتبی»، نشان دادند که موانع فناورانه، اطلاعاتی و مالی به‌ترتیب در رتبه‌های نخست تا سوم قرار دارند.</w:t>
       </w:r>
     </w:p>
     <w:p>
@@ -11601,43 +11055,19 @@
         <w:rPr>
           <w:rtl/>
         </w:rPr>
-        <w:t>گوپتا و جگتپ (۲۰۲۴)</w:t>
-      </w:r>
-      <w:r>
-        <w:rPr>
-          <w:rStyle w:val="FootnoteReference"/>
-        </w:rPr>
-        <w:footnoteReference w:id="68"/>
-      </w:r>
-      <w:r>
-        <w:rPr>
-          <w:rtl/>
-        </w:rPr>
-        <w:t xml:space="preserve"> موانع گذار دیجیتال در بنگاه‌های کوچک و متوسط صنعت غذایی هند را </w:t>
-      </w:r>
-      <w:r>
-        <w:rPr>
-          <w:rtl/>
-        </w:rPr>
-        <w:t xml:space="preserve">با روش دیمتل بررسی کردند و از میان آن‌ها به ضعف اتصال به اینترنت در مناطق روستایی و موانع سازمانی اشاره کردند</w:t>
-      </w:r>
-      <w:r>
-        <w:rPr>
-          <w:rtl/>
-        </w:rPr>
-        <w:t xml:space="preserve">. </w:t>
-      </w:r>
-      <w:r>
-        <w:rPr>
-          <w:rtl/>
-        </w:rPr>
-        <w:t xml:space="preserve">این یافته‌ها بر نقش زیرساخت‌های فناورانه (به‌عنوان عاملی برون‌سازمانی) و موانع سازمانی (به‌عنوان عاملی درون‌سازمانی) در گذار دیجیتال بنگاه‌های کوچک غذایی تأکید می‌کند؛ گذاری که برای فروش دیجیتال بنگاه تک‌محصولی نیز اهمیت دارد</w:t>
-      </w:r>
-      <w:r>
-        <w:rPr>
-          <w:rtl/>
-        </w:rPr>
-        <w:t xml:space="preserve">.</w:t>
+        <w:t xml:space="preserve">شاه، دیر، جوشی و تریپاتی (۲۰۲۳)</w:t>
+      </w:r>
+      <w:r>
+        <w:rPr>
+          <w:rStyle w:val="FootnoteReference"/>
+        </w:rPr>
+        <w:footnoteReference w:id="66"/>
+      </w:r>
+      <w:r>
+        <w:rPr>
+          <w:rtl/>
+        </w:rPr>
+        <w:t xml:space="preserve"> در پژوهشی با عنوان «فرصت‌ها و چالش‌های کارآفرینی غذایی: بررسی کیفی عمیق کارآفرینان ارزن»، با مصاحبه نیمه‌ساختاریافته با بیست‌وپنج کارآفرین فرآورده‌های ارزن در هند، فرصت‌ها و چالش‌های کارآفرینی غذایی را به روش اکتشافی شناسایی کردند.</w:t>
       </w:r>
     </w:p>
     <w:p>
@@ -11649,31 +11079,19 @@
         <w:rPr>
           <w:rtl/>
         </w:rPr>
-        <w:t>میکلیان و هولشر (۲۰۲۲)</w:t>
-      </w:r>
-      <w:r>
-        <w:rPr>
-          <w:rStyle w:val="FootnoteReference"/>
-        </w:rPr>
-        <w:footnoteReference w:id="69"/>
-      </w:r>
-      <w:r>
-        <w:rPr>
-          <w:rtl/>
-        </w:rPr>
-        <w:t xml:space="preserve"> در مرور مفهومی گسترده‌ای بر ادبیات شوک‌های برون‌زا، </w:t>
-      </w:r>
-      <w:r>
-        <w:rPr>
-          <w:rtl/>
-        </w:rPr>
-        <w:t xml:space="preserve">که بیش از ۲۰۰ مقاله و گزارش را در بر می‌گیرد، تفاوت واکنش و آسیب‌پذیری بنگاه‌های کوچک را در مقایسه با بنگاه‌های بزرگ بررسی کردند و دستور کاری برای پژوهش‌های آینده ارائه دادند؛ پژوهش حاضر با تمرکز بر بنگاه تک‌محصولی صنعت غذایی در همین راستا قرار می‌گیرد</w:t>
-      </w:r>
-      <w:r>
-        <w:rPr>
-          <w:rtl/>
-        </w:rPr>
-        <w:t xml:space="preserve">.</w:t>
+        <w:t xml:space="preserve">نعیم و همکاران (۲۰۲۳)</w:t>
+      </w:r>
+      <w:r>
+        <w:rPr>
+          <w:rStyle w:val="FootnoteReference"/>
+        </w:rPr>
+        <w:footnoteReference w:id="67"/>
+      </w:r>
+      <w:r>
+        <w:rPr>
+          <w:rtl/>
+        </w:rPr>
+        <w:t xml:space="preserve"> در پژوهشی با عنوان «فرایند گام‌به‌گام تحلیل مضمون برای توسعه یک مدل مفهومی در پژوهش کیفی»، با هدف افزایش دقت و تکرارپذیری تحلیل مضمون، فرایندی گام‌به‌گام برای آن ارائه داده‌اند؛ شفافیت در گزارش فرایند کدگذاری و تحلیل مضمون، شرط تکرارپذیری و ارزیابی یافته‌های کیفی است.</w:t>
       </w:r>
     </w:p>
     <w:p>
@@ -11685,19 +11103,19 @@
         <w:rPr>
           <w:rtl/>
         </w:rPr>
-        <w:t>توماران، الشلاقی، المعماری و عبدالرب (۲۰۲۲)</w:t>
-      </w:r>
-      <w:r>
-        <w:rPr>
-          <w:rStyle w:val="FootnoteReference"/>
-        </w:rPr>
-        <w:footnoteReference w:id="70"/>
-      </w:r>
-      <w:r>
-        <w:rPr>
-          <w:rtl/>
-        </w:rPr>
-        <w:t xml:space="preserve"> با پیمایش ۲۲۰ بنگاه کوچک و متوسط، عوامل شکل‌دهنده مزیت رقابتی این بنگاه‌ها را بررسی کردند و نشان دادند که مزیت تمایز با نوآوری، پیش‌قدمی، ریسک‌پذیری و تهاجم رقابتی کارآفرینانه پیوند مستقیم دارد. این یافته از زاویه نقش ذهنیت کارآفرینانه در شکل‌گیری توان رقابتی، مکمل گویه‌های ضعف برندسازی و تمایز محصول در پژوهش حاضر است.</w:t>
+        <w:t xml:space="preserve">آرته و لاریمو (۲۰۲۲)</w:t>
+      </w:r>
+      <w:r>
+        <w:rPr>
+          <w:rStyle w:val="FootnoteReference"/>
+        </w:rPr>
+        <w:footnoteReference w:id="68"/>
+      </w:r>
+      <w:r>
+        <w:rPr>
+          <w:rtl/>
+        </w:rPr>
+        <w:t xml:space="preserve"> در پژوهشی با عنوان «نقش تعدیل‌گر تنوع محصولی در رابطه تنوع بین‌المللی و عملکرد: یک فراتحلیل»، در فراتحلیلی که ۲۶۳ اندازه اثر از ۱۸۷ پژوهش اولیه را پوشش می‌دهد، نقش تعدیل‌گر تنوع محصولی را در رابطه میان تنوع بین‌المللی و عملکرد بنگاه آزمودند و نشان دادند این رابطه به‌شکل U معکوس است.</w:t>
       </w:r>
     </w:p>
     <w:p>
@@ -11709,55 +11127,19 @@
         <w:rPr>
           <w:rtl/>
         </w:rPr>
-        <w:t>شرابتی و همکاران (۲۰۲۴)</w:t>
-      </w:r>
-      <w:r>
-        <w:rPr>
-          <w:rStyle w:val="FootnoteReference"/>
-        </w:rPr>
-        <w:footnoteReference w:id="71"/>
-      </w:r>
-      <w:r>
-        <w:rPr>
-          <w:rtl/>
-        </w:rPr>
-        <w:t xml:space="preserve"> </w:t>
-      </w:r>
-      <w:r>
-        <w:rPr>
-          <w:rtl/>
-        </w:rPr>
-        <w:t xml:space="preserve">در پیمایشی از مدیران ۱۹۰ شرکت در اردن، اثر بازاریابی دیجیتال بر عملکرد بنگاه‌های کوچک و متوسط را بررسی کردند و نشان دادند که تحول دیجیتال در این رابطه نقش میانجی دارد</w:t>
-      </w:r>
-      <w:r>
-        <w:rPr>
-          <w:rtl/>
-        </w:rPr>
-        <w:t xml:space="preserve">. </w:t>
-      </w:r>
-      <w:r>
-        <w:rPr>
-          <w:rtl/>
-        </w:rPr>
-        <w:t xml:space="preserve">لاندجوهو و کریستوفر (۲۰۲۶)</w:t>
-      </w:r>
-      <w:r>
-        <w:rPr>
-          <w:rStyle w:val="FootnoteReference"/>
-        </w:rPr>
-        <w:footnoteReference w:id="72"/>
-      </w:r>
-      <w:r>
-        <w:rPr>
-          <w:rtl/>
-        </w:rPr>
-        <w:t xml:space="preserve"> نیز در مرور نظام‌مند ۵۲ پژوهش تجربی، رابطه مثبت پذیرش بازاریابی دیجیتال با رشد بنگاه‌های کوچک و متوسط را گزارش کردند. این یافته‌ها، زاویه‌ای تکمیلی بر مؤلفه ناکارآمدی و هزینه‌بری شبکه توزیع و فروش در پژوهش حاضر می‌افزایند و بُعد دیجیتال آن را برجسته می‌سازند</w:t>
-      </w:r>
-      <w:r>
-        <w:rPr>
-          <w:rtl/>
-        </w:rPr>
-        <w:t xml:space="preserve">.</w:t>
+        <w:t xml:space="preserve">تانئو، نویا، ستیاتی و ملانی (۲۰۲۲)</w:t>
+      </w:r>
+      <w:r>
+        <w:rPr>
+          <w:rStyle w:val="FootnoteReference"/>
+        </w:rPr>
+        <w:footnoteReference w:id="69"/>
+      </w:r>
+      <w:r>
+        <w:rPr>
+          <w:rtl/>
+        </w:rPr>
+        <w:t xml:space="preserve"> در پژوهشی مقدماتی با عنوان «ارتقای توانمندی منابع انسانی مدیران بنگاه‌های کوچک و متوسط غذایی از راه آموزش: یک پژوهش مقدماتی»، تأثیر آموزش بر ارتقای قابلیت منابع انسانی مدیران بنگاه‌های کوچک و متوسط صنعت غذایی را بررسی کردند و نشان دادند که دانش مدیران در موضوعات مرتبط با مدیریت منابع انسانی، پس از دوره آموزشی به‌طور معناداری افزایش یافت.</w:t>
       </w:r>
     </w:p>
     <w:p>
@@ -11769,395 +11151,19 @@
         <w:rPr>
           <w:rtl/>
         </w:rPr>
-        <w:t>سینگ، دولتانی و ساهو (۲۰۲۲)</w:t>
-      </w:r>
-      <w:r>
-        <w:rPr>
-          <w:rStyle w:val="FootnoteReference"/>
-        </w:rPr>
-        <w:footnoteReference w:id="73"/>
-      </w:r>
-      <w:r>
-        <w:rPr>
-          <w:rtl/>
-        </w:rPr>
-        <w:t xml:space="preserve"> با روش دلفی و مرور گسترده ادبیات، هجده مانع رشد در صنعت فرآوری مواد غذایی هند را در سه سطح زنجیره تأمین </w:t>
-      </w:r>
-      <w:r>
-        <w:rPr>
-          <w:rFonts w:hint="cs"/>
-          <w:rtl/>
-        </w:rPr>
-        <w:t>سطح</w:t>
-      </w:r>
-      <w:r>
-        <w:rPr>
-          <w:rtl/>
-        </w:rPr>
-        <w:t xml:space="preserve"> </w:t>
-      </w:r>
-      <w:r>
-        <w:rPr>
-          <w:rFonts w:hint="cs"/>
-          <w:rtl/>
-        </w:rPr>
-        <w:t>مزرعه،</w:t>
-      </w:r>
-      <w:r>
-        <w:rPr>
-          <w:rtl/>
-        </w:rPr>
-        <w:t xml:space="preserve"> </w:t>
-      </w:r>
-      <w:r>
-        <w:rPr>
-          <w:rFonts w:hint="cs"/>
-          <w:rtl/>
-        </w:rPr>
-        <w:t>سطح</w:t>
-      </w:r>
-      <w:r>
-        <w:rPr>
-          <w:rtl/>
-        </w:rPr>
-        <w:t xml:space="preserve"> </w:t>
-      </w:r>
-      <w:r>
-        <w:rPr>
-          <w:rFonts w:hint="cs"/>
-          <w:rtl/>
-        </w:rPr>
-        <w:t>توزیع</w:t>
-      </w:r>
-      <w:r>
-        <w:rPr>
-          <w:rtl/>
-        </w:rPr>
-        <w:t xml:space="preserve"> </w:t>
-      </w:r>
-      <w:r>
-        <w:rPr>
-          <w:rFonts w:hint="cs"/>
-          <w:rtl/>
-        </w:rPr>
-        <w:t>و</w:t>
-      </w:r>
-      <w:r>
-        <w:rPr>
-          <w:rtl/>
-        </w:rPr>
-        <w:t xml:space="preserve"> </w:t>
-      </w:r>
-      <w:r>
-        <w:rPr>
-          <w:rFonts w:hint="cs"/>
-          <w:rtl/>
-        </w:rPr>
-        <w:t>سطح</w:t>
-      </w:r>
-      <w:r>
-        <w:rPr>
-          <w:rtl/>
-        </w:rPr>
-        <w:t xml:space="preserve"> </w:t>
-      </w:r>
-      <w:r>
-        <w:rPr>
-          <w:rFonts w:hint="cs"/>
-          <w:rtl/>
-        </w:rPr>
-        <w:t>مصرف‌کننده</w:t>
-      </w:r>
-      <w:r>
-        <w:rPr>
-          <w:rtl/>
-        </w:rPr>
-        <w:t xml:space="preserve"> </w:t>
-      </w:r>
-      <w:r>
-        <w:rPr>
-          <w:rFonts w:hint="cs"/>
-          <w:rtl/>
-        </w:rPr>
-        <w:t>شناسایی</w:t>
-      </w:r>
-      <w:r>
-        <w:rPr>
-          <w:rtl/>
-        </w:rPr>
-        <w:t xml:space="preserve"> </w:t>
-      </w:r>
-      <w:r>
-        <w:rPr>
-          <w:rFonts w:hint="cs"/>
-          <w:rtl/>
-        </w:rPr>
-        <w:t>کردند</w:t>
-      </w:r>
-      <w:r>
-        <w:rPr>
-          <w:rtl/>
-        </w:rPr>
-        <w:t xml:space="preserve">. </w:t>
-      </w:r>
-      <w:r>
-        <w:rPr>
-          <w:rFonts w:hint="cs"/>
-          <w:rtl/>
-        </w:rPr>
-        <w:t>مهم‌ترین</w:t>
-      </w:r>
-      <w:r>
-        <w:rPr>
-          <w:rtl/>
-        </w:rPr>
-        <w:t xml:space="preserve"> </w:t>
-      </w:r>
-      <w:r>
-        <w:rPr>
-          <w:rFonts w:hint="cs"/>
-          <w:rtl/>
-        </w:rPr>
-        <w:t>مو</w:t>
-      </w:r>
-      <w:r>
-        <w:rPr>
-          <w:rtl/>
-        </w:rPr>
-        <w:t xml:space="preserve">انع شناسایی‌شده شامل نبود استانداردسازی کیفیت محصول فرآوری‌شده، </w:t>
-      </w:r>
-      <w:r>
-        <w:rPr>
-          <w:rtl/>
-        </w:rPr>
-        <w:t xml:space="preserve">وابستگی به کشاورزی بارانی (دیم) و هزینه بالای زنجیره سرد</w:t>
-      </w:r>
-      <w:r>
-        <w:rPr>
-          <w:rtl/>
-        </w:rPr>
-        <w:t xml:space="preserve"> بود. طرح پژوهشی این مطالعه </w:t>
-      </w:r>
-      <w:r>
-        <w:rPr>
-          <w:rFonts w:hint="cs"/>
-          <w:rtl/>
-        </w:rPr>
-        <w:t>ترکیب</w:t>
-      </w:r>
-      <w:r>
-        <w:rPr>
-          <w:rtl/>
-        </w:rPr>
-        <w:t xml:space="preserve"> </w:t>
-      </w:r>
-      <w:r>
-        <w:rPr>
-          <w:rFonts w:hint="cs"/>
-          <w:rtl/>
-        </w:rPr>
-        <w:t>مرور</w:t>
-      </w:r>
-      <w:r>
-        <w:rPr>
-          <w:rtl/>
-        </w:rPr>
-        <w:t xml:space="preserve"> </w:t>
-      </w:r>
-      <w:r>
-        <w:rPr>
-          <w:rFonts w:hint="cs"/>
-          <w:rtl/>
-        </w:rPr>
-        <w:t>ادبیات</w:t>
-      </w:r>
-      <w:r>
-        <w:rPr>
-          <w:rtl/>
-        </w:rPr>
-        <w:t xml:space="preserve"> </w:t>
-      </w:r>
-      <w:r>
-        <w:rPr>
-          <w:rFonts w:hint="cs"/>
-          <w:rtl/>
-        </w:rPr>
-        <w:t>با</w:t>
-      </w:r>
-      <w:r>
-        <w:rPr>
-          <w:rtl/>
-        </w:rPr>
-        <w:t xml:space="preserve"> </w:t>
-      </w:r>
-      <w:r>
-        <w:rPr>
-          <w:rFonts w:hint="cs"/>
-          <w:rtl/>
-        </w:rPr>
-        <w:t>نظر</w:t>
-      </w:r>
-      <w:r>
-        <w:rPr>
-          <w:rtl/>
-        </w:rPr>
-        <w:t xml:space="preserve"> </w:t>
-      </w:r>
-      <w:r>
-        <w:rPr>
-          <w:rFonts w:hint="cs"/>
-          <w:rtl/>
-        </w:rPr>
-        <w:t>خبرگان</w:t>
-      </w:r>
-      <w:r>
-        <w:rPr>
-          <w:rtl/>
-        </w:rPr>
-        <w:t xml:space="preserve"> </w:t>
-      </w:r>
-      <w:r>
-        <w:rPr>
-          <w:rFonts w:hint="cs"/>
-          <w:rtl/>
-        </w:rPr>
-        <w:t>برای</w:t>
-      </w:r>
-      <w:r>
-        <w:rPr>
-          <w:rtl/>
-        </w:rPr>
-        <w:t xml:space="preserve"> </w:t>
-      </w:r>
-      <w:r>
-        <w:rPr>
-          <w:rFonts w:hint="cs"/>
-          <w:rtl/>
-        </w:rPr>
-        <w:t>ساخت</w:t>
-      </w:r>
-      <w:r>
-        <w:rPr>
-          <w:rtl/>
-        </w:rPr>
-        <w:t xml:space="preserve"> </w:t>
-      </w:r>
-      <w:r>
-        <w:rPr>
-          <w:rFonts w:hint="cs"/>
-          <w:rtl/>
-        </w:rPr>
-        <w:t>فهرست</w:t>
-      </w:r>
-      <w:r>
-        <w:rPr>
-          <w:rtl/>
-        </w:rPr>
-        <w:t xml:space="preserve"> </w:t>
-      </w:r>
-      <w:r>
-        <w:rPr>
-          <w:rFonts w:hint="cs"/>
-          <w:rtl/>
-        </w:rPr>
-        <w:t>موانع</w:t>
-      </w:r>
-      <w:r>
-        <w:rPr>
-          <w:rtl/>
-        </w:rPr>
-        <w:t xml:space="preserve"> </w:t>
-      </w:r>
-      <w:r>
-        <w:rPr>
-          <w:rFonts w:hint="cs"/>
-          <w:rtl/>
-        </w:rPr>
-        <w:t>با</w:t>
-      </w:r>
-      <w:r>
-        <w:rPr>
-          <w:rtl/>
-        </w:rPr>
-        <w:t xml:space="preserve"> </w:t>
-      </w:r>
-      <w:r>
-        <w:rPr>
-          <w:rFonts w:hint="cs"/>
-          <w:rtl/>
-        </w:rPr>
-        <w:t>گام</w:t>
-      </w:r>
-      <w:r>
-        <w:rPr>
-          <w:rtl/>
-        </w:rPr>
-        <w:t xml:space="preserve"> </w:t>
-      </w:r>
-      <w:r>
-        <w:rPr>
-          <w:rFonts w:hint="cs"/>
-          <w:rtl/>
-        </w:rPr>
-        <w:t>نخست</w:t>
-      </w:r>
-      <w:r>
-        <w:rPr>
-          <w:rtl/>
-        </w:rPr>
-        <w:t xml:space="preserve"> </w:t>
-      </w:r>
-      <w:r>
-        <w:rPr>
-          <w:rFonts w:hint="cs"/>
-          <w:rtl/>
-        </w:rPr>
-        <w:t>پژوهش</w:t>
-      </w:r>
-      <w:r>
-        <w:rPr>
-          <w:rtl/>
-        </w:rPr>
-        <w:t xml:space="preserve"> </w:t>
-      </w:r>
-      <w:r>
-        <w:rPr>
-          <w:rFonts w:hint="cs"/>
-          <w:rtl/>
-        </w:rPr>
-        <w:t>حاضر</w:t>
-      </w:r>
-      <w:r>
-        <w:rPr>
-          <w:rtl/>
-        </w:rPr>
-        <w:t xml:space="preserve"> </w:t>
-      </w:r>
-      <w:r>
-        <w:rPr>
-          <w:rFonts w:hint="cs"/>
-          <w:rtl/>
-        </w:rPr>
-        <w:t>هم‌راستا</w:t>
-      </w:r>
-      <w:r>
-        <w:rPr>
-          <w:rtl/>
-        </w:rPr>
-        <w:t xml:space="preserve"> </w:t>
-      </w:r>
-      <w:r>
-        <w:rPr>
-          <w:rFonts w:hint="cs"/>
-          <w:rtl/>
-        </w:rPr>
-        <w:t>است</w:t>
-      </w:r>
-      <w:r>
-        <w:rPr>
-          <w:rtl/>
-        </w:rPr>
-        <w:t>.</w:t>
+        <w:t xml:space="preserve">توماران، الشلاقی، المعماری و عبدالرب (۲۰۲۲)</w:t>
+      </w:r>
+      <w:r>
+        <w:rPr>
+          <w:rStyle w:val="FootnoteReference"/>
+        </w:rPr>
+        <w:footnoteReference w:id="70"/>
+      </w:r>
+      <w:r>
+        <w:rPr>
+          <w:rtl/>
+        </w:rPr>
+        <w:t xml:space="preserve"> در پژوهشی با عنوان «عوامل کلیدی شکل‌گیری مزیت رقابتی در بنگاه‌های کوچک و متوسط: مطالعه موردی منطقه حائل»، با پیمایش ۲۲۰ بنگاه کوچک و متوسط، عوامل شکل‌دهنده مزیت رقابتی این بنگاه‌ها را بررسی کردند و نشان دادند که مزیت تمایز با نوآوری، پیش‌قدمی، ریسک‌پذیری و تهاجم رقابتی کارآفرینانه پیوند مستقیم دارد.</w:t>
       </w:r>
     </w:p>
     <w:p>
@@ -12169,31 +11175,19 @@
         <w:rPr>
           <w:rtl/>
         </w:rPr>
-        <w:t>تانئو، نویا، ستیاتی و ملانی (۲۰۲۲)</w:t>
-      </w:r>
-      <w:r>
-        <w:rPr>
-          <w:rStyle w:val="FootnoteReference"/>
-        </w:rPr>
-        <w:footnoteReference w:id="74"/>
-      </w:r>
-      <w:r>
-        <w:rPr>
-          <w:rtl/>
-        </w:rPr>
-        <w:t xml:space="preserve"> در پژوهشی مقدماتی، تأثیر آموزش بر ارتقای قابلیت منابع انسانی مدیران بنگاه‌های کوچک و متوسط صنعت غذایی را بررسی کردند و نشان دادند که دانش مدیران در موضوعات مرتبط با مدیریت منابع انسانی، پس از دوره آموزشی به‌طور معناداری افزایش یافت. </w:t>
-      </w:r>
-      <w:r>
-        <w:rPr>
-          <w:rtl/>
-        </w:rPr>
-        <w:t xml:space="preserve">این یافته، بحث محدودیت دانش و مهارت منابع انسانی و کمبود نیروی فروش ماهر (جدول ۲-۱) را از این زاویه تکمیل می‌کند که دانش مدیریتی را می‌توان با آموزش هدفمند ارتقا داد، هرچند شرکت‌کنندگان آن مطالعه مدیران بنگاه‌ها بودند، نه نیروی فروش</w:t>
-      </w:r>
-      <w:r>
-        <w:rPr>
-          <w:rtl/>
-        </w:rPr>
-        <w:t xml:space="preserve">. پژوهش‌های خارجی مرورشده در این بخش، از فراتحلیل‌های گسترده مبتنی بر داده‌های مالی بنگاه‌های بزرگ تا مطالعات کیفی مبتنی بر مصاحبه با کارآفرینان خرد را در بر می‌گیرند؛ وجه مشترک آن‌هاست که هیچ‌کدام به‌طور مستقیم تجربه عملیاتی فروش در یک بنگاه کوچک تک‌محصولی صنعت مواد غذایی را، با رویکردی اکتشافی و از زبان فعالان همان صنعت، بررسی نکرده‌اند؛ شکافی که در بخش بعدی به‌طور صریح صورت‌بندی می‌شود.</w:t>
+        <w:t xml:space="preserve">سینگ، دولتانی و ساهو (۲۰۲۲)</w:t>
+      </w:r>
+      <w:r>
+        <w:rPr>
+          <w:rStyle w:val="FootnoteReference"/>
+        </w:rPr>
+        <w:footnoteReference w:id="71"/>
+      </w:r>
+      <w:r>
+        <w:rPr>
+          <w:rtl/>
+        </w:rPr>
+        <w:t xml:space="preserve"> در پژوهشی با عنوان «بررسی موانع رشد در بخش فرآوری مواد غذایی هند»، با روش دلفی و مرور گسترده ادبیات، هجده مانع رشد در صنعت فرآوری مواد غذایی هند را در سه سطح زنجیره تأمین سطح مزرعه، سطح توزیع و سطح مصرف‌کننده شناسایی کردند.</w:t>
       </w:r>
     </w:p>
     <w:p>
@@ -12205,226 +11199,19 @@
         <w:rPr>
           <w:rtl/>
         </w:rPr>
-        <w:t xml:space="preserve">از منظر روش‌شناختی نیز، پژوهش‌های خارجی مرورشده طیف متنوعی از رویکردها </w:t>
-      </w:r>
-      <w:r>
-        <w:rPr>
-          <w:rFonts w:hint="cs"/>
-          <w:rtl/>
-        </w:rPr>
-        <w:t>از</w:t>
-      </w:r>
-      <w:r>
-        <w:rPr>
-          <w:rtl/>
-        </w:rPr>
-        <w:t xml:space="preserve"> </w:t>
-      </w:r>
-      <w:r>
-        <w:rPr>
-          <w:rFonts w:hint="cs"/>
-          <w:rtl/>
-        </w:rPr>
-        <w:t>فراتحلیل</w:t>
-      </w:r>
-      <w:r>
-        <w:rPr>
-          <w:rtl/>
-        </w:rPr>
-        <w:t xml:space="preserve"> </w:t>
-      </w:r>
-      <w:r>
-        <w:rPr>
-          <w:rFonts w:hint="cs"/>
-          <w:rtl/>
-        </w:rPr>
-        <w:t>کمّی</w:t>
-      </w:r>
-      <w:r>
-        <w:rPr>
-          <w:rtl/>
-        </w:rPr>
-        <w:t xml:space="preserve"> </w:t>
-      </w:r>
-      <w:r>
-        <w:rPr>
-          <w:rFonts w:hint="cs"/>
-          <w:rtl/>
-        </w:rPr>
-        <w:t>تا</w:t>
-      </w:r>
-      <w:r>
-        <w:rPr>
-          <w:rtl/>
-        </w:rPr>
-        <w:t xml:space="preserve"> </w:t>
-      </w:r>
-      <w:r>
-        <w:rPr>
-          <w:rFonts w:hint="cs"/>
-          <w:rtl/>
-        </w:rPr>
-        <w:t>مصاحبه</w:t>
-      </w:r>
-      <w:r>
-        <w:rPr>
-          <w:rtl/>
-        </w:rPr>
-        <w:t xml:space="preserve"> </w:t>
-      </w:r>
-      <w:r>
-        <w:rPr>
-          <w:rFonts w:hint="cs"/>
-          <w:rtl/>
-        </w:rPr>
-        <w:t>کیفی</w:t>
-      </w:r>
-      <w:r>
-        <w:rPr>
-          <w:rtl/>
-        </w:rPr>
-        <w:t xml:space="preserve"> </w:t>
-      </w:r>
-      <w:r>
-        <w:rPr>
-          <w:rFonts w:hint="cs"/>
-          <w:rtl/>
-        </w:rPr>
-        <w:t>عمیق</w:t>
-      </w:r>
-      <w:r>
-        <w:rPr>
-          <w:rtl/>
-        </w:rPr>
-        <w:t xml:space="preserve"> </w:t>
-      </w:r>
-      <w:r>
-        <w:rPr>
-          <w:rFonts w:hint="cs"/>
-          <w:rtl/>
-        </w:rPr>
-        <w:t>را</w:t>
-      </w:r>
-      <w:r>
-        <w:rPr>
-          <w:rtl/>
-        </w:rPr>
-        <w:t xml:space="preserve"> </w:t>
-      </w:r>
-      <w:r>
-        <w:rPr>
-          <w:rFonts w:hint="cs"/>
-          <w:rtl/>
-        </w:rPr>
-        <w:t>در</w:t>
-      </w:r>
-      <w:r>
-        <w:rPr>
-          <w:rtl/>
-        </w:rPr>
-        <w:t xml:space="preserve"> </w:t>
-      </w:r>
-      <w:r>
-        <w:rPr>
-          <w:rFonts w:hint="cs"/>
-          <w:rtl/>
-        </w:rPr>
-        <w:t>بر</w:t>
-      </w:r>
-      <w:r>
-        <w:rPr>
-          <w:rtl/>
-        </w:rPr>
-        <w:t xml:space="preserve"> </w:t>
-      </w:r>
-      <w:r>
-        <w:rPr>
-          <w:rFonts w:hint="cs"/>
-          <w:rtl/>
-        </w:rPr>
-        <w:t>می‌گیرند</w:t>
-      </w:r>
-      <w:r>
-        <w:rPr>
-          <w:rtl/>
-        </w:rPr>
-        <w:t xml:space="preserve">. </w:t>
-      </w:r>
-      <w:r>
-        <w:rPr>
-          <w:rFonts w:hint="cs"/>
-          <w:rtl/>
-        </w:rPr>
-        <w:t>دخیخ</w:t>
-      </w:r>
-      <w:r>
-        <w:rPr>
-          <w:rtl/>
-        </w:rPr>
-        <w:t xml:space="preserve"> </w:t>
-      </w:r>
-      <w:r>
-        <w:rPr>
-          <w:rFonts w:hint="cs"/>
-          <w:rtl/>
-        </w:rPr>
-        <w:t>و</w:t>
-      </w:r>
-      <w:r>
-        <w:rPr>
-          <w:rtl/>
-        </w:rPr>
-        <w:t xml:space="preserve"> </w:t>
-      </w:r>
-      <w:r>
-        <w:rPr>
-          <w:rFonts w:hint="cs"/>
-          <w:rtl/>
-        </w:rPr>
-        <w:t>النجری</w:t>
-      </w:r>
-      <w:r>
-        <w:rPr>
-          <w:rtl/>
-        </w:rPr>
-        <w:t xml:space="preserve"> (</w:t>
-      </w:r>
-      <w:r>
-        <w:rPr>
-          <w:rFonts w:hint="cs"/>
-          <w:rtl/>
-        </w:rPr>
-        <w:t>۲۰۲۶</w:t>
-      </w:r>
-      <w:r>
-        <w:rPr>
-          <w:rtl/>
-        </w:rPr>
-        <w:t>)</w:t>
-      </w:r>
-      <w:r>
-        <w:rPr>
-          <w:rStyle w:val="FootnoteReference"/>
-        </w:rPr>
-        <w:footnoteReference w:id="75"/>
-      </w:r>
-      <w:r>
-        <w:rPr>
-          <w:rtl/>
-        </w:rPr>
-        <w:t xml:space="preserve"> با رویکرد کمّی و مدل‌سازی معادلات ساختاری، رابطه قابلیت‌های پویا و مزیت رقابتی را در سطح کلان بنگاه‌های کوچک آزمودند؛ رویکردی که مکمل مطالعات کیفی مانند پژوهش شاه و همکاران (۲۰۲۳)</w:t>
-      </w:r>
-      <w:r>
-        <w:rPr>
-          <w:rStyle w:val="FootnoteReference"/>
-        </w:rPr>
-        <w:footnoteReference w:id="76"/>
-      </w:r>
-      <w:r>
-        <w:rPr>
-          <w:rtl/>
-        </w:rPr>
-        <w:t xml:space="preserve"> است و در کنار هم، تصویری چندوجهی از چالش‌های بنگاه کوچک ارائه می‌دهند. پژوهش حاضر، با انتخاب رویکرد کیفی اکتشافی، در امتداد همین سنت دوم قرار می‌گیرد.</w:t>
+        <w:t xml:space="preserve">میکلیان و هولشر (۲۰۲۲)</w:t>
+      </w:r>
+      <w:r>
+        <w:rPr>
+          <w:rStyle w:val="FootnoteReference"/>
+        </w:rPr>
+        <w:footnoteReference w:id="72"/>
+      </w:r>
+      <w:r>
+        <w:rPr>
+          <w:rtl/>
+        </w:rPr>
+        <w:t xml:space="preserve"> در پژوهشی با عنوان «بنگاه‌های کوچک و شوک‌های برون‌زا: مرور مفهومی ادبیات و دستور کار پژوهش‌های آینده»، در مرور مفهومی گسترده‌ای بر ادبیات شوک‌های برون‌زا، که بیش از ۲۰۰ مقاله و گزارش را در بر می‌گیرد، تفاوت واکنش و آسیب‌پذیری بنگاه‌های کوچک را در مقایسه با بنگاه‌های بزرگ بررسی کردند و دستور کاری برای پژوهش‌های آینده ارائه دادند؛ پژوهش حاضر با تمرکز بر بنگاه تک‌محصولی صنعت غذایی در همین راستا قرار می‌گیرد.</w:t>
       </w:r>
     </w:p>
     <w:p>
@@ -12436,7 +11223,103 @@
         <w:rPr>
           <w:rtl/>
         </w:rPr>
-        <w:t>نعیم و همکاران (۲۰۲۳)</w:t>
+        <w:t xml:space="preserve">آزم و همکاران (۲۰۲۱)</w:t>
+      </w:r>
+      <w:r>
+        <w:rPr>
+          <w:rStyle w:val="FootnoteReference"/>
+        </w:rPr>
+        <w:footnoteReference w:id="73"/>
+      </w:r>
+      <w:r>
+        <w:rPr>
+          <w:rtl/>
+        </w:rPr>
+        <w:t xml:space="preserve"> در پژوهشی با عنوان «آیا فشار ذی‌نفعان بر پذیرش ابتکارات زنجیره تأمین پایدار اثر دارد؟ یافته‌هایی از صنعت فرآوری کشاورزی»، نقش فشار ذی‌نفعان در پذیرش ابتکارات زنجیره تأمین پایدار را در صنعت فرآوری کشاورزی بررسی کردند.</w:t>
+      </w:r>
+    </w:p>
+    <w:p>
+      <w:pPr>
+        <w:bidi/>
+        <w:jc w:val="both"/>
+      </w:pPr>
+      <w:r>
+        <w:rPr>
+          <w:rtl/>
+        </w:rPr>
+        <w:t xml:space="preserve">مامن، الساندری و ویس (۲۰۲۱)</w:t>
+      </w:r>
+      <w:r>
+        <w:rPr>
+          <w:rStyle w:val="FootnoteReference"/>
+        </w:rPr>
+        <w:footnoteReference w:id="74"/>
+      </w:r>
+      <w:r>
+        <w:rPr>
+          <w:rtl/>
+        </w:rPr>
+        <w:t xml:space="preserve"> در پژوهشی با عنوان «پیامدهای ریسک تنوع‌بخشی: تلفیق اثرات تنوع محصولی و جغرافیایی»، بر ریسک بنگاه را در نمونه‌ای از بنگاه‌های بزرگ آمریکایی بررسی کردند.</w:t>
+      </w:r>
+    </w:p>
+    <w:p>
+      <w:pPr>
+        <w:bidi/>
+        <w:jc w:val="both"/>
+      </w:pPr>
+      <w:r>
+        <w:rPr>
+          <w:rtl/>
+        </w:rPr>
+        <w:t xml:space="preserve">مانگلا و همکاران (۲۰۲۱)</w:t>
+      </w:r>
+      <w:r>
+        <w:rPr>
+          <w:rStyle w:val="FootnoteReference"/>
+        </w:rPr>
+        <w:footnoteReference w:id="75"/>
+      </w:r>
+      <w:r>
+        <w:rPr>
+          <w:rtl/>
+        </w:rPr>
+        <w:t xml:space="preserve"> در پژوهشی با عنوان «چارچوبی برای ارزیابی چالش‌های ابتکارات ایمنی مواد غذایی در یک اقتصاد نوظهور»، چالش‌های مربوط به سیاست‌گذاری و الزامات دولتی، دانش و منابع مالی را در کنار هم و در تعامل با یکدیگر می‌سنجد.</w:t>
+      </w:r>
+    </w:p>
+    <w:p>
+      <w:pPr>
+        <w:bidi/>
+        <w:jc w:val="both"/>
+      </w:pPr>
+      <w:r>
+        <w:rPr>
+          <w:rtl/>
+        </w:rPr>
+        <w:t xml:space="preserve">شومر، ریشتر و کارنا (۲۰۱۹)</w:t>
+      </w:r>
+      <w:r>
+        <w:rPr>
+          <w:rStyle w:val="FootnoteReference"/>
+        </w:rPr>
+        <w:footnoteReference w:id="76"/>
+      </w:r>
+      <w:r>
+        <w:rPr>
+          <w:rtl/>
+        </w:rPr>
+        <w:t xml:space="preserve"> در پژوهشی با عنوان «آیا رابطه تنوع‌یابی و عملکرد بنگاه در طول زمان تغییر می‌کند؟ یک مرور فراتحلیلی»، در فراتحلیلی بر بیش از شصت سال پژوهش تجربی نشان دادند که رابطه تنوع نامرتبط با عملکرد بنگاه در طول زمان به‌طور معناداری بهبود یافته، اما رابطه تنوع مرتبط با عملکرد نسبتاً پایدار مانده است.</w:t>
+      </w:r>
+    </w:p>
+    <w:p>
+      <w:pPr>
+        <w:bidi/>
+        <w:jc w:val="both"/>
+      </w:pPr>
+      <w:r>
+        <w:rPr>
+          <w:rtl/>
+        </w:rPr>
+        <w:t xml:space="preserve">ویلیامز و آرون (۲۰۱۸)</w:t>
       </w:r>
       <w:r>
         <w:rPr>
@@ -12448,31 +11331,19 @@
         <w:rPr>
           <w:rtl/>
         </w:rPr>
-        <w:t xml:space="preserve"> </w:t>
-      </w:r>
-      <w:r>
-        <w:rPr>
-          <w:rtl/>
-        </w:rPr>
-        <w:t xml:space="preserve">با هدف افزایش دقت و تکرارپذیری تحلیل مضمون، فرایندی گام‌به‌گام برای آن ارائه داده‌اند؛ شفافیت در گزارش فرایند کدگذاری و تحلیل مضمون، شرط تکرارپذیری و ارزیابی یافته‌های کیفی است</w:t>
-      </w:r>
-      <w:r>
-        <w:rPr>
-          <w:rtl/>
-        </w:rPr>
-        <w:t xml:space="preserve">. پژوهش حاضر می‌کوشد با مستندسازی دقیق فرایند تحلیل مضمون در فصل سوم، </w:t>
-      </w:r>
-      <w:r>
-        <w:rPr>
-          <w:rtl/>
-        </w:rPr>
-        <w:t xml:space="preserve">به این شفافیت و تکرارپذیری نزدیک شود</w:t>
-      </w:r>
-      <w:r>
-        <w:rPr>
-          <w:rtl/>
-        </w:rPr>
-        <w:t xml:space="preserve">.</w:t>
+        <w:t xml:space="preserve"> در پژوهشی با عنوان «تخصص‌گرایی به‌عنوان رویکرد راهبردی کسب‌وکارهای کوچک»، تخصص‌گرایی را، که بر محدود کردن دامنه محصولات و بازارهای بنگاه (و نه بر قیمت) استوار است، به عنوان یک گزینه راهبردی برای کسب‌وکارهای کوچک بررسی کردند و رابطه مثبت آن با عملکرد بنگاه را مطرح کردند.</w:t>
+      </w:r>
+    </w:p>
+    <w:p>
+      <w:pPr>
+        <w:bidi/>
+        <w:jc w:val="both"/>
+      </w:pPr>
+      <w:r>
+        <w:rPr>
+          <w:rtl/>
+        </w:rPr>
+        <w:t xml:space="preserve">از منظر روش‌شناختی، پژوهش‌های خارجی مرورشده طیف متنوعی از رویکردها را در بر می‌گیرند. وجه مشترک آن‌ها این است که هیچ‌کدام به‌طور مستقیم تجربه عملیاتی فروش در یک بنگاه کوچک تک‌محصولی صنعت مواد غذایی را، با رویکردی اکتشافی و از زبان فعالان همان صنعت، بررسی نکرده‌اند؛ شکافی که در بخش بعدی به‌طور صریح صورت‌بندی می‌شود. پژوهش حاضر، با انتخاب رویکرد کیفی اکتشافی، به همین شکاف پاسخ می‌دهد.</w:t>
       </w:r>
     </w:p>
     <w:p>
@@ -15904,7 +14775,7 @@
           <w:sz w:val="20"/>
           <w:szCs w:val="20"/>
         </w:rPr>
-        <w:t xml:space="preserve"> Zain et al., 2023</w:t>
+        <w:t xml:space="preserve"> Dukhaykh &amp; Alangri, 2026. Dynamic capabilities and sustainable competitive advantage in SMEs: The roles of innovation and organizational learning.</w:t>
       </w:r>
     </w:p>
   </w:footnote>
@@ -15922,7 +14793,7 @@
           <w:sz w:val="20"/>
           <w:szCs w:val="20"/>
         </w:rPr>
-        <w:t xml:space="preserve"> Mammen et al., 2021</w:t>
+        <w:t xml:space="preserve"> Shah et al., 2023</w:t>
       </w:r>
     </w:p>
   </w:footnote>
@@ -15940,7 +14811,7 @@
           <w:sz w:val="20"/>
           <w:szCs w:val="20"/>
         </w:rPr>
-        <w:t xml:space="preserve"> Azam et al., 2021</w:t>
+        <w:t xml:space="preserve"> Landjohou &amp; Christopher, 2026. The impact of digital marketing on small and medium enterprises (SMEs) growth: A systematic review.</w:t>
       </w:r>
     </w:p>
   </w:footnote>
@@ -15958,7 +14829,7 @@
           <w:sz w:val="20"/>
           <w:szCs w:val="20"/>
         </w:rPr>
-        <w:t xml:space="preserve"> Mangla et al., 2021</w:t>
+        <w:t xml:space="preserve"> Sharabati et al., 2024. The impact of digital marketing on the performance of SMEs: An analytical study in light of modern digital transformations.</w:t>
       </w:r>
     </w:p>
   </w:footnote>
@@ -15976,7 +14847,7 @@
           <w:sz w:val="20"/>
           <w:szCs w:val="20"/>
         </w:rPr>
-        <w:t xml:space="preserve"> Schommer et al., 2019</w:t>
+        <w:t xml:space="preserve"> Gupta &amp; Jagtap, 2024. Unlocking digital growth: Overcoming barriers to digital transformation for Indian food SMEs.</w:t>
       </w:r>
     </w:p>
   </w:footnote>
@@ -15994,7 +14865,7 @@
           <w:sz w:val="20"/>
           <w:szCs w:val="20"/>
         </w:rPr>
-        <w:t xml:space="preserve"> Arte &amp; Larimo, 2022</w:t>
+        <w:t xml:space="preserve"> Zain et al., 2023. Evaluation and prioritisation of GSCM barriers in food and beverage SMEs using the AHP.</w:t>
       </w:r>
     </w:p>
   </w:footnote>
@@ -16012,7 +14883,7 @@
           <w:sz w:val="20"/>
           <w:szCs w:val="20"/>
         </w:rPr>
-        <w:t xml:space="preserve"> Williams &amp; Aaron, 2018</w:t>
+        <w:t xml:space="preserve"> Shah et al., 2023. Opportunities and challenges in food entrepreneurship: In-depth qualitative investigation of millet entrepreneurs.</w:t>
       </w:r>
     </w:p>
   </w:footnote>
@@ -16030,7 +14901,7 @@
           <w:sz w:val="20"/>
           <w:szCs w:val="20"/>
         </w:rPr>
-        <w:t xml:space="preserve"> Shah et al., 2023</w:t>
+        <w:t xml:space="preserve"> Naeem et al., 2023. A step-by-step process of thematic analysis to develop a conceptual model in qualitative research.</w:t>
       </w:r>
     </w:p>
   </w:footnote>
@@ -16048,7 +14919,7 @@
           <w:sz w:val="20"/>
           <w:szCs w:val="20"/>
         </w:rPr>
-        <w:t xml:space="preserve"> Gupta &amp; Jagtap, 2024</w:t>
+        <w:t xml:space="preserve"> Arte &amp; Larimo, 2022. Moderating influence of product diversification on the international diversification-performance relationship: A meta-analysis.</w:t>
       </w:r>
     </w:p>
   </w:footnote>
@@ -16066,7 +14937,7 @@
           <w:sz w:val="20"/>
           <w:szCs w:val="20"/>
         </w:rPr>
-        <w:t xml:space="preserve"> Miklian &amp; Hoelscher, 2022</w:t>
+        <w:t xml:space="preserve"> Taneo et al., 2022. Improving the human resource capability of food SMEs managers through training: A preliminary research.</w:t>
       </w:r>
     </w:p>
   </w:footnote>
@@ -16084,7 +14955,7 @@
           <w:sz w:val="20"/>
           <w:szCs w:val="20"/>
         </w:rPr>
-        <w:t xml:space="preserve"> Thomran et al., 2022</w:t>
+        <w:t xml:space="preserve"> Thomran et al., 2022. The key enablers of competitive advantage formation in small and medium enterprises: The case of the Ha'il region.</w:t>
       </w:r>
     </w:p>
   </w:footnote>
@@ -16102,7 +14973,7 @@
           <w:sz w:val="20"/>
           <w:szCs w:val="20"/>
         </w:rPr>
-        <w:t xml:space="preserve"> Sharabati et al., 2024</w:t>
+        <w:t xml:space="preserve"> Singh et al., 2022. Investigating the barriers to growth in the Indian food processing sector.</w:t>
       </w:r>
     </w:p>
   </w:footnote>
@@ -16120,7 +14991,7 @@
           <w:sz w:val="20"/>
           <w:szCs w:val="20"/>
         </w:rPr>
-        <w:t xml:space="preserve"> Landjohou &amp; Christopher, 2026</w:t>
+        <w:t xml:space="preserve"> Miklian &amp; Hoelscher, 2022. SMEs and exogenous shocks: A conceptual literature review and forward research agenda.</w:t>
       </w:r>
     </w:p>
   </w:footnote>
@@ -16138,7 +15009,7 @@
           <w:sz w:val="20"/>
           <w:szCs w:val="20"/>
         </w:rPr>
-        <w:t xml:space="preserve"> Singh et al., 2022</w:t>
+        <w:t xml:space="preserve"> Azam et al., 2021. Does stakeholder pressure matters in adopting sustainable supply chain initiatives? Insights from agro-based processing industry.</w:t>
       </w:r>
     </w:p>
   </w:footnote>
@@ -16156,7 +15027,7 @@
           <w:sz w:val="20"/>
           <w:szCs w:val="20"/>
         </w:rPr>
-        <w:t xml:space="preserve"> Taneo et al., 2022</w:t>
+        <w:t xml:space="preserve"> Mammen et al., 2021. The risk implications of diversification: Integrating the effects of product and geographic diversification.</w:t>
       </w:r>
     </w:p>
   </w:footnote>
@@ -16174,7 +15045,7 @@
           <w:sz w:val="20"/>
           <w:szCs w:val="20"/>
         </w:rPr>
-        <w:t xml:space="preserve"> Dukhaykh &amp; Alangri, 2026</w:t>
+        <w:t xml:space="preserve"> Mangla et al., 2021. A framework to assess the challenges to food safety initiatives in an emerging economy.</w:t>
       </w:r>
     </w:p>
   </w:footnote>
@@ -16192,7 +15063,7 @@
           <w:sz w:val="20"/>
           <w:szCs w:val="20"/>
         </w:rPr>
-        <w:t xml:space="preserve"> Shah et al., 2023</w:t>
+        <w:t xml:space="preserve"> Schommer et al., 2019. Does the diversification-firm performance relationship change over time? A meta-analytical review.</w:t>
       </w:r>
     </w:p>
   </w:footnote>
@@ -16210,7 +15081,7 @@
           <w:sz w:val="20"/>
           <w:szCs w:val="20"/>
         </w:rPr>
-        <w:t xml:space="preserve"> Naeem et al., 2023</w:t>
+        <w:t xml:space="preserve"> Williams &amp; Aaron, 2018. Specialization as a small business strategic approach.</w:t>
       </w:r>
     </w:p>
   </w:footnote>

--- a/chapter2_revised.docx
+++ b/chapter2_revised.docx
@@ -10635,7 +10635,7 @@
         <w:rPr>
           <w:rtl/>
         </w:rPr>
-        <w:t xml:space="preserve">اسکندری، دارابی و اصغری (۱۴۰۴) در پژوهشی با عنوان «شناسایی و ارزیابی موانع حوزه فروش به منظور کاهش بحران‌های زنجیره تأمین مواد غذایی»، با بهره‌گیری از رویکرد یکپارچه فازی مبتنی بر مدل‌سازی ساختاری تفسیری کل و تحلیل میک‌مک، عوامل کلیدی تهدیدکننده حوزه فروش در زنجیره تأمین مواد غذایی را شناسایی و سطح‌بندی کردند.</w:t>
+        <w:t xml:space="preserve">اسکندری، دارابی و اصغری (۱۴۰۴) در پژوهشی با عنوان «شناسایی و ارزیابی موانع حوزه فروش به منظور کاهش بحران‌های زنجیره تأمین مواد غذایی»، با بهره‌گیری از رویکرد یکپارچه فازی مبتنی بر مدل‌سازی ساختاری تفسیری کل و تحلیل میک‌مک، عوامل کلیدی تهدیدکننده حوزه فروش در زنجیره تأمین مواد غذایی ایران را شناسایی و سطح‌بندی کردند.</w:t>
       </w:r>
       <w:r>
         <w:rPr>
@@ -10683,7 +10683,7 @@
         <w:rPr>
           <w:rtl/>
         </w:rPr>
-        <w:t xml:space="preserve">صفری و اسماعیل‌نژاد (۱۴۰۳) در پژوهشی با عنوان «شناسایی و اولویت‌بندی موانع فروش محصولات سبز در ترویج الگوی مصرف پایدار با استفاده از روش بهترین–بدترین و تودیم فازی»، موانع فروش را بررسی کردند؛ ابتدا موانع از مرور ادبیات شناسایی و با دلفی فازی از هفده مانع به هشت مانع نهایی غربال شدند، سپس با روش بهترین-بدترین فازی وزن‌دهی و با تودیم فازی رتبه‌بندی شدند، و بی‌اعتمادی مشتریان به ادعاهای سبز در رتبه نخست و ضعف برندسازی در رتبه دوم قرار گرفت.</w:t>
+        <w:t xml:space="preserve">صفری و اسماعیل‌نژاد (۱۴۰۳) در پژوهشی با عنوان «شناسایی و اولویت‌بندی موانع فروش محصولات سبز در ترویج الگوی مصرف پایدار با استفاده از روش بهترین–بدترین و تودیم فازی»، موانع فروش محصولات سبز در ایران را بررسی کردند؛ ابتدا موانع از مرور ادبیات شناسایی و با دلفی فازی از هفده مانع به هشت مانع نهایی غربال شدند، سپس با روش بهترین-بدترین فازی وزن‌دهی و با تودیم فازی رتبه‌بندی شدند، و بی‌اعتمادی مشتریان به ادعاهای سبز در رتبه نخست و ضعف برندسازی در رتبه دوم قرار گرفت.</w:t>
       </w:r>
       <w:r>
         <w:rPr>
@@ -10731,7 +10731,7 @@
         <w:rPr>
           <w:rtl/>
         </w:rPr>
-        <w:t xml:space="preserve">کریمی، حسن‌پور و مصدق‌خواه (۱۴۰۳) در پژوهشی با عنوان «ارائه الگوی تحلیل اختلالات و تاب‌آوری زنجیره تأمین مواد غذایی»، با رویکرد آمیخته (تحلیل مضمون، مدل‌سازی ساختاری تفسیری و اعتبارسنجی کمّی) در واحدهای تأمین و پشتیبانی غذایی یک مجموعه سازمانی، اختلال‌ها (از جمله اختلال طبیعی و اقتصادی) را به تاب‌آوری زنجیره و در نهایت به اعتماد و موقعیت بازاری آن مرتبط دانستند.</w:t>
+        <w:t xml:space="preserve">کریمی، حسن‌پور و مصدق‌خواه (۱۴۰۳) در پژوهشی با عنوان «ارائه الگوی تحلیل اختلالات و تاب‌آوری زنجیره تأمین مواد غذایی»، با رویکرد آمیخته (تحلیل مضمون، مدل‌سازی ساختاری تفسیری و اعتبارسنجی کمّی) در واحدهای تأمین و پشتیبانی غذایی یک مجموعه سازمانی در ایران، اختلال‌ها (از جمله اختلال طبیعی و اقتصادی) را به تاب‌آوری زنجیره و در نهایت به اعتماد و موقعیت بازاری آن مرتبط دانستند.</w:t>
       </w:r>
       <w:r>
         <w:rPr>
@@ -10773,7 +10773,7 @@
         <w:rPr>
           <w:rtl/>
         </w:rPr>
-        <w:t xml:space="preserve">محمدی، ثانی‌حیدری و شهرکی (۱۴۰۱) در پژوهشی با عنوان «عوامل مؤثر بر انتخاب استراتژی بازاریابی در مراحل مختلف چرخه عمر محصول»، عوامل مؤثر بر انتخاب استراتژی بازاریابی را در مراحل مختلف چرخه عمر محصولات صنایع غذایی بررسی کردند.</w:t>
+        <w:t xml:space="preserve">محمدی، ثانی‌حیدری و شهرکی (۱۴۰۱) در پژوهشی با عنوان «عوامل مؤثر بر انتخاب استراتژی بازاریابی در مراحل مختلف چرخه عمر محصول»، عوامل مؤثر بر انتخاب استراتژی بازاریابی را در مراحل مختلف چرخه عمر محصولات صنایع غذایی ایران بررسی کردند.</w:t>
       </w:r>
       <w:r>
         <w:rPr>
@@ -10821,7 +10821,7 @@
         <w:rPr>
           <w:rtl/>
         </w:rPr>
-        <w:t xml:space="preserve">نجاتی (۱۴۰۰) در پژوهشی با عنوان «بررسی اثرات اعمال استراتژی‌های بازاریابی دیجیتال در توسعه فروش محصولات صنایع غذایی»، پنج استراتژی طراحی وب‌سایت، استفاده از شبکه‌های اجتماعی، وبلاگ‌نویسی، تجارت الکترونیک و بهره‌گیری از برنامه‌های تخصصی غذایی را به‌عنوان مؤثرترین راهکارهای توسعه فروش دیجیتال در این صنعت شناسایی کرد.</w:t>
+        <w:t xml:space="preserve">نجاتی (۱۴۰۰) در پژوهشی با عنوان «بررسی اثرات اعمال استراتژی‌های بازاریابی دیجیتال در توسعه فروش محصولات صنایع غذایی»، پنج استراتژی طراحی وب‌سایت، استفاده از شبکه‌های اجتماعی، وبلاگ‌نویسی، تجارت الکترونیک و بهره‌گیری از برنامه‌های تخصصی غذایی را به‌عنوان مؤثرترین راهکارهای توسعه فروش دیجیتال در صنایع غذایی ایران شناسایی کرد.</w:t>
       </w:r>
       <w:r>
         <w:rPr>
@@ -10929,7 +10929,7 @@
         <w:rPr>
           <w:rtl/>
         </w:rPr>
-        <w:t xml:space="preserve"> در پژوهشی با عنوان «قابلیت‌های پویا و مزیت رقابتی پایدار در بنگاه‌های کوچک و متوسط: نقش‌های نوآوری و یادگیری سازمانی»، با رویکرد کمّی و مدل‌سازی معادلات ساختاری، رابطه قابلیت‌های پویا و مزیت رقابتی را در سطح کلان بنگاه‌های کوچک آزمودند؛ رویکردی که مکمل مطالعات کیفی مانند پژوهش شاه و همکاران (۲۰۲۳)</w:t>
+        <w:t xml:space="preserve"> در پژوهشی با عنوان «قابلیت‌های پویا و مزیت رقابتی پایدار در بنگاه‌های کوچک و متوسط: نقش‌های نوآوری و یادگیری سازمانی»، با رویکرد کمّی و مدل‌سازی معادلات ساختاری، رابطه قابلیت‌های پویا و مزیت رقابتی را در سطح کلان بنگاه‌های کوچک و متوسط عربستان آزمودند؛ رویکردی که مکمل مطالعات کیفی مانند پژوهش شاه و همکاران (۲۰۲۳)</w:t>
       </w:r>
       <w:r>
         <w:rPr>
@@ -11139,7 +11139,7 @@
         <w:rPr>
           <w:rtl/>
         </w:rPr>
-        <w:t xml:space="preserve"> در پژوهشی مقدماتی با عنوان «ارتقای توانمندی منابع انسانی مدیران بنگاه‌های کوچک و متوسط غذایی از راه آموزش: یک پژوهش مقدماتی»، تأثیر آموزش بر ارتقای قابلیت منابع انسانی مدیران بنگاه‌های کوچک و متوسط صنعت غذایی را بررسی کردند و نشان دادند که دانش مدیران در موضوعات مرتبط با مدیریت منابع انسانی، پس از دوره آموزشی به‌طور معناداری افزایش یافت.</w:t>
+        <w:t xml:space="preserve"> در پژوهشی مقدماتی با عنوان «ارتقای توانمندی منابع انسانی مدیران بنگاه‌های کوچک و متوسط غذایی از راه آموزش: یک پژوهش مقدماتی»، تأثیر آموزش بر ارتقای قابلیت منابع انسانی مدیران بنگاه‌های کوچک و متوسط صنعت غذایی را در منطقه مالانگ اندونزی بررسی کردند و نشان دادند که دانش مدیران در موضوعات مرتبط با مدیریت منابع انسانی، پس از دوره آموزشی به‌طور معناداری افزایش یافت.</w:t>
       </w:r>
     </w:p>
     <w:p>
@@ -11163,7 +11163,7 @@
         <w:rPr>
           <w:rtl/>
         </w:rPr>
-        <w:t xml:space="preserve"> در پژوهشی با عنوان «عوامل کلیدی شکل‌گیری مزیت رقابتی در بنگاه‌های کوچک و متوسط: مطالعه موردی منطقه حائل»، با پیمایش ۲۲۰ بنگاه کوچک و متوسط، عوامل شکل‌دهنده مزیت رقابتی این بنگاه‌ها را بررسی کردند و نشان دادند که مزیت تمایز با نوآوری، پیش‌قدمی، ریسک‌پذیری و تهاجم رقابتی کارآفرینانه پیوند مستقیم دارد.</w:t>
+        <w:t xml:space="preserve"> در پژوهشی با عنوان «عوامل کلیدی شکل‌گیری مزیت رقابتی در بنگاه‌های کوچک و متوسط: مطالعه موردی منطقه حائل»، با پیمایش ۲۲۰ بنگاه کوچک و متوسط در عربستان سعودی، عوامل شکل‌دهنده مزیت رقابتی این بنگاه‌ها را بررسی کردند و نشان دادند که مزیت تمایز با نوآوری، پیش‌قدمی، ریسک‌پذیری و تهاجم رقابتی کارآفرینانه پیوند مستقیم دارد.</w:t>
       </w:r>
     </w:p>
     <w:p>
@@ -11283,7 +11283,7 @@
         <w:rPr>
           <w:rtl/>
         </w:rPr>
-        <w:t xml:space="preserve"> در پژوهشی با عنوان «چارچوبی برای ارزیابی چالش‌های ابتکارات ایمنی مواد غذایی در یک اقتصاد نوظهور»، چالش‌های مربوط به سیاست‌گذاری و الزامات دولتی، دانش و منابع مالی را در کنار هم و در تعامل با یکدیگر می‌سنجد.</w:t>
+        <w:t xml:space="preserve"> در پژوهشی با عنوان «چارچوبی برای ارزیابی چالش‌های ابتکارات ایمنی مواد غذایی در یک اقتصاد نوظهور»، چالش‌های مربوط به سیاست‌گذاری و الزامات دولتی، دانش و منابع مالی را در کنار هم و در تعامل با یکدیگر می‌سنجد؛ این پژوهش بر نظر فعالان شش تولیدکننده بزرگ مواد غذایی هند و خبرگان دانشگاهی استوار است.</w:t>
       </w:r>
     </w:p>
     <w:p>

--- a/chapter2_revised.docx
+++ b/chapter2_revised.docx
@@ -10360,7 +10360,7 @@
         <w:rPr>
           <w:rtl/>
         </w:rPr>
-        <w:t>نعیم و همکاران (۲۰۲۳)</w:t>
+        <w:t xml:space="preserve">نعیم و همکاران (۲۰۲۳)</w:t>
       </w:r>
       <w:r>
         <w:rPr>
@@ -10372,148 +10372,13 @@
         <w:rPr>
           <w:rtl/>
         </w:rPr>
-        <w:t xml:space="preserve"> </w:t>
-      </w:r>
-      <w:r>
-        <w:rPr>
-          <w:rtl/>
-        </w:rPr>
-        <w:t xml:space="preserve">میان کدگذاری استقرایی و قیاسی تمایز قائل می‌شوند؛ در پژوهش حاضر کدگذاری دور نخست استقرایی و برآمده از گفته‌های خبرگان است و چارچوب نظری این فصل تنها در مرحله مقایسه با یافته‌ها به کار می‌رود</w:t>
-      </w:r>
-      <w:r>
-        <w:rPr>
-          <w:rtl/>
-        </w:rPr>
-        <w:t xml:space="preserve">. بر همین اساس، مفاهیم سه‌گانه معرفی‌شده در این بخش </w:t>
-      </w:r>
-      <w:r>
-        <w:rPr>
-          <w:rFonts w:hint="cs"/>
-          <w:rtl/>
-        </w:rPr>
-        <w:t>دیدگاه</w:t>
-      </w:r>
-      <w:r>
-        <w:rPr>
-          <w:rtl/>
-        </w:rPr>
-        <w:t xml:space="preserve"> </w:t>
-      </w:r>
-      <w:r>
-        <w:rPr>
-          <w:rFonts w:hint="cs"/>
-          <w:rtl/>
-        </w:rPr>
-        <w:t>منبع‌محور،</w:t>
-      </w:r>
-      <w:r>
-        <w:rPr>
-          <w:rtl/>
-        </w:rPr>
-        <w:t xml:space="preserve"> </w:t>
-      </w:r>
-      <w:r>
-        <w:rPr>
-          <w:rFonts w:hint="cs"/>
-          <w:rtl/>
-        </w:rPr>
-        <w:t>نیروهای</w:t>
-      </w:r>
-      <w:r>
-        <w:rPr>
-          <w:rtl/>
-        </w:rPr>
-        <w:t xml:space="preserve"> </w:t>
-      </w:r>
-      <w:r>
-        <w:rPr>
-          <w:rFonts w:hint="cs"/>
-          <w:rtl/>
-        </w:rPr>
-        <w:t>رقابتی،</w:t>
-      </w:r>
-      <w:r>
-        <w:rPr>
-          <w:rtl/>
-        </w:rPr>
-        <w:t xml:space="preserve"> </w:t>
-      </w:r>
-      <w:r>
-        <w:rPr>
-          <w:rFonts w:hint="cs"/>
-          <w:rtl/>
-        </w:rPr>
-        <w:t>و</w:t>
-      </w:r>
-      <w:r>
-        <w:rPr>
-          <w:rtl/>
-        </w:rPr>
-        <w:t xml:space="preserve"> </w:t>
-      </w:r>
-      <w:r>
-        <w:rPr>
-          <w:rFonts w:hint="cs"/>
-          <w:rtl/>
-        </w:rPr>
-        <w:t>ادبیات</w:t>
-      </w:r>
-      <w:r>
-        <w:rPr>
-          <w:rtl/>
-        </w:rPr>
-        <w:t xml:space="preserve"> </w:t>
-      </w:r>
-      <w:r>
-        <w:rPr>
-          <w:rFonts w:hint="cs"/>
-          <w:rtl/>
-        </w:rPr>
-        <w:t>تمرکز</w:t>
-      </w:r>
-      <w:r>
-        <w:rPr>
-          <w:rtl/>
-        </w:rPr>
-        <w:t>-</w:t>
-      </w:r>
-      <w:r>
-        <w:rPr>
-          <w:rFonts w:hint="cs"/>
-          <w:rtl/>
-        </w:rPr>
-        <w:t>تنوع</w:t>
-      </w:r>
-      <w:r>
-        <w:rPr>
-          <w:rtl/>
-        </w:rPr>
-        <w:t xml:space="preserve"> </w:t>
-      </w:r>
-      <w:r>
-        <w:rPr>
-          <w:rFonts w:hint="cs"/>
-          <w:rtl/>
-        </w:rPr>
-        <w:t>نه‌تن</w:t>
-      </w:r>
-      <w:r>
-        <w:rPr>
-          <w:rtl/>
-        </w:rPr>
-        <w:t xml:space="preserve">ها زمینه تحلیلی این فصل را شکل می‌دهند، بلکه مبنای صریحی برای </w:t>
-      </w:r>
-      <w:r>
-        <w:rPr>
-          <w:rtl/>
-        </w:rPr>
-        <w:t xml:space="preserve">مقایسه مقوله‌های پدیدارشده از دلفی در فصل‌های چهارم و پنجم</w:t>
-      </w:r>
-      <w:r>
-        <w:rPr>
-          <w:rtl/>
-        </w:rPr>
-        <w:t xml:space="preserve"> فراهم می‌آورند.</w:t>
+        <w:t xml:space="preserve"> میان کدگذاری استقرایی و قیاسی تمایز قائل می‌شوند؛ در پژوهش حاضر کدگذاری دور نخست استقرایی و برآمده از گفته‌های خبرگان است و چارچوب نظری این فصل در مرحله ترکیب و بررسی گویه‌ها و در مرحله مقایسه با یافته‌ها به کار می‌رود.</w:t>
+      </w:r>
+      <w:r>
+        <w:rPr>
+          <w:rtl/>
+        </w:rPr>
+        <w:t xml:space="preserve"> بر همین اساس، مفاهیم سه‌گانه معرفی‌شده در این بخش دیدگاه منبع‌محور، نیروهای رقابتی، و ادبیات تمرکز-تنوع نه‌تنها زمینه تحلیلی این فصل را شکل می‌دهند، بلکه مبنای صریحی برای مقایسه مقوله‌های پدیدارشده از دلفی در فصل‌های چهارم و پنجم فراهم می‌آورند.</w:t>
       </w:r>
     </w:p>
     <w:p>
@@ -13555,37 +13420,37 @@
         <w:rPr>
           <w:rtl/>
         </w:rPr>
-        <w:t xml:space="preserve">لازم به تأکید است که فهرست جدول ۲-۱ ماهیتی موقت و پیشینی دارد و نباید با فهرست نهایی چالش‌های فروش اشتباه گرفته شود. </w:t>
-      </w:r>
-      <w:r>
-        <w:rPr>
-          <w:rtl/>
-        </w:rPr>
-        <w:t xml:space="preserve">در پژوهش اکتشافی</w:t>
-      </w:r>
-      <w:r>
-        <w:rPr>
-          <w:rtl/>
-        </w:rPr>
-        <w:t xml:space="preserve">، نقش چنین فهرستی صرفاً حساس‌سازی پژوهشگر نسبت به حوزه مسئله است، نه تحمیل چارچوبی از پیش تعیین‌شده بر داده میدانی. ممکن است برخی از این عوامل در تجربه زیسته خبرگان صنعت مواد غذایی ایران بازتابی نیابند و در عوض، عواملی ب</w:t>
-      </w:r>
-      <w:r>
-        <w:rPr>
-          <w:rtl/>
-        </w:rPr>
-        <w:t>ومی و زمینه‌مند که در ادبیات بین‌المللی یا داخلی مرورشده غایب بوده‌اند، از دل دلفی پدیدار شوند. از منظر روش‌شناختی، جدول ۲-۱ نقش دیگری نیز ایفا می‌کند: پایه‌ای برای طراحی پرسشنامه دلفی در فصل سوم فراهم می‌آورد. سؤالات باز دور نخست دلفی به‌گونه‌ای طراحی می‌</w:t>
-      </w:r>
-      <w:r>
-        <w:rPr>
-          <w:rtl/>
-        </w:rPr>
-        <w:t>شوند که خبرگان را به روایت آزاد تجربه خود درباره چالش‌های فروش ترغیب کنند، بدون آنکه عناوین دقیق جدول ۲-۱ مستقیماً در پرسش‌ها بازگو شود؛ رویه‌ای که ریسک تلقین پاسخ را کاهش می‌دهد و در عین حال امکان مقایسه نظام‌مند یافته‌های میدانی با این مبانی نظری را در ف</w:t>
-      </w:r>
-      <w:r>
-        <w:rPr>
-          <w:rtl/>
-        </w:rPr>
-        <w:t>صل چهارم و پنجم حفظ می‌کند. مقایسه دقیق این دو فهرست نظری و میدانی موضوع اصلی فصل پنجم این پژوهش خواهد بود.</w:t>
+        <w:t xml:space="preserve">لازم به تأکید است که فهرست جدول ۲-۱ ماهیتی موقت و پیشینی دارد و نباید با فهرست نهایی چالش‌های فروش اشتباه گرفته شود.</w:t>
+      </w:r>
+      <w:r>
+        <w:rPr>
+          <w:rtl/>
+        </w:rPr>
+        <w:t xml:space="preserve"> در پژوهش اکتشافی، این فهرست یکی از دو منبع ورودی مرحله ترکیب و بررسی گویه‌ها بود؛ منبع دیگر، کدهای پاسخ‌های دور نخست است. فهرست به خبرگان ارائه نشد و نقش آن تحمیل چارچوبی از پیش تعیین‌شده بر داده میدانی نبود.</w:t>
+      </w:r>
+      <w:r>
+        <w:rPr>
+          <w:rtl/>
+        </w:rPr>
+        <w:t xml:space="preserve"> ممکن است برخی از این عوامل در تجربه زیسته خبرگان صنعت مواد غذایی ایران بازتابی نیابند و در عوض، عواملی بومی و زمینه‌مند که در ادبیات بین‌المللی یا داخلی مرورشده غایب بوده‌اند، از دل دلفی پدیدار شوند.</w:t>
+      </w:r>
+      <w:r>
+        <w:rPr>
+          <w:rtl/>
+        </w:rPr>
+        <w:t xml:space="preserve"> از منظر روش‌شناختی، جدول ۲-۱ نقش دیگری نیز ایفا می‌کند: پایه‌ای برای طراحی پرسشنامه دلفی در فصل سوم فراهم می‌آورد.</w:t>
+      </w:r>
+      <w:r>
+        <w:rPr>
+          <w:rtl/>
+        </w:rPr>
+        <w:t xml:space="preserve"> سؤالات باز دور نخست دلفی به‌گونه‌ای طراحی می‌شوند که خبرگان را به روایت آزاد تجربه خود درباره چالش‌های فروش ترغیب کنند، بدون آنکه عناوین دقیق جدول ۲-۱ مستقیماً در پرسش‌ها بازگو شود؛ رویه‌ای که ریسک تلقین پاسخ را کاهش می‌دهد و در عین حال امکان مقایسه نظام‌مند یافته‌های میدانی با این مبانی نظری را در فصل چهارم و پنجم حفظ می‌کند.</w:t>
+      </w:r>
+      <w:r>
+        <w:rPr>
+          <w:rtl/>
+        </w:rPr>
+        <w:t xml:space="preserve"> مقایسه دقیق این دو فهرست نظری و میدانی موضوع اصلی فصل پنجم این پژوهش خواهد بود.</w:t>
       </w:r>
     </w:p>
     <w:p>

--- a/chapter2_revised.docx
+++ b/chapter2_revised.docx
@@ -9760,43 +9760,25 @@
         <w:rPr>
           <w:rtl/>
         </w:rPr>
-        <w:t xml:space="preserve">ساختار صنعت مواد غذایی ایران نیز بر همین الگو استوار است. </w:t>
-      </w:r>
-      <w:r>
-        <w:rPr>
-          <w:rtl/>
-        </w:rPr>
-        <w:t xml:space="preserve">این صنعت، برخلاف بسیاری از صنایع بزرگ‌مقیاس، عمدتاً از بنگاه‌های کوچک و متوسط تشکیل شده و سهم قابل‌توجهی از اشتغال بخش صنعت کشور را در بر می‌گیرد (</w:t>
-      </w:r>
-      <w:r>
-        <w:rPr>
-          <w:rtl/>
-        </w:rPr>
-        <w:t xml:space="preserve">پیوست پ</w:t>
-      </w:r>
-      <w:r>
-        <w:rPr>
-          <w:rtl/>
-        </w:rPr>
-        <w:t xml:space="preserve">). </w:t>
-      </w:r>
-      <w:r>
-        <w:rPr>
-          <w:rtl/>
-        </w:rPr>
-        <w:t xml:space="preserve">این ترکیب</w:t>
-      </w:r>
-      <w:r>
-        <w:rPr>
-          <w:rtl/>
-        </w:rPr>
-        <w:t xml:space="preserve"> ساختاری به این معناست که یافته‌های نظری مربوط به آسیب‌پذیری بنگاه تک‌محصولی، نه یک بحث انتزاعی، بلکه توصیف مستقیم </w:t>
-      </w:r>
-      <w:r>
-        <w:rPr>
-          <w:rtl/>
-        </w:rPr>
-        <w:t xml:space="preserve">وضعیت شمار بزرگی از بنگاه‌های فعال در این صنعت است. از منظر جایگاه در تجارت جهانی نیز، قلی‌پور و همکاران (۱۴۰۳) در بررسی فرصت‌ها و چالش‌های تجارت محصولات غذایی ایران به بازار عمان نشان داده‌اند که ایران در ابتدای زنجیره ارزش این صنعت قرار دارد، فاقد تمایز محصول، صرفه‌های مقیاس و مزیت رقابتی کافی است و میان تجارت واقعی و ظرفیت بالقوه آن شکاف زیادی وجود دارد.</w:t>
+        <w:t xml:space="preserve">ساختار صنعت مواد غذایی ایران نیز بر همین الگو استوار است.</w:t>
+      </w:r>
+      <w:r>
+        <w:rPr>
+          <w:rtl/>
+        </w:rPr>
+        <w:t xml:space="preserve"> این صنعت، برخلاف بسیاری از صنایع بزرگ‌مقیاس، عمدتاً از بنگاه‌های کوچک و متوسط تشکیل شده و سهم قابل‌توجهی از اشتغال بخش صنعت کشور را در بر می‌گیرد.</w:t>
+      </w:r>
+      <w:r>
+        <w:rPr>
+          <w:rtl/>
+        </w:rPr>
+        <w:t xml:space="preserve"> این ترکیب ساختاری به این معناست که یافته‌های نظری مربوط به آسیب‌پذیری بنگاه تک‌محصولی، نه یک بحث انتزاعی، بلکه توصیف مستقیم وضعیت شمار بزرگی از بنگاه‌های فعال در این صنعت است.</w:t>
+      </w:r>
+      <w:r>
+        <w:rPr>
+          <w:rtl/>
+        </w:rPr>
+        <w:t xml:space="preserve"> از منظر جایگاه در تجارت جهانی نیز، قلی‌پور و همکاران (۱۴۰۳) در بررسی فرصت‌ها و چالش‌های تجارت محصولات غذایی ایران به بازار عمان نشان داده‌اند که ایران در ابتدای زنجیره ارزش این صنعت قرار دارد، فاقد تمایز محصول، صرفه‌های مقیاس و مزیت رقابتی کافی است و میان تجارت واقعی و ظرفیت بالقوه آن شکاف زیادی وجود دارد.</w:t>
       </w:r>
     </w:p>
     <w:p>

--- a/chapter2_revised.docx
+++ b/chapter2_revised.docx
@@ -13408,7 +13408,7 @@
         <w:rPr>
           <w:rtl/>
         </w:rPr>
-        <w:t xml:space="preserve"> در پژوهش اکتشافی، این فهرست یکی از دو منبع ورودی مرحله ترکیب و بررسی گویه‌ها بود؛ منبع دیگر، کدهای پاسخ‌های دور نخست است. فهرست به خبرگان ارائه نشد و نقش آن تحمیل چارچوبی از پیش تعیین‌شده بر داده میدانی نبود.</w:t>
+        <w:t xml:space="preserve"> در پژوهش اکتشافی، این فهرست در مرحله ترکیب و بررسی گویه‌ها با کدهای پاسخ‌های دور نخست سنجیده شد؛ گویه‌ها از کدهای پاسخ‌ها ساخته شدند و چالشی از این فهرست تنها در صورتی وارد گویه‌ها شد که خبرگان آن را مطرح کرده بودند. فهرست به خبرگان ارائه نشد و نقش آن تحمیل چارچوبی از پیش تعیین‌شده بر داده میدانی نبود.</w:t>
       </w:r>
       <w:r>
         <w:rPr>

--- a/chapter2_revised.docx
+++ b/chapter2_revised.docx
@@ -10422,13 +10422,7 @@
         <w:rPr>
           <w:rtl/>
         </w:rPr>
-        <w:t xml:space="preserve">مرور پیشینه تجربی، در کنار مبانی نظری، دو نقش مکمل ایفا می‌کند</w:t>
-      </w:r>
-      <w:r>
-        <w:rPr>
-          <w:rtl/>
-        </w:rPr>
-        <w:t xml:space="preserve">: نخست، نشان دادن تداوم موضوعی میان مطالعات پیشین و پرسش پژوهش حاضر؛ دوم، آشکارسازی دقیق شکاف یا شکاف‌هایی که پژوهش حاضر در پی پوشش آن‌هاست. این بخش، با پیروی از همین منطق، نخست پیشینه داخلی و سپس پیشینه خارجی مرتبط با موضوع پژوهش را مرور می‌کند.</w:t>
+        <w:t xml:space="preserve">مرور پیشینه تجربی، در کنار مبانی نظری، دو نقش مکمل ایفا می‌کند: نخست، نشان دادن تداوم موضوعی میان مطالعات پیشین و پرسش پژوهش حاضر؛ دوم، آشکارسازی دقیق شکاف یا شکاف‌هایی که پژوهش حاضر در پی پوشش آن‌هاست. برای آنکه این مقایسه روشن و منسجم باشد، از میان مطالعات موجود تنها پژوهش‌هایی مرور می‌شوند که همگی به یک پرسش مشترک می‌پردازند: اثر یک عامل (مانع، راهبرد بازاریابی یا دامنه محصول) بر فروش و عملکرد بنگاه‌ها، چه در بنگاه‌هایی که دامنه محصول آن‌ها محدود است و چه در فروش به‌طور کلی. این بخش، با پیروی از همین منطق، نخست پیشینه داخلی و سپس پیشینه خارجی را مرور می‌کند.</w:t>
       </w:r>
     </w:p>
     <w:p>
@@ -10452,7 +10446,7 @@
         <w:rPr>
           <w:rtl/>
         </w:rPr>
-        <w:t xml:space="preserve">پژوهشگران ایرانی در سال‌های اخیر توجه فزاینده‌ای به موانع فروش، توزیع و بازاریابی در صنعت مواد غذایی نشان داده‌اند؛ این بخش، پژوهش‌های داخلی مرتبط را که میان سال‌های ۱۴۰۰ تا ۱۴۰۴ منتشر شده‌اند معرفی می‌کند. پژوهش‌ها بر پایه سال انتشار، از جدید به قدیم مرور می‌شوند.</w:t>
+        <w:t xml:space="preserve">پژوهشگران ایرانی در سال‌های اخیر توجه فزاینده‌ای به موانع و عوامل مؤثر بر فروش، توزیع و بازاریابی در صنعت مواد غذایی نشان داده‌اند؛ این بخش، پنج پژوهش داخلی را که میان سال‌های ۱۴۰۰ تا ۱۴۰۴ منتشر شده‌اند و هر یک عاملی را در پیوند با فروش محصولات غذایی بررسی کرده‌اند معرفی می‌کند. پژوهش‌ها بر پایه سال انتشار، از جدید به قدیم مرور می‌شوند.</w:t>
       </w:r>
     </w:p>
     <w:p>
@@ -10464,13 +10458,25 @@
         <w:rPr>
           <w:rtl/>
         </w:rPr>
-        <w:t xml:space="preserve">آسیابانی، کاظم‌پور کهریز، حسنی‌مقدم، دوراندیش و قاسمی (۱۴۰۴) در پژوهشی با عنوان «ارزیابی پایداری ترجیحات مصرف‌کنندگان برنج در کشور»، با رویکرد ترجیح آشکارشده، ترجیحات مصرف‌کنندگان برنج را در بازه سال‌های ۱۳۸۲ تا ۱۴۰۱ بررسی کردند و ثبات ساختاری ترجیحات و تداوم وفاداری به برنج ایرانی را گزارش کردند.</w:t>
-      </w:r>
-      <w:r>
-        <w:rPr>
-          <w:rtl/>
-        </w:rPr>
-        <w:t xml:space="preserve"> این یافته با فرض ناپایداری ترجیحات مصرف‌کننده همسو نیست و نشان می‌دهد ثبات یا تغییر ترجیح را باید برای هر محصول و بازار جداگانه سنجید؛ از این رو در پژوهش حاضر تغییر ذائقه مصرف‌کننده یک پیش‌فرض پیشینی نیست، بلکه چالشی است که اعضای پانل در دور نخست مطرح کرده‌اند و در دورهای بعد رتبه‌بندی شده است.</w:t>
+        <w:t xml:space="preserve">اسکندری، دارابی و اصغری (۱۴۰۴) در پژوهشی با عنوان «شناسایی و ارزیابی موانع حوزه فروش به منظور کاهش بحران‌های زنجیره تأمین مواد غذایی»، با بهره‌گیری از رویکرد یکپارچه فازی مبتنی بر مدل‌سازی ساختاری تفسیری کل و تحلیل میک‌مک، عوامل کلیدی تهدیدکننده حوزه فروش در زنجیره تأمین مواد غذایی ایران را شناسایی و سطح‌بندی کردند.</w:t>
+      </w:r>
+      <w:r>
+        <w:rPr>
+          <w:rtl/>
+        </w:rPr>
+        <w:t xml:space="preserve"> انگیزه این پژوهش، نوسان قیمت مواد غذایی و اثر آن بر تصمیم‌گیری، برنامه‌ریزی و مدیریت مالی فعالان زنجیره بود.</w:t>
+      </w:r>
+      <w:r>
+        <w:rPr>
+          <w:rtl/>
+        </w:rPr>
+        <w:t xml:space="preserve"> بر پایه یافته‌های آنان، پیش‌بینی نادرست تقاضا و نبود اعتبار مالی از مهم‌ترین عوامل تهدیدکننده فروش در این صنعت به شمار می‌روند.</w:t>
+      </w:r>
+      <w:r>
+        <w:rPr>
+          <w:rtl/>
+        </w:rPr>
+        <w:t xml:space="preserve"> این مطالعه از نظر صنعت هدف با پژوهش حاضر هم‌سوست، اما واحد تحلیل آن زنجیره تأمین در کل است نه بنگاه تک‌محصولی.</w:t>
       </w:r>
     </w:p>
     <w:p>
@@ -10482,25 +10488,13 @@
         <w:rPr>
           <w:rtl/>
         </w:rPr>
-        <w:t xml:space="preserve">اسکندری، دارابی و اصغری (۱۴۰۴) در پژوهشی با عنوان «شناسایی و ارزیابی موانع حوزه فروش به منظور کاهش بحران‌های زنجیره تأمین مواد غذایی»، با بهره‌گیری از رویکرد یکپارچه فازی مبتنی بر مدل‌سازی ساختاری تفسیری کل و تحلیل میک‌مک، عوامل کلیدی تهدیدکننده حوزه فروش در زنجیره تأمین مواد غذایی ایران را شناسایی و سطح‌بندی کردند.</w:t>
-      </w:r>
-      <w:r>
-        <w:rPr>
-          <w:rtl/>
-        </w:rPr>
-        <w:t xml:space="preserve"> انگیزه این پژوهش، نوسان قیمت مواد غذایی و اثر آن بر تصمیم‌گیری، برنامه‌ریزی و مدیریت مالی فعالان زنجیره بود.</w:t>
-      </w:r>
-      <w:r>
-        <w:rPr>
-          <w:rtl/>
-        </w:rPr>
-        <w:t xml:space="preserve"> بر پایه یافته‌های آنان، پیش‌بینی نادرست تقاضا و نبود اعتبار مالی از مهم‌ترین عوامل تهدیدکننده فروش در این صنعت به شمار می‌روند.</w:t>
-      </w:r>
-      <w:r>
-        <w:rPr>
-          <w:rtl/>
-        </w:rPr>
-        <w:t xml:space="preserve"> این مطالعه از نظر صنعت هدف با پژوهش حاضر هم‌سوست، اما واحد تحلیل آن زنجیره تأمین در کل است نه بنگاه تک‌محصولی.</w:t>
+        <w:t xml:space="preserve">سیدغفوری، ناصحی‌فر و عسکری (۱۴۰۳) در پژوهشی با عنوان «شناسایی عوامل مؤثر بر استراتژی توزیع در صنایع غذایی با نگرش بازاریابی و فروش آنلاین»، با رویکرد فراترکیب کیفی، عوامل اثرگذار بر انتخاب راهبرد توزیع در صنایع غذایی را احصا کردند: ۲۳ مقاله بررسی شد و ۸۵ شاخص در ۱۶ دسته گروه‌بندی شد که بازاریابی دیجیتال در شمار آن‌هاست.</w:t>
+      </w:r>
+      <w:r>
+        <w:rPr>
+          <w:rtl/>
+        </w:rPr>
+        <w:t xml:space="preserve"> این پژوهش عوامل اثرگذار بر انتخاب راهبرد توزیع و فروش آنلاین را در صنایع غذایی نشان می‌دهد؛ واحد تحلیل آن صنایع غذایی در کل است، نه بنگاه تک‌محصولی.</w:t>
       </w:r>
     </w:p>
     <w:p>
@@ -10512,13 +10506,19 @@
         <w:rPr>
           <w:rtl/>
         </w:rPr>
-        <w:t xml:space="preserve">سیدغفوری، ناصحی‌فر و عسکری (۱۴۰۳) در پژوهشی با عنوان «شناسایی عوامل مؤثر بر استراتژی توزیع در صنایع غذایی با نگرش بازاریابی و فروش آنلاین»، با رویکرد فراترکیب کیفی، عوامل اثرگذار بر انتخاب راهبرد توزیع در صنایع غذایی را احصا کردند: ۲۳ مقاله بررسی شد و ۸۵ شاخص در ۱۶ مؤلفه دسته‌بندی شد که بازاریابی دیجیتال در شمار آن‌هاست.</w:t>
-      </w:r>
-      <w:r>
-        <w:rPr>
-          <w:rtl/>
-        </w:rPr>
-        <w:t xml:space="preserve"> این پژوهش از منظر تمرکز بر کانال توزیع، مکمل مستقیم گویه ناکارآمدی شبکه توزیع در پژوهش حاضر است.</w:t>
+        <w:t xml:space="preserve">صفری و اسماعیل‌نژاد (۱۴۰۳) در پژوهشی با عنوان «شناسایی و اولویت‌بندی موانع فروش محصولات سبز در ترویج الگوی مصرف پایدار با استفاده از روش بهترین–بدترین و تودیم فازی»، موانع فروش محصولات سبز در ایران را بررسی کردند؛ ابتدا موانع از مرور ادبیات شناسایی و با دلفی فازی از هفده مانع به هشت مانع نهایی غربال شدند، سپس با روش بهترین-بدترین فازی وزن‌دهی و با تودیم فازی رتبه‌بندی شدند، و بی‌اعتمادی مشتریان به ادعاهای سبز در رتبه نخست و ضعف برندسازی در رتبه دوم قرار گرفت.</w:t>
+      </w:r>
+      <w:r>
+        <w:rPr>
+          <w:rtl/>
+        </w:rPr>
+        <w:t xml:space="preserve"> انگیزه این پژوهش، شکاف میان نگرش مثبت مصرف‌کننده و رفتار خرید واقعی او در مورد محصولات سبز بود.</w:t>
+      </w:r>
+      <w:r>
+        <w:rPr>
+          <w:rtl/>
+        </w:rPr>
+        <w:t xml:space="preserve"> این مطالعه از نظر موضوع، محصولات سبز را در بر می‌گیرد، نه صنعت مواد غذایی را به‌طور اختصاصی؛ از نظر رویکرد، یعنی دلفی و اولویت‌بندی موانع فروش، به پژوهش حاضر نزدیک است.</w:t>
       </w:r>
     </w:p>
     <w:p>
@@ -10530,25 +10530,19 @@
         <w:rPr>
           <w:rtl/>
         </w:rPr>
-        <w:t xml:space="preserve">صفری و اسماعیل‌نژاد (۱۴۰۳) در پژوهشی با عنوان «شناسایی و اولویت‌بندی موانع فروش محصولات سبز در ترویج الگوی مصرف پایدار با استفاده از روش بهترین–بدترین و تودیم فازی»، موانع فروش محصولات سبز در ایران را بررسی کردند؛ ابتدا موانع از مرور ادبیات شناسایی و با دلفی فازی از هفده مانع به هشت مانع نهایی غربال شدند، سپس با روش بهترین-بدترین فازی وزن‌دهی و با تودیم فازی رتبه‌بندی شدند، و بی‌اعتمادی مشتریان به ادعاهای سبز در رتبه نخست و ضعف برندسازی در رتبه دوم قرار گرفت.</w:t>
-      </w:r>
-      <w:r>
-        <w:rPr>
-          <w:rtl/>
-        </w:rPr>
-        <w:t xml:space="preserve"> انگیزه این پژوهش، شکاف میان نگرش مثبت مصرف‌کننده و رفتار خرید واقعی او در مورد محصولات سبز بود.</w:t>
-      </w:r>
-      <w:r>
-        <w:rPr>
-          <w:rtl/>
-        </w:rPr>
-        <w:t xml:space="preserve"> این مطالعه از نظر موضوع، محصولات سبز را در بر می‌گیرد، نه صنعت مواد غذایی را به‌طور اختصاصی.</w:t>
-      </w:r>
-      <w:r>
-        <w:rPr>
-          <w:rtl/>
-        </w:rPr>
-        <w:t xml:space="preserve"> یافته آن درباره جایگاه ضعف برندسازی با مؤلفه ضعف برندسازی در پژوهش حاضر پیوند موضوعی دارد.</w:t>
+        <w:t xml:space="preserve">محمدی، ثانی‌حیدری و شهرکی (۱۴۰۱) در پژوهشی با عنوان «عوامل مؤثر بر انتخاب استراتژی بازاریابی در مراحل مختلف چرخه عمر محصول»، عوامل مؤثر بر انتخاب استراتژی بازاریابی را در مراحل مختلف چرخه عمر محصولات صنایع غذایی ایران بررسی کردند.</w:t>
+      </w:r>
+      <w:r>
+        <w:rPr>
+          <w:rtl/>
+        </w:rPr>
+        <w:t xml:space="preserve"> یافته‌های آنان، مبتنی بر نظرسنجی از مدیران بازاریابی بنگاه‌های تولیدی مواد غذایی، نشان داد که تجربه مدیر، سطح تحصیلات، نوع محصول، میزان رقابت‌پذیری، اعتبار برند و سهم بازار، تعیین‌کننده اصلی راهبرد بازاریابی انتخابی در هر مرحله از چرخه عمر محصول هستند.</w:t>
+      </w:r>
+      <w:r>
+        <w:rPr>
+          <w:rtl/>
+        </w:rPr>
+        <w:t xml:space="preserve"> این پژوهش، با تمرکز بر محصول و بازار آن، یعنی رقابت‌پذیری، اعتبار برند و سهم بازار، با محور فروش بنگاه محصول‌محور پیوند دارد؛ اما بنگاه تک‌محصولی را واحد تحلیل قرار نداده است.</w:t>
       </w:r>
     </w:p>
     <w:p>
@@ -10560,13 +10554,13 @@
         <w:rPr>
           <w:rtl/>
         </w:rPr>
-        <w:t xml:space="preserve">فائقی، سبزعلی یمقانی، محزونی و احمدی (۱۴۰۳) در پژوهشی با عنوان «اولویت‌بندی عوامل اثرگذار تکنیک‌های بازاریابی عصبی در تولید پایدار (مورد مطالعه صنایع غذایی ایران)»، با روش دلفی فازی، دیمتل فازی و دانپ فازی و با نظر پانزده خبره، معیارهای مؤثر بر انتخاب تکنیک‌های بازاریابی عصبی در تولید پایدار صنایع غذایی ایران را اولویت‌بندی کردند و نشان دادند کیفیت اطلاعات و سودمندی در صدر معیارها قرار دارند.</w:t>
-      </w:r>
-      <w:r>
-        <w:rPr>
-          <w:rtl/>
-        </w:rPr>
-        <w:t xml:space="preserve"> این پژوهش از منظر روش‌شناسی اولویت‌بندی عوامل با رویکرد فازی، زاویه تکمیلی بر پژوهش حاضر می‌افزاید.</w:t>
+        <w:t xml:space="preserve">نجاتی (۱۴۰۰) در پژوهشی با عنوان «بررسی اثرات اعمال استراتژی‌های بازاریابی دیجیتال در توسعه فروش محصولات صنایع غذایی»، پنج استراتژی طراحی وب‌سایت، استفاده از شبکه‌های اجتماعی، وبلاگ‌نویسی، تجارت الکترونیک و بهره‌گیری از برنامه‌های تخصصی غذایی را به‌عنوان مؤثرترین راهکارهای توسعه فروش دیجیتال در صنایع غذایی ایران شناسایی کرد.</w:t>
+      </w:r>
+      <w:r>
+        <w:rPr>
+          <w:rtl/>
+        </w:rPr>
+        <w:t xml:space="preserve"> این پژوهش، با بُعد دیجیتال فروش که در بخش ۲-۲-۳ مطرح شد همخوانی موضوعی دارد و نشان می‌دهد پژوهشگران داخلی نیز به این بُعد توجه کرده‌اند.</w:t>
       </w:r>
     </w:p>
     <w:p>
@@ -10578,127 +10572,7 @@
         <w:rPr>
           <w:rtl/>
         </w:rPr>
-        <w:t xml:space="preserve">کریمی، حسن‌پور و مصدق‌خواه (۱۴۰۳) در پژوهشی با عنوان «ارائه الگوی تحلیل اختلالات و تاب‌آوری زنجیره تأمین مواد غذایی»، با رویکرد آمیخته (تحلیل مضمون، مدل‌سازی ساختاری تفسیری و اعتبارسنجی کمّی) در واحدهای تأمین و پشتیبانی غذایی یک مجموعه سازمانی در ایران، اختلال‌ها (از جمله اختلال طبیعی و اقتصادی) را به تاب‌آوری زنجیره و در نهایت به اعتماد و موقعیت بازاری آن مرتبط دانستند.</w:t>
-      </w:r>
-      <w:r>
-        <w:rPr>
-          <w:rtl/>
-        </w:rPr>
-        <w:t xml:space="preserve"> این یافته، از منظر نقش اختلال‌های تأمین و اقتصادی، با مؤلفه ناپایداری تأمین و نوسان بهای مواد اولیه در پژوهش حاضر همخوانی موضوعی دارد.</w:t>
-      </w:r>
-    </w:p>
-    <w:p>
-      <w:pPr>
-        <w:bidi/>
-        <w:jc w:val="both"/>
-      </w:pPr>
-      <w:r>
-        <w:rPr>
-          <w:rtl/>
-        </w:rPr>
-        <w:t xml:space="preserve">محسنی‌کبیر، موسوی‌کاشی و سیدحسینی‌نیا (۱۴۰۳) در پژوهشی با عنوان «تبیین مدل تاب‌آوری کسب‌وکارهای کوچک و متوسط در کشور ایران با رویکرد آمیخته ISM-FDEMATEL»، با رویکرد آمیخته (مصاحبه عمیق با خبرگان و پرسشنامه محقق‌ساخته؛ دلفی فازی برای غربالگری متغیرها، دیمتل فازی و مدل‌سازی ساختاری تفسیری برای تحلیل روابط)، مدل تاب‌آوری کسب‌وکارهای کوچک و متوسط ایران را تبیین کردند.</w:t>
-      </w:r>
-      <w:r>
-        <w:rPr>
-          <w:rtl/>
-        </w:rPr>
-        <w:t xml:space="preserve"> یافته‌های آنان نشان داد که عوامل راهبردی، منابع اقتصادی، منابع انسانی، ویژگی‌های مدیریتی و تحقیق و توسعه، مهم‌ترین عوامل مؤثر بر تاب‌آوری این بنگاه‌ها هستند و در شمار عوامل مستقل با تأثیرگذاری بالا قرار می‌گیرند.</w:t>
-      </w:r>
-      <w:r>
-        <w:rPr>
-          <w:rtl/>
-        </w:rPr>
-        <w:t xml:space="preserve"> این پژوهش از منظر تمرکز بر آسیب‌پذیری و تاب‌آوری بنگاه کوچک، مکمل مستقیم مبانی نظری فصل حاضر درباره آسیب‌پذیری بنگاه تک‌محصولی است.</w:t>
-      </w:r>
-    </w:p>
-    <w:p>
-      <w:pPr>
-        <w:bidi/>
-        <w:jc w:val="both"/>
-      </w:pPr>
-      <w:r>
-        <w:rPr>
-          <w:rtl/>
-        </w:rPr>
-        <w:t xml:space="preserve">محمدی، ثانی‌حیدری و شهرکی (۱۴۰۱) در پژوهشی با عنوان «عوامل مؤثر بر انتخاب استراتژی بازاریابی در مراحل مختلف چرخه عمر محصول»، عوامل مؤثر بر انتخاب استراتژی بازاریابی را در مراحل مختلف چرخه عمر محصولات صنایع غذایی ایران بررسی کردند.</w:t>
-      </w:r>
-      <w:r>
-        <w:rPr>
-          <w:rtl/>
-        </w:rPr>
-        <w:t xml:space="preserve"> یافته‌های آنان، مبتنی بر نظرسنجی از مدیران بازاریابی بنگاه‌های تولیدی مواد غذایی، نشان داد که تجربه مدیر، سطح تحصیلات، نوع محصول، میزان رقابت‌پذیری، اعتبار برند و سهم بازار، تعیین‌کننده اصلی راهبرد بازاریابی انتخابی در هر مرحله از چرخه عمر محصول هستند.</w:t>
-      </w:r>
-      <w:r>
-        <w:rPr>
-          <w:rtl/>
-        </w:rPr>
-        <w:t xml:space="preserve"> قلمرو موضوعی مشترک، پیوند این مطالعه با پژوهش حاضر را پررنگ‌تر می‌کند.</w:t>
-      </w:r>
-    </w:p>
-    <w:p>
-      <w:pPr>
-        <w:bidi/>
-        <w:jc w:val="both"/>
-      </w:pPr>
-      <w:r>
-        <w:rPr>
-          <w:rtl/>
-        </w:rPr>
-        <w:t xml:space="preserve">میثمی‌آزاد، حاجی‌ها، عبدالوند و خیری (۱۴۰۰) در پژوهشی با عنوان «طراحی الگوی برندسازی محصولات سبز در صنعت مواد غذایی»، با رویکرد نظریه داده‌بنیاد و مصاحبه با پانزده خبره، الگوی برندسازی محصولات سبز را برای صنعت مواد غذایی طراحی کردند؛ در این الگو تحقیقات بازار و برنامه‌ریزی برند از شرایط علّی‌اند و آگاهی از برند و اعتماد به برند نیز از مفاهیم الگو است.</w:t>
-      </w:r>
-      <w:r>
-        <w:rPr>
-          <w:rtl/>
-        </w:rPr>
-        <w:t xml:space="preserve"> این پژوهش، از منظر تمرکز بر برندسازی در صنعت مواد غذایی ایران، با مؤلفه ضعف برندسازی و با گویه کم‌توجهی به تحقیقات بازار و مطالعه رفتار مصرف‌کننده در پژوهش حاضر پیوند موضوعی دارد.</w:t>
-      </w:r>
-      <w:r>
-        <w:rPr>
-          <w:rtl/>
-        </w:rPr>
-        <w:t xml:space="preserve"> مجموع این پژوهش‌های داخلی، طیف گسترده‌ای از موانع فروش، توزیع، برندسازی و تاب‌آوری را در صنعت مواد غذایی و بنگاه‌های کوچک و متوسط ایران پوشش می‌دهند؛ با این حال، هیچ‌یک از این مطالعات، شرکت تک‌محصولی را به‌طور اختصاصی و با رویکرد اکتشافی به‌عنوان واحد تحلیل مستقل در نظر نگرفته‌اند — خلأیی که پژوهش حاضر در پی پوشش آن است.</w:t>
-      </w:r>
-    </w:p>
-    <w:p>
-      <w:pPr>
-        <w:bidi/>
-        <w:jc w:val="both"/>
-      </w:pPr>
-      <w:r>
-        <w:rPr>
-          <w:rtl/>
-        </w:rPr>
-        <w:t xml:space="preserve">نجاتی (۱۴۰۰) در پژوهشی با عنوان «بررسی اثرات اعمال استراتژی‌های بازاریابی دیجیتال در توسعه فروش محصولات صنایع غذایی»، پنج استراتژی طراحی وب‌سایت، استفاده از شبکه‌های اجتماعی، وبلاگ‌نویسی، تجارت الکترونیک و بهره‌گیری از برنامه‌های تخصصی غذایی را به‌عنوان مؤثرترین راهکارهای توسعه فروش دیجیتال در صنایع غذایی ایران شناسایی کرد.</w:t>
-      </w:r>
-      <w:r>
-        <w:rPr>
-          <w:rtl/>
-        </w:rPr>
-        <w:t xml:space="preserve"> این پژوهش، با بُعد دیجیتال فروش که در بخش ۲-۲-۳ مطرح شد همخوانی موضوعی دارد و نشان می‌دهد پژوهشگران داخلی نیز به این بُعد توجه کرده‌اند.</w:t>
-      </w:r>
-    </w:p>
-    <w:p>
-      <w:pPr>
-        <w:bidi/>
-        <w:jc w:val="both"/>
-      </w:pPr>
-      <w:r>
-        <w:rPr>
-          <w:rtl/>
-        </w:rPr>
-        <w:t xml:space="preserve">از منظر روش‌شناختی، پژوهش‌های داخلی مرورشده در این بخش عمدتاً از رویکردهای ترکیبی یا کمّی بهره گرفته‌اند. </w:t>
-      </w:r>
-      <w:r>
-        <w:rPr>
-          <w:rtl/>
-        </w:rPr>
-        <w:t xml:space="preserve">پژوهش حاضر، با استخراج فهرست چالش‌ها از پاسخ باز خبرگان در دور نخست دلفی و رتبه‌بندی آن در دورهای بعد، مرحله نخست خود را اکتشافی و کیفی قرار داده است؛ این ویژگی، یکی از وجوه تمایز آن از پژوهش‌های داخلی مرورشده در این بخش است</w:t>
-      </w:r>
-      <w:r>
-        <w:rPr>
-          <w:rtl/>
-        </w:rPr>
-        <w:t xml:space="preserve">.</w:t>
+        <w:t xml:space="preserve">مجموع این پنج پژوهش، عوامل مؤثر بر فروش محصولات غذایی ایران را از دو زاویه بررسی کرده‌اند: موانع فروش (اسکندری و همکاران، ۱۴۰۴؛ صفری و اسماعیل‌نژاد، ۱۴۰۳) و راهبردها و کانال‌های بازاریابی و توزیع (سیدغفوری و همکاران، ۱۴۰۳؛ محمدی و همکاران، ۱۴۰۱؛ نجاتی، ۱۴۰۰). با این حال، هیچ‌یک از این مطالعات شرکت تک‌محصولی را به‌طور اختصاصی و با رویکرد اکتشافی به‌عنوان واحد تحلیل مستقل در نظر نگرفته‌اند؛ خلأیی که پژوهش حاضر در پی پوشش آن است. از منظر روش‌شناختی، پژوهش‌های داخلی مرورشده در این بخش عمدتاً از رویکردهای ترکیبی یا کمّی بهره گرفته‌اند. پژوهش حاضر، با استخراج فهرست چالش‌ها از پاسخ باز خبرگان در دور نخست دلفی و وزن‌دهی آن در دورهای بعد، مرحله نخست خود را اکتشافی و کیفی قرار داده است؛ این ویژگی، یکی از وجوه تمایز آن از پژوهش‌های داخلی مرورشده در این بخش است.</w:t>
       </w:r>
     </w:p>
     <w:p>
@@ -10722,19 +10596,7 @@
         <w:rPr>
           <w:rtl/>
         </w:rPr>
-        <w:t xml:space="preserve">در مقایسه با پیشینه داخلی، پژوهش‌های خارجی مرورشده در این بخش از نظر قلمرو جغرافیایی تنوع بیشتری دارند و بافت‌هایی از جنوب شرق آسیا تا خاورمیانه و اروپای شرقی را پوشش می‌دهند. </w:t>
-      </w:r>
-      <w:r>
-        <w:rPr>
-          <w:rtl/>
-        </w:rPr>
-        <w:t xml:space="preserve">تعمیم</w:t>
-      </w:r>
-      <w:r>
-        <w:rPr>
-          <w:rtl/>
-        </w:rPr>
-        <w:t xml:space="preserve"> یافته‌های یک بافت جغرافیایی خاص به بافت‌های دیگر، بدون توجه به تفاوت‌های نهادی و اقتصادی، می‌تواند نتایج گمراه‌کننده‌ای تولید کند. این هشدار روش‌شناختی، اهمیت مرور جداگانه پیشینه داخلی و خارجی در این فصل، به‌جای ادغام زودهنگام آن‌ها، را توجیه می‌کند؛ رویکردی که در ساختار همین بخش نیز رعایت شده است.</w:t>
+        <w:t xml:space="preserve">پژوهش‌های خارجی مرورشده در این بخش نیز، مانند پژوهش‌های داخلی، به اثر عامل‌هایی بر فروش، رشد، عملکرد یا ریسک بنگاه‌ها می‌پردازند، اما از نظر قلمرو جغرافیایی تنوع بیشتری دارند و بافت‌هایی از جمله اردن، هند و ایالات متحده را پوشش می‌دهند. تعمیم یافته‌های یک بافت جغرافیایی خاص به بافت‌های دیگر، بدون توجه به تفاوت‌های نهادی و اقتصادی، می‌تواند نتایج گمراه‌کننده‌ای تولید کند. این هشدار روش‌شناختی، اهمیت مرور جداگانه پیشینه داخلی و خارجی در این فصل، به‌جای ادغام زودهنگام آن‌ها، را توجیه می‌کند؛ رویکردی که در ساختار همین بخش نیز رعایت شده است.</w:t>
       </w:r>
     </w:p>
     <w:p>
@@ -10746,13 +10608,7 @@
         <w:rPr>
           <w:rtl/>
         </w:rPr>
-        <w:t xml:space="preserve">ادبیات بین‌المللی نیز طیف گسترده‌ای از پژوهش‌های تجربی مرتبط با ریسک تمرکز، موانع فروش بنگاه‌های کوچک و چالش‌های صنعت غذایی را در بر می‌گیرد؛ از فراتحلیل‌های کمّی مبتنی بر داده‌های مالی بنگاه‌های بزرگ تا مطالعات کیفی مبتنی بر تجربه کارآفرینان خرد.</w:t>
-      </w:r>
-      <w:r>
-        <w:rPr>
-          <w:rtl/>
-        </w:rPr>
-        <w:t xml:space="preserve"> پژوهش‌ها بر پایه سال انتشار، از جدید به قدیم مرور می‌شوند.</w:t>
+        <w:t xml:space="preserve">ادبیات بین‌المللی مرتبط را می‌توان در دو محور خلاصه کرد: نخست، اثر بازاریابی دیجیتال و موانع رشد بر عملکرد بنگاه‌های کوچک و صنایع غذایی؛ دوم، اثر دامنه محصول، یعنی تنوع‌بخشی یا تخصص‌گرایی، بر ریسک و عملکرد بنگاه. هر دو محور با وضعیت بنگاه تک‌محصولی پیوند دارند: بازاریابی و رشد راه‌های افزایش فروش یک بنگاه کوچک‌اند، و دامنه محصول ریسک و عملکرد آن را شکل می‌دهد. پژوهش‌ها بر پایه سال انتشار، از جدید به قدیم مرور می‌شوند.</w:t>
       </w:r>
     </w:p>
     <w:p>
@@ -10764,7 +10620,7 @@
         <w:rPr>
           <w:rtl/>
         </w:rPr>
-        <w:t xml:space="preserve">دخیخ و النجری (۲۰۲۶)</w:t>
+        <w:t xml:space="preserve">لاندجوهو و کریستوفر (۲۰۲۶)</w:t>
       </w:r>
       <w:r>
         <w:rPr>
@@ -10776,19 +10632,7 @@
         <w:rPr>
           <w:rtl/>
         </w:rPr>
-        <w:t xml:space="preserve"> در پژوهشی با عنوان «قابلیت‌های پویا و مزیت رقابتی پایدار در بنگاه‌های کوچک و متوسط: نقش‌های نوآوری و یادگیری سازمانی»، با رویکرد کمّی و مدل‌سازی معادلات ساختاری، رابطه قابلیت‌های پویا و مزیت رقابتی را در سطح کلان بنگاه‌های کوچک و متوسط عربستان آزمودند؛ رویکردی که مکمل مطالعات کیفی مانند پژوهش شاه و همکاران (۲۰۲۳)</w:t>
-      </w:r>
-      <w:r>
-        <w:rPr>
-          <w:rStyle w:val="FootnoteReference"/>
-        </w:rPr>
-        <w:footnoteReference w:id="61"/>
-      </w:r>
-      <w:r>
-        <w:rPr>
-          <w:rtl/>
-        </w:rPr>
-        <w:t xml:space="preserve"> است و در کنار هم، تصویری چندوجهی از چالش‌های بنگاه کوچک ارائه می‌دهند.</w:t>
+        <w:t xml:space="preserve"> در مروری نظام‌مند با عنوان «تأثیر بازاریابی دیجیتال بر رشد بنگاه‌های کوچک و متوسط (SMEs): مرور نظام‌مند»، که ۵۲ پژوهش تجربی را بررسی کرده است، رابطه مثبت پذیرش بازاریابی دیجیتال با رشد بنگاه‌های کوچک و متوسط را گزارش کردند.</w:t>
       </w:r>
     </w:p>
     <w:p>
@@ -10800,19 +10644,25 @@
         <w:rPr>
           <w:rtl/>
         </w:rPr>
-        <w:t xml:space="preserve">لاندجوهو و کریستوفر (۲۰۲۶)</w:t>
+        <w:t xml:space="preserve">شرابتی و همکاران (۲۰۲۴)</w:t>
       </w:r>
       <w:r>
         <w:rPr>
           <w:rStyle w:val="FootnoteReference"/>
         </w:rPr>
-        <w:footnoteReference w:id="62"/>
-      </w:r>
-      <w:r>
-        <w:rPr>
-          <w:rtl/>
-        </w:rPr>
-        <w:t xml:space="preserve"> در مروری نظام‌مند با عنوان «تأثیر بازاریابی دیجیتال بر رشد بنگاه‌های کوچک و متوسط (SMEs): مرور نظام‌مند»، که ۵۲ پژوهش تجربی را بررسی کرده است، رابطه مثبت پذیرش بازاریابی دیجیتال با رشد بنگاه‌های کوچک و متوسط را گزارش کردند.</w:t>
+        <w:footnoteReference w:id="61"/>
+      </w:r>
+      <w:r>
+        <w:rPr>
+          <w:rtl/>
+        </w:rPr>
+        <w:t xml:space="preserve"> در پژوهشی با عنوان «تأثیر بازاریابی دیجیتال بر عملکرد بنگاه‌های کوچک و متوسط: مطالعه‌ای تحلیلی در پرتو تحولات دیجیتال نوین»، در پیمایشی از مدیران ۱۹۰ شرکت در اردن، اثر بازاریابی دیجیتال بر عملکرد بنگاه‌های کوچک و متوسط را بررسی کردند و نشان دادند که تحول دیجیتال در این رابطه نقش میانجی دارد.</w:t>
+      </w:r>
+      <w:r>
+        <w:rPr>
+          <w:rtl/>
+        </w:rPr>
+        <w:t xml:space="preserve"> این پژوهش و پژوهش لاندجوهو و کریستوفر (۲۰۲۶) هر دو اثر یک راهبرد بازاریابی را بر رشد و عملکرد بنگاه‌های کوچک می‌سنجند و بُعد دیجیتال فروش را برجسته می‌سازند.</w:t>
       </w:r>
     </w:p>
     <w:p>
@@ -10824,25 +10674,25 @@
         <w:rPr>
           <w:rtl/>
         </w:rPr>
-        <w:t xml:space="preserve">شرابتی و همکاران (۲۰۲۴)</w:t>
+        <w:t xml:space="preserve">سینگ، دولتانی و ساهو (۲۰۲۲)</w:t>
       </w:r>
       <w:r>
         <w:rPr>
           <w:rStyle w:val="FootnoteReference"/>
         </w:rPr>
-        <w:footnoteReference w:id="63"/>
-      </w:r>
-      <w:r>
-        <w:rPr>
-          <w:rtl/>
-        </w:rPr>
-        <w:t xml:space="preserve"> در پژوهشی با عنوان «تأثیر بازاریابی دیجیتال بر عملکرد بنگاه‌های کوچک و متوسط: مطالعه‌ای تحلیلی در پرتو تحولات دیجیتال نوین»، در پیمایشی از مدیران ۱۹۰ شرکت در اردن، اثر بازاریابی دیجیتال بر عملکرد بنگاه‌های کوچک و متوسط را بررسی کردند و نشان دادند که تحول دیجیتال در این رابطه نقش میانجی دارد.</w:t>
-      </w:r>
-      <w:r>
-        <w:rPr>
-          <w:rtl/>
-        </w:rPr>
-        <w:t xml:space="preserve"> این یافته‌ها، زاویه‌ای تکمیلی بر مؤلفه ناکارآمدی و هزینه‌بری شبکه توزیع و فروش در پژوهش حاضر می‌افزایند و بُعد دیجیتال آن را برجسته می‌سازند.</w:t>
+        <w:footnoteReference w:id="62"/>
+      </w:r>
+      <w:r>
+        <w:rPr>
+          <w:rtl/>
+        </w:rPr>
+        <w:t xml:space="preserve"> در پژوهشی با عنوان «بررسی موانع رشد در بخش فرآوری مواد غذایی هند»، با روش دلفی و مرور گسترده ادبیات، هجده مانع رشد در صنعت فرآوری مواد غذایی هند را در سه سطح زنجیره تأمین سطح مزرعه، سطح توزیع و سطح مصرف‌کننده شناسایی کردند.</w:t>
+      </w:r>
+      <w:r>
+        <w:rPr>
+          <w:rtl/>
+        </w:rPr>
+        <w:t xml:space="preserve"> این پژوهش، از نظر صنعت و روش، به پژوهش حاضر نزدیک است؛ موضوع آن اما موانع رشد بخش فرآوری مواد غذایی است، نه چالش‌های فروش بنگاه تک‌محصولی.</w:t>
       </w:r>
     </w:p>
     <w:p>
@@ -10854,19 +10704,19 @@
         <w:rPr>
           <w:rtl/>
         </w:rPr>
-        <w:t xml:space="preserve">گوپتا و جگتپ (۲۰۲۴)</w:t>
+        <w:t xml:space="preserve">مامن، الساندری و ویس (۲۰۲۱)</w:t>
       </w:r>
       <w:r>
         <w:rPr>
           <w:rStyle w:val="FootnoteReference"/>
         </w:rPr>
-        <w:footnoteReference w:id="64"/>
-      </w:r>
-      <w:r>
-        <w:rPr>
-          <w:rtl/>
-        </w:rPr>
-        <w:t xml:space="preserve"> در پژوهشی با عنوان «رشد دیجیتال: غلبه بر موانع تحول دیجیتال در بنگاه‌های کوچک و متوسط غذایی هند»، موانع گذار دیجیتال در بنگاه‌های کوچک و متوسط صنعت غذایی هند را با روش دیمتل بررسی کردند و از میان آن‌ها به ضعف اتصال به اینترنت در مناطق روستایی و موانع سازمانی اشاره کردند.</w:t>
+        <w:footnoteReference w:id="63"/>
+      </w:r>
+      <w:r>
+        <w:rPr>
+          <w:rtl/>
+        </w:rPr>
+        <w:t xml:space="preserve"> در پژوهشی با عنوان «پیامدهای ریسک تنوع‌بخشی: تلفیق اثرات تنوع محصولی و جغرافیایی»، اثر تنوع محصولی و تنوع جغرافیایی را بر ریسک بنگاه در نمونه‌ای از بنگاه‌های بزرگ آمریکایی بررسی کردند و نشان دادند تنوع محصولی ریسک بنگاه را کاهش می‌دهد، حال آنکه تنوع جغرافیایی آن را افزایش می‌دهد. بنگاه تک‌محصولی، که هیچ تنوع محصولی ندارد، در یک سر این طیف قرار می‌گیرد.</w:t>
       </w:r>
     </w:p>
     <w:p>
@@ -10878,19 +10728,25 @@
         <w:rPr>
           <w:rtl/>
         </w:rPr>
-        <w:t xml:space="preserve">زین، رملی، زین، رحیم و موسی (۲۰۲۳)</w:t>
+        <w:t xml:space="preserve">ویلیامز و آرون (۲۰۱۸)</w:t>
       </w:r>
       <w:r>
         <w:rPr>
           <w:rStyle w:val="FootnoteReference"/>
         </w:rPr>
-        <w:footnoteReference w:id="65"/>
-      </w:r>
-      <w:r>
-        <w:rPr>
-          <w:rtl/>
-        </w:rPr>
-        <w:t xml:space="preserve"> در پژوهشی با عنوان «ارزیابی و اولویت‌بندی موانع مدیریت زنجیره تأمین سبز در بنگاه‌های کوچک و متوسط صنعت غذا و آشامیدنی با استفاده از روش تحلیل سلسله مراتبی»، نشان دادند که موانع فناورانه، اطلاعاتی و مالی به‌ترتیب در رتبه‌های نخست تا سوم قرار دارند.</w:t>
+        <w:footnoteReference w:id="64"/>
+      </w:r>
+      <w:r>
+        <w:rPr>
+          <w:rtl/>
+        </w:rPr>
+        <w:t xml:space="preserve"> در پژوهشی با عنوان «تخصص‌گرایی به‌عنوان رویکرد راهبردی کسب‌وکارهای کوچک»، تخصص‌گرایی را، که بر محدود کردن دامنه محصولات و بازارهای بنگاه (و نه بر قیمت) استوار است، به عنوان یک گزینه راهبردی برای کسب‌وکارهای کوچک بررسی کردند و رابطه مثبت آن با عملکرد بنگاه را مطرح کردند.</w:t>
+      </w:r>
+      <w:r>
+        <w:rPr>
+          <w:rtl/>
+        </w:rPr>
+        <w:t xml:space="preserve"> بنگاه تک‌محصولی نمونه‌ای افراطی از چنین تخصص‌گرایی است؛ پژوهش یادشده اما بر رابطه تخصص‌گرایی با عملکرد بنگاه تمرکز دارد، نه بر چالش‌های فروش.</w:t>
       </w:r>
     </w:p>
     <w:p>
@@ -10902,295 +10758,7 @@
         <w:rPr>
           <w:rtl/>
         </w:rPr>
-        <w:t xml:space="preserve">شاه، دیر، جوشی و تریپاتی (۲۰۲۳)</w:t>
-      </w:r>
-      <w:r>
-        <w:rPr>
-          <w:rStyle w:val="FootnoteReference"/>
-        </w:rPr>
-        <w:footnoteReference w:id="66"/>
-      </w:r>
-      <w:r>
-        <w:rPr>
-          <w:rtl/>
-        </w:rPr>
-        <w:t xml:space="preserve"> در پژوهشی با عنوان «فرصت‌ها و چالش‌های کارآفرینی غذایی: بررسی کیفی عمیق کارآفرینان ارزن»، با مصاحبه نیمه‌ساختاریافته با بیست‌وپنج کارآفرین فرآورده‌های ارزن در هند، فرصت‌ها و چالش‌های کارآفرینی غذایی را به روش اکتشافی شناسایی کردند.</w:t>
-      </w:r>
-    </w:p>
-    <w:p>
-      <w:pPr>
-        <w:bidi/>
-        <w:jc w:val="both"/>
-      </w:pPr>
-      <w:r>
-        <w:rPr>
-          <w:rtl/>
-        </w:rPr>
-        <w:t xml:space="preserve">نعیم و همکاران (۲۰۲۳)</w:t>
-      </w:r>
-      <w:r>
-        <w:rPr>
-          <w:rStyle w:val="FootnoteReference"/>
-        </w:rPr>
-        <w:footnoteReference w:id="67"/>
-      </w:r>
-      <w:r>
-        <w:rPr>
-          <w:rtl/>
-        </w:rPr>
-        <w:t xml:space="preserve"> در پژوهشی با عنوان «فرایند گام‌به‌گام تحلیل مضمون برای توسعه یک مدل مفهومی در پژوهش کیفی»، با هدف افزایش دقت و تکرارپذیری تحلیل مضمون، فرایندی گام‌به‌گام برای آن ارائه داده‌اند؛ شفافیت در گزارش فرایند کدگذاری و تحلیل مضمون، شرط تکرارپذیری و ارزیابی یافته‌های کیفی است.</w:t>
-      </w:r>
-    </w:p>
-    <w:p>
-      <w:pPr>
-        <w:bidi/>
-        <w:jc w:val="both"/>
-      </w:pPr>
-      <w:r>
-        <w:rPr>
-          <w:rtl/>
-        </w:rPr>
-        <w:t xml:space="preserve">آرته و لاریمو (۲۰۲۲)</w:t>
-      </w:r>
-      <w:r>
-        <w:rPr>
-          <w:rStyle w:val="FootnoteReference"/>
-        </w:rPr>
-        <w:footnoteReference w:id="68"/>
-      </w:r>
-      <w:r>
-        <w:rPr>
-          <w:rtl/>
-        </w:rPr>
-        <w:t xml:space="preserve"> در پژوهشی با عنوان «نقش تعدیل‌گر تنوع محصولی در رابطه تنوع بین‌المللی و عملکرد: یک فراتحلیل»، در فراتحلیلی که ۲۶۳ اندازه اثر از ۱۸۷ پژوهش اولیه را پوشش می‌دهد، نقش تعدیل‌گر تنوع محصولی را در رابطه میان تنوع بین‌المللی و عملکرد بنگاه آزمودند و نشان دادند این رابطه به‌شکل U معکوس است.</w:t>
-      </w:r>
-    </w:p>
-    <w:p>
-      <w:pPr>
-        <w:bidi/>
-        <w:jc w:val="both"/>
-      </w:pPr>
-      <w:r>
-        <w:rPr>
-          <w:rtl/>
-        </w:rPr>
-        <w:t xml:space="preserve">تانئو، نویا، ستیاتی و ملانی (۲۰۲۲)</w:t>
-      </w:r>
-      <w:r>
-        <w:rPr>
-          <w:rStyle w:val="FootnoteReference"/>
-        </w:rPr>
-        <w:footnoteReference w:id="69"/>
-      </w:r>
-      <w:r>
-        <w:rPr>
-          <w:rtl/>
-        </w:rPr>
-        <w:t xml:space="preserve"> در پژوهشی مقدماتی با عنوان «ارتقای توانمندی منابع انسانی مدیران بنگاه‌های کوچک و متوسط غذایی از راه آموزش: یک پژوهش مقدماتی»، تأثیر آموزش بر ارتقای قابلیت منابع انسانی مدیران بنگاه‌های کوچک و متوسط صنعت غذایی را در منطقه مالانگ اندونزی بررسی کردند و نشان دادند که دانش مدیران در موضوعات مرتبط با مدیریت منابع انسانی، پس از دوره آموزشی به‌طور معناداری افزایش یافت.</w:t>
-      </w:r>
-    </w:p>
-    <w:p>
-      <w:pPr>
-        <w:bidi/>
-        <w:jc w:val="both"/>
-      </w:pPr>
-      <w:r>
-        <w:rPr>
-          <w:rtl/>
-        </w:rPr>
-        <w:t xml:space="preserve">توماران، الشلاقی، المعماری و عبدالرب (۲۰۲۲)</w:t>
-      </w:r>
-      <w:r>
-        <w:rPr>
-          <w:rStyle w:val="FootnoteReference"/>
-        </w:rPr>
-        <w:footnoteReference w:id="70"/>
-      </w:r>
-      <w:r>
-        <w:rPr>
-          <w:rtl/>
-        </w:rPr>
-        <w:t xml:space="preserve"> در پژوهشی با عنوان «عوامل کلیدی شکل‌گیری مزیت رقابتی در بنگاه‌های کوچک و متوسط: مطالعه موردی منطقه حائل»، با پیمایش ۲۲۰ بنگاه کوچک و متوسط در عربستان سعودی، عوامل شکل‌دهنده مزیت رقابتی این بنگاه‌ها را بررسی کردند و نشان دادند که مزیت تمایز با نوآوری، پیش‌قدمی، ریسک‌پذیری و تهاجم رقابتی کارآفرینانه پیوند مستقیم دارد.</w:t>
-      </w:r>
-    </w:p>
-    <w:p>
-      <w:pPr>
-        <w:bidi/>
-        <w:jc w:val="both"/>
-      </w:pPr>
-      <w:r>
-        <w:rPr>
-          <w:rtl/>
-        </w:rPr>
-        <w:t xml:space="preserve">سینگ، دولتانی و ساهو (۲۰۲۲)</w:t>
-      </w:r>
-      <w:r>
-        <w:rPr>
-          <w:rStyle w:val="FootnoteReference"/>
-        </w:rPr>
-        <w:footnoteReference w:id="71"/>
-      </w:r>
-      <w:r>
-        <w:rPr>
-          <w:rtl/>
-        </w:rPr>
-        <w:t xml:space="preserve"> در پژوهشی با عنوان «بررسی موانع رشد در بخش فرآوری مواد غذایی هند»، با روش دلفی و مرور گسترده ادبیات، هجده مانع رشد در صنعت فرآوری مواد غذایی هند را در سه سطح زنجیره تأمین سطح مزرعه، سطح توزیع و سطح مصرف‌کننده شناسایی کردند.</w:t>
-      </w:r>
-    </w:p>
-    <w:p>
-      <w:pPr>
-        <w:bidi/>
-        <w:jc w:val="both"/>
-      </w:pPr>
-      <w:r>
-        <w:rPr>
-          <w:rtl/>
-        </w:rPr>
-        <w:t xml:space="preserve">میکلیان و هولشر (۲۰۲۲)</w:t>
-      </w:r>
-      <w:r>
-        <w:rPr>
-          <w:rStyle w:val="FootnoteReference"/>
-        </w:rPr>
-        <w:footnoteReference w:id="72"/>
-      </w:r>
-      <w:r>
-        <w:rPr>
-          <w:rtl/>
-        </w:rPr>
-        <w:t xml:space="preserve"> در پژوهشی با عنوان «بنگاه‌های کوچک و شوک‌های برون‌زا: مرور مفهومی ادبیات و دستور کار پژوهش‌های آینده»، در مرور مفهومی گسترده‌ای بر ادبیات شوک‌های برون‌زا، که بیش از ۲۰۰ مقاله و گزارش را در بر می‌گیرد، تفاوت واکنش و آسیب‌پذیری بنگاه‌های کوچک را در مقایسه با بنگاه‌های بزرگ بررسی کردند و دستور کاری برای پژوهش‌های آینده ارائه دادند؛ پژوهش حاضر با تمرکز بر بنگاه تک‌محصولی صنعت غذایی در همین راستا قرار می‌گیرد.</w:t>
-      </w:r>
-    </w:p>
-    <w:p>
-      <w:pPr>
-        <w:bidi/>
-        <w:jc w:val="both"/>
-      </w:pPr>
-      <w:r>
-        <w:rPr>
-          <w:rtl/>
-        </w:rPr>
-        <w:t xml:space="preserve">آزم و همکاران (۲۰۲۱)</w:t>
-      </w:r>
-      <w:r>
-        <w:rPr>
-          <w:rStyle w:val="FootnoteReference"/>
-        </w:rPr>
-        <w:footnoteReference w:id="73"/>
-      </w:r>
-      <w:r>
-        <w:rPr>
-          <w:rtl/>
-        </w:rPr>
-        <w:t xml:space="preserve"> در پژوهشی با عنوان «آیا فشار ذی‌نفعان بر پذیرش ابتکارات زنجیره تأمین پایدار اثر دارد؟ یافته‌هایی از صنعت فرآوری کشاورزی»، نقش فشار ذی‌نفعان در پذیرش ابتکارات زنجیره تأمین پایدار را در صنعت فرآوری کشاورزی بررسی کردند.</w:t>
-      </w:r>
-    </w:p>
-    <w:p>
-      <w:pPr>
-        <w:bidi/>
-        <w:jc w:val="both"/>
-      </w:pPr>
-      <w:r>
-        <w:rPr>
-          <w:rtl/>
-        </w:rPr>
-        <w:t xml:space="preserve">مامن، الساندری و ویس (۲۰۲۱)</w:t>
-      </w:r>
-      <w:r>
-        <w:rPr>
-          <w:rStyle w:val="FootnoteReference"/>
-        </w:rPr>
-        <w:footnoteReference w:id="74"/>
-      </w:r>
-      <w:r>
-        <w:rPr>
-          <w:rtl/>
-        </w:rPr>
-        <w:t xml:space="preserve"> در پژوهشی با عنوان «پیامدهای ریسک تنوع‌بخشی: تلفیق اثرات تنوع محصولی و جغرافیایی»، بر ریسک بنگاه را در نمونه‌ای از بنگاه‌های بزرگ آمریکایی بررسی کردند.</w:t>
-      </w:r>
-    </w:p>
-    <w:p>
-      <w:pPr>
-        <w:bidi/>
-        <w:jc w:val="both"/>
-      </w:pPr>
-      <w:r>
-        <w:rPr>
-          <w:rtl/>
-        </w:rPr>
-        <w:t xml:space="preserve">مانگلا و همکاران (۲۰۲۱)</w:t>
-      </w:r>
-      <w:r>
-        <w:rPr>
-          <w:rStyle w:val="FootnoteReference"/>
-        </w:rPr>
-        <w:footnoteReference w:id="75"/>
-      </w:r>
-      <w:r>
-        <w:rPr>
-          <w:rtl/>
-        </w:rPr>
-        <w:t xml:space="preserve"> در پژوهشی با عنوان «چارچوبی برای ارزیابی چالش‌های ابتکارات ایمنی مواد غذایی در یک اقتصاد نوظهور»، چالش‌های مربوط به سیاست‌گذاری و الزامات دولتی، دانش و منابع مالی را در کنار هم و در تعامل با یکدیگر می‌سنجد؛ این پژوهش بر نظر فعالان شش تولیدکننده بزرگ مواد غذایی هند و خبرگان دانشگاهی استوار است.</w:t>
-      </w:r>
-    </w:p>
-    <w:p>
-      <w:pPr>
-        <w:bidi/>
-        <w:jc w:val="both"/>
-      </w:pPr>
-      <w:r>
-        <w:rPr>
-          <w:rtl/>
-        </w:rPr>
-        <w:t xml:space="preserve">شومر، ریشتر و کارنا (۲۰۱۹)</w:t>
-      </w:r>
-      <w:r>
-        <w:rPr>
-          <w:rStyle w:val="FootnoteReference"/>
-        </w:rPr>
-        <w:footnoteReference w:id="76"/>
-      </w:r>
-      <w:r>
-        <w:rPr>
-          <w:rtl/>
-        </w:rPr>
-        <w:t xml:space="preserve"> در پژوهشی با عنوان «آیا رابطه تنوع‌یابی و عملکرد بنگاه در طول زمان تغییر می‌کند؟ یک مرور فراتحلیلی»، در فراتحلیلی بر بیش از شصت سال پژوهش تجربی نشان دادند که رابطه تنوع نامرتبط با عملکرد بنگاه در طول زمان به‌طور معناداری بهبود یافته، اما رابطه تنوع مرتبط با عملکرد نسبتاً پایدار مانده است.</w:t>
-      </w:r>
-    </w:p>
-    <w:p>
-      <w:pPr>
-        <w:bidi/>
-        <w:jc w:val="both"/>
-      </w:pPr>
-      <w:r>
-        <w:rPr>
-          <w:rtl/>
-        </w:rPr>
-        <w:t xml:space="preserve">ویلیامز و آرون (۲۰۱۸)</w:t>
-      </w:r>
-      <w:r>
-        <w:rPr>
-          <w:rStyle w:val="FootnoteReference"/>
-        </w:rPr>
-        <w:footnoteReference w:id="77"/>
-      </w:r>
-      <w:r>
-        <w:rPr>
-          <w:rtl/>
-        </w:rPr>
-        <w:t xml:space="preserve"> در پژوهشی با عنوان «تخصص‌گرایی به‌عنوان رویکرد راهبردی کسب‌وکارهای کوچک»، تخصص‌گرایی را، که بر محدود کردن دامنه محصولات و بازارهای بنگاه (و نه بر قیمت) استوار است، به عنوان یک گزینه راهبردی برای کسب‌وکارهای کوچک بررسی کردند و رابطه مثبت آن با عملکرد بنگاه را مطرح کردند.</w:t>
-      </w:r>
-    </w:p>
-    <w:p>
-      <w:pPr>
-        <w:bidi/>
-        <w:jc w:val="both"/>
-      </w:pPr>
-      <w:r>
-        <w:rPr>
-          <w:rtl/>
-        </w:rPr>
-        <w:t xml:space="preserve">از منظر روش‌شناختی، پژوهش‌های خارجی مرورشده طیف متنوعی از رویکردها را در بر می‌گیرند. وجه مشترک آن‌ها این است که هیچ‌کدام به‌طور مستقیم تجربه عملیاتی فروش در یک بنگاه کوچک تک‌محصولی صنعت مواد غذایی را، با رویکردی اکتشافی و از زبان فعالان همان صنعت، بررسی نکرده‌اند؛ شکافی که در بخش بعدی به‌طور صریح صورت‌بندی می‌شود. پژوهش حاضر، با انتخاب رویکرد کیفی اکتشافی، به همین شکاف پاسخ می‌دهد.</w:t>
+        <w:t xml:space="preserve">از منظر روش‌شناختی، پژوهش‌های خارجی مرورشده طیفی از رویکردها را در بر می‌گیرند: از مرور نظام‌مند و پیمایش تا دلفی و تحلیل داده‌های مالی بنگاه‌های بزرگ. وجه مشترک آن‌ها این است که هیچ‌کدام به‌طور مستقیم تجربه عملیاتی فروش در یک بنگاه کوچک تک‌محصولی صنعت مواد غذایی را، با رویکردی اکتشافی و از زبان فعالان همان صنعت، بررسی نکرده‌اند؛ شکافی که در بخش بعدی به‌طور صریح صورت‌بندی می‌شود. پژوهش حاضر، با انتخاب رویکرد کیفی اکتشافی، به همین شکاف پاسخ می‌دهد.</w:t>
       </w:r>
     </w:p>
     <w:p>
@@ -11222,461 +10790,55 @@
         <w:rPr>
           <w:rtl/>
         </w:rPr>
-        <w:t xml:space="preserve">مرور مطالعات داخلی نشان می‌دهد که پژوهشگران ایرانی توجه قابل‌توجهی به موانع فروش، توزیع و بازاریابی در صنعت مواد غذایی داشته‌اند. با این حال، هیچ‌یک از این مطالعات شرکت تک‌محصولی را به‌عنوان یک گروه ساختاری متمایز، واحد تحلیل قرار نداده‌اند. مطالعات موجود یا زنجیره تأمین را در کل بررسی کرده‌اند، یا بر دسته‌های خاص محصول یا کانال توزیع متمرکز بوده‌اند. مرور مطالعات خارجی نیز روشن می‌سازد که ادبیات بین‌المللی، رابطه تمرکز و ریسک را عمدتاً در سطح مالی و با داده‌های بزرگ‌مقیاس دنبال کرده است و مطالعات کیفی اندکی </w:t>
-      </w:r>
-      <w:r>
-        <w:rPr>
-          <w:rFonts w:hint="cs"/>
-          <w:rtl/>
-        </w:rPr>
-        <w:t>مانند</w:t>
-      </w:r>
-      <w:r>
-        <w:rPr>
-          <w:rtl/>
-        </w:rPr>
-        <w:t xml:space="preserve"> پژوهش شاه و همکاران (۲۰۲۳)</w:t>
+        <w:t xml:space="preserve">مرور مطالعات داخلی نشان می‌دهد که پژوهشگران ایرانی به موانع و عوامل مؤثر بر فروش، توزیع و بازاریابی در صنعت مواد غذایی توجه قابل‌توجهی داشته‌اند. با این حال، هیچ‌یک از این مطالعات شرکت تک‌محصولی را به‌عنوان یک گروه ساختاری متمایز، واحد تحلیل قرار نداده‌اند: اسکندری و همکاران (۱۴۰۴) زنجیره تأمین را در کل بررسی کرده‌اند، صفری و اسماعیل‌نژاد (۱۴۰۳) یک دسته محصول، یعنی محصولات سبز، را، و سیدغفوری و همکاران (۱۴۰۳)، محمدی و همکاران (۱۴۰۱) و نجاتی (۱۴۰۰) صنایع غذایی را در کل و با تمرکز بر توزیع و بازاریابی. مرور مطالعات خارجی نیز روشن می‌سازد که ادبیات بین‌المللی رابطه تمرکز محصولی و ریسک را عمدتاً در سطح مالی و با داده‌های بزرگ‌مقیاس دنبال کرده است؛ مامن و همکاران (۲۰۲۱)</w:t>
       </w:r>
       <w:r>
         <w:rPr>
           <w:rStyle w:val="FootnoteReference"/>
         </w:rPr>
-        <w:footnoteReference w:id="78"/>
-      </w:r>
-      <w:r>
-        <w:rPr>
-          <w:rtl/>
-        </w:rPr>
-        <w:t xml:space="preserve"> </w:t>
-      </w:r>
-      <w:r>
-        <w:rPr>
-          <w:rFonts w:hint="cs"/>
-          <w:rtl/>
-        </w:rPr>
-        <w:t>به</w:t>
-      </w:r>
-      <w:r>
-        <w:rPr>
-          <w:rtl/>
-        </w:rPr>
-        <w:t xml:space="preserve"> </w:t>
-      </w:r>
-      <w:r>
-        <w:rPr>
-          <w:rFonts w:hint="cs"/>
-          <w:rtl/>
-        </w:rPr>
-        <w:t>تجربه</w:t>
-      </w:r>
-      <w:r>
-        <w:rPr>
-          <w:rtl/>
-        </w:rPr>
-        <w:t xml:space="preserve"> </w:t>
-      </w:r>
-      <w:r>
-        <w:rPr>
-          <w:rFonts w:hint="cs"/>
-          <w:rtl/>
-        </w:rPr>
-        <w:t>زیسته</w:t>
-      </w:r>
-      <w:r>
-        <w:rPr>
-          <w:rtl/>
-        </w:rPr>
-        <w:t xml:space="preserve"> </w:t>
-      </w:r>
-      <w:r>
-        <w:rPr>
-          <w:rFonts w:hint="cs"/>
-          <w:rtl/>
-        </w:rPr>
-        <w:t>کارآفرینان</w:t>
-      </w:r>
-      <w:r>
-        <w:rPr>
-          <w:rtl/>
-        </w:rPr>
-        <w:t xml:space="preserve"> </w:t>
-      </w:r>
-      <w:r>
-        <w:rPr>
-          <w:rFonts w:hint="cs"/>
-          <w:rtl/>
-        </w:rPr>
-        <w:t>غذایی</w:t>
-      </w:r>
-      <w:r>
-        <w:rPr>
-          <w:rtl/>
-        </w:rPr>
-        <w:t xml:space="preserve"> </w:t>
-      </w:r>
-      <w:r>
-        <w:rPr>
-          <w:rFonts w:hint="cs"/>
-          <w:rtl/>
-        </w:rPr>
-        <w:t>در</w:t>
-      </w:r>
-      <w:r>
-        <w:rPr>
-          <w:rtl/>
-        </w:rPr>
-        <w:t xml:space="preserve"> </w:t>
-      </w:r>
-      <w:r>
-        <w:rPr>
-          <w:rFonts w:hint="cs"/>
-          <w:rtl/>
-        </w:rPr>
-        <w:t>سطح</w:t>
-      </w:r>
-      <w:r>
-        <w:rPr>
-          <w:rtl/>
-        </w:rPr>
-        <w:t xml:space="preserve"> </w:t>
-      </w:r>
-      <w:r>
-        <w:rPr>
-          <w:rFonts w:hint="cs"/>
-          <w:rtl/>
-        </w:rPr>
-        <w:t>عملیاتی</w:t>
-      </w:r>
-      <w:r>
-        <w:rPr>
-          <w:rtl/>
-        </w:rPr>
-        <w:t xml:space="preserve"> </w:t>
-      </w:r>
-      <w:r>
-        <w:rPr>
-          <w:rFonts w:hint="cs"/>
-          <w:rtl/>
-        </w:rPr>
-        <w:t>ورود</w:t>
-      </w:r>
-      <w:r>
-        <w:rPr>
-          <w:rtl/>
-        </w:rPr>
-        <w:t xml:space="preserve"> </w:t>
-      </w:r>
-      <w:r>
-        <w:rPr>
-          <w:rFonts w:hint="cs"/>
-          <w:rtl/>
-        </w:rPr>
-        <w:t>کرده‌اند</w:t>
-      </w:r>
-      <w:r>
-        <w:rPr>
-          <w:rtl/>
-        </w:rPr>
-        <w:t xml:space="preserve">. </w:t>
-      </w:r>
-      <w:r>
-        <w:rPr>
-          <w:rFonts w:hint="cs"/>
-          <w:rtl/>
-        </w:rPr>
-        <w:t>ترکیب</w:t>
-      </w:r>
-      <w:r>
-        <w:rPr>
-          <w:rtl/>
-        </w:rPr>
-        <w:t xml:space="preserve"> </w:t>
-      </w:r>
-      <w:r>
-        <w:rPr>
-          <w:rFonts w:hint="cs"/>
-          <w:rtl/>
-        </w:rPr>
-        <w:t>یافته‌های</w:t>
-      </w:r>
-      <w:r>
-        <w:rPr>
-          <w:rtl/>
-        </w:rPr>
-        <w:t xml:space="preserve"> </w:t>
-      </w:r>
-      <w:r>
-        <w:rPr>
-          <w:rFonts w:hint="cs"/>
-          <w:rtl/>
-        </w:rPr>
-        <w:t>داخلی</w:t>
-      </w:r>
-      <w:r>
-        <w:rPr>
-          <w:rtl/>
-        </w:rPr>
-        <w:t xml:space="preserve"> </w:t>
-      </w:r>
-      <w:r>
-        <w:rPr>
-          <w:rFonts w:hint="cs"/>
-          <w:rtl/>
-        </w:rPr>
-        <w:t>و</w:t>
-      </w:r>
-      <w:r>
-        <w:rPr>
-          <w:rtl/>
-        </w:rPr>
-        <w:t xml:space="preserve"> </w:t>
-      </w:r>
-      <w:r>
-        <w:rPr>
-          <w:rFonts w:hint="cs"/>
-          <w:rtl/>
-        </w:rPr>
-        <w:t>خارجی</w:t>
-      </w:r>
-      <w:r>
-        <w:rPr>
-          <w:rtl/>
-        </w:rPr>
-        <w:t xml:space="preserve"> </w:t>
-      </w:r>
-      <w:r>
-        <w:rPr>
-          <w:rFonts w:hint="cs"/>
-          <w:rtl/>
-        </w:rPr>
-        <w:t>شکافی</w:t>
-      </w:r>
-      <w:r>
-        <w:rPr>
-          <w:rtl/>
-        </w:rPr>
-        <w:t xml:space="preserve"> </w:t>
-      </w:r>
-      <w:r>
-        <w:rPr>
-          <w:rFonts w:hint="cs"/>
-          <w:rtl/>
-        </w:rPr>
-        <w:t>روشن</w:t>
-      </w:r>
-      <w:r>
-        <w:rPr>
-          <w:rtl/>
-        </w:rPr>
-        <w:t xml:space="preserve"> </w:t>
-      </w:r>
-      <w:r>
-        <w:rPr>
-          <w:rFonts w:hint="cs"/>
-          <w:rtl/>
-        </w:rPr>
-        <w:t>را</w:t>
-      </w:r>
-      <w:r>
-        <w:rPr>
-          <w:rtl/>
-        </w:rPr>
-        <w:t xml:space="preserve"> </w:t>
-      </w:r>
-      <w:r>
-        <w:rPr>
-          <w:rFonts w:hint="cs"/>
-          <w:rtl/>
-        </w:rPr>
-        <w:t>آشکار</w:t>
-      </w:r>
-      <w:r>
-        <w:rPr>
-          <w:rtl/>
-        </w:rPr>
-        <w:t xml:space="preserve"> </w:t>
-      </w:r>
-      <w:r>
-        <w:rPr>
-          <w:rFonts w:hint="cs"/>
-          <w:rtl/>
-        </w:rPr>
-        <w:t>می‌سازد</w:t>
-      </w:r>
-      <w:r>
-        <w:rPr>
-          <w:rtl/>
-        </w:rPr>
-        <w:t xml:space="preserve">: </w:t>
-      </w:r>
-      <w:r>
-        <w:rPr>
-          <w:rFonts w:hint="cs"/>
-          <w:rtl/>
-        </w:rPr>
-        <w:t>نبود</w:t>
-      </w:r>
-      <w:r>
-        <w:rPr>
-          <w:rtl/>
-        </w:rPr>
-        <w:t xml:space="preserve"> </w:t>
-      </w:r>
-      <w:r>
-        <w:rPr>
-          <w:rFonts w:hint="cs"/>
-          <w:rtl/>
-        </w:rPr>
-        <w:t>تحلیل</w:t>
-      </w:r>
-      <w:r>
-        <w:rPr>
-          <w:rtl/>
-        </w:rPr>
-        <w:t xml:space="preserve"> </w:t>
-      </w:r>
-      <w:r>
-        <w:rPr>
-          <w:rFonts w:hint="cs"/>
-          <w:rtl/>
-        </w:rPr>
-        <w:t>اختصاصی</w:t>
-      </w:r>
-      <w:r>
-        <w:rPr>
-          <w:rtl/>
-        </w:rPr>
-        <w:t xml:space="preserve"> </w:t>
-      </w:r>
-      <w:r>
-        <w:rPr>
-          <w:rFonts w:hint="cs"/>
-          <w:rtl/>
-        </w:rPr>
-        <w:t>و</w:t>
-      </w:r>
-      <w:r>
-        <w:rPr>
-          <w:rtl/>
-        </w:rPr>
-        <w:t xml:space="preserve"> </w:t>
-      </w:r>
-      <w:r>
-        <w:rPr>
-          <w:rFonts w:hint="cs"/>
-          <w:rtl/>
-        </w:rPr>
-        <w:t>اکتشافی</w:t>
-      </w:r>
-      <w:r>
-        <w:rPr>
-          <w:rtl/>
-        </w:rPr>
-        <w:t xml:space="preserve"> </w:t>
-      </w:r>
-      <w:r>
-        <w:rPr>
-          <w:rFonts w:hint="cs"/>
-          <w:rtl/>
-        </w:rPr>
-        <w:t>چالش‌های</w:t>
-      </w:r>
-      <w:r>
-        <w:rPr>
-          <w:rtl/>
-        </w:rPr>
-        <w:t xml:space="preserve"> </w:t>
-      </w:r>
-      <w:r>
-        <w:rPr>
-          <w:rFonts w:hint="cs"/>
-          <w:rtl/>
-        </w:rPr>
-        <w:t>فروش</w:t>
-      </w:r>
-      <w:r>
-        <w:rPr>
-          <w:rtl/>
-        </w:rPr>
-        <w:t xml:space="preserve"> </w:t>
-      </w:r>
-      <w:r>
-        <w:rPr>
-          <w:rFonts w:hint="cs"/>
-          <w:rtl/>
-        </w:rPr>
-        <w:t>شرکت‌های</w:t>
-      </w:r>
-      <w:r>
-        <w:rPr>
-          <w:rtl/>
-        </w:rPr>
-        <w:t xml:space="preserve"> </w:t>
-      </w:r>
-      <w:r>
-        <w:rPr>
-          <w:rFonts w:hint="cs"/>
-          <w:rtl/>
-        </w:rPr>
-        <w:t>تک‌محصولی</w:t>
-      </w:r>
-      <w:r>
-        <w:rPr>
-          <w:rtl/>
-        </w:rPr>
-        <w:t xml:space="preserve"> </w:t>
-      </w:r>
-      <w:r>
-        <w:rPr>
-          <w:rFonts w:hint="cs"/>
-          <w:rtl/>
-        </w:rPr>
-        <w:t>صنعت</w:t>
-      </w:r>
-      <w:r>
-        <w:rPr>
-          <w:rtl/>
-        </w:rPr>
-        <w:t xml:space="preserve"> </w:t>
-      </w:r>
-      <w:r>
-        <w:rPr>
-          <w:rFonts w:hint="cs"/>
-          <w:rtl/>
-        </w:rPr>
-        <w:t>مواد</w:t>
-      </w:r>
-      <w:r>
-        <w:rPr>
-          <w:rtl/>
-        </w:rPr>
-        <w:t xml:space="preserve"> </w:t>
-      </w:r>
-      <w:r>
-        <w:rPr>
-          <w:rFonts w:hint="cs"/>
-          <w:rtl/>
-        </w:rPr>
-        <w:t>غذایی</w:t>
-      </w:r>
-      <w:r>
-        <w:rPr>
-          <w:rtl/>
-        </w:rPr>
-        <w:t xml:space="preserve"> </w:t>
-      </w:r>
-      <w:r>
-        <w:rPr>
-          <w:rFonts w:hint="cs"/>
-          <w:rtl/>
-        </w:rPr>
-        <w:t>ایران</w:t>
-      </w:r>
-      <w:r>
-        <w:rPr>
-          <w:rtl/>
-        </w:rPr>
-        <w:t>.</w:t>
+        <w:footnoteReference w:id="65"/>
+      </w:r>
+      <w:r>
+        <w:rPr>
+          <w:rtl/>
+        </w:rPr>
+        <w:t xml:space="preserve"> این رابطه را در بنگاه‌های بزرگ آمریکایی سنجیده‌اند. پژوهش‌هایی هم که به فروش و عملکرد بنگاه‌های کوچک پرداخته‌اند، یعنی لاندجوهو و کریستوفر (۲۰۲۶)</w:t>
+      </w:r>
+      <w:r>
+        <w:rPr>
+          <w:rStyle w:val="FootnoteReference"/>
+        </w:rPr>
+        <w:footnoteReference w:id="66"/>
+      </w:r>
+      <w:r>
+        <w:rPr>
+          <w:rtl/>
+        </w:rPr>
+        <w:t xml:space="preserve">، شرابتی و همکاران (۲۰۲۴)</w:t>
+      </w:r>
+      <w:r>
+        <w:rPr>
+          <w:rStyle w:val="FootnoteReference"/>
+        </w:rPr>
+        <w:footnoteReference w:id="67"/>
+      </w:r>
+      <w:r>
+        <w:rPr>
+          <w:rtl/>
+        </w:rPr>
+        <w:t xml:space="preserve"> و سینگ و همکاران (۲۰۲۲)</w:t>
+      </w:r>
+      <w:r>
+        <w:rPr>
+          <w:rStyle w:val="FootnoteReference"/>
+        </w:rPr>
+        <w:footnoteReference w:id="68"/>
+      </w:r>
+      <w:r>
+        <w:rPr>
+          <w:rtl/>
+        </w:rPr>
+        <w:t xml:space="preserve">، بنگاه‌های کوچک یا صنعت را به‌طور کلی بررسی کرده‌اند، نه بنگاهی را که تمام درآمدش به یک محصول وابسته است. ترکیب یافته‌های داخلی و خارجی شکافی روشن را آشکار می‌سازد: نبود تحلیل اختصاصی و اکتشافی چالش‌های فروش شرکت‌های تک‌محصولی صنعت مواد غذایی ایران.</w:t>
       </w:r>
     </w:p>
     <w:p>
@@ -11688,19 +10850,31 @@
         <w:rPr>
           <w:rtl/>
         </w:rPr>
-        <w:t>علاوه بر شکاف تجربی یادشده، شکاف نظری دیگری نیز در این مرور آشکار می‌شود. دخیخ و النجری (۲۰۲۶)</w:t>
+        <w:t xml:space="preserve">علاوه بر شکاف تجربی یادشده، شکافی در سطح تحلیل نیز در این مرور آشکار می‌شود. مامن و همکاران (۲۰۲۱)</w:t>
       </w:r>
       <w:r>
         <w:rPr>
           <w:rStyle w:val="FootnoteReference"/>
         </w:rPr>
-        <w:footnoteReference w:id="79"/>
-      </w:r>
-      <w:r>
-        <w:rPr>
-          <w:rtl/>
-        </w:rPr>
-        <w:t xml:space="preserve"> در مطالعه خود بر بنگاه‌های کوچک و متوسط عربستان، رابطه قابلیت‌های پویا و مزیت رقابتی را عمدتاً در سطح کلان و با داده‌های پیمایشی بررسی کردند؛ رویکردی که سازوکار دقیق این رابطه را در سطح عملیاتی و روزمره فروش روشن نمی‌سازد. پژوهش حاضر، با تمرکز اکتشافی بر تجربه زیسته فعالان صنعت مواد غذایی، تلاش می‌کند این سازوکار را در سطحی دقیق‌تر و زمینه‌مندتر آشکار سازد.</w:t>
+        <w:footnoteReference w:id="69"/>
+      </w:r>
+      <w:r>
+        <w:rPr>
+          <w:rtl/>
+        </w:rPr>
+        <w:t xml:space="preserve"> اثر تنوع محصولی را بر ریسک بنگاه‌های بزرگ با داده‌های مالی سنجیده‌اند و ویلیامز و آرون (۲۰۱۸)</w:t>
+      </w:r>
+      <w:r>
+        <w:rPr>
+          <w:rStyle w:val="FootnoteReference"/>
+        </w:rPr>
+        <w:footnoteReference w:id="70"/>
+      </w:r>
+      <w:r>
+        <w:rPr>
+          <w:rtl/>
+        </w:rPr>
+        <w:t xml:space="preserve"> تخصص‌گرایی را گزینه‌ای راهبردی برای کسب‌وکارهای کوچک دانسته‌اند؛ هیچ‌یک اما نشان نمی‌دهد این تمرکز محصولی در عملیات روزمره فروش چه دشواری‌هایی پدید می‌آورد. پژوهش حاضر، با تمرکز اکتشافی بر تجربه زیسته فعالان صنعت مواد غذایی، تلاش می‌کند این سازوکار را در سطحی دقیق‌تر و زمینه‌مندتر آشکار سازد.</w:t>
       </w:r>
     </w:p>
     <w:p>
@@ -11712,19 +10886,31 @@
         <w:rPr>
           <w:rtl/>
         </w:rPr>
-        <w:t>شکاف سومی نیز در تلاقی ادبیات داخلی و خارجی قابل مشاهده است. نجاتی (۱۴۰۰) و سیدغفوری و همکاران (۱۴۰۳) هر دو به بُعد دیجیتال فروش در صنعت مواد غذایی ایران پرداخته‌اند، اما از زاویه بنگاه‌های با سبد محصول متنوع یا زنجیره توزیع در کل. گوپتا و جگتپ (۲۰۲۴)</w:t>
+        <w:t xml:space="preserve">شکاف سومی نیز در تلاقی ادبیات داخلی و خارجی قابل مشاهده است. نجاتی (۱۴۰۰) و سیدغفوری و همکاران (۱۴۰۳) هر دو به بُعد دیجیتال و کانال‌های فروش در صنعت مواد غذایی ایران پرداخته‌اند، اما از زاویه بنگاه‌های با سبد محصول متنوع یا زنجیره توزیع در کل. لاندجوهو و کریستوفر (۲۰۲۶)</w:t>
       </w:r>
       <w:r>
         <w:rPr>
           <w:rStyle w:val="FootnoteReference"/>
         </w:rPr>
-        <w:footnoteReference w:id="80"/>
-      </w:r>
-      <w:r>
-        <w:rPr>
-          <w:rtl/>
-        </w:rPr>
-        <w:t xml:space="preserve"> نیز موانع گذار دیجیتال را در سطح بنگاه‌های کوچک هندی بررسی کردند، اما نه با تمرکز اختصاصی بر بنگاه تک‌محصولی. پژوهش حاضر، با پیوند دادن این بُعد دیجیتال به بستر خاص بنگاه تک‌محصولی ایرانی، تلاش می‌کند این شکاف سوم را نیز تا حدی پوشش دهد.</w:t>
+        <w:footnoteReference w:id="71"/>
+      </w:r>
+      <w:r>
+        <w:rPr>
+          <w:rtl/>
+        </w:rPr>
+        <w:t xml:space="preserve"> و شرابتی و همکاران (۲۰۲۴)</w:t>
+      </w:r>
+      <w:r>
+        <w:rPr>
+          <w:rStyle w:val="FootnoteReference"/>
+        </w:rPr>
+        <w:footnoteReference w:id="72"/>
+      </w:r>
+      <w:r>
+        <w:rPr>
+          <w:rtl/>
+        </w:rPr>
+        <w:t xml:space="preserve"> نیز اثر بازاریابی دیجیتال را بر رشد و عملکرد بنگاه‌های کوچک و متوسط گزارش کرده‌اند، اما نه با تمرکز اختصاصی بر بنگاه تک‌محصولی. پژوهش حاضر، با پیوند دادن این بُعد دیجیتال به بستر خاص بنگاه تک‌محصولی ایرانی، تلاش می‌کند این شکاف سوم را نیز تا حدی پوشش دهد.</w:t>
       </w:r>
     </w:p>
     <w:p>
@@ -11748,49 +10934,37 @@
         <w:rPr>
           <w:rtl/>
         </w:rPr>
-        <w:t>مرور مبانی نظری و پیشینه پژوهش در بخش‌های پیشین، مجموعه‌ای از عوامل را به‌عنوان چ</w:t>
-      </w:r>
-      <w:r>
-        <w:rPr>
-          <w:rtl/>
-        </w:rPr>
-        <w:t xml:space="preserve">الش‌های بالقوه فروش در بنگاه‌های صنعت مواد غذایی برجسته می‌سازد. استخراج این عوامل بر دو معیار استوار بوده است: نخست، تکرار </w:t>
-      </w:r>
-      <w:r>
-        <w:rPr>
-          <w:rtl/>
-        </w:rPr>
-        <w:t>آن عامل در دست‌کم یکی از مبانی نظری یا پیشینه تجربی مرور‌شده در این فصل؛ دوم، تناسب مستقیم آن با واحد تحلیل پژوهش، یعنی بنگاه تک‌محص</w:t>
-      </w:r>
-      <w:r>
-        <w:rPr>
-          <w:rtl/>
-        </w:rPr>
-        <w:t xml:space="preserve">ولی فعال در صنعت مواد غذایی. </w:t>
-      </w:r>
-      <w:r>
-        <w:rPr>
-          <w:rtl/>
-        </w:rPr>
-        <w:t xml:space="preserve">در پژوهش اکتشافی، چنین فهرستی صرفاً نقطه آغاز حساس‌سازی پژوهشگر است، نه چارچوبی تحمیلی بر داده میدانی؛ رویکردی که</w:t>
-      </w:r>
-      <w:r>
-        <w:rPr>
-          <w:rtl/>
-        </w:rPr>
-        <w:t xml:space="preserve"> پژوهش حاضر نیز در تدوین جدول ۲-۱ دنبال می‌کند. این عوامل پیش از ورود به میدان، تصویری اولیه و </w:t>
-      </w:r>
-      <w:r>
-        <w:rPr>
-          <w:rtl/>
-        </w:rPr>
-        <w:t>موقت از قلمرو مسئله فراهم می‌آورند و در فصل پنجم، یافته‌های حاصل از دلفی با آن‌ها مقایسه خواهد شد. این فهرست همچنین تلفیقی از دو دسته منبع است: مبانی نظری بخش ۲-۲ که ماهیتی عمدتاً مفهومی و غیرایرانی دارند، و پیشینه تجربی بخش ۲-۳ که شامل مطالعات داخلی و خار</w:t>
-      </w:r>
-      <w:r>
-        <w:rPr>
-          <w:rtl/>
-        </w:rPr>
-        <w:t>جی مرتبط با بستر پژوهش حاضر می‌شوند؛ ترکیبی که تلاشی است برای پیوند دادن تعمیم‌پذیری نظری با تناسب زمینه‌ای. جدول ۲-۱ مهم‌ترین این عوامل را به همراه منبع نظری هر یک ارائه می‌دهد.</w:t>
+        <w:t xml:space="preserve">مرور مبانی نظری و پیشینه پژوهش در بخش‌های پیشین، مجموعه‌ای از عوامل را به‌عنوان چالش‌های بالقوه فروش در بنگاه‌های صنعت مواد غذایی برجسته می‌سازد.</w:t>
+      </w:r>
+      <w:r>
+        <w:rPr>
+          <w:rtl/>
+        </w:rPr>
+        <w:t xml:space="preserve"> استخراج این عوامل بر دو معیار استوار بوده است: نخست، تکرار آن عامل در دست‌کم یکی از مبانی نظری یا پیشینه تجربی مرور‌شده در این فصل؛ دوم، تناسب مستقیم آن با واحد تحلیل پژوهش، یعنی بنگاه تک‌محصولی فعال در صنعت مواد غذایی.</w:t>
+      </w:r>
+      <w:r>
+        <w:rPr>
+          <w:rtl/>
+        </w:rPr>
+        <w:t xml:space="preserve"> در پژوهش اکتشافی، چنین فهرستی صرفاً نقطه آغاز حساس‌سازی پژوهشگر است، نه چارچوبی تحمیلی بر داده میدانی؛ رویکردی که پژوهش حاضر نیز در تدوین جدول ۲-۱ دنبال می‌کند.</w:t>
+      </w:r>
+      <w:r>
+        <w:rPr>
+          <w:rtl/>
+        </w:rPr>
+        <w:t xml:space="preserve"> این عوامل پیش از ورود به میدان، تصویری اولیه و موقت از قلمرو مسئله فراهم می‌آورند و در فصل پنجم، یافته‌های حاصل از دلفی با آن‌ها مقایسه خواهد شد.</w:t>
+      </w:r>
+      <w:r>
+        <w:rPr>
+          <w:rtl/>
+        </w:rPr>
+        <w:t xml:space="preserve"> این فهرست همچنین تلفیقی از دو دسته منبع است: مبانی نظری بخش ۲-۲ که ماهیتی عمدتاً مفهومی و غیرایرانی دارند، و مطالعات تجربی داخلی و خارجی که در این فصل به آن‌ها استناد شده است و با بستر پژوهش حاضر مرتبط‌اند؛ ترکیبی که تلاشی است برای پیوند دادن تعمیم‌پذیری نظری با تناسب زمینه‌ای.</w:t>
+      </w:r>
+      <w:r>
+        <w:rPr>
+          <w:rtl/>
+        </w:rPr>
+        <w:t xml:space="preserve"> جدول ۲-۱ مهم‌ترین این عوامل را به همراه منبع نظری هر یک ارائه می‌دهد.</w:t>
       </w:r>
     </w:p>
     <w:p>
@@ -13172,225 +12346,37 @@
         <w:rPr>
           <w:rtl/>
         </w:rPr>
-        <w:t xml:space="preserve">نگاهی به جدول بالا نشان می‌دهد که چالش‌های برگرفته از ادبیات نظری در دو دسته کلی جای می‌گیرند: دسته نخست، عوامل درون‌سازمانی </w:t>
-      </w:r>
-      <w:r>
-        <w:rPr>
-          <w:rFonts w:hint="cs"/>
-          <w:rtl/>
-        </w:rPr>
-        <w:t>همسو</w:t>
-      </w:r>
-      <w:r>
-        <w:rPr>
-          <w:rtl/>
-        </w:rPr>
-        <w:t xml:space="preserve"> </w:t>
-      </w:r>
-      <w:r>
-        <w:rPr>
-          <w:rFonts w:hint="cs"/>
-          <w:rtl/>
-        </w:rPr>
-        <w:t>با</w:t>
-      </w:r>
-      <w:r>
-        <w:rPr>
-          <w:rtl/>
-        </w:rPr>
-        <w:t xml:space="preserve"> </w:t>
-      </w:r>
-      <w:r>
-        <w:rPr>
-          <w:rFonts w:hint="cs"/>
-          <w:rtl/>
-        </w:rPr>
-        <w:t>دیدگاه</w:t>
-      </w:r>
-      <w:r>
-        <w:rPr>
-          <w:rtl/>
-        </w:rPr>
-        <w:t xml:space="preserve"> </w:t>
-      </w:r>
-      <w:r>
-        <w:rPr>
-          <w:rFonts w:hint="cs"/>
-          <w:rtl/>
-        </w:rPr>
-        <w:t>منبع‌محور</w:t>
-      </w:r>
-      <w:r>
-        <w:rPr>
-          <w:rtl/>
-        </w:rPr>
-        <w:t xml:space="preserve"> (</w:t>
-      </w:r>
-      <w:r>
-        <w:rPr>
-          <w:rFonts w:hint="cs"/>
-          <w:rtl/>
-        </w:rPr>
-        <w:t>کرو</w:t>
-      </w:r>
-      <w:r>
-        <w:rPr>
-          <w:rtl/>
-        </w:rPr>
-        <w:t xml:space="preserve"> </w:t>
-      </w:r>
-      <w:r>
-        <w:rPr>
-          <w:rFonts w:hint="cs"/>
-          <w:rtl/>
-        </w:rPr>
-        <w:t>و</w:t>
-      </w:r>
-      <w:r>
-        <w:rPr>
-          <w:rtl/>
-        </w:rPr>
-        <w:t xml:space="preserve"> </w:t>
-      </w:r>
-      <w:r>
-        <w:rPr>
-          <w:rFonts w:hint="cs"/>
-          <w:rtl/>
-        </w:rPr>
-        <w:t>بوگاله،</w:t>
-      </w:r>
-      <w:r>
-        <w:rPr>
-          <w:rtl/>
-        </w:rPr>
-        <w:t xml:space="preserve"> </w:t>
-      </w:r>
-      <w:r>
-        <w:rPr>
-          <w:rFonts w:hint="cs"/>
-          <w:rtl/>
-        </w:rPr>
-        <w:t>۲۰۲۳</w:t>
-      </w:r>
-      <w:r>
-        <w:rPr>
-          <w:rtl/>
-        </w:rPr>
-        <w:t>)</w:t>
+        <w:t xml:space="preserve">نگاهی به جدول بالا نشان می‌دهد که چالش‌های برگرفته از ادبیات نظری در دو دسته کلی جای می‌گیرند: دسته نخست، عوامل درون‌سازمانی همسو با دیدگاه منبع‌محور (کرو و بوگاله، ۲۰۲۳)</w:t>
       </w:r>
       <w:r>
         <w:rPr>
           <w:rStyle w:val="FootnoteReference"/>
         </w:rPr>
-        <w:footnoteReference w:id="81"/>
-      </w:r>
-      <w:r>
-        <w:rPr>
-          <w:rtl/>
-        </w:rPr>
-        <w:t xml:space="preserve"> </w:t>
-      </w:r>
-      <w:r>
-        <w:rPr>
-          <w:rFonts w:hint="cs"/>
-          <w:rtl/>
-        </w:rPr>
-        <w:t xml:space="preserve">مانند وابستگی درآمدی به یک منبع، پیش‌بینی نادرست تقاضا، شکاف نگرش-رفتار مصرف‌کننده، ضعف برندسازی و ناکارآمدی توزیع را در بر می‌گیرد</w:t>
-      </w:r>
-      <w:r>
-        <w:rPr>
-          <w:rtl/>
-        </w:rPr>
-        <w:t xml:space="preserve">؛ </w:t>
-      </w:r>
-      <w:r>
-        <w:rPr>
-          <w:rtl/>
-        </w:rPr>
-        <w:t xml:space="preserve">دسته دوم، عوامل برون‌سازمانی مانند تشدید نیروهای رقابتی، که با چارچوب نیروهای پنج‌گانه رقابتی (پانگارکار و پرابهوداسای، ۲۰۲۴)</w:t>
+        <w:footnoteReference w:id="73"/>
+      </w:r>
+      <w:r>
+        <w:rPr>
+          <w:rtl/>
+        </w:rPr>
+        <w:t xml:space="preserve"> مانند وابستگی درآمدی به یک منبع، پیش‌بینی نادرست تقاضا، شکاف نگرش-رفتار مصرف‌کننده، ضعف برندسازی و ناکارآمدی توزیع را در بر می‌گیرد؛ دسته دوم، عوامل برون‌سازمانی مانند تشدید نیروهای رقابتی، که با چارچوب نیروهای پنج‌گانه رقابتی (پانگارکار و پرابهوداسای، ۲۰۲۴)</w:t>
       </w:r>
       <w:r>
         <w:rPr>
           <w:rStyle w:val="FootnoteReference"/>
         </w:rPr>
-        <w:footnoteReference w:id="82"/>
-      </w:r>
-      <w:r>
-        <w:rPr>
-          <w:rtl/>
-        </w:rPr>
-        <w:t xml:space="preserve"> همسوست، و نیز اختلال تأمین و الزامات نظارتی را شامل می‌شود</w:t>
-      </w:r>
-      <w:r>
-        <w:rPr>
-          <w:rtl/>
-        </w:rPr>
-        <w:t xml:space="preserve">. </w:t>
-      </w:r>
-      <w:r>
-        <w:rPr>
-          <w:rFonts w:hint="cs"/>
-          <w:rtl/>
-        </w:rPr>
-        <w:t>این</w:t>
-      </w:r>
-      <w:r>
-        <w:rPr>
-          <w:rtl/>
-        </w:rPr>
-        <w:t xml:space="preserve"> </w:t>
-      </w:r>
-      <w:r>
-        <w:rPr>
-          <w:rFonts w:hint="cs"/>
-          <w:rtl/>
-        </w:rPr>
-        <w:t>تفکیک</w:t>
-      </w:r>
-      <w:r>
-        <w:rPr>
-          <w:rtl/>
-        </w:rPr>
-        <w:t xml:space="preserve"> </w:t>
-      </w:r>
-      <w:r>
-        <w:rPr>
-          <w:rFonts w:hint="cs"/>
-          <w:rtl/>
-        </w:rPr>
-        <w:t>دوگانه</w:t>
-      </w:r>
-      <w:r>
-        <w:rPr>
-          <w:rtl/>
-        </w:rPr>
-        <w:t xml:space="preserve"> </w:t>
-      </w:r>
-      <w:r>
-        <w:rPr>
-          <w:rFonts w:hint="cs"/>
-          <w:rtl/>
-        </w:rPr>
-        <w:t>با</w:t>
-      </w:r>
-      <w:r>
-        <w:rPr>
-          <w:rtl/>
-        </w:rPr>
-        <w:t xml:space="preserve"> </w:t>
-      </w:r>
-      <w:r>
-        <w:rPr>
-          <w:rFonts w:hint="cs"/>
-          <w:rtl/>
-        </w:rPr>
-        <w:t>چا</w:t>
-      </w:r>
-      <w:r>
-        <w:rPr>
-          <w:rtl/>
-        </w:rPr>
-        <w:t>رچوب نظری ارائه‌شده در بخش ۲-۲-۳ هم‌خوان است و مبنای دسته‌بندی گویه‌ها در تحلیل داده‌های میدانی فصل چهارم قرار خواهد گرفت.</w:t>
+        <w:footnoteReference w:id="74"/>
+      </w:r>
+      <w:r>
+        <w:rPr>
+          <w:rtl/>
+        </w:rPr>
+        <w:t xml:space="preserve"> همسوست، و نیز اختلال تأمین و الزامات نظارتی را شامل می‌شود.</w:t>
+      </w:r>
+      <w:r>
+        <w:rPr>
+          <w:rtl/>
+        </w:rPr>
+        <w:t xml:space="preserve"> این تفکیک دوگانه با چارچوب نظری ارائه‌شده در بخش ۲-۲-۳ هم‌خوان است و در فصل چهارم، هنگام سازمان‌دهی گویه‌ها در سلسله‌مراتب AHP، مبنای تفکیک مؤلفه‌ها به درون‌سازمانی و برون‌سازمانی قرار خواهد گرفت.</w:t>
       </w:r>
     </w:p>
     <w:p>
@@ -13408,7 +12394,13 @@
         <w:rPr>
           <w:rtl/>
         </w:rPr>
-        <w:t xml:space="preserve"> در پژوهش اکتشافی، این فهرست در مرحله ترکیب و بررسی گویه‌ها با کدهای پاسخ‌های دور نخست سنجیده شد؛ گویه‌ها از کدهای پاسخ‌ها ساخته شدند و چالشی از این فهرست تنها در صورتی وارد گویه‌ها شد که خبرگان آن را مطرح کرده بودند. فهرست به خبرگان ارائه نشد و نقش آن تحمیل چارچوبی از پیش تعیین‌شده بر داده میدانی نبود.</w:t>
+        <w:t xml:space="preserve"> در پژوهش اکتشافی، این فهرست در مرحله ترکیب و بررسی گویه‌ها با کدهای پاسخ‌های دور نخست سنجیده شد؛ گویه‌ها از کدهای پاسخ‌ها ساخته شدند و چالشی از این فهرست تنها در صورتی وارد گویه‌ها شد که خبرگان آن را مطرح کرده بودند.</w:t>
+      </w:r>
+      <w:r>
+        <w:rPr>
+          <w:rtl/>
+        </w:rPr>
+        <w:t xml:space="preserve"> فهرست به خبرگان ارائه نشد و نقش آن تحمیل چارچوبی از پیش تعیین‌شده بر داده میدانی نبود.</w:t>
       </w:r>
       <w:r>
         <w:rPr>
@@ -13420,13 +12412,13 @@
         <w:rPr>
           <w:rtl/>
         </w:rPr>
-        <w:t xml:space="preserve"> از منظر روش‌شناختی، جدول ۲-۱ نقش دیگری نیز ایفا می‌کند: پایه‌ای برای طراحی پرسشنامه دلفی در فصل سوم فراهم می‌آورد.</w:t>
-      </w:r>
-      <w:r>
-        <w:rPr>
-          <w:rtl/>
-        </w:rPr>
-        <w:t xml:space="preserve"> سؤالات باز دور نخست دلفی به‌گونه‌ای طراحی می‌شوند که خبرگان را به روایت آزاد تجربه خود درباره چالش‌های فروش ترغیب کنند، بدون آنکه عناوین دقیق جدول ۲-۱ مستقیماً در پرسش‌ها بازگو شود؛ رویه‌ای که ریسک تلقین پاسخ را کاهش می‌دهد و در عین حال امکان مقایسه نظام‌مند یافته‌های میدانی با این مبانی نظری را در فصل چهارم و پنجم حفظ می‌کند.</w:t>
+        <w:t xml:space="preserve"> از منظر روش‌شناختی، جدول ۲-۱ نقش دیگری نیز ایفا می‌کند: پایه‌ای برای طراحی مصاحبه دور نخست دلفی در فصل سوم فراهم می‌آورد.</w:t>
+      </w:r>
+      <w:r>
+        <w:rPr>
+          <w:rtl/>
+        </w:rPr>
+        <w:t xml:space="preserve"> پرسش باز دور نخست دلفی به‌گونه‌ای طراحی شد که خبرگان را به روایت آزاد تجربه خود درباره چالش‌های فروش ترغیب کنند، بدون آنکه عناوین دقیق جدول ۲-۱ مستقیماً در پرسش بازگو شود؛ رویه‌ای که ریسک تلقین پاسخ را کاهش می‌دهد و در عین حال امکان مقایسه نظام‌مند یافته‌های میدانی با این مبانی نظری را در فصل چهارم و پنجم حفظ می‌کند.</w:t>
       </w:r>
       <w:r>
         <w:rPr>
@@ -13444,49 +12436,37 @@
         <w:rPr>
           <w:rtl/>
         </w:rPr>
-        <w:t>این فصل با مرور مبانی نظری مرتبط با فروش، چالش‌های فروش، شرکت‌های تک‌محصولی و صنعت مواد غذایی آغاز شد، در ادامه مطالعات داخلی و خارجی مرتبط را بررسی</w:t>
-      </w:r>
-      <w:r>
-        <w:rPr>
-          <w:rtl/>
-        </w:rPr>
-        <w:t xml:space="preserve"> کرد و در پایان، چالش‌های فروش برگرفته از ادبیات نظری را در قالب جدولی فشرده جمع‌بندی نمود. سه خط استدلالی اصلی این فصل را به هم پیوند می‌دهند: نخست، فروش در بنگاه اقتصادی فرایندی چندلایه است که از تعامل منابع درونی، ساختار صنعت و رفتار مصرف‌کننده شکل می‌گ</w:t>
-      </w:r>
-      <w:r>
-        <w:rPr>
-          <w:rtl/>
-        </w:rPr>
-        <w:t xml:space="preserve">یرد؛ دوم، شرکت تک‌محصولی، به دلیل فقدان سازوکار جبران درون‌سازمانی، در هر یک </w:t>
-      </w:r>
-      <w:r>
-        <w:rPr>
-          <w:rtl/>
-        </w:rPr>
-        <w:t>از این لایه‌ها با آسیب‌پذیری ساختاری ویژه‌ای روبه‌روست؛ و سوم، صنعت مواد غذایی، با ویژگی‌های خاص خود، این آسیب‌پذیری را تشدید می‌کند. میکلیان و هولشر (۲۰۲۲)</w:t>
+        <w:t xml:space="preserve">این فصل با مرور مبانی نظری مرتبط با فروش، چالش‌های فروش، شرکت‌های تک‌محصولی و صنعت مواد غذایی آغاز شد، در ادامه پنج مطالعه داخلی و پنج مطالعه خارجی را که اثر عامل‌های گوناگون بر فروش و عملکرد بنگاه‌ها را بررسی کرده‌اند مرور کرد و در پایان، چالش‌های فروش برگرفته از ادبیات نظری را در قالب جدولی فشرده جمع‌بندی نمود.</w:t>
+      </w:r>
+      <w:r>
+        <w:rPr>
+          <w:rtl/>
+        </w:rPr>
+        <w:t xml:space="preserve"> سه خط استدلالی اصلی این فصل را به هم پیوند می‌دهند: نخست، فروش در بنگاه اقتصادی فرایندی چندلایه است که از تعامل منابع درونی، ساختار صنعت و رفتار مصرف‌کننده شکل می‌گیرد؛ دوم، شرکت تک‌محصولی، به دلیل فقدان سازوکار جبران درون‌سازمانی، در هر یک از این لایه‌ها با آسیب‌پذیری ساختاری ویژه‌ای روبه‌روست؛ و سوم، صنعت مواد غذایی، با ویژگی‌های خاص خود، این آسیب‌پذیری را تشدید می‌کند.</w:t>
+      </w:r>
+      <w:r>
+        <w:rPr>
+          <w:rtl/>
+        </w:rPr>
+        <w:t xml:space="preserve"> میکلیان و هولشر (۲۰۲۲)</w:t>
       </w:r>
       <w:r>
         <w:rPr>
           <w:rStyle w:val="FootnoteReference"/>
         </w:rPr>
-        <w:footnoteReference w:id="83"/>
-      </w:r>
-      <w:r>
-        <w:rPr>
-          <w:rtl/>
-        </w:rPr>
-        <w:t xml:space="preserve"> </w:t>
-      </w:r>
-      <w:r>
-        <w:rPr>
-          <w:rtl/>
-        </w:rPr>
-        <w:t xml:space="preserve">در مرور مفهومی خود بر ادبیات شوک‌های برون‌زا، دستور کاری برای پژوهش‌های آینده درباره بنگاه‌های کوچک و متوسط ارائه کرده‌اند. نبود بررسی دقیق سازوکار آسیب‌پذیری بنگاه کوچک در سطح عملیاتی، خلأیی است که پژوهش حاضر با رویکردی اکتشافی و از طریق روش دلفی با خبرگان صنعت مواد غذایی ایران به آن می‌پردازد</w:t>
-      </w:r>
-      <w:r>
-        <w:rPr>
-          <w:rtl/>
-        </w:rPr>
-        <w:t>.</w:t>
+        <w:footnoteReference w:id="75"/>
+      </w:r>
+      <w:r>
+        <w:rPr>
+          <w:rtl/>
+        </w:rPr>
+        <w:t xml:space="preserve"> در مرور مفهومی خود بر ادبیات شوک‌های برون‌زا، دستور کاری برای پژوهش‌های آینده درباره بنگاه‌های کوچک و متوسط ارائه کرده‌اند.</w:t>
+      </w:r>
+      <w:r>
+        <w:rPr>
+          <w:rtl/>
+        </w:rPr>
+        <w:t xml:space="preserve"> نبود بررسی دقیق سازوکار آسیب‌پذیری بنگاه کوچک در سطح عملیاتی، خلأیی است که پژوهش حاضر با رویکردی اکتشافی و از طریق روش دلفی با خبرگان صنعت مواد غذایی ایران به آن می‌پردازد.</w:t>
       </w:r>
     </w:p>
     <w:sectPr>
@@ -14622,7 +13602,7 @@
           <w:sz w:val="20"/>
           <w:szCs w:val="20"/>
         </w:rPr>
-        <w:t xml:space="preserve"> Dukhaykh &amp; Alangri, 2026. Dynamic capabilities and sustainable competitive advantage in SMEs: The roles of innovation and organizational learning.</w:t>
+        <w:t xml:space="preserve"> Landjohou &amp; Christopher, 2026. The impact of digital marketing on small and medium enterprises (SMEs) growth: A systematic review.</w:t>
       </w:r>
     </w:p>
   </w:footnote>
@@ -14640,7 +13620,7 @@
           <w:sz w:val="20"/>
           <w:szCs w:val="20"/>
         </w:rPr>
-        <w:t xml:space="preserve"> Shah et al., 2023</w:t>
+        <w:t xml:space="preserve"> Sharabati et al., 2024. The impact of digital marketing on the performance of SMEs: An analytical study in light of modern digital transformations.</w:t>
       </w:r>
     </w:p>
   </w:footnote>
@@ -14658,7 +13638,7 @@
           <w:sz w:val="20"/>
           <w:szCs w:val="20"/>
         </w:rPr>
-        <w:t xml:space="preserve"> Landjohou &amp; Christopher, 2026. The impact of digital marketing on small and medium enterprises (SMEs) growth: A systematic review.</w:t>
+        <w:t xml:space="preserve"> Singh et al., 2022. Investigating the barriers to growth in the Indian food processing sector.</w:t>
       </w:r>
     </w:p>
   </w:footnote>
@@ -14676,7 +13656,7 @@
           <w:sz w:val="20"/>
           <w:szCs w:val="20"/>
         </w:rPr>
-        <w:t xml:space="preserve"> Sharabati et al., 2024. The impact of digital marketing on the performance of SMEs: An analytical study in light of modern digital transformations.</w:t>
+        <w:t xml:space="preserve"> Mammen et al., 2021. The risk implications of diversification: Integrating the effects of product and geographic diversification.</w:t>
       </w:r>
     </w:p>
   </w:footnote>
@@ -14694,7 +13674,7 @@
           <w:sz w:val="20"/>
           <w:szCs w:val="20"/>
         </w:rPr>
-        <w:t xml:space="preserve"> Gupta &amp; Jagtap, 2024. Unlocking digital growth: Overcoming barriers to digital transformation for Indian food SMEs.</w:t>
+        <w:t xml:space="preserve"> Williams &amp; Aaron, 2018. Specialization as a small business strategic approach.</w:t>
       </w:r>
     </w:p>
   </w:footnote>
@@ -14712,7 +13692,7 @@
           <w:sz w:val="20"/>
           <w:szCs w:val="20"/>
         </w:rPr>
-        <w:t xml:space="preserve"> Zain et al., 2023. Evaluation and prioritisation of GSCM barriers in food and beverage SMEs using the AHP.</w:t>
+        <w:t xml:space="preserve"> Mammen et al., 2021</w:t>
       </w:r>
     </w:p>
   </w:footnote>
@@ -14730,7 +13710,7 @@
           <w:sz w:val="20"/>
           <w:szCs w:val="20"/>
         </w:rPr>
-        <w:t xml:space="preserve"> Shah et al., 2023. Opportunities and challenges in food entrepreneurship: In-depth qualitative investigation of millet entrepreneurs.</w:t>
+        <w:t xml:space="preserve"> Landjohou &amp; Christopher, 2026</w:t>
       </w:r>
     </w:p>
   </w:footnote>
@@ -14748,7 +13728,7 @@
           <w:sz w:val="20"/>
           <w:szCs w:val="20"/>
         </w:rPr>
-        <w:t xml:space="preserve"> Naeem et al., 2023. A step-by-step process of thematic analysis to develop a conceptual model in qualitative research.</w:t>
+        <w:t xml:space="preserve"> Sharabati et al., 2024</w:t>
       </w:r>
     </w:p>
   </w:footnote>
@@ -14766,7 +13746,7 @@
           <w:sz w:val="20"/>
           <w:szCs w:val="20"/>
         </w:rPr>
-        <w:t xml:space="preserve"> Arte &amp; Larimo, 2022. Moderating influence of product diversification on the international diversification-performance relationship: A meta-analysis.</w:t>
+        <w:t xml:space="preserve"> Singh et al., 2022</w:t>
       </w:r>
     </w:p>
   </w:footnote>
@@ -14784,7 +13764,7 @@
           <w:sz w:val="20"/>
           <w:szCs w:val="20"/>
         </w:rPr>
-        <w:t xml:space="preserve"> Taneo et al., 2022. Improving the human resource capability of food SMEs managers through training: A preliminary research.</w:t>
+        <w:t xml:space="preserve"> Mammen et al., 2021</w:t>
       </w:r>
     </w:p>
   </w:footnote>
@@ -14802,7 +13782,7 @@
           <w:sz w:val="20"/>
           <w:szCs w:val="20"/>
         </w:rPr>
-        <w:t xml:space="preserve"> Thomran et al., 2022. The key enablers of competitive advantage formation in small and medium enterprises: The case of the Ha'il region.</w:t>
+        <w:t xml:space="preserve"> Williams &amp; Aaron, 2018</w:t>
       </w:r>
     </w:p>
   </w:footnote>
@@ -14820,7 +13800,7 @@
           <w:sz w:val="20"/>
           <w:szCs w:val="20"/>
         </w:rPr>
-        <w:t xml:space="preserve"> Singh et al., 2022. Investigating the barriers to growth in the Indian food processing sector.</w:t>
+        <w:t xml:space="preserve"> Landjohou &amp; Christopher, 2026</w:t>
       </w:r>
     </w:p>
   </w:footnote>
@@ -14838,7 +13818,7 @@
           <w:sz w:val="20"/>
           <w:szCs w:val="20"/>
         </w:rPr>
-        <w:t xml:space="preserve"> Miklian &amp; Hoelscher, 2022. SMEs and exogenous shocks: A conceptual literature review and forward research agenda.</w:t>
+        <w:t xml:space="preserve"> Sharabati et al., 2024</w:t>
       </w:r>
     </w:p>
   </w:footnote>
@@ -14856,7 +13836,7 @@
           <w:sz w:val="20"/>
           <w:szCs w:val="20"/>
         </w:rPr>
-        <w:t xml:space="preserve"> Azam et al., 2021. Does stakeholder pressure matters in adopting sustainable supply chain initiatives? Insights from agro-based processing industry.</w:t>
+        <w:t xml:space="preserve"> Kero &amp; Bogale, 2023</w:t>
       </w:r>
     </w:p>
   </w:footnote>
@@ -14874,155 +13854,11 @@
           <w:sz w:val="20"/>
           <w:szCs w:val="20"/>
         </w:rPr>
-        <w:t xml:space="preserve"> Mammen et al., 2021. The risk implications of diversification: Integrating the effects of product and geographic diversification.</w:t>
+        <w:t xml:space="preserve"> Pangarkar &amp; Prabhudesai, 2024</w:t>
       </w:r>
     </w:p>
   </w:footnote>
   <w:footnote w:id="75">
-    <w:p>
-      <w:r>
-        <w:rPr>
-          <w:rStyle w:val="FootnoteReference"/>
-        </w:rPr>
-        <w:footnoteRef/>
-      </w:r>
-      <w:r>
-        <w:rPr>
-          <w:rFonts w:ascii="Times New Roman" w:eastAsia="Times New Roman" w:hAnsi="Times New Roman" w:cs="Times New Roman"/>
-          <w:sz w:val="20"/>
-          <w:szCs w:val="20"/>
-        </w:rPr>
-        <w:t xml:space="preserve"> Mangla et al., 2021. A framework to assess the challenges to food safety initiatives in an emerging economy.</w:t>
-      </w:r>
-    </w:p>
-  </w:footnote>
-  <w:footnote w:id="76">
-    <w:p>
-      <w:r>
-        <w:rPr>
-          <w:rStyle w:val="FootnoteReference"/>
-        </w:rPr>
-        <w:footnoteRef/>
-      </w:r>
-      <w:r>
-        <w:rPr>
-          <w:rFonts w:ascii="Times New Roman" w:eastAsia="Times New Roman" w:hAnsi="Times New Roman" w:cs="Times New Roman"/>
-          <w:sz w:val="20"/>
-          <w:szCs w:val="20"/>
-        </w:rPr>
-        <w:t xml:space="preserve"> Schommer et al., 2019. Does the diversification-firm performance relationship change over time? A meta-analytical review.</w:t>
-      </w:r>
-    </w:p>
-  </w:footnote>
-  <w:footnote w:id="77">
-    <w:p>
-      <w:r>
-        <w:rPr>
-          <w:rStyle w:val="FootnoteReference"/>
-        </w:rPr>
-        <w:footnoteRef/>
-      </w:r>
-      <w:r>
-        <w:rPr>
-          <w:rFonts w:ascii="Times New Roman" w:eastAsia="Times New Roman" w:hAnsi="Times New Roman" w:cs="Times New Roman"/>
-          <w:sz w:val="20"/>
-          <w:szCs w:val="20"/>
-        </w:rPr>
-        <w:t xml:space="preserve"> Williams &amp; Aaron, 2018. Specialization as a small business strategic approach.</w:t>
-      </w:r>
-    </w:p>
-  </w:footnote>
-  <w:footnote w:id="78">
-    <w:p>
-      <w:r>
-        <w:rPr>
-          <w:rStyle w:val="FootnoteReference"/>
-        </w:rPr>
-        <w:footnoteRef/>
-      </w:r>
-      <w:r>
-        <w:rPr>
-          <w:rFonts w:ascii="Times New Roman" w:eastAsia="Times New Roman" w:hAnsi="Times New Roman" w:cs="Times New Roman"/>
-          <w:sz w:val="20"/>
-          <w:szCs w:val="20"/>
-        </w:rPr>
-        <w:t xml:space="preserve"> Shah et al., 2023</w:t>
-      </w:r>
-    </w:p>
-  </w:footnote>
-  <w:footnote w:id="79">
-    <w:p>
-      <w:r>
-        <w:rPr>
-          <w:rStyle w:val="FootnoteReference"/>
-        </w:rPr>
-        <w:footnoteRef/>
-      </w:r>
-      <w:r>
-        <w:rPr>
-          <w:rFonts w:ascii="Times New Roman" w:eastAsia="Times New Roman" w:hAnsi="Times New Roman" w:cs="Times New Roman"/>
-          <w:sz w:val="20"/>
-          <w:szCs w:val="20"/>
-        </w:rPr>
-        <w:t xml:space="preserve"> Dukhaykh &amp; Alangri, 2026</w:t>
-      </w:r>
-    </w:p>
-  </w:footnote>
-  <w:footnote w:id="80">
-    <w:p>
-      <w:r>
-        <w:rPr>
-          <w:rStyle w:val="FootnoteReference"/>
-        </w:rPr>
-        <w:footnoteRef/>
-      </w:r>
-      <w:r>
-        <w:rPr>
-          <w:rFonts w:ascii="Times New Roman" w:eastAsia="Times New Roman" w:hAnsi="Times New Roman" w:cs="Times New Roman"/>
-          <w:sz w:val="20"/>
-          <w:szCs w:val="20"/>
-        </w:rPr>
-        <w:t xml:space="preserve"> Gupta &amp; Jagtap, 2024</w:t>
-      </w:r>
-    </w:p>
-  </w:footnote>
-  <w:footnote w:id="81">
-    <w:p>
-      <w:r>
-        <w:rPr>
-          <w:rStyle w:val="FootnoteReference"/>
-        </w:rPr>
-        <w:footnoteRef/>
-      </w:r>
-      <w:r>
-        <w:rPr>
-          <w:rFonts w:ascii="Times New Roman" w:eastAsia="Times New Roman" w:hAnsi="Times New Roman" w:cs="Times New Roman"/>
-          <w:sz w:val="20"/>
-          <w:szCs w:val="20"/>
-        </w:rPr>
-        <w:t xml:space="preserve"> Kero &amp; Bogale, 2023</w:t>
-      </w:r>
-    </w:p>
-  </w:footnote>
-  <w:footnote w:id="82">
-    <w:p>
-      <w:r>
-        <w:rPr>
-          <w:rStyle w:val="FootnoteReference"/>
-        </w:rPr>
-        <w:footnoteRef/>
-      </w:r>
-      <w:r>
-        <w:rPr>
-          <w:rFonts w:ascii="Times New Roman" w:eastAsia="Times New Roman" w:hAnsi="Times New Roman" w:cs="Times New Roman"/>
-          <w:sz w:val="20"/>
-          <w:szCs w:val="20"/>
-        </w:rPr>
-        <w:t xml:space="preserve"> Pangarkar &amp; Prabhudesai, 2024</w:t>
-      </w:r>
-    </w:p>
-  </w:footnote>
-  <w:footnote w:id="83">
     <w:p>
       <w:r>
         <w:rPr>
